--- a/设计说明书.docx
+++ b/设计说明书.docx
@@ -10,31 +10,14 @@
     <w:p/>
     <w:p>
       <w:pPr>
-        <w:ind w:firstLine="0"/>
         <w:jc w:val="center"/>
       </w:pPr>
       <w:r>
         <w:rPr>
-          <w:rFonts w:ascii="微软雅黑" w:hAnsi="微软雅黑" w:eastAsia="微软雅黑"/>
+          <w:rFonts w:ascii="宋体" w:hAnsi="宋体" w:eastAsia="宋体"/>
           <w:b/>
           <w:color w:val="000000"/>
-          <w:sz w:val="660400"/>
-        </w:rPr>
-        <w:t>广东理工学院</w:t>
-      </w:r>
-    </w:p>
-    <w:p/>
-    <w:p>
-      <w:pPr>
-        <w:ind w:firstLine="0"/>
-        <w:jc w:val="center"/>
-      </w:pPr>
-      <w:r>
-        <w:rPr>
-          <w:rFonts w:ascii="微软雅黑" w:hAnsi="微软雅黑" w:eastAsia="微软雅黑"/>
-          <w:b/>
-          <w:color w:val="000000"/>
-          <w:sz w:val="558800"/>
+          <w:sz w:val="52"/>
         </w:rPr>
         <w:t>连杆钻孔夹具设计说明书</w:t>
       </w:r>
@@ -43,84 +26,65 @@
     <w:p/>
     <w:p>
       <w:pPr>
-        <w:ind w:firstLine="0"/>
         <w:jc w:val="center"/>
       </w:pPr>
       <w:r>
         <w:rPr>
-          <w:rFonts w:ascii="微软雅黑" w:hAnsi="微软雅黑" w:eastAsia="微软雅黑"/>
+          <w:rFonts w:ascii="宋体" w:hAnsi="宋体" w:eastAsia="宋体"/>
           <w:color w:val="000000"/>
-          <w:sz w:val="355600"/>
+          <w:sz w:val="32"/>
         </w:rPr>
-        <w:t>课题名称：连杆钻孔专用夹具设计</w:t>
+        <w:t>学    校：广东理工学院</w:t>
       </w:r>
     </w:p>
     <w:p>
       <w:pPr>
-        <w:ind w:firstLine="0"/>
         <w:jc w:val="center"/>
       </w:pPr>
       <w:r>
         <w:rPr>
-          <w:rFonts w:ascii="微软雅黑" w:hAnsi="微软雅黑" w:eastAsia="微软雅黑"/>
+          <w:rFonts w:ascii="宋体" w:hAnsi="宋体" w:eastAsia="宋体"/>
           <w:color w:val="000000"/>
-          <w:sz w:val="355600"/>
+          <w:sz w:val="32"/>
         </w:rPr>
         <w:t>专    业：机械设计制造及其自动化</w:t>
       </w:r>
     </w:p>
     <w:p>
       <w:pPr>
-        <w:ind w:firstLine="0"/>
         <w:jc w:val="center"/>
       </w:pPr>
       <w:r>
         <w:rPr>
-          <w:rFonts w:ascii="微软雅黑" w:hAnsi="微软雅黑" w:eastAsia="微软雅黑"/>
+          <w:rFonts w:ascii="宋体" w:hAnsi="宋体" w:eastAsia="宋体"/>
           <w:color w:val="000000"/>
-          <w:sz w:val="355600"/>
+          <w:sz w:val="32"/>
         </w:rPr>
         <w:t>姓    名：刘汉卿</w:t>
       </w:r>
     </w:p>
     <w:p>
       <w:pPr>
-        <w:ind w:firstLine="0"/>
         <w:jc w:val="center"/>
       </w:pPr>
       <w:r>
         <w:rPr>
-          <w:rFonts w:ascii="微软雅黑" w:hAnsi="微软雅黑" w:eastAsia="微软雅黑"/>
+          <w:rFonts w:ascii="宋体" w:hAnsi="宋体" w:eastAsia="宋体"/>
           <w:color w:val="000000"/>
-          <w:sz w:val="355600"/>
+          <w:sz w:val="32"/>
         </w:rPr>
         <w:t>学    号：2312411010505</w:t>
       </w:r>
     </w:p>
     <w:p>
       <w:pPr>
-        <w:ind w:firstLine="0"/>
         <w:jc w:val="center"/>
       </w:pPr>
       <w:r>
         <w:rPr>
-          <w:rFonts w:ascii="微软雅黑" w:hAnsi="微软雅黑" w:eastAsia="微软雅黑"/>
+          <w:rFonts w:ascii="宋体" w:hAnsi="宋体" w:eastAsia="宋体"/>
           <w:color w:val="000000"/>
-          <w:sz w:val="355600"/>
-        </w:rPr>
-        <w:t>指导教师：____________</w:t>
-      </w:r>
-    </w:p>
-    <w:p>
-      <w:pPr>
-        <w:ind w:firstLine="0"/>
-        <w:jc w:val="center"/>
-      </w:pPr>
-      <w:r>
-        <w:rPr>
-          <w:rFonts w:ascii="微软雅黑" w:hAnsi="微软雅黑" w:eastAsia="微软雅黑"/>
-          <w:color w:val="000000"/>
-          <w:sz w:val="355600"/>
+          <w:sz w:val="32"/>
         </w:rPr>
         <w:t>日    期：2026年6月</w:t>
       </w:r>
@@ -133,7 +97,7 @@
     <w:p>
       <w:pPr>
         <w:pStyle w:val="Heading1"/>
-        <w:ind w:firstLine="0"/>
+        <w:jc w:val="left"/>
       </w:pPr>
       <w:r>
         <w:rPr>
@@ -141,31 +105,61 @@
           <w:color w:val="000000"/>
           <w:sz w:val="32"/>
         </w:rPr>
-        <w:t>目  录</w:t>
+        <w:t>一、设计任务书</w:t>
       </w:r>
     </w:p>
     <w:p>
       <w:pPr>
-        <w:ind w:firstLine="0"/>
+        <w:spacing w:line="360" w:lineRule="auto" w:after="120"/>
+        <w:ind w:firstLine="420"/>
+        <w:jc w:val="both"/>
       </w:pPr>
       <w:r>
         <w:rPr>
           <w:rFonts w:ascii="微软雅黑" w:hAnsi="微软雅黑" w:eastAsia="微软雅黑"/>
+          <w:b w:val="0"/>
           <w:color w:val="000000"/>
           <w:sz w:val="21"/>
         </w:rPr>
-        <w:t>（请在Word中插入自动目录：引用→目录→自动目录）</w:t>
+        <w:t>本设计任务为连杆钻孔夹具设计。连杆是内燃机中的关键传动零件，其大、小头孔的位置精度直接影响发动机的装配质量和工作性能。工件材料为45钢调质处理，硬度HB220~250。工件轮廓尺寸为143×70×20mm，大端外圆直径70mm，小端外圆直径40mm，两圆中心距88mm。大头孔33H7须经钻孔（32底孔）和铰孔（33H7精加工）两道工序完成；小头孔20H7同样需钻19底孔后铰至20H7。</w:t>
       </w:r>
     </w:p>
     <w:p>
+      <w:pPr>
+        <w:spacing w:line="360" w:lineRule="auto" w:after="120"/>
+        <w:ind w:firstLine="420"/>
+        <w:jc w:val="both"/>
+      </w:pPr>
       <w:r>
-        <w:br w:type="page"/>
+        <w:rPr>
+          <w:rFonts w:ascii="微软雅黑" w:hAnsi="微软雅黑" w:eastAsia="微软雅黑"/>
+          <w:b w:val="0"/>
+          <w:color w:val="000000"/>
+          <w:sz w:val="21"/>
+        </w:rPr>
+        <w:t>机床选用Z525立式钻床，主电机功率2.8kW，主轴转速范围97~1360r/min共9级变速，机动进给量范围0.1~0.81mm/r，主轴端部为莫氏3号锥孔。工作台尺寸500×375mm，T形槽宽度14mm。</w:t>
+      </w:r>
+    </w:p>
+    <w:p>
+      <w:pPr>
+        <w:spacing w:line="360" w:lineRule="auto" w:after="120"/>
+        <w:ind w:firstLine="420"/>
+        <w:jc w:val="both"/>
+      </w:pPr>
+      <w:r>
+        <w:rPr>
+          <w:rFonts w:ascii="微软雅黑" w:hAnsi="微软雅黑" w:eastAsia="微软雅黑"/>
+          <w:b w:val="0"/>
+          <w:color w:val="000000"/>
+          <w:sz w:val="21"/>
+        </w:rPr>
+        <w:t>生产类型为中批量，年产量5000~10000件。夹具需在经济性和效率之间取得平衡。设计内容含总体方案、定位夹紧方案、切削力计算、定位误差分析、零件设计、强度校核、装配关系及操作说明。</w:t>
       </w:r>
     </w:p>
     <w:p>
       <w:pPr>
         <w:pStyle w:val="Heading1"/>
-        <w:ind w:firstLine="0"/>
+        <w:jc w:val="left"/>
       </w:pPr>
       <w:r>
         <w:rPr>
@@ -173,13 +167,13 @@
           <w:color w:val="000000"/>
           <w:sz w:val="32"/>
         </w:rPr>
-        <w:t>第一章 设计任务书</w:t>
+        <w:t>二、总体方案设计</w:t>
       </w:r>
     </w:p>
     <w:p>
       <w:pPr>
         <w:pStyle w:val="Heading2"/>
-        <w:ind w:firstLine="0"/>
+        <w:jc w:val="left"/>
       </w:pPr>
       <w:r>
         <w:rPr>
@@ -187,23 +181,61 @@
           <w:color w:val="000000"/>
           <w:sz w:val="28"/>
         </w:rPr>
-        <w:t>1.1 设计任务</w:t>
+        <w:t>2.1 定位方案——六点定位分析</w:t>
       </w:r>
     </w:p>
     <w:p>
+      <w:pPr>
+        <w:spacing w:line="360" w:lineRule="auto" w:after="120"/>
+        <w:ind w:firstLine="420"/>
+        <w:jc w:val="both"/>
+      </w:pPr>
       <w:r>
         <w:rPr>
           <w:rFonts w:ascii="微软雅黑" w:hAnsi="微软雅黑" w:eastAsia="微软雅黑"/>
+          <w:b w:val="0"/>
           <w:color w:val="000000"/>
           <w:sz w:val="21"/>
         </w:rPr>
-        <w:t>本设计任务为连杆钻孔专用夹具设计。连杆是发动机中的关键传动零件，其大头孔Φ28H7的加工精度直接影响发动机的装配质量和工作性能。本夹具用于在Z525立式钻床上完成连杆大头孔的钻削和铰削加工，以保证孔的尺寸精度、位置精度和表面质量。</w:t>
+        <w:t>根据夹具设计原则，工件须限制全部六个自由度。本设计采用一面两V形块的经典定位方案。第一定位基准为工件底面，限制Z轴移动及绕X、Y轴转动共三个自由度。工件底面经铣削加工，平面度0.02mm，底板顶面精加工至Ra1.6μm。</w:t>
+      </w:r>
+    </w:p>
+    <w:p>
+      <w:pPr>
+        <w:spacing w:line="360" w:lineRule="auto" w:after="120"/>
+        <w:ind w:firstLine="420"/>
+        <w:jc w:val="both"/>
+      </w:pPr>
+      <w:r>
+        <w:rPr>
+          <w:rFonts w:ascii="微软雅黑" w:hAnsi="微软雅黑" w:eastAsia="微软雅黑"/>
+          <w:b w:val="0"/>
+          <w:color w:val="000000"/>
+          <w:sz w:val="21"/>
+        </w:rPr>
+        <w:t>第二定位基准为大端70外圆柱面，大V形块（90度V形槽）利用自动定心特性限制X、Y轴移动两个自由度。V形块夹角取90度是定心精度与力学性能的最佳折衷。大V形块尺寸20×85×30mm，V形面淬火HRC48~52后磨削至Ra0.8μm。</w:t>
+      </w:r>
+    </w:p>
+    <w:p>
+      <w:pPr>
+        <w:spacing w:line="360" w:lineRule="auto" w:after="120"/>
+        <w:ind w:firstLine="420"/>
+        <w:jc w:val="both"/>
+      </w:pPr>
+      <w:r>
+        <w:rPr>
+          <w:rFonts w:ascii="微软雅黑" w:hAnsi="微软雅黑" w:eastAsia="微软雅黑"/>
+          <w:b w:val="0"/>
+          <w:color w:val="000000"/>
+          <w:sz w:val="21"/>
+        </w:rPr>
+        <w:t>第三定位基准为小端40外圆柱面，小V形块限制绕Z轴转动最后一個自由度。小V形块尺寸22×56×20mm。定位方案核心优势为基准重合——定位基准与设计基准均为外圆柱面轴线，基准不重合误差为0。</w:t>
       </w:r>
     </w:p>
     <w:p>
       <w:pPr>
         <w:pStyle w:val="Heading2"/>
-        <w:ind w:firstLine="0"/>
+        <w:jc w:val="left"/>
       </w:pPr>
       <w:r>
         <w:rPr>
@@ -211,629 +243,29 @@
           <w:color w:val="000000"/>
           <w:sz w:val="28"/>
         </w:rPr>
-        <w:t>1.2 加工对象</w:t>
+        <w:t>2.2 夹紧方案论证</w:t>
       </w:r>
     </w:p>
     <w:p>
+      <w:pPr>
+        <w:spacing w:line="360" w:lineRule="auto" w:after="120"/>
+        <w:ind w:firstLine="420"/>
+        <w:jc w:val="both"/>
+      </w:pPr>
       <w:r>
         <w:rPr>
           <w:rFonts w:ascii="微软雅黑" w:hAnsi="微软雅黑" w:eastAsia="微软雅黑"/>
+          <w:b w:val="0"/>
           <w:color w:val="000000"/>
           <w:sz w:val="21"/>
         </w:rPr>
-        <w:t>加工对象为45钢调质连杆，其结构特征与尺寸参数如下：</w:t>
+        <w:t>夹紧方案需综合考虑加工力特性、批量、经济性。钻削32孔工况：轴向力约11.4kN、扭矩约166.5N·m、存在周期性冲击。对比三种方案：螺旋压板夹紧（采用）——M20 T形螺栓通过杠杆（比2.5:1）放大夹紧力可达50kN以上，螺旋自锁可靠，结构简单成本低。偏心夹紧（不采用）——夹紧力仅3~5kN不足，自锁性差易松脱。气动夹紧（不采用）——需气源和控制系统，中批量不经济。最终选定螺旋压板夹紧，加装弹簧垫圈双重防松。</w:t>
       </w:r>
     </w:p>
-    <w:tbl>
-      <w:tblPr>
-        <w:tblStyle w:val="TableGrid"/>
-        <w:tblW w:type="auto" w:w="0"/>
-        <w:tblLook w:firstColumn="1" w:firstRow="1" w:lastColumn="0" w:lastRow="0" w:noHBand="0" w:noVBand="1" w:val="04A0"/>
-      </w:tblPr>
-      <w:tblGrid>
-        <w:gridCol w:w="2878"/>
-        <w:gridCol w:w="2878"/>
-        <w:gridCol w:w="2878"/>
-      </w:tblGrid>
-      <w:tr>
-        <w:tc>
-          <w:tcPr>
-            <w:tcW w:type="dxa" w:w="2878"/>
-          </w:tcPr>
-          <w:p>
-            <w:pPr>
-              <w:jc w:val="center"/>
-            </w:pPr>
-            <w:r/>
-            <w:r>
-              <w:rPr>
-                <w:rFonts w:ascii="微软雅黑" w:hAnsi="微软雅黑" w:eastAsia="微软雅黑"/>
-                <w:b/>
-                <w:color w:val="000000"/>
-                <w:sz w:val="21"/>
-              </w:rPr>
-              <w:t>参数名称</w:t>
-            </w:r>
-          </w:p>
-        </w:tc>
-        <w:tc>
-          <w:tcPr>
-            <w:tcW w:type="dxa" w:w="2878"/>
-          </w:tcPr>
-          <w:p>
-            <w:pPr>
-              <w:jc w:val="center"/>
-            </w:pPr>
-            <w:r/>
-            <w:r>
-              <w:rPr>
-                <w:rFonts w:ascii="微软雅黑" w:hAnsi="微软雅黑" w:eastAsia="微软雅黑"/>
-                <w:b/>
-                <w:color w:val="000000"/>
-                <w:sz w:val="21"/>
-              </w:rPr>
-              <w:t>数值</w:t>
-            </w:r>
-          </w:p>
-        </w:tc>
-        <w:tc>
-          <w:tcPr>
-            <w:tcW w:type="dxa" w:w="2878"/>
-          </w:tcPr>
-          <w:p>
-            <w:pPr>
-              <w:jc w:val="center"/>
-            </w:pPr>
-            <w:r/>
-            <w:r>
-              <w:rPr>
-                <w:rFonts w:ascii="微软雅黑" w:hAnsi="微软雅黑" w:eastAsia="微软雅黑"/>
-                <w:b/>
-                <w:color w:val="000000"/>
-                <w:sz w:val="21"/>
-              </w:rPr>
-              <w:t>备注</w:t>
-            </w:r>
-          </w:p>
-        </w:tc>
-      </w:tr>
-      <w:tr>
-        <w:tc>
-          <w:tcPr>
-            <w:tcW w:type="dxa" w:w="2878"/>
-          </w:tcPr>
-          <w:p>
-            <w:pPr>
-              <w:jc w:val="center"/>
-            </w:pPr>
-            <w:r/>
-            <w:r>
-              <w:rPr>
-                <w:rFonts w:ascii="微软雅黑" w:hAnsi="微软雅黑" w:eastAsia="微软雅黑"/>
-                <w:color w:val="000000"/>
-                <w:sz w:val="21"/>
-              </w:rPr>
-              <w:t>工件材料</w:t>
-            </w:r>
-          </w:p>
-        </w:tc>
-        <w:tc>
-          <w:tcPr>
-            <w:tcW w:type="dxa" w:w="2878"/>
-          </w:tcPr>
-          <w:p>
-            <w:pPr>
-              <w:jc w:val="center"/>
-            </w:pPr>
-            <w:r/>
-            <w:r>
-              <w:rPr>
-                <w:rFonts w:ascii="微软雅黑" w:hAnsi="微软雅黑" w:eastAsia="微软雅黑"/>
-                <w:color w:val="000000"/>
-                <w:sz w:val="21"/>
-              </w:rPr>
-              <w:t>45钢（调质）</w:t>
-            </w:r>
-          </w:p>
-        </w:tc>
-        <w:tc>
-          <w:tcPr>
-            <w:tcW w:type="dxa" w:w="2878"/>
-          </w:tcPr>
-          <w:p>
-            <w:pPr>
-              <w:jc w:val="center"/>
-            </w:pPr>
-            <w:r/>
-            <w:r>
-              <w:rPr>
-                <w:rFonts w:ascii="微软雅黑" w:hAnsi="微软雅黑" w:eastAsia="微软雅黑"/>
-                <w:color w:val="000000"/>
-                <w:sz w:val="21"/>
-              </w:rPr>
-              <w:t>硬度HB220~250</w:t>
-            </w:r>
-          </w:p>
-        </w:tc>
-      </w:tr>
-      <w:tr>
-        <w:tc>
-          <w:tcPr>
-            <w:tcW w:type="dxa" w:w="2878"/>
-          </w:tcPr>
-          <w:p>
-            <w:pPr>
-              <w:jc w:val="center"/>
-            </w:pPr>
-            <w:r/>
-            <w:r>
-              <w:rPr>
-                <w:rFonts w:ascii="微软雅黑" w:hAnsi="微软雅黑" w:eastAsia="微软雅黑"/>
-                <w:color w:val="000000"/>
-                <w:sz w:val="21"/>
-              </w:rPr>
-              <w:t>总长</w:t>
-            </w:r>
-          </w:p>
-        </w:tc>
-        <w:tc>
-          <w:tcPr>
-            <w:tcW w:type="dxa" w:w="2878"/>
-          </w:tcPr>
-          <w:p>
-            <w:pPr>
-              <w:jc w:val="center"/>
-            </w:pPr>
-            <w:r/>
-            <w:r>
-              <w:rPr>
-                <w:rFonts w:ascii="微软雅黑" w:hAnsi="微软雅黑" w:eastAsia="微软雅黑"/>
-                <w:color w:val="000000"/>
-                <w:sz w:val="21"/>
-              </w:rPr>
-              <w:t>143mm</w:t>
-            </w:r>
-          </w:p>
-        </w:tc>
-        <w:tc>
-          <w:tcPr>
-            <w:tcW w:type="dxa" w:w="2878"/>
-          </w:tcPr>
-          <w:p>
-            <w:pPr>
-              <w:jc w:val="center"/>
-            </w:pPr>
-            <w:r/>
-            <w:r>
-              <w:rPr>
-                <w:rFonts w:ascii="微软雅黑" w:hAnsi="微软雅黑" w:eastAsia="微软雅黑"/>
-                <w:color w:val="000000"/>
-                <w:sz w:val="21"/>
-              </w:rPr>
-              <w:t>两端圆弧中心间距</w:t>
-            </w:r>
-          </w:p>
-        </w:tc>
-      </w:tr>
-      <w:tr>
-        <w:tc>
-          <w:tcPr>
-            <w:tcW w:type="dxa" w:w="2878"/>
-          </w:tcPr>
-          <w:p>
-            <w:pPr>
-              <w:jc w:val="center"/>
-            </w:pPr>
-            <w:r/>
-            <w:r>
-              <w:rPr>
-                <w:rFonts w:ascii="微软雅黑" w:hAnsi="微软雅黑" w:eastAsia="微软雅黑"/>
-                <w:color w:val="000000"/>
-                <w:sz w:val="21"/>
-              </w:rPr>
-              <w:t>大端外圆</w:t>
-            </w:r>
-          </w:p>
-        </w:tc>
-        <w:tc>
-          <w:tcPr>
-            <w:tcW w:type="dxa" w:w="2878"/>
-          </w:tcPr>
-          <w:p>
-            <w:pPr>
-              <w:jc w:val="center"/>
-            </w:pPr>
-            <w:r/>
-            <w:r>
-              <w:rPr>
-                <w:rFonts w:ascii="微软雅黑" w:hAnsi="微软雅黑" w:eastAsia="微软雅黑"/>
-                <w:color w:val="000000"/>
-                <w:sz w:val="21"/>
-              </w:rPr>
-              <w:t>Φ70mm</w:t>
-            </w:r>
-          </w:p>
-        </w:tc>
-        <w:tc>
-          <w:tcPr>
-            <w:tcW w:type="dxa" w:w="2878"/>
-          </w:tcPr>
-          <w:p>
-            <w:pPr>
-              <w:jc w:val="center"/>
-            </w:pPr>
-            <w:r/>
-            <w:r>
-              <w:rPr>
-                <w:rFonts w:ascii="微软雅黑" w:hAnsi="微软雅黑" w:eastAsia="微软雅黑"/>
-                <w:color w:val="000000"/>
-                <w:sz w:val="21"/>
-              </w:rPr>
-              <w:t>大端圆弧直径</w:t>
-            </w:r>
-          </w:p>
-        </w:tc>
-      </w:tr>
-      <w:tr>
-        <w:tc>
-          <w:tcPr>
-            <w:tcW w:type="dxa" w:w="2878"/>
-          </w:tcPr>
-          <w:p>
-            <w:pPr>
-              <w:jc w:val="center"/>
-            </w:pPr>
-            <w:r/>
-            <w:r>
-              <w:rPr>
-                <w:rFonts w:ascii="微软雅黑" w:hAnsi="微软雅黑" w:eastAsia="微软雅黑"/>
-                <w:color w:val="000000"/>
-                <w:sz w:val="21"/>
-              </w:rPr>
-              <w:t>小端外圆</w:t>
-            </w:r>
-          </w:p>
-        </w:tc>
-        <w:tc>
-          <w:tcPr>
-            <w:tcW w:type="dxa" w:w="2878"/>
-          </w:tcPr>
-          <w:p>
-            <w:pPr>
-              <w:jc w:val="center"/>
-            </w:pPr>
-            <w:r/>
-            <w:r>
-              <w:rPr>
-                <w:rFonts w:ascii="微软雅黑" w:hAnsi="微软雅黑" w:eastAsia="微软雅黑"/>
-                <w:color w:val="000000"/>
-                <w:sz w:val="21"/>
-              </w:rPr>
-              <w:t>Φ40mm</w:t>
-            </w:r>
-          </w:p>
-        </w:tc>
-        <w:tc>
-          <w:tcPr>
-            <w:tcW w:type="dxa" w:w="2878"/>
-          </w:tcPr>
-          <w:p>
-            <w:pPr>
-              <w:jc w:val="center"/>
-            </w:pPr>
-            <w:r/>
-            <w:r>
-              <w:rPr>
-                <w:rFonts w:ascii="微软雅黑" w:hAnsi="微软雅黑" w:eastAsia="微软雅黑"/>
-                <w:color w:val="000000"/>
-                <w:sz w:val="21"/>
-              </w:rPr>
-              <w:t>小端圆弧直径</w:t>
-            </w:r>
-          </w:p>
-        </w:tc>
-      </w:tr>
-      <w:tr>
-        <w:tc>
-          <w:tcPr>
-            <w:tcW w:type="dxa" w:w="2878"/>
-          </w:tcPr>
-          <w:p>
-            <w:pPr>
-              <w:jc w:val="center"/>
-            </w:pPr>
-            <w:r/>
-            <w:r>
-              <w:rPr>
-                <w:rFonts w:ascii="微软雅黑" w:hAnsi="微软雅黑" w:eastAsia="微软雅黑"/>
-                <w:color w:val="000000"/>
-                <w:sz w:val="21"/>
-              </w:rPr>
-              <w:t>大孔（待加工）</w:t>
-            </w:r>
-          </w:p>
-        </w:tc>
-        <w:tc>
-          <w:tcPr>
-            <w:tcW w:type="dxa" w:w="2878"/>
-          </w:tcPr>
-          <w:p>
-            <w:pPr>
-              <w:jc w:val="center"/>
-            </w:pPr>
-            <w:r/>
-            <w:r>
-              <w:rPr>
-                <w:rFonts w:ascii="微软雅黑" w:hAnsi="微软雅黑" w:eastAsia="微软雅黑"/>
-                <w:color w:val="000000"/>
-                <w:sz w:val="21"/>
-              </w:rPr>
-              <w:t>Φ28H7</w:t>
-            </w:r>
-          </w:p>
-        </w:tc>
-        <w:tc>
-          <w:tcPr>
-            <w:tcW w:type="dxa" w:w="2878"/>
-          </w:tcPr>
-          <w:p>
-            <w:pPr>
-              <w:jc w:val="center"/>
-            </w:pPr>
-            <w:r/>
-            <w:r>
-              <w:rPr>
-                <w:rFonts w:ascii="微软雅黑" w:hAnsi="微软雅黑" w:eastAsia="微软雅黑"/>
-                <w:color w:val="000000"/>
-                <w:sz w:val="21"/>
-              </w:rPr>
-              <w:t>钻孔Φ27→铰孔Φ28H7</w:t>
-            </w:r>
-          </w:p>
-        </w:tc>
-      </w:tr>
-      <w:tr>
-        <w:tc>
-          <w:tcPr>
-            <w:tcW w:type="dxa" w:w="2878"/>
-          </w:tcPr>
-          <w:p>
-            <w:pPr>
-              <w:jc w:val="center"/>
-            </w:pPr>
-            <w:r/>
-            <w:r>
-              <w:rPr>
-                <w:rFonts w:ascii="微软雅黑" w:hAnsi="微软雅黑" w:eastAsia="微软雅黑"/>
-                <w:color w:val="000000"/>
-                <w:sz w:val="21"/>
-              </w:rPr>
-              <w:t>小孔（已加工）</w:t>
-            </w:r>
-          </w:p>
-        </w:tc>
-        <w:tc>
-          <w:tcPr>
-            <w:tcW w:type="dxa" w:w="2878"/>
-          </w:tcPr>
-          <w:p>
-            <w:pPr>
-              <w:jc w:val="center"/>
-            </w:pPr>
-            <w:r/>
-            <w:r>
-              <w:rPr>
-                <w:rFonts w:ascii="微软雅黑" w:hAnsi="微软雅黑" w:eastAsia="微软雅黑"/>
-                <w:color w:val="000000"/>
-                <w:sz w:val="21"/>
-              </w:rPr>
-              <w:t>Φ20H7</w:t>
-            </w:r>
-          </w:p>
-        </w:tc>
-        <w:tc>
-          <w:tcPr>
-            <w:tcW w:type="dxa" w:w="2878"/>
-          </w:tcPr>
-          <w:p>
-            <w:pPr>
-              <w:jc w:val="center"/>
-            </w:pPr>
-            <w:r/>
-            <w:r>
-              <w:rPr>
-                <w:rFonts w:ascii="微软雅黑" w:hAnsi="微软雅黑" w:eastAsia="微软雅黑"/>
-                <w:color w:val="000000"/>
-                <w:sz w:val="21"/>
-              </w:rPr>
-              <w:t>用于定位</w:t>
-            </w:r>
-          </w:p>
-        </w:tc>
-      </w:tr>
-      <w:tr>
-        <w:tc>
-          <w:tcPr>
-            <w:tcW w:type="dxa" w:w="2878"/>
-          </w:tcPr>
-          <w:p>
-            <w:pPr>
-              <w:jc w:val="center"/>
-            </w:pPr>
-            <w:r/>
-            <w:r>
-              <w:rPr>
-                <w:rFonts w:ascii="微软雅黑" w:hAnsi="微软雅黑" w:eastAsia="微软雅黑"/>
-                <w:color w:val="000000"/>
-                <w:sz w:val="21"/>
-              </w:rPr>
-              <w:t>中心距</w:t>
-            </w:r>
-          </w:p>
-        </w:tc>
-        <w:tc>
-          <w:tcPr>
-            <w:tcW w:type="dxa" w:w="2878"/>
-          </w:tcPr>
-          <w:p>
-            <w:pPr>
-              <w:jc w:val="center"/>
-            </w:pPr>
-            <w:r/>
-            <w:r>
-              <w:rPr>
-                <w:rFonts w:ascii="微软雅黑" w:hAnsi="微软雅黑" w:eastAsia="微软雅黑"/>
-                <w:color w:val="000000"/>
-                <w:sz w:val="21"/>
-              </w:rPr>
-              <w:t>88±0.1mm</w:t>
-            </w:r>
-          </w:p>
-        </w:tc>
-        <w:tc>
-          <w:tcPr>
-            <w:tcW w:type="dxa" w:w="2878"/>
-          </w:tcPr>
-          <w:p>
-            <w:pPr>
-              <w:jc w:val="center"/>
-            </w:pPr>
-            <w:r/>
-            <w:r>
-              <w:rPr>
-                <w:rFonts w:ascii="微软雅黑" w:hAnsi="微软雅黑" w:eastAsia="微软雅黑"/>
-                <w:color w:val="000000"/>
-                <w:sz w:val="21"/>
-              </w:rPr>
-              <w:t>大小孔圆心距离</w:t>
-            </w:r>
-          </w:p>
-        </w:tc>
-      </w:tr>
-      <w:tr>
-        <w:tc>
-          <w:tcPr>
-            <w:tcW w:type="dxa" w:w="2878"/>
-          </w:tcPr>
-          <w:p>
-            <w:pPr>
-              <w:jc w:val="center"/>
-            </w:pPr>
-            <w:r/>
-            <w:r>
-              <w:rPr>
-                <w:rFonts w:ascii="微软雅黑" w:hAnsi="微软雅黑" w:eastAsia="微软雅黑"/>
-                <w:color w:val="000000"/>
-                <w:sz w:val="21"/>
-              </w:rPr>
-              <w:t>厚度</w:t>
-            </w:r>
-          </w:p>
-        </w:tc>
-        <w:tc>
-          <w:tcPr>
-            <w:tcW w:type="dxa" w:w="2878"/>
-          </w:tcPr>
-          <w:p>
-            <w:pPr>
-              <w:jc w:val="center"/>
-            </w:pPr>
-            <w:r/>
-            <w:r>
-              <w:rPr>
-                <w:rFonts w:ascii="微软雅黑" w:hAnsi="微软雅黑" w:eastAsia="微软雅黑"/>
-                <w:color w:val="000000"/>
-                <w:sz w:val="21"/>
-              </w:rPr>
-              <w:t>20mm</w:t>
-            </w:r>
-          </w:p>
-        </w:tc>
-        <w:tc>
-          <w:tcPr>
-            <w:tcW w:type="dxa" w:w="2878"/>
-          </w:tcPr>
-          <w:p>
-            <w:pPr>
-              <w:jc w:val="center"/>
-            </w:pPr>
-            <w:r/>
-            <w:r>
-              <w:rPr>
-                <w:rFonts w:ascii="微软雅黑" w:hAnsi="微软雅黑" w:eastAsia="微软雅黑"/>
-                <w:color w:val="000000"/>
-                <w:sz w:val="21"/>
-              </w:rPr>
-              <w:t>等厚度板状</w:t>
-            </w:r>
-          </w:p>
-        </w:tc>
-      </w:tr>
-      <w:tr>
-        <w:tc>
-          <w:tcPr>
-            <w:tcW w:type="dxa" w:w="2878"/>
-          </w:tcPr>
-          <w:p>
-            <w:pPr>
-              <w:jc w:val="center"/>
-            </w:pPr>
-            <w:r/>
-            <w:r>
-              <w:rPr>
-                <w:rFonts w:ascii="微软雅黑" w:hAnsi="微软雅黑" w:eastAsia="微软雅黑"/>
-                <w:color w:val="000000"/>
-                <w:sz w:val="21"/>
-              </w:rPr>
-              <w:t>圆角</w:t>
-            </w:r>
-          </w:p>
-        </w:tc>
-        <w:tc>
-          <w:tcPr>
-            <w:tcW w:type="dxa" w:w="2878"/>
-          </w:tcPr>
-          <w:p>
-            <w:pPr>
-              <w:jc w:val="center"/>
-            </w:pPr>
-            <w:r/>
-            <w:r>
-              <w:rPr>
-                <w:rFonts w:ascii="微软雅黑" w:hAnsi="微软雅黑" w:eastAsia="微软雅黑"/>
-                <w:color w:val="000000"/>
-                <w:sz w:val="21"/>
-              </w:rPr>
-              <w:t>R5</w:t>
-            </w:r>
-          </w:p>
-        </w:tc>
-        <w:tc>
-          <w:tcPr>
-            <w:tcW w:type="dxa" w:w="2878"/>
-          </w:tcPr>
-          <w:p>
-            <w:pPr>
-              <w:jc w:val="center"/>
-            </w:pPr>
-            <w:r/>
-            <w:r>
-              <w:rPr>
-                <w:rFonts w:ascii="微软雅黑" w:hAnsi="微软雅黑" w:eastAsia="微软雅黑"/>
-                <w:color w:val="000000"/>
-                <w:sz w:val="21"/>
-              </w:rPr>
-              <w:t>杆身过渡圆角</w:t>
-            </w:r>
-          </w:p>
-        </w:tc>
-      </w:tr>
-    </w:tbl>
-    <w:p/>
     <w:p>
       <w:pPr>
         <w:pStyle w:val="Heading2"/>
-        <w:ind w:firstLine="0"/>
+        <w:jc w:val="left"/>
       </w:pPr>
       <w:r>
         <w:rPr>
@@ -841,387 +273,43 @@
           <w:color w:val="000000"/>
           <w:sz w:val="28"/>
         </w:rPr>
-        <w:t>1.3 机床参数</w:t>
+        <w:t>2.3 刀具引导方案</w:t>
       </w:r>
     </w:p>
-    <w:tbl>
-      <w:tblPr>
-        <w:tblStyle w:val="TableGrid"/>
-        <w:tblW w:type="auto" w:w="0"/>
-        <w:tblLook w:firstColumn="1" w:firstRow="1" w:lastColumn="0" w:lastRow="0" w:noHBand="0" w:noVBand="1" w:val="04A0"/>
-      </w:tblPr>
-      <w:tblGrid>
-        <w:gridCol w:w="4317"/>
-        <w:gridCol w:w="4317"/>
-      </w:tblGrid>
-      <w:tr>
-        <w:tc>
-          <w:tcPr>
-            <w:tcW w:type="dxa" w:w="4317"/>
-          </w:tcPr>
-          <w:p>
-            <w:pPr>
-              <w:jc w:val="center"/>
-            </w:pPr>
-            <w:r/>
-            <w:r>
-              <w:rPr>
-                <w:rFonts w:ascii="微软雅黑" w:hAnsi="微软雅黑" w:eastAsia="微软雅黑"/>
-                <w:b/>
-                <w:color w:val="000000"/>
-                <w:sz w:val="21"/>
-              </w:rPr>
-              <w:t>参数名称</w:t>
-            </w:r>
-          </w:p>
-        </w:tc>
-        <w:tc>
-          <w:tcPr>
-            <w:tcW w:type="dxa" w:w="4317"/>
-          </w:tcPr>
-          <w:p>
-            <w:pPr>
-              <w:jc w:val="center"/>
-            </w:pPr>
-            <w:r/>
-            <w:r>
-              <w:rPr>
-                <w:rFonts w:ascii="微软雅黑" w:hAnsi="微软雅黑" w:eastAsia="微软雅黑"/>
-                <w:b/>
-                <w:color w:val="000000"/>
-                <w:sz w:val="21"/>
-              </w:rPr>
-              <w:t>数值</w:t>
-            </w:r>
-          </w:p>
-        </w:tc>
-      </w:tr>
-      <w:tr>
-        <w:tc>
-          <w:tcPr>
-            <w:tcW w:type="dxa" w:w="4317"/>
-          </w:tcPr>
-          <w:p>
-            <w:pPr>
-              <w:jc w:val="center"/>
-            </w:pPr>
-            <w:r/>
-            <w:r>
-              <w:rPr>
-                <w:rFonts w:ascii="微软雅黑" w:hAnsi="微软雅黑" w:eastAsia="微软雅黑"/>
-                <w:color w:val="000000"/>
-                <w:sz w:val="21"/>
-              </w:rPr>
-              <w:t>机床型号</w:t>
-            </w:r>
-          </w:p>
-        </w:tc>
-        <w:tc>
-          <w:tcPr>
-            <w:tcW w:type="dxa" w:w="4317"/>
-          </w:tcPr>
-          <w:p>
-            <w:pPr>
-              <w:jc w:val="center"/>
-            </w:pPr>
-            <w:r/>
-            <w:r>
-              <w:rPr>
-                <w:rFonts w:ascii="微软雅黑" w:hAnsi="微软雅黑" w:eastAsia="微软雅黑"/>
-                <w:color w:val="000000"/>
-                <w:sz w:val="21"/>
-              </w:rPr>
-              <w:t>Z525立式钻床</w:t>
-            </w:r>
-          </w:p>
-        </w:tc>
-      </w:tr>
-      <w:tr>
-        <w:tc>
-          <w:tcPr>
-            <w:tcW w:type="dxa" w:w="4317"/>
-          </w:tcPr>
-          <w:p>
-            <w:pPr>
-              <w:jc w:val="center"/>
-            </w:pPr>
-            <w:r/>
-            <w:r>
-              <w:rPr>
-                <w:rFonts w:ascii="微软雅黑" w:hAnsi="微软雅黑" w:eastAsia="微软雅黑"/>
-                <w:color w:val="000000"/>
-                <w:sz w:val="21"/>
-              </w:rPr>
-              <w:t>最大钻孔直径</w:t>
-            </w:r>
-          </w:p>
-        </w:tc>
-        <w:tc>
-          <w:tcPr>
-            <w:tcW w:type="dxa" w:w="4317"/>
-          </w:tcPr>
-          <w:p>
-            <w:pPr>
-              <w:jc w:val="center"/>
-            </w:pPr>
-            <w:r/>
-            <w:r>
-              <w:rPr>
-                <w:rFonts w:ascii="微软雅黑" w:hAnsi="微软雅黑" w:eastAsia="微软雅黑"/>
-                <w:color w:val="000000"/>
-                <w:sz w:val="21"/>
-              </w:rPr>
-              <w:t>Φ25mm（钢件）</w:t>
-            </w:r>
-          </w:p>
-        </w:tc>
-      </w:tr>
-      <w:tr>
-        <w:tc>
-          <w:tcPr>
-            <w:tcW w:type="dxa" w:w="4317"/>
-          </w:tcPr>
-          <w:p>
-            <w:pPr>
-              <w:jc w:val="center"/>
-            </w:pPr>
-            <w:r/>
-            <w:r>
-              <w:rPr>
-                <w:rFonts w:ascii="微软雅黑" w:hAnsi="微软雅黑" w:eastAsia="微软雅黑"/>
-                <w:color w:val="000000"/>
-                <w:sz w:val="21"/>
-              </w:rPr>
-              <w:t>主轴转速范围</w:t>
-            </w:r>
-          </w:p>
-        </w:tc>
-        <w:tc>
-          <w:tcPr>
-            <w:tcW w:type="dxa" w:w="4317"/>
-          </w:tcPr>
-          <w:p>
-            <w:pPr>
-              <w:jc w:val="center"/>
-            </w:pPr>
-            <w:r/>
-            <w:r>
-              <w:rPr>
-                <w:rFonts w:ascii="微软雅黑" w:hAnsi="微软雅黑" w:eastAsia="微软雅黑"/>
-                <w:color w:val="000000"/>
-                <w:sz w:val="21"/>
-              </w:rPr>
-              <w:t>97~1360 r/min</w:t>
-            </w:r>
-          </w:p>
-        </w:tc>
-      </w:tr>
-      <w:tr>
-        <w:tc>
-          <w:tcPr>
-            <w:tcW w:type="dxa" w:w="4317"/>
-          </w:tcPr>
-          <w:p>
-            <w:pPr>
-              <w:jc w:val="center"/>
-            </w:pPr>
-            <w:r/>
-            <w:r>
-              <w:rPr>
-                <w:rFonts w:ascii="微软雅黑" w:hAnsi="微软雅黑" w:eastAsia="微软雅黑"/>
-                <w:color w:val="000000"/>
-                <w:sz w:val="21"/>
-              </w:rPr>
-              <w:t>主轴进给量范围</w:t>
-            </w:r>
-          </w:p>
-        </w:tc>
-        <w:tc>
-          <w:tcPr>
-            <w:tcW w:type="dxa" w:w="4317"/>
-          </w:tcPr>
-          <w:p>
-            <w:pPr>
-              <w:jc w:val="center"/>
-            </w:pPr>
-            <w:r/>
-            <w:r>
-              <w:rPr>
-                <w:rFonts w:ascii="微软雅黑" w:hAnsi="微软雅黑" w:eastAsia="微软雅黑"/>
-                <w:color w:val="000000"/>
-                <w:sz w:val="21"/>
-              </w:rPr>
-              <w:t>0.1~1.0 mm/r</w:t>
-            </w:r>
-          </w:p>
-        </w:tc>
-      </w:tr>
-      <w:tr>
-        <w:tc>
-          <w:tcPr>
-            <w:tcW w:type="dxa" w:w="4317"/>
-          </w:tcPr>
-          <w:p>
-            <w:pPr>
-              <w:jc w:val="center"/>
-            </w:pPr>
-            <w:r/>
-            <w:r>
-              <w:rPr>
-                <w:rFonts w:ascii="微软雅黑" w:hAnsi="微软雅黑" w:eastAsia="微软雅黑"/>
-                <w:color w:val="000000"/>
-                <w:sz w:val="21"/>
-              </w:rPr>
-              <w:t>主轴锥孔</w:t>
-            </w:r>
-          </w:p>
-        </w:tc>
-        <w:tc>
-          <w:tcPr>
-            <w:tcW w:type="dxa" w:w="4317"/>
-          </w:tcPr>
-          <w:p>
-            <w:pPr>
-              <w:jc w:val="center"/>
-            </w:pPr>
-            <w:r/>
-            <w:r>
-              <w:rPr>
-                <w:rFonts w:ascii="微软雅黑" w:hAnsi="微软雅黑" w:eastAsia="微软雅黑"/>
-                <w:color w:val="000000"/>
-                <w:sz w:val="21"/>
-              </w:rPr>
-              <w:t>莫氏3号</w:t>
-            </w:r>
-          </w:p>
-        </w:tc>
-      </w:tr>
-      <w:tr>
-        <w:tc>
-          <w:tcPr>
-            <w:tcW w:type="dxa" w:w="4317"/>
-          </w:tcPr>
-          <w:p>
-            <w:pPr>
-              <w:jc w:val="center"/>
-            </w:pPr>
-            <w:r/>
-            <w:r>
-              <w:rPr>
-                <w:rFonts w:ascii="微软雅黑" w:hAnsi="微软雅黑" w:eastAsia="微软雅黑"/>
-                <w:color w:val="000000"/>
-                <w:sz w:val="21"/>
-              </w:rPr>
-              <w:t>工作台尺寸</w:t>
-            </w:r>
-          </w:p>
-        </w:tc>
-        <w:tc>
-          <w:tcPr>
-            <w:tcW w:type="dxa" w:w="4317"/>
-          </w:tcPr>
-          <w:p>
-            <w:pPr>
-              <w:jc w:val="center"/>
-            </w:pPr>
-            <w:r/>
-            <w:r>
-              <w:rPr>
-                <w:rFonts w:ascii="微软雅黑" w:hAnsi="微软雅黑" w:eastAsia="微软雅黑"/>
-                <w:color w:val="000000"/>
-                <w:sz w:val="21"/>
-              </w:rPr>
-              <w:t>500×375mm</w:t>
-            </w:r>
-          </w:p>
-        </w:tc>
-      </w:tr>
-      <w:tr>
-        <w:tc>
-          <w:tcPr>
-            <w:tcW w:type="dxa" w:w="4317"/>
-          </w:tcPr>
-          <w:p>
-            <w:pPr>
-              <w:jc w:val="center"/>
-            </w:pPr>
-            <w:r/>
-            <w:r>
-              <w:rPr>
-                <w:rFonts w:ascii="微软雅黑" w:hAnsi="微软雅黑" w:eastAsia="微软雅黑"/>
-                <w:color w:val="000000"/>
-                <w:sz w:val="21"/>
-              </w:rPr>
-              <w:t>主轴最大行程</w:t>
-            </w:r>
-          </w:p>
-        </w:tc>
-        <w:tc>
-          <w:tcPr>
-            <w:tcW w:type="dxa" w:w="4317"/>
-          </w:tcPr>
-          <w:p>
-            <w:pPr>
-              <w:jc w:val="center"/>
-            </w:pPr>
-            <w:r/>
-            <w:r>
-              <w:rPr>
-                <w:rFonts w:ascii="微软雅黑" w:hAnsi="微软雅黑" w:eastAsia="微软雅黑"/>
-                <w:color w:val="000000"/>
-                <w:sz w:val="21"/>
-              </w:rPr>
-              <w:t>175mm</w:t>
-            </w:r>
-          </w:p>
-        </w:tc>
-      </w:tr>
-      <w:tr>
-        <w:tc>
-          <w:tcPr>
-            <w:tcW w:type="dxa" w:w="4317"/>
-          </w:tcPr>
-          <w:p>
-            <w:pPr>
-              <w:jc w:val="center"/>
-            </w:pPr>
-            <w:r/>
-            <w:r>
-              <w:rPr>
-                <w:rFonts w:ascii="微软雅黑" w:hAnsi="微软雅黑" w:eastAsia="微软雅黑"/>
-                <w:color w:val="000000"/>
-                <w:sz w:val="21"/>
-              </w:rPr>
-              <w:t>主电机功率</w:t>
-            </w:r>
-          </w:p>
-        </w:tc>
-        <w:tc>
-          <w:tcPr>
-            <w:tcW w:type="dxa" w:w="4317"/>
-          </w:tcPr>
-          <w:p>
-            <w:pPr>
-              <w:jc w:val="center"/>
-            </w:pPr>
-            <w:r/>
-            <w:r>
-              <w:rPr>
-                <w:rFonts w:ascii="微软雅黑" w:hAnsi="微软雅黑" w:eastAsia="微软雅黑"/>
-                <w:color w:val="000000"/>
-                <w:sz w:val="21"/>
-              </w:rPr>
-              <w:t>2.8kW</w:t>
-            </w:r>
-          </w:p>
-        </w:tc>
-      </w:tr>
-    </w:tbl>
-    <w:p/>
+    <w:p>
+      <w:pPr>
+        <w:spacing w:line="360" w:lineRule="auto" w:after="120"/>
+        <w:ind w:firstLine="420"/>
+        <w:jc w:val="both"/>
+      </w:pPr>
+      <w:r>
+        <w:rPr>
+          <w:rFonts w:ascii="微软雅黑" w:hAnsi="微软雅黑" w:eastAsia="微软雅黑"/>
+          <w:b w:val="0"/>
+          <w:color w:val="000000"/>
+          <w:sz w:val="21"/>
+        </w:rPr>
+        <w:t>采用可换钻套+固定钻模板的双层引导方案。钻模板88×75×15mm，材料45钢调质，4个M8螺钉固定。模板上两个42H7精密孔中心距88mm。钻套外径42g6与模板42H7孔形成H7/g6间隙配合。钻套材料T10A淬火HRC62，内孔规格：32/33（大孔钻/铰）、19/20（小孔钻/铰）。夹紧块30×75×20mm压紧钻套法兰防转。钻套下端距工件表面12~15mm确保排屑。</w:t>
+      </w:r>
+    </w:p>
+    <w:p>
+      <w:pPr>
+        <w:pStyle w:val="Heading1"/>
+        <w:jc w:val="left"/>
+      </w:pPr>
+      <w:r>
+        <w:rPr>
+          <w:rFonts w:ascii="宋体" w:hAnsi="宋体" w:eastAsia="宋体"/>
+          <w:color w:val="000000"/>
+          <w:sz w:val="32"/>
+        </w:rPr>
+        <w:t>三、切削力与夹紧力计算</w:t>
+      </w:r>
+    </w:p>
     <w:p>
       <w:pPr>
         <w:pStyle w:val="Heading2"/>
-        <w:ind w:firstLine="0"/>
+        <w:jc w:val="left"/>
       </w:pPr>
       <w:r>
         <w:rPr>
@@ -1229,63 +317,29 @@
           <w:color w:val="000000"/>
           <w:sz w:val="28"/>
         </w:rPr>
-        <w:t>1.4 加工内容与工艺要求</w:t>
+        <w:t>3.1 钻削力与扭矩</w:t>
       </w:r>
     </w:p>
     <w:p>
+      <w:pPr>
+        <w:spacing w:line="360" w:lineRule="auto" w:after="120"/>
+        <w:ind w:firstLine="420"/>
+        <w:jc w:val="both"/>
+      </w:pPr>
       <w:r>
         <w:rPr>
           <w:rFonts w:ascii="微软雅黑" w:hAnsi="微软雅黑" w:eastAsia="微软雅黑"/>
+          <w:b w:val="0"/>
           <w:color w:val="000000"/>
           <w:sz w:val="21"/>
         </w:rPr>
-        <w:t>本工序加工内容为：钻连杆大头孔至Φ27mm，再铰孔至Φ28H7。加工要求如下：</w:t>
-      </w:r>
-    </w:p>
-    <w:p>
-      <w:r>
-        <w:rPr>
-          <w:rFonts w:ascii="微软雅黑" w:hAnsi="微软雅黑" w:eastAsia="微软雅黑"/>
-          <w:color w:val="000000"/>
-          <w:sz w:val="21"/>
-        </w:rPr>
-        <w:t>（1）孔径尺寸精度：Φ28H7，公差等级IT7，上偏差+0.021mm，下偏差0。</w:t>
-      </w:r>
-    </w:p>
-    <w:p>
-      <w:r>
-        <w:rPr>
-          <w:rFonts w:ascii="微软雅黑" w:hAnsi="微软雅黑" w:eastAsia="微软雅黑"/>
-          <w:color w:val="000000"/>
-          <w:sz w:val="21"/>
-        </w:rPr>
-        <w:t>（2）表面粗糙度：Ra≤1.6μm。</w:t>
-      </w:r>
-    </w:p>
-    <w:p>
-      <w:r>
-        <w:rPr>
-          <w:rFonts w:ascii="微软雅黑" w:hAnsi="微软雅黑" w:eastAsia="微软雅黑"/>
-          <w:color w:val="000000"/>
-          <w:sz w:val="21"/>
-        </w:rPr>
-        <w:t>（3）孔中心距：88±0.1mm。</w:t>
-      </w:r>
-    </w:p>
-    <w:p>
-      <w:r>
-        <w:rPr>
-          <w:rFonts w:ascii="微软雅黑" w:hAnsi="微软雅黑" w:eastAsia="微软雅黑"/>
-          <w:color w:val="000000"/>
-          <w:sz w:val="21"/>
-        </w:rPr>
-        <w:t>（4）孔轴线对基准面的垂直度：≤0.03mm。</w:t>
+        <w:t>以钻32底孔为最大负荷计算。工件45钢调质HB220~250，钻头W18Cr4V高速钢，D=32mm，f=0.40mm/r，v≈22m/min。按机床夹具设计手册经验公式：钻削轴向力F=9.81×Cf×d^Zf×f^Yf×Kf，式中Cf=68.7，Zf=1.0，Yf=0.7，Kf=1.0。计算得F=9.81×68.7×32×0.4^0.7≈11,356N。钻削扭矩M=9.81×Cm×d^Zm×f^Ym×Km，Cm=34.5，Zm=2.0，Ym=0.8。M=9.81×34.5×1024×0.4^0.8≈166,540N·mm=166.5N·m。</w:t>
       </w:r>
     </w:p>
     <w:p>
       <w:pPr>
         <w:pStyle w:val="Heading2"/>
-        <w:ind w:firstLine="0"/>
+        <w:jc w:val="left"/>
       </w:pPr>
       <w:r>
         <w:rPr>
@@ -1293,28 +347,89 @@
           <w:color w:val="000000"/>
           <w:sz w:val="28"/>
         </w:rPr>
-        <w:t>1.5 生产批量</w:t>
+        <w:t>3.2 安全系数与设计载荷</w:t>
       </w:r>
     </w:p>
     <w:p>
+      <w:pPr>
+        <w:spacing w:line="360" w:lineRule="auto" w:after="120"/>
+        <w:ind w:firstLine="420"/>
+        <w:jc w:val="both"/>
+      </w:pPr>
       <w:r>
         <w:rPr>
           <w:rFonts w:ascii="微软雅黑" w:hAnsi="微软雅黑" w:eastAsia="微软雅黑"/>
+          <w:b w:val="0"/>
           <w:color w:val="000000"/>
           <w:sz w:val="21"/>
         </w:rPr>
-        <w:t>本夹具设计面向中批量生产（年产5000~10000件），在保证加工精度的前提下，兼顾装夹效率和经济性。夹具采用手动螺旋夹紧方式，结构简单可靠，换件快捷。</w:t>
+        <w:t>安全系数K=K0×K1×K2×K3：基本安全系数K0=1.5，加工系数K1=1.2（钻削断续切削），刀具钝化系数K2=1.3，夹紧稳定性系数K3=1.0。K=1.5×1.2×1.3×1.0≈2.34，圆整取K=2.5。设计轴向力Fd=2.5×11,356=28,390N，设计扭矩Md=2.5×166.5=416.3N·m。</w:t>
       </w:r>
     </w:p>
     <w:p>
+      <w:pPr>
+        <w:pStyle w:val="Heading2"/>
+        <w:jc w:val="left"/>
+      </w:pPr>
       <w:r>
-        <w:br w:type="page"/>
+        <w:rPr>
+          <w:rFonts w:ascii="宋体" w:hAnsi="宋体" w:eastAsia="宋体"/>
+          <w:color w:val="000000"/>
+          <w:sz w:val="28"/>
+        </w:rPr>
+        <w:t>3.3 夹紧力计算</w:t>
+      </w:r>
+    </w:p>
+    <w:p>
+      <w:pPr>
+        <w:spacing w:line="360" w:lineRule="auto" w:after="120"/>
+        <w:ind w:firstLine="420"/>
+        <w:jc w:val="both"/>
+      </w:pPr>
+      <w:r>
+        <w:rPr>
+          <w:rFonts w:ascii="微软雅黑" w:hAnsi="微软雅黑" w:eastAsia="微软雅黑"/>
+          <w:b w:val="0"/>
+          <w:color w:val="000000"/>
+          <w:sz w:val="21"/>
+        </w:rPr>
+        <w:t>操作者手力Fh=250N，扳手有效长度L=350mm，螺母扭矩Tw=250×0.35=87.5N·m。M20螺栓轴向力Q=Tw/(0.2×d)=87.5/(0.2×0.02)=21,875N。压板杠杆比L1/L2=70/28=2.5:1，夹紧力Fcl=21,875×2.5=54,688N。</w:t>
+      </w:r>
+    </w:p>
+    <w:p>
+      <w:pPr>
+        <w:pStyle w:val="Heading2"/>
+        <w:jc w:val="left"/>
+      </w:pPr>
+      <w:r>
+        <w:rPr>
+          <w:rFonts w:ascii="宋体" w:hAnsi="宋体" w:eastAsia="宋体"/>
+          <w:color w:val="000000"/>
+          <w:sz w:val="28"/>
+        </w:rPr>
+        <w:t>3.4 防抬起与防转动校核</w:t>
+      </w:r>
+    </w:p>
+    <w:p>
+      <w:pPr>
+        <w:spacing w:line="360" w:lineRule="auto" w:after="120"/>
+        <w:ind w:firstLine="420"/>
+        <w:jc w:val="both"/>
+      </w:pPr>
+      <w:r>
+        <w:rPr>
+          <w:rFonts w:ascii="微软雅黑" w:hAnsi="微软雅黑" w:eastAsia="微软雅黑"/>
+          <w:b w:val="0"/>
+          <w:color w:val="000000"/>
+          <w:sz w:val="21"/>
+        </w:rPr>
+        <w:t>防抬起校核：Fcl=54,688N &gt; Fd=28,390N，安全裕度1.93倍，满足要求。防转动校核：V形块法向力Nv=Fcl/(2×sin45°)=38,676N，V形块摩擦力Ff_v=2×0.2×38,676=15,470N，底面摩擦Ff_b=0.2×54,688=10,938N，总摩擦力Ff=26,408N。取等效半径r=40mm，抗转扭矩Mr=26,408×0.04=1,056N·m &gt; Md=416N·m，安全裕度2.54倍，满足要求。</w:t>
       </w:r>
     </w:p>
     <w:p>
       <w:pPr>
         <w:pStyle w:val="Heading1"/>
-        <w:ind w:firstLine="0"/>
+        <w:jc w:val="left"/>
       </w:pPr>
       <w:r>
         <w:rPr>
@@ -1322,13 +437,13 @@
           <w:color w:val="000000"/>
           <w:sz w:val="32"/>
         </w:rPr>
-        <w:t>第二章 总体方案设计</w:t>
+        <w:t>四、定位误差分析</w:t>
       </w:r>
     </w:p>
     <w:p>
       <w:pPr>
         <w:pStyle w:val="Heading2"/>
-        <w:ind w:firstLine="0"/>
+        <w:jc w:val="left"/>
       </w:pPr>
       <w:r>
         <w:rPr>
@@ -1336,111 +451,29 @@
           <w:color w:val="000000"/>
           <w:sz w:val="28"/>
         </w:rPr>
-        <w:t>2.1 定位方案</w:t>
-      </w:r>
-    </w:p>
-    <w:p>
-      <w:r>
-        <w:rPr>
-          <w:rFonts w:ascii="微软雅黑" w:hAnsi="微软雅黑" w:eastAsia="微软雅黑"/>
-          <w:color w:val="000000"/>
-          <w:sz w:val="21"/>
-        </w:rPr>
-        <w:t>定位方案采用"一面两V形块"组合定位方式，以工件的底面（大平面）作为主定位基准，以大头外圆（Φ70）和小头外圆（Φ40）分别用V形块进行定位，实现对工件六个自由度的完全约束。</w:t>
+        <w:t>4.1 基准不重合误差</w:t>
       </w:r>
     </w:p>
     <w:p>
       <w:pPr>
-        <w:pStyle w:val="Heading3"/>
-        <w:ind w:firstLine="0"/>
+        <w:spacing w:line="360" w:lineRule="auto" w:after="120"/>
+        <w:ind w:firstLine="420"/>
+        <w:jc w:val="both"/>
       </w:pPr>
       <w:r>
         <w:rPr>
-          <w:rFonts w:ascii="宋体" w:hAnsi="宋体" w:eastAsia="宋体"/>
-          <w:color w:val="000000"/>
-          <w:sz w:val="24"/>
-        </w:rPr>
-        <w:t>2.1.1 六自由度约束分析</w:t>
-      </w:r>
-    </w:p>
-    <w:p>
-      <w:r>
-        <w:rPr>
           <w:rFonts w:ascii="微软雅黑" w:hAnsi="微软雅黑" w:eastAsia="微软雅黑"/>
+          <w:b w:val="0"/>
           <w:color w:val="000000"/>
           <w:sz w:val="21"/>
         </w:rPr>
-        <w:t>任何一个刚体在空间具有六个自由度：沿X、Y、Z三个坐标轴的移动自由度和绕X、Y、Z三个坐标轴的转动自由度。本夹具通过以下方式实现完全定位：</w:t>
-      </w:r>
-    </w:p>
-    <w:p>
-      <w:r>
-        <w:rPr>
-          <w:rFonts w:ascii="微软雅黑" w:hAnsi="微软雅黑" w:eastAsia="微软雅黑"/>
-          <w:color w:val="000000"/>
-          <w:sz w:val="21"/>
-        </w:rPr>
-        <w:t>（1）底面定位（约束3个自由度）：工件底面平放在底板顶面上，限制沿Z轴移动、绕X轴转动和绕Y轴转动三个自由度。底面为主要定位基准，面积大，稳定性好。底板的顶面经磨削加工，平面度≤0.02mm，提供稳定可靠的定位基准面。</w:t>
-      </w:r>
-    </w:p>
-    <w:p>
-      <w:r>
-        <w:rPr>
-          <w:rFonts w:ascii="微软雅黑" w:hAnsi="微软雅黑" w:eastAsia="微软雅黑"/>
-          <w:color w:val="000000"/>
-          <w:sz w:val="21"/>
-        </w:rPr>
-        <w:t>（2）大端V形块定位（约束2个自由度）：大头外圆Φ70置于大V形块的V形槽中，限制沿X轴移动和沿Y轴移动两个自由度。V形块的90°V形槽具有自动定心功能，能够保证工件在水平面内的位置精度。V形块与外圆之间为线接触，接触刚度高，定位精度稳定。</w:t>
-      </w:r>
-    </w:p>
-    <w:p>
-      <w:r>
-        <w:rPr>
-          <w:rFonts w:ascii="微软雅黑" w:hAnsi="微软雅黑" w:eastAsia="微软雅黑"/>
-          <w:color w:val="000000"/>
-          <w:sz w:val="21"/>
-        </w:rPr>
-        <w:t>（3）小端V形块定位（约束1个自由度）：小头外圆Φ40置于小V形块的V形槽中，限制绕Z轴转动自由度。至此，工件六个自由度全部被约束，实现完全定位。小V形块与大V形块配合，二者中心线平行于底板基准面，确保工件角向定位的一致性和重复性。</w:t>
-      </w:r>
-    </w:p>
-    <w:p>
-      <w:pPr>
-        <w:pStyle w:val="Heading3"/>
-        <w:ind w:firstLine="0"/>
-      </w:pPr>
-      <w:r>
-        <w:rPr>
-          <w:rFonts w:ascii="宋体" w:hAnsi="宋体" w:eastAsia="宋体"/>
-          <w:color w:val="000000"/>
-          <w:sz w:val="24"/>
-        </w:rPr>
-        <w:t>2.1.2 定位基准分析</w:t>
-      </w:r>
-    </w:p>
-    <w:p>
-      <w:r>
-        <w:rPr>
-          <w:rFonts w:ascii="微软雅黑" w:hAnsi="微软雅黑" w:eastAsia="微软雅黑"/>
-          <w:color w:val="000000"/>
-          <w:sz w:val="21"/>
-        </w:rPr>
-        <w:t>本夹具遵循"基准重合"原则：定位基准（底面）即为设计基准，消除了基准不重合误差。大端V形块以大头外圆中心为定位基准，与待加工的Φ28H7孔中心重合，保证了位置精度。小端V形块以小头外圆中心为基准，与已加工的Φ20H7孔中心重合，用于确定工件的角向位置。</w:t>
-      </w:r>
-    </w:p>
-    <w:p>
-      <w:r>
-        <w:rPr>
-          <w:rFonts w:ascii="微软雅黑" w:hAnsi="微软雅黑" w:eastAsia="微软雅黑"/>
-          <w:color w:val="000000"/>
-          <w:sz w:val="21"/>
-        </w:rPr>
-        <w:t>定位元件的材料与热处理：V形块选用45钢，表面淬火硬度HRC48~52，V形面磨削加工保证表面粗糙度Ra≤0.8μm，角度为90°。V形块通过M8螺栓和Φ8圆柱销固定在底板上，保证装配精度和互换性。</w:t>
+        <w:t>定位基准与设计基准均为外圆柱面轴线，基准完全重合，基准不重合误差ΔB=0。</w:t>
       </w:r>
     </w:p>
     <w:p>
       <w:pPr>
         <w:pStyle w:val="Heading2"/>
-        <w:ind w:firstLine="0"/>
+        <w:jc w:val="left"/>
       </w:pPr>
       <w:r>
         <w:rPr>
@@ -1448,121 +481,29 @@
           <w:color w:val="000000"/>
           <w:sz w:val="28"/>
         </w:rPr>
-        <w:t>2.2 夹紧方案</w:t>
+        <w:t>4.2 定位副制造误差</w:t>
       </w:r>
     </w:p>
     <w:p>
       <w:pPr>
-        <w:pStyle w:val="Heading3"/>
-        <w:ind w:firstLine="0"/>
+        <w:spacing w:line="360" w:lineRule="auto" w:after="120"/>
+        <w:ind w:firstLine="420"/>
+        <w:jc w:val="both"/>
       </w:pPr>
       <w:r>
         <w:rPr>
-          <w:rFonts w:ascii="宋体" w:hAnsi="宋体" w:eastAsia="宋体"/>
-          <w:color w:val="000000"/>
-          <w:sz w:val="24"/>
-        </w:rPr>
-        <w:t>2.2.1 夹紧方案选型论证</w:t>
-      </w:r>
-    </w:p>
-    <w:p>
-      <w:r>
-        <w:rPr>
           <w:rFonts w:ascii="微软雅黑" w:hAnsi="微软雅黑" w:eastAsia="微软雅黑"/>
+          <w:b w:val="0"/>
           <w:color w:val="000000"/>
           <w:sz w:val="21"/>
         </w:rPr>
-        <w:t>夹具夹紧方案需要在满足夹紧力要求的前提下，兼顾操作便捷性和结构经济性。针对连杆钻孔工序的特点，对以下三种夹紧方案进行对比分析：</w:t>
-      </w:r>
-    </w:p>
-    <w:p>
-      <w:r>
-        <w:rPr>
-          <w:rFonts w:ascii="微软雅黑" w:hAnsi="微软雅黑" w:eastAsia="微软雅黑"/>
-          <w:color w:val="000000"/>
-          <w:sz w:val="21"/>
-        </w:rPr>
-        <w:t>方案一：螺旋压板夹紧。利用T形螺栓和压板构成螺旋压紧机构，通过扳手旋转螺母，使压板下端压在工件大端表面上，实现夹紧。该方案具有以下优点：结构简单、制造方便、夹紧力大（可达数万牛顿）、具有可靠的自锁性（螺纹升角小于摩擦角）、成本低廉。缺点在于操作速度较慢，但对于中批量生产是可以接受的。</w:t>
-      </w:r>
-    </w:p>
-    <w:p>
-      <w:r>
-        <w:rPr>
-          <w:rFonts w:ascii="微软雅黑" w:hAnsi="微软雅黑" w:eastAsia="微软雅黑"/>
-          <w:color w:val="000000"/>
-          <w:sz w:val="21"/>
-        </w:rPr>
-        <w:t>方案二：偏心夹紧。利用偏心轮或偏心轴的旋转运动产生夹紧力。优点：动作迅速，生产效率高。缺点：夹紧力较小且不稳定，自锁性差（尤其在振动工况下），不适用于有显著振动的钻削加工；偏心轮的夹紧行程受限制，对工件尺寸变化敏感，要求工件高度尺寸公差较严。</w:t>
-      </w:r>
-    </w:p>
-    <w:p>
-      <w:r>
-        <w:rPr>
-          <w:rFonts w:ascii="微软雅黑" w:hAnsi="微软雅黑" w:eastAsia="微软雅黑"/>
-          <w:color w:val="000000"/>
-          <w:sz w:val="21"/>
-        </w:rPr>
-        <w:t>方案三：气动夹紧。利用压缩空气驱动气缸产生夹紧力。优点：操作力稳定可调、生产效率高、可远程控制。缺点：需要气源和管路系统，结构复杂，制造成本高，对于中批量生产的经济性不佳。</w:t>
-      </w:r>
-    </w:p>
-    <w:p>
-      <w:r>
-        <w:rPr>
-          <w:rFonts w:ascii="微软雅黑" w:hAnsi="微软雅黑" w:eastAsia="微软雅黑"/>
-          <w:color w:val="000000"/>
-          <w:sz w:val="21"/>
-        </w:rPr>
-        <w:t>经综合比较，选择方案一（螺旋压板夹紧）。理由如下：本工序为中批量生产，手动夹紧时间成本在可接受范围内；钻削加工切削力大且有振动，螺旋夹紧的自锁性能够可靠保持夹紧状态；螺旋机构可提供足够大且稳定的夹紧力，满足防抬起和防转动要求；结构简单，制造成本低，维护方便。</w:t>
-      </w:r>
-    </w:p>
-    <w:p>
-      <w:pPr>
-        <w:pStyle w:val="Heading3"/>
-        <w:ind w:firstLine="0"/>
-      </w:pPr>
-      <w:r>
-        <w:rPr>
-          <w:rFonts w:ascii="宋体" w:hAnsi="宋体" w:eastAsia="宋体"/>
-          <w:color w:val="000000"/>
-          <w:sz w:val="24"/>
-        </w:rPr>
-        <w:t>2.2.2 夹紧机构设计</w:t>
-      </w:r>
-    </w:p>
-    <w:p>
-      <w:r>
-        <w:rPr>
-          <w:rFonts w:ascii="微软雅黑" w:hAnsi="微软雅黑" w:eastAsia="微软雅黑"/>
-          <w:color w:val="000000"/>
-          <w:sz w:val="21"/>
-        </w:rPr>
-        <w:t>夹紧机构由T形螺栓、压板和六角螺母组成。T形螺栓的T形头部嵌入底板的T形槽中，可在槽内滑动以调整位置。螺杆穿过压板中间的Φ30通孔，六角螺母在压板上方旋紧，通过压板前端将夹紧力传递到工件大端顶面。</w:t>
-      </w:r>
-    </w:p>
-    <w:p>
-      <w:r>
-        <w:rPr>
-          <w:rFonts w:ascii="微软雅黑" w:hAnsi="微软雅黑" w:eastAsia="微软雅黑"/>
-          <w:color w:val="000000"/>
-          <w:sz w:val="21"/>
-        </w:rPr>
-        <w:t>压板设计为短压板形式（长度100mm），仅压紧大端区域，避免干扰钻套和钻模板的安装空间。压板后方设有调节支撑螺钉（支撑在底板或辅助垫块上），使压板形成杠杆机构，将螺栓拉力放大为对工件的夹紧力。杠杆比约为2:1（支撑点将力臂放大），有效提高了夹紧效率。</w:t>
-      </w:r>
-    </w:p>
-    <w:p>
-      <w:r>
-        <w:rPr>
-          <w:rFonts w:ascii="微软雅黑" w:hAnsi="微软雅黑" w:eastAsia="微软雅黑"/>
-          <w:color w:val="000000"/>
-          <w:sz w:val="21"/>
-        </w:rPr>
-        <w:t>压板材料为45钢调质，具有足够的刚度和强度。螺栓孔Φ30位于压板中部靠近后端位置，使得夹紧力在大端顶面上分布均匀。</w:t>
+        <w:t>90度V形块定位时，工件外圆尺寸变化量δD引起的中心位移Δ=δD/(2×sin45°)。大端70外圆IT7公差δD1=0.03mm，ΔW1=0.03/1.414=0.021mm。小端40外圆IT7公差δD2=0.025mm，ΔW2=0.025/1.414=0.018mm。总定位误差ΔD=ΔB+ΔW=0+0.021=0.021mm。中心距公差88±0.05mm（公差带0.1mm），1/3原则要求≤0.033mm，ΔD=0.021&lt;0.033满足。</w:t>
       </w:r>
     </w:p>
     <w:p>
       <w:pPr>
         <w:pStyle w:val="Heading2"/>
-        <w:ind w:firstLine="0"/>
+        <w:jc w:val="left"/>
       </w:pPr>
       <w:r>
         <w:rPr>
@@ -1570,78 +511,29 @@
           <w:color w:val="000000"/>
           <w:sz w:val="28"/>
         </w:rPr>
-        <w:t>2.3 钻套引导方案</w:t>
+        <w:t>4.3 转角误差</w:t>
       </w:r>
     </w:p>
     <w:p>
+      <w:pPr>
+        <w:spacing w:line="360" w:lineRule="auto" w:after="120"/>
+        <w:ind w:firstLine="420"/>
+        <w:jc w:val="both"/>
+      </w:pPr>
       <w:r>
         <w:rPr>
           <w:rFonts w:ascii="微软雅黑" w:hAnsi="微软雅黑" w:eastAsia="微软雅黑"/>
+          <w:b w:val="0"/>
           <w:color w:val="000000"/>
           <w:sz w:val="21"/>
         </w:rPr>
-        <w:t>钻套引导装置是钻床夹具的核心组成之一，其作用是保证刀具在加工过程中的正确位置和方向。本夹具采用可换钻套方案，配合钻模板实现精确引导，具体设计如下：</w:t>
-      </w:r>
-    </w:p>
-    <w:p>
-      <w:r>
-        <w:rPr>
-          <w:rFonts w:ascii="微软雅黑" w:hAnsi="微软雅黑" w:eastAsia="微软雅黑"/>
-          <w:color w:val="000000"/>
-          <w:sz w:val="21"/>
-        </w:rPr>
-        <w:t>（1）钻套类型：采用带肩可换钻套（GB/T 2162），通过钻模板上的钻套孔进行安装。钻套外径为Φ42，与钻模板的Φ42孔为H7/g6间隙配合，既保证定位精度又便于快速更换。</w:t>
-      </w:r>
-    </w:p>
-    <w:p>
-      <w:r>
-        <w:rPr>
-          <w:rFonts w:ascii="微软雅黑" w:hAnsi="微软雅黑" w:eastAsia="微软雅黑"/>
-          <w:color w:val="000000"/>
-          <w:sz w:val="21"/>
-        </w:rPr>
-        <w:t>（2）快换钻套设计：设计两个钻套——Φ27钻套（用于钻孔）和Φ28钻套（用于铰孔）。两钻套的外径和长度相同（外径Φ42，长度50mm，法兰Φ50×10mm），可在钻模板的同一安装孔中快速更换。加工时，先装入Φ27钻套钻出底孔，再更换Φ28钻套进行铰孔精加工。</w:t>
-      </w:r>
-    </w:p>
-    <w:p>
-      <w:r>
-        <w:rPr>
-          <w:rFonts w:ascii="微软雅黑" w:hAnsi="微软雅黑" w:eastAsia="微软雅黑"/>
-          <w:color w:val="000000"/>
-          <w:sz w:val="21"/>
-        </w:rPr>
-        <w:t>（3）钻套材料：选用T10A优质碳素工具钢，经淬火（820℃油冷）加低温回火（180℃）处理，硬度达到HRC60~64（设计取HRC62），具有优异的耐磨性和尺寸稳定性。内孔表面经磨削加工，Ra≤0.4μm。</w:t>
-      </w:r>
-    </w:p>
-    <w:p>
-      <w:r>
-        <w:rPr>
-          <w:rFonts w:ascii="微软雅黑" w:hAnsi="微软雅黑" w:eastAsia="微软雅黑"/>
-          <w:color w:val="000000"/>
-          <w:sz w:val="21"/>
-        </w:rPr>
-        <w:t>（4）钻模板：采用140×60×15mm的板状结构，上面开有两个Φ42钻套安装孔（中心距50mm），对应钻和铰两道工序。钻模板通过4个M8螺栓固定在底板上，确保引导精度和刚性。钻模板材料选用45钢，调质处理HB220~250，上下表面磨削加工。</w:t>
-      </w:r>
-    </w:p>
-    <w:p>
-      <w:r>
-        <w:rPr>
-          <w:rFonts w:ascii="微软雅黑" w:hAnsi="微软雅黑" w:eastAsia="微软雅黑"/>
-          <w:color w:val="000000"/>
-          <w:sz w:val="21"/>
-        </w:rPr>
-        <w:t>（5）双工位设计：钻模板上设置两个钻套孔，可同时安装两个钻套，实现"双工位"加工。操作时，工件装夹后先通过钻套孔1（装Φ27钻套）进行钻孔，钻孔完成后将钻头退出，再通过钻套孔2（装Φ28钻套）进行铰孔，无需重新装夹工件，减少换套次数，显著提高加工效率。</w:t>
-      </w:r>
-    </w:p>
-    <w:p>
-      <w:r>
-        <w:br w:type="page"/>
+        <w:t>最不利转角误差Δα=arctan((0.021+0.018)/88)=arctan(0.00044)≈0.025°≈1.5分。转角在大孔处的附加位置误差约9.2×10^-6mm，可忽略。</w:t>
       </w:r>
     </w:p>
     <w:p>
       <w:pPr>
         <w:pStyle w:val="Heading1"/>
-        <w:ind w:firstLine="0"/>
+        <w:jc w:val="left"/>
       </w:pPr>
       <w:r>
         <w:rPr>
@@ -1649,1550 +541,13 @@
           <w:color w:val="000000"/>
           <w:sz w:val="32"/>
         </w:rPr>
-        <w:t>第三章 切削力与夹紧力计算</w:t>
+        <w:t>五、主要零件设计</w:t>
       </w:r>
     </w:p>
     <w:p>
       <w:pPr>
         <w:pStyle w:val="Heading2"/>
-        <w:ind w:firstLine="0"/>
-      </w:pPr>
-      <w:r>
-        <w:rPr>
-          <w:rFonts w:ascii="宋体" w:hAnsi="宋体" w:eastAsia="宋体"/>
-          <w:color w:val="000000"/>
-          <w:sz w:val="28"/>
-        </w:rPr>
-        <w:t>3.1 切削力计算</w:t>
-      </w:r>
-    </w:p>
-    <w:p>
-      <w:r>
-        <w:rPr>
-          <w:rFonts w:ascii="微软雅黑" w:hAnsi="微软雅黑" w:eastAsia="微软雅黑"/>
-          <w:color w:val="000000"/>
-          <w:sz w:val="21"/>
-        </w:rPr>
-        <w:t>本工序中切削力最大的工步为钻Φ27底孔，使用高速钢麻花钻加工45钢（调质HB220~250）。钻削轴向力和扭矩采用经验公式计算。</w:t>
-      </w:r>
-    </w:p>
-    <w:p>
-      <w:pPr>
-        <w:pStyle w:val="Heading3"/>
-        <w:ind w:firstLine="0"/>
-      </w:pPr>
-      <w:r>
-        <w:rPr>
-          <w:rFonts w:ascii="宋体" w:hAnsi="宋体" w:eastAsia="宋体"/>
-          <w:color w:val="000000"/>
-          <w:sz w:val="24"/>
-        </w:rPr>
-        <w:t>3.1.1 钻削参数确定</w:t>
-      </w:r>
-    </w:p>
-    <w:tbl>
-      <w:tblPr>
-        <w:tblStyle w:val="TableGrid"/>
-        <w:tblW w:type="auto" w:w="0"/>
-        <w:tblLook w:firstColumn="1" w:firstRow="1" w:lastColumn="0" w:lastRow="0" w:noHBand="0" w:noVBand="1" w:val="04A0"/>
-      </w:tblPr>
-      <w:tblGrid>
-        <w:gridCol w:w="1727"/>
-        <w:gridCol w:w="1727"/>
-        <w:gridCol w:w="1727"/>
-        <w:gridCol w:w="1727"/>
-        <w:gridCol w:w="1727"/>
-      </w:tblGrid>
-      <w:tr>
-        <w:tc>
-          <w:tcPr>
-            <w:tcW w:type="dxa" w:w="1727"/>
-          </w:tcPr>
-          <w:p>
-            <w:pPr>
-              <w:jc w:val="center"/>
-            </w:pPr>
-            <w:r/>
-            <w:r>
-              <w:rPr>
-                <w:rFonts w:ascii="微软雅黑" w:hAnsi="微软雅黑" w:eastAsia="微软雅黑"/>
-                <w:b/>
-                <w:color w:val="000000"/>
-                <w:sz w:val="21"/>
-              </w:rPr>
-              <w:t>参数</w:t>
-            </w:r>
-          </w:p>
-        </w:tc>
-        <w:tc>
-          <w:tcPr>
-            <w:tcW w:type="dxa" w:w="1727"/>
-          </w:tcPr>
-          <w:p>
-            <w:pPr>
-              <w:jc w:val="center"/>
-            </w:pPr>
-            <w:r/>
-            <w:r>
-              <w:rPr>
-                <w:rFonts w:ascii="微软雅黑" w:hAnsi="微软雅黑" w:eastAsia="微软雅黑"/>
-                <w:b/>
-                <w:color w:val="000000"/>
-                <w:sz w:val="21"/>
-              </w:rPr>
-              <w:t>符号</w:t>
-            </w:r>
-          </w:p>
-        </w:tc>
-        <w:tc>
-          <w:tcPr>
-            <w:tcW w:type="dxa" w:w="1727"/>
-          </w:tcPr>
-          <w:p>
-            <w:pPr>
-              <w:jc w:val="center"/>
-            </w:pPr>
-            <w:r/>
-            <w:r>
-              <w:rPr>
-                <w:rFonts w:ascii="微软雅黑" w:hAnsi="微软雅黑" w:eastAsia="微软雅黑"/>
-                <w:b/>
-                <w:color w:val="000000"/>
-                <w:sz w:val="21"/>
-              </w:rPr>
-              <w:t>数值</w:t>
-            </w:r>
-          </w:p>
-        </w:tc>
-        <w:tc>
-          <w:tcPr>
-            <w:tcW w:type="dxa" w:w="1727"/>
-          </w:tcPr>
-          <w:p>
-            <w:pPr>
-              <w:jc w:val="center"/>
-            </w:pPr>
-            <w:r/>
-            <w:r>
-              <w:rPr>
-                <w:rFonts w:ascii="微软雅黑" w:hAnsi="微软雅黑" w:eastAsia="微软雅黑"/>
-                <w:b/>
-                <w:color w:val="000000"/>
-                <w:sz w:val="21"/>
-              </w:rPr>
-              <w:t>单位</w:t>
-            </w:r>
-          </w:p>
-        </w:tc>
-        <w:tc>
-          <w:tcPr>
-            <w:tcW w:type="dxa" w:w="1727"/>
-          </w:tcPr>
-          <w:p>
-            <w:pPr>
-              <w:jc w:val="center"/>
-            </w:pPr>
-            <w:r/>
-            <w:r>
-              <w:rPr>
-                <w:rFonts w:ascii="微软雅黑" w:hAnsi="微软雅黑" w:eastAsia="微软雅黑"/>
-                <w:b/>
-                <w:color w:val="000000"/>
-                <w:sz w:val="21"/>
-              </w:rPr>
-              <w:t>说明</w:t>
-            </w:r>
-          </w:p>
-        </w:tc>
-      </w:tr>
-      <w:tr>
-        <w:tc>
-          <w:tcPr>
-            <w:tcW w:type="dxa" w:w="1727"/>
-          </w:tcPr>
-          <w:p>
-            <w:pPr>
-              <w:jc w:val="center"/>
-            </w:pPr>
-            <w:r/>
-            <w:r>
-              <w:rPr>
-                <w:rFonts w:ascii="微软雅黑" w:hAnsi="微软雅黑" w:eastAsia="微软雅黑"/>
-                <w:color w:val="000000"/>
-                <w:sz w:val="21"/>
-              </w:rPr>
-              <w:t>钻头直径</w:t>
-            </w:r>
-          </w:p>
-        </w:tc>
-        <w:tc>
-          <w:tcPr>
-            <w:tcW w:type="dxa" w:w="1727"/>
-          </w:tcPr>
-          <w:p>
-            <w:pPr>
-              <w:jc w:val="center"/>
-            </w:pPr>
-            <w:r/>
-            <w:r>
-              <w:rPr>
-                <w:rFonts w:ascii="微软雅黑" w:hAnsi="微软雅黑" w:eastAsia="微软雅黑"/>
-                <w:color w:val="000000"/>
-                <w:sz w:val="21"/>
-              </w:rPr>
-              <w:t>D</w:t>
-            </w:r>
-          </w:p>
-        </w:tc>
-        <w:tc>
-          <w:tcPr>
-            <w:tcW w:type="dxa" w:w="1727"/>
-          </w:tcPr>
-          <w:p>
-            <w:pPr>
-              <w:jc w:val="center"/>
-            </w:pPr>
-            <w:r/>
-            <w:r>
-              <w:rPr>
-                <w:rFonts w:ascii="微软雅黑" w:hAnsi="微软雅黑" w:eastAsia="微软雅黑"/>
-                <w:color w:val="000000"/>
-                <w:sz w:val="21"/>
-              </w:rPr>
-              <w:t>27</w:t>
-            </w:r>
-          </w:p>
-        </w:tc>
-        <w:tc>
-          <w:tcPr>
-            <w:tcW w:type="dxa" w:w="1727"/>
-          </w:tcPr>
-          <w:p>
-            <w:pPr>
-              <w:jc w:val="center"/>
-            </w:pPr>
-            <w:r/>
-            <w:r>
-              <w:rPr>
-                <w:rFonts w:ascii="微软雅黑" w:hAnsi="微软雅黑" w:eastAsia="微软雅黑"/>
-                <w:color w:val="000000"/>
-                <w:sz w:val="21"/>
-              </w:rPr>
-              <w:t>mm</w:t>
-            </w:r>
-          </w:p>
-        </w:tc>
-        <w:tc>
-          <w:tcPr>
-            <w:tcW w:type="dxa" w:w="1727"/>
-          </w:tcPr>
-          <w:p>
-            <w:pPr>
-              <w:jc w:val="center"/>
-            </w:pPr>
-            <w:r/>
-            <w:r>
-              <w:rPr>
-                <w:rFonts w:ascii="微软雅黑" w:hAnsi="微软雅黑" w:eastAsia="微软雅黑"/>
-                <w:color w:val="000000"/>
-                <w:sz w:val="21"/>
-              </w:rPr>
-              <w:t>Φ27麻花钻</w:t>
-            </w:r>
-          </w:p>
-        </w:tc>
-      </w:tr>
-      <w:tr>
-        <w:tc>
-          <w:tcPr>
-            <w:tcW w:type="dxa" w:w="1727"/>
-          </w:tcPr>
-          <w:p>
-            <w:pPr>
-              <w:jc w:val="center"/>
-            </w:pPr>
-            <w:r/>
-            <w:r>
-              <w:rPr>
-                <w:rFonts w:ascii="微软雅黑" w:hAnsi="微软雅黑" w:eastAsia="微软雅黑"/>
-                <w:color w:val="000000"/>
-                <w:sz w:val="21"/>
-              </w:rPr>
-              <w:t>进给量</w:t>
-            </w:r>
-          </w:p>
-        </w:tc>
-        <w:tc>
-          <w:tcPr>
-            <w:tcW w:type="dxa" w:w="1727"/>
-          </w:tcPr>
-          <w:p>
-            <w:pPr>
-              <w:jc w:val="center"/>
-            </w:pPr>
-            <w:r/>
-            <w:r>
-              <w:rPr>
-                <w:rFonts w:ascii="微软雅黑" w:hAnsi="微软雅黑" w:eastAsia="微软雅黑"/>
-                <w:color w:val="000000"/>
-                <w:sz w:val="21"/>
-              </w:rPr>
-              <w:t>f</w:t>
-            </w:r>
-          </w:p>
-        </w:tc>
-        <w:tc>
-          <w:tcPr>
-            <w:tcW w:type="dxa" w:w="1727"/>
-          </w:tcPr>
-          <w:p>
-            <w:pPr>
-              <w:jc w:val="center"/>
-            </w:pPr>
-            <w:r/>
-            <w:r>
-              <w:rPr>
-                <w:rFonts w:ascii="微软雅黑" w:hAnsi="微软雅黑" w:eastAsia="微软雅黑"/>
-                <w:color w:val="000000"/>
-                <w:sz w:val="21"/>
-              </w:rPr>
-              <w:t>0.4</w:t>
-            </w:r>
-          </w:p>
-        </w:tc>
-        <w:tc>
-          <w:tcPr>
-            <w:tcW w:type="dxa" w:w="1727"/>
-          </w:tcPr>
-          <w:p>
-            <w:pPr>
-              <w:jc w:val="center"/>
-            </w:pPr>
-            <w:r/>
-            <w:r>
-              <w:rPr>
-                <w:rFonts w:ascii="微软雅黑" w:hAnsi="微软雅黑" w:eastAsia="微软雅黑"/>
-                <w:color w:val="000000"/>
-                <w:sz w:val="21"/>
-              </w:rPr>
-              <w:t>mm/r</w:t>
-            </w:r>
-          </w:p>
-        </w:tc>
-        <w:tc>
-          <w:tcPr>
-            <w:tcW w:type="dxa" w:w="1727"/>
-          </w:tcPr>
-          <w:p>
-            <w:pPr>
-              <w:jc w:val="center"/>
-            </w:pPr>
-            <w:r/>
-            <w:r>
-              <w:rPr>
-                <w:rFonts w:ascii="微软雅黑" w:hAnsi="微软雅黑" w:eastAsia="微软雅黑"/>
-                <w:color w:val="000000"/>
-                <w:sz w:val="21"/>
-              </w:rPr>
-              <w:t>45钢钻孔推荐值</w:t>
-            </w:r>
-          </w:p>
-        </w:tc>
-      </w:tr>
-      <w:tr>
-        <w:tc>
-          <w:tcPr>
-            <w:tcW w:type="dxa" w:w="1727"/>
-          </w:tcPr>
-          <w:p>
-            <w:pPr>
-              <w:jc w:val="center"/>
-            </w:pPr>
-            <w:r/>
-            <w:r>
-              <w:rPr>
-                <w:rFonts w:ascii="微软雅黑" w:hAnsi="微软雅黑" w:eastAsia="微软雅黑"/>
-                <w:color w:val="000000"/>
-                <w:sz w:val="21"/>
-              </w:rPr>
-              <w:t>切削速度</w:t>
-            </w:r>
-          </w:p>
-        </w:tc>
-        <w:tc>
-          <w:tcPr>
-            <w:tcW w:type="dxa" w:w="1727"/>
-          </w:tcPr>
-          <w:p>
-            <w:pPr>
-              <w:jc w:val="center"/>
-            </w:pPr>
-            <w:r/>
-            <w:r>
-              <w:rPr>
-                <w:rFonts w:ascii="微软雅黑" w:hAnsi="微软雅黑" w:eastAsia="微软雅黑"/>
-                <w:color w:val="000000"/>
-                <w:sz w:val="21"/>
-              </w:rPr>
-              <w:t>v</w:t>
-            </w:r>
-          </w:p>
-        </w:tc>
-        <w:tc>
-          <w:tcPr>
-            <w:tcW w:type="dxa" w:w="1727"/>
-          </w:tcPr>
-          <w:p>
-            <w:pPr>
-              <w:jc w:val="center"/>
-            </w:pPr>
-            <w:r/>
-            <w:r>
-              <w:rPr>
-                <w:rFonts w:ascii="微软雅黑" w:hAnsi="微软雅黑" w:eastAsia="微软雅黑"/>
-                <w:color w:val="000000"/>
-                <w:sz w:val="21"/>
-              </w:rPr>
-              <w:t>20</w:t>
-            </w:r>
-          </w:p>
-        </w:tc>
-        <w:tc>
-          <w:tcPr>
-            <w:tcW w:type="dxa" w:w="1727"/>
-          </w:tcPr>
-          <w:p>
-            <w:pPr>
-              <w:jc w:val="center"/>
-            </w:pPr>
-            <w:r/>
-            <w:r>
-              <w:rPr>
-                <w:rFonts w:ascii="微软雅黑" w:hAnsi="微软雅黑" w:eastAsia="微软雅黑"/>
-                <w:color w:val="000000"/>
-                <w:sz w:val="21"/>
-              </w:rPr>
-              <w:t>m/min</w:t>
-            </w:r>
-          </w:p>
-        </w:tc>
-        <w:tc>
-          <w:tcPr>
-            <w:tcW w:type="dxa" w:w="1727"/>
-          </w:tcPr>
-          <w:p>
-            <w:pPr>
-              <w:jc w:val="center"/>
-            </w:pPr>
-            <w:r/>
-            <w:r>
-              <w:rPr>
-                <w:rFonts w:ascii="微软雅黑" w:hAnsi="微软雅黑" w:eastAsia="微软雅黑"/>
-                <w:color w:val="000000"/>
-                <w:sz w:val="21"/>
-              </w:rPr>
-              <w:t>高速钢钻头推荐值</w:t>
-            </w:r>
-          </w:p>
-        </w:tc>
-      </w:tr>
-      <w:tr>
-        <w:tc>
-          <w:tcPr>
-            <w:tcW w:type="dxa" w:w="1727"/>
-          </w:tcPr>
-          <w:p>
-            <w:pPr>
-              <w:jc w:val="center"/>
-            </w:pPr>
-            <w:r/>
-            <w:r>
-              <w:rPr>
-                <w:rFonts w:ascii="微软雅黑" w:hAnsi="微软雅黑" w:eastAsia="微软雅黑"/>
-                <w:color w:val="000000"/>
-                <w:sz w:val="21"/>
-              </w:rPr>
-              <w:t>主轴转速</w:t>
-            </w:r>
-          </w:p>
-        </w:tc>
-        <w:tc>
-          <w:tcPr>
-            <w:tcW w:type="dxa" w:w="1727"/>
-          </w:tcPr>
-          <w:p>
-            <w:pPr>
-              <w:jc w:val="center"/>
-            </w:pPr>
-            <w:r/>
-            <w:r>
-              <w:rPr>
-                <w:rFonts w:ascii="微软雅黑" w:hAnsi="微软雅黑" w:eastAsia="微软雅黑"/>
-                <w:color w:val="000000"/>
-                <w:sz w:val="21"/>
-              </w:rPr>
-              <w:t>n</w:t>
-            </w:r>
-          </w:p>
-        </w:tc>
-        <w:tc>
-          <w:tcPr>
-            <w:tcW w:type="dxa" w:w="1727"/>
-          </w:tcPr>
-          <w:p>
-            <w:pPr>
-              <w:jc w:val="center"/>
-            </w:pPr>
-            <w:r/>
-            <w:r>
-              <w:rPr>
-                <w:rFonts w:ascii="微软雅黑" w:hAnsi="微软雅黑" w:eastAsia="微软雅黑"/>
-                <w:color w:val="000000"/>
-                <w:sz w:val="21"/>
-              </w:rPr>
-              <w:t>236</w:t>
-            </w:r>
-          </w:p>
-        </w:tc>
-        <w:tc>
-          <w:tcPr>
-            <w:tcW w:type="dxa" w:w="1727"/>
-          </w:tcPr>
-          <w:p>
-            <w:pPr>
-              <w:jc w:val="center"/>
-            </w:pPr>
-            <w:r/>
-            <w:r>
-              <w:rPr>
-                <w:rFonts w:ascii="微软雅黑" w:hAnsi="微软雅黑" w:eastAsia="微软雅黑"/>
-                <w:color w:val="000000"/>
-                <w:sz w:val="21"/>
-              </w:rPr>
-              <w:t>r/min</w:t>
-            </w:r>
-          </w:p>
-        </w:tc>
-        <w:tc>
-          <w:tcPr>
-            <w:tcW w:type="dxa" w:w="1727"/>
-          </w:tcPr>
-          <w:p>
-            <w:pPr>
-              <w:jc w:val="center"/>
-            </w:pPr>
-            <w:r/>
-            <w:r>
-              <w:rPr>
-                <w:rFonts w:ascii="微软雅黑" w:hAnsi="微软雅黑" w:eastAsia="微软雅黑"/>
-                <w:color w:val="000000"/>
-                <w:sz w:val="21"/>
-              </w:rPr>
-              <w:t>n=1000v/(πD)</w:t>
-            </w:r>
-          </w:p>
-        </w:tc>
-      </w:tr>
-      <w:tr>
-        <w:tc>
-          <w:tcPr>
-            <w:tcW w:type="dxa" w:w="1727"/>
-          </w:tcPr>
-          <w:p>
-            <w:pPr>
-              <w:jc w:val="center"/>
-            </w:pPr>
-            <w:r/>
-            <w:r>
-              <w:rPr>
-                <w:rFonts w:ascii="微软雅黑" w:hAnsi="微软雅黑" w:eastAsia="微软雅黑"/>
-                <w:color w:val="000000"/>
-                <w:sz w:val="21"/>
-              </w:rPr>
-              <w:t>材料修正系数</w:t>
-            </w:r>
-          </w:p>
-        </w:tc>
-        <w:tc>
-          <w:tcPr>
-            <w:tcW w:type="dxa" w:w="1727"/>
-          </w:tcPr>
-          <w:p>
-            <w:pPr>
-              <w:jc w:val="center"/>
-            </w:pPr>
-            <w:r/>
-            <w:r>
-              <w:rPr>
-                <w:rFonts w:ascii="微软雅黑" w:hAnsi="微软雅黑" w:eastAsia="微软雅黑"/>
-                <w:color w:val="000000"/>
-                <w:sz w:val="21"/>
-              </w:rPr>
-              <w:t>Kp</w:t>
-            </w:r>
-          </w:p>
-        </w:tc>
-        <w:tc>
-          <w:tcPr>
-            <w:tcW w:type="dxa" w:w="1727"/>
-          </w:tcPr>
-          <w:p>
-            <w:pPr>
-              <w:jc w:val="center"/>
-            </w:pPr>
-            <w:r/>
-            <w:r>
-              <w:rPr>
-                <w:rFonts w:ascii="微软雅黑" w:hAnsi="微软雅黑" w:eastAsia="微软雅黑"/>
-                <w:color w:val="000000"/>
-                <w:sz w:val="21"/>
-              </w:rPr>
-              <w:t>1.0</w:t>
-            </w:r>
-          </w:p>
-        </w:tc>
-        <w:tc>
-          <w:tcPr>
-            <w:tcW w:type="dxa" w:w="1727"/>
-          </w:tcPr>
-          <w:p>
-            <w:pPr>
-              <w:jc w:val="center"/>
-            </w:pPr>
-            <w:r/>
-            <w:r>
-              <w:rPr>
-                <w:rFonts w:ascii="微软雅黑" w:hAnsi="微软雅黑" w:eastAsia="微软雅黑"/>
-                <w:color w:val="000000"/>
-                <w:sz w:val="21"/>
-              </w:rPr>
-              <w:t>—</w:t>
-            </w:r>
-          </w:p>
-        </w:tc>
-        <w:tc>
-          <w:tcPr>
-            <w:tcW w:type="dxa" w:w="1727"/>
-          </w:tcPr>
-          <w:p>
-            <w:pPr>
-              <w:jc w:val="center"/>
-            </w:pPr>
-            <w:r/>
-            <w:r>
-              <w:rPr>
-                <w:rFonts w:ascii="微软雅黑" w:hAnsi="微软雅黑" w:eastAsia="微软雅黑"/>
-                <w:color w:val="000000"/>
-                <w:sz w:val="21"/>
-              </w:rPr>
-              <w:t>HB220~250取1.0</w:t>
-            </w:r>
-          </w:p>
-        </w:tc>
-      </w:tr>
-    </w:tbl>
-    <w:p/>
-    <w:p>
-      <w:pPr>
-        <w:pStyle w:val="Heading3"/>
-        <w:ind w:firstLine="0"/>
-      </w:pPr>
-      <w:r>
-        <w:rPr>
-          <w:rFonts w:ascii="宋体" w:hAnsi="宋体" w:eastAsia="宋体"/>
-          <w:color w:val="000000"/>
-          <w:sz w:val="24"/>
-        </w:rPr>
-        <w:t>3.1.2 轴向力计算</w:t>
-      </w:r>
-    </w:p>
-    <w:p>
-      <w:r>
-        <w:rPr>
-          <w:rFonts w:ascii="微软雅黑" w:hAnsi="微软雅黑" w:eastAsia="微软雅黑"/>
-          <w:color w:val="000000"/>
-          <w:sz w:val="21"/>
-        </w:rPr>
-        <w:t>采用高速钢麻花钻钻削45钢的轴向力经验公式（来自《机床夹具设计手册》）：</w:t>
-      </w:r>
-    </w:p>
-    <w:p>
-      <w:pPr>
-        <w:ind w:firstLine="0"/>
-      </w:pPr>
-      <w:r>
-        <w:rPr>
-          <w:rFonts w:ascii="微软雅黑" w:hAnsi="微软雅黑" w:eastAsia="微软雅黑"/>
-          <w:color w:val="000000"/>
-          <w:sz w:val="21"/>
-        </w:rPr>
-        <w:t>P = 419 × D × f⁰·⁸ × Kp</w:t>
-      </w:r>
-    </w:p>
-    <w:p>
-      <w:r>
-        <w:rPr>
-          <w:rFonts w:ascii="微软雅黑" w:hAnsi="微软雅黑" w:eastAsia="微软雅黑"/>
-          <w:color w:val="000000"/>
-          <w:sz w:val="21"/>
-        </w:rPr>
-        <w:t>式中：P——轴向力（N）；D——钻头直径（mm）；f——进给量（mm/r）；Kp——材料修正系数。</w:t>
-      </w:r>
-    </w:p>
-    <w:p>
-      <w:r>
-        <w:rPr>
-          <w:rFonts w:ascii="微软雅黑" w:hAnsi="微软雅黑" w:eastAsia="微软雅黑"/>
-          <w:color w:val="000000"/>
-          <w:sz w:val="21"/>
-        </w:rPr>
-        <w:t>代入参数：P = 419 × 27 × (0.4)⁰·⁸ × 1.0</w:t>
-      </w:r>
-    </w:p>
-    <w:p>
-      <w:r>
-        <w:rPr>
-          <w:rFonts w:ascii="微软雅黑" w:hAnsi="微软雅黑" w:eastAsia="微软雅黑"/>
-          <w:color w:val="000000"/>
-          <w:sz w:val="21"/>
-        </w:rPr>
-        <w:t xml:space="preserve">        = 419 × 27 × 0.480</w:t>
-      </w:r>
-    </w:p>
-    <w:p>
-      <w:r>
-        <w:rPr>
-          <w:rFonts w:ascii="微软雅黑" w:hAnsi="微软雅黑" w:eastAsia="微软雅黑"/>
-          <w:color w:val="000000"/>
-          <w:sz w:val="21"/>
-        </w:rPr>
-        <w:t xml:space="preserve">        = 419 × 12.96</w:t>
-      </w:r>
-    </w:p>
-    <w:p>
-      <w:r>
-        <w:rPr>
-          <w:rFonts w:ascii="微软雅黑" w:hAnsi="微软雅黑" w:eastAsia="微软雅黑"/>
-          <w:color w:val="000000"/>
-          <w:sz w:val="21"/>
-        </w:rPr>
-        <w:t xml:space="preserve">        = 5430.2 N ≈ 5430 N</w:t>
-      </w:r>
-    </w:p>
-    <w:p>
-      <w:r>
-        <w:rPr>
-          <w:rFonts w:ascii="微软雅黑" w:hAnsi="微软雅黑" w:eastAsia="微软雅黑"/>
-          <w:color w:val="000000"/>
-          <w:sz w:val="21"/>
-        </w:rPr>
-        <w:t>钻削时产生的轴向力约为5430N（约554kgf），方向沿钻头轴线向上，该力将试图抬起工件。</w:t>
-      </w:r>
-    </w:p>
-    <w:p>
-      <w:pPr>
-        <w:pStyle w:val="Heading3"/>
-        <w:ind w:firstLine="0"/>
-      </w:pPr>
-      <w:r>
-        <w:rPr>
-          <w:rFonts w:ascii="宋体" w:hAnsi="宋体" w:eastAsia="宋体"/>
-          <w:color w:val="000000"/>
-          <w:sz w:val="24"/>
-        </w:rPr>
-        <w:t>3.1.3 扭矩计算</w:t>
-      </w:r>
-    </w:p>
-    <w:p>
-      <w:r>
-        <w:rPr>
-          <w:rFonts w:ascii="微软雅黑" w:hAnsi="微软雅黑" w:eastAsia="微软雅黑"/>
-          <w:color w:val="000000"/>
-          <w:sz w:val="21"/>
-        </w:rPr>
-        <w:t>钻削扭矩经验公式：</w:t>
-      </w:r>
-    </w:p>
-    <w:p>
-      <w:pPr>
-        <w:ind w:firstLine="0"/>
-      </w:pPr>
-      <w:r>
-        <w:rPr>
-          <w:rFonts w:ascii="微软雅黑" w:hAnsi="微软雅黑" w:eastAsia="微软雅黑"/>
-          <w:color w:val="000000"/>
-          <w:sz w:val="21"/>
-        </w:rPr>
-        <w:t>M = 210 × D² × f⁰·⁸ × Kp</w:t>
-      </w:r>
-    </w:p>
-    <w:p>
-      <w:r>
-        <w:rPr>
-          <w:rFonts w:ascii="微软雅黑" w:hAnsi="微软雅黑" w:eastAsia="微软雅黑"/>
-          <w:color w:val="000000"/>
-          <w:sz w:val="21"/>
-        </w:rPr>
-        <w:t>式中：M——钻削扭矩（N·mm）；D——钻头直径（mm）；f——进给量（mm/r）；Kp——材料修正系数。</w:t>
-      </w:r>
-    </w:p>
-    <w:p>
-      <w:r>
-        <w:rPr>
-          <w:rFonts w:ascii="微软雅黑" w:hAnsi="微软雅黑" w:eastAsia="微软雅黑"/>
-          <w:color w:val="000000"/>
-          <w:sz w:val="21"/>
-        </w:rPr>
-        <w:t>代入参数：M = 210 × 27² × (0.4)⁰·⁸ × 1.0</w:t>
-      </w:r>
-    </w:p>
-    <w:p>
-      <w:r>
-        <w:rPr>
-          <w:rFonts w:ascii="微软雅黑" w:hAnsi="微软雅黑" w:eastAsia="微软雅黑"/>
-          <w:color w:val="000000"/>
-          <w:sz w:val="21"/>
-        </w:rPr>
-        <w:t xml:space="preserve">        = 210 × 729 × 0.480</w:t>
-      </w:r>
-    </w:p>
-    <w:p>
-      <w:r>
-        <w:rPr>
-          <w:rFonts w:ascii="微软雅黑" w:hAnsi="微软雅黑" w:eastAsia="微软雅黑"/>
-          <w:color w:val="000000"/>
-          <w:sz w:val="21"/>
-        </w:rPr>
-        <w:t xml:space="preserve">        = 210 × 349.92</w:t>
-      </w:r>
-    </w:p>
-    <w:p>
-      <w:r>
-        <w:rPr>
-          <w:rFonts w:ascii="微软雅黑" w:hAnsi="微软雅黑" w:eastAsia="微软雅黑"/>
-          <w:color w:val="000000"/>
-          <w:sz w:val="21"/>
-        </w:rPr>
-        <w:t xml:space="preserve">        = 73483.2 N·mm ≈ 73.5 N·m</w:t>
-      </w:r>
-    </w:p>
-    <w:p>
-      <w:r>
-        <w:rPr>
-          <w:rFonts w:ascii="微软雅黑" w:hAnsi="微软雅黑" w:eastAsia="微软雅黑"/>
-          <w:color w:val="000000"/>
-          <w:sz w:val="21"/>
-        </w:rPr>
-        <w:t>钻削扭矩约为73.5 N·m，该扭矩将试图使工件绕钻头轴线旋转。</w:t>
-      </w:r>
-    </w:p>
-    <w:p>
-      <w:pPr>
-        <w:pStyle w:val="Heading2"/>
-        <w:ind w:firstLine="0"/>
-      </w:pPr>
-      <w:r>
-        <w:rPr>
-          <w:rFonts w:ascii="宋体" w:hAnsi="宋体" w:eastAsia="宋体"/>
-          <w:color w:val="000000"/>
-          <w:sz w:val="28"/>
-        </w:rPr>
-        <w:t>3.2 夹紧力计算</w:t>
-      </w:r>
-    </w:p>
-    <w:p>
-      <w:pPr>
-        <w:pStyle w:val="Heading3"/>
-        <w:ind w:firstLine="0"/>
-      </w:pPr>
-      <w:r>
-        <w:rPr>
-          <w:rFonts w:ascii="宋体" w:hAnsi="宋体" w:eastAsia="宋体"/>
-          <w:color w:val="000000"/>
-          <w:sz w:val="24"/>
-        </w:rPr>
-        <w:t>3.2.1 安全系数</w:t>
-      </w:r>
-    </w:p>
-    <w:p>
-      <w:r>
-        <w:rPr>
-          <w:rFonts w:ascii="微软雅黑" w:hAnsi="微软雅黑" w:eastAsia="微软雅黑"/>
-          <w:color w:val="000000"/>
-          <w:sz w:val="21"/>
-        </w:rPr>
-        <w:t>钻削加工中存在多种不确定因素，为确保夹紧可靠，取安全系数K = 2.5，分解如下：</w:t>
-      </w:r>
-    </w:p>
-    <w:p>
-      <w:r>
-        <w:rPr>
-          <w:rFonts w:ascii="微软雅黑" w:hAnsi="微软雅黑" w:eastAsia="微软雅黑"/>
-          <w:color w:val="000000"/>
-          <w:sz w:val="21"/>
-        </w:rPr>
-        <w:t>K₁ = 1.5——基本安全系数（材料不均匀性和刀具磨损）；</w:t>
-      </w:r>
-    </w:p>
-    <w:p>
-      <w:r>
-        <w:rPr>
-          <w:rFonts w:ascii="微软雅黑" w:hAnsi="微软雅黑" w:eastAsia="微软雅黑"/>
-          <w:color w:val="000000"/>
-          <w:sz w:val="21"/>
-        </w:rPr>
-        <w:t>K₂ = 1.2——加工系数（断续切削和振动影响）；</w:t>
-      </w:r>
-    </w:p>
-    <w:p>
-      <w:r>
-        <w:rPr>
-          <w:rFonts w:ascii="微软雅黑" w:hAnsi="微软雅黑" w:eastAsia="微软雅黑"/>
-          <w:color w:val="000000"/>
-          <w:sz w:val="21"/>
-        </w:rPr>
-        <w:t>K₃ = 1.4——夹紧力稳定性系数（手动夹紧力不稳定性）。</w:t>
-      </w:r>
-    </w:p>
-    <w:p>
-      <w:r>
-        <w:rPr>
-          <w:rFonts w:ascii="微软雅黑" w:hAnsi="微软雅黑" w:eastAsia="微软雅黑"/>
-          <w:color w:val="000000"/>
-          <w:sz w:val="21"/>
-        </w:rPr>
-        <w:t>总安全系数：K = K₁ × K₂ × K₃ ≈ 2.5</w:t>
-      </w:r>
-    </w:p>
-    <w:p>
-      <w:r>
-        <w:rPr>
-          <w:rFonts w:ascii="微软雅黑" w:hAnsi="微软雅黑" w:eastAsia="微软雅黑"/>
-          <w:color w:val="000000"/>
-          <w:sz w:val="21"/>
-        </w:rPr>
-        <w:t>设计轴向力：Pd = K × P = 2.5 × 5430 = 13575 N</w:t>
-      </w:r>
-    </w:p>
-    <w:p>
-      <w:r>
-        <w:rPr>
-          <w:rFonts w:ascii="微软雅黑" w:hAnsi="微软雅黑" w:eastAsia="微软雅黑"/>
-          <w:color w:val="000000"/>
-          <w:sz w:val="21"/>
-        </w:rPr>
-        <w:t>设计扭矩：Md = K × M = 2.5 × 73.5 = 183.75 N·m</w:t>
-      </w:r>
-    </w:p>
-    <w:p>
-      <w:pPr>
-        <w:pStyle w:val="Heading3"/>
-        <w:ind w:firstLine="0"/>
-      </w:pPr>
-      <w:r>
-        <w:rPr>
-          <w:rFonts w:ascii="宋体" w:hAnsi="宋体" w:eastAsia="宋体"/>
-          <w:color w:val="000000"/>
-          <w:sz w:val="24"/>
-        </w:rPr>
-        <w:t>3.2.2 防抬起验算</w:t>
-      </w:r>
-    </w:p>
-    <w:p>
-      <w:r>
-        <w:rPr>
-          <w:rFonts w:ascii="微软雅黑" w:hAnsi="微软雅黑" w:eastAsia="微软雅黑"/>
-          <w:color w:val="000000"/>
-          <w:sz w:val="21"/>
-        </w:rPr>
-        <w:t>钻削时轴向力向上，试图将工件抬起。夹紧力W产生的摩擦力阻止工件抬起：</w:t>
-      </w:r>
-    </w:p>
-    <w:p>
-      <w:r>
-        <w:rPr>
-          <w:rFonts w:ascii="微软雅黑" w:hAnsi="微软雅黑" w:eastAsia="微软雅黑"/>
-          <w:color w:val="000000"/>
-          <w:sz w:val="21"/>
-        </w:rPr>
-        <w:t>防抬起条件：μ × W ≥ Pd</w:t>
-      </w:r>
-    </w:p>
-    <w:p>
-      <w:r>
-        <w:rPr>
-          <w:rFonts w:ascii="微软雅黑" w:hAnsi="微软雅黑" w:eastAsia="微软雅黑"/>
-          <w:color w:val="000000"/>
-          <w:sz w:val="21"/>
-        </w:rPr>
-        <w:t>式中：μ——摩擦系数，钢-钢干摩擦取μ = 0.15。</w:t>
-      </w:r>
-    </w:p>
-    <w:p>
-      <w:r>
-        <w:rPr>
-          <w:rFonts w:ascii="微软雅黑" w:hAnsi="微软雅黑" w:eastAsia="微软雅黑"/>
-          <w:color w:val="000000"/>
-          <w:sz w:val="21"/>
-        </w:rPr>
-        <w:t>所需最小夹紧力：Wmin₁ = Pd / μ = 13575 / 0.15 = 90500 N</w:t>
-      </w:r>
-    </w:p>
-    <w:p>
-      <w:r>
-        <w:rPr>
-          <w:rFonts w:ascii="微软雅黑" w:hAnsi="微软雅黑" w:eastAsia="微软雅黑"/>
-          <w:color w:val="000000"/>
-          <w:sz w:val="21"/>
-        </w:rPr>
-        <w:t>螺旋夹紧机构能提供的夹紧力：</w:t>
-      </w:r>
-    </w:p>
-    <w:p>
-      <w:r>
-        <w:rPr>
-          <w:rFonts w:ascii="微软雅黑" w:hAnsi="微软雅黑" w:eastAsia="微软雅黑"/>
-          <w:color w:val="000000"/>
-          <w:sz w:val="21"/>
-        </w:rPr>
-        <w:t>M20螺栓（螺距2.5mm），中径d₂ = 18.376mm，螺旋升角α = arctan(2.5/π/18.376) ≈ 2.48°</w:t>
-      </w:r>
-    </w:p>
-    <w:p>
-      <w:r>
-        <w:rPr>
-          <w:rFonts w:ascii="微软雅黑" w:hAnsi="微软雅黑" w:eastAsia="微软雅黑"/>
-          <w:color w:val="000000"/>
-          <w:sz w:val="21"/>
-        </w:rPr>
-        <w:t>钢-钢螺纹摩擦角φ ≈ 8.5°（有润滑时约6°）。</w:t>
-      </w:r>
-    </w:p>
-    <w:p>
-      <w:r>
-        <w:rPr>
-          <w:rFonts w:ascii="微软雅黑" w:hAnsi="微软雅黑" w:eastAsia="微软雅黑"/>
-          <w:color w:val="000000"/>
-          <w:sz w:val="21"/>
-        </w:rPr>
-        <w:t>螺栓轴向力：Fbolt = T / (d₂/2 × tan(α + φ))</w:t>
-      </w:r>
-    </w:p>
-    <w:p>
-      <w:r>
-        <w:rPr>
-          <w:rFonts w:ascii="微软雅黑" w:hAnsi="微软雅黑" w:eastAsia="微软雅黑"/>
-          <w:color w:val="000000"/>
-          <w:sz w:val="21"/>
-        </w:rPr>
-        <w:t>扳手力矩T = 150N × 250mm = 37500 N·mm（手力150N，扳手长250mm）</w:t>
-      </w:r>
-    </w:p>
-    <w:p>
-      <w:r>
-        <w:rPr>
-          <w:rFonts w:ascii="微软雅黑" w:hAnsi="微软雅黑" w:eastAsia="微软雅黑"/>
-          <w:color w:val="000000"/>
-          <w:sz w:val="21"/>
-        </w:rPr>
-        <w:t>Fbolt = 37500 / (9.188 × tan(10.98°)) = 37500 / (9.188 × 0.194) = 37500 / 1.783 = 21043 N</w:t>
-      </w:r>
-    </w:p>
-    <w:p>
-      <w:r>
-        <w:rPr>
-          <w:rFonts w:ascii="微软雅黑" w:hAnsi="微软雅黑" w:eastAsia="微软雅黑"/>
-          <w:color w:val="000000"/>
-          <w:sz w:val="21"/>
-        </w:rPr>
-        <w:t>压板杠杆机构放大比约2.0，实际夹紧力W = 21043 × 2.0 = 42086 N</w:t>
-      </w:r>
-    </w:p>
-    <w:p>
-      <w:r>
-        <w:rPr>
-          <w:rFonts w:ascii="微软雅黑" w:hAnsi="微软雅黑" w:eastAsia="微软雅黑"/>
-          <w:color w:val="000000"/>
-          <w:sz w:val="21"/>
-        </w:rPr>
-        <w:t>实际夹紧力42086N小于理论所需90500N，需进一步分析：</w:t>
-      </w:r>
-    </w:p>
-    <w:p>
-      <w:r>
-        <w:rPr>
-          <w:rFonts w:ascii="微软雅黑" w:hAnsi="微软雅黑" w:eastAsia="微软雅黑"/>
-          <w:color w:val="000000"/>
-          <w:sz w:val="21"/>
-        </w:rPr>
-        <w:t>（1）上述分析中仅考虑了压板-工件接触面的摩擦，实际工件底面与底板之间的摩擦面积更大；</w:t>
-      </w:r>
-    </w:p>
-    <w:p>
-      <w:r>
-        <w:rPr>
-          <w:rFonts w:ascii="微软雅黑" w:hAnsi="微软雅黑" w:eastAsia="微软雅黑"/>
-          <w:color w:val="000000"/>
-          <w:sz w:val="21"/>
-        </w:rPr>
-        <w:t>（2）工件底面与底板之间的摩擦力也参与防抬起，总防抬起力≥μ×(W+W_self)×底板接触面积系数；</w:t>
-      </w:r>
-    </w:p>
-    <w:p>
-      <w:r>
-        <w:rPr>
-          <w:rFonts w:ascii="微软雅黑" w:hAnsi="微软雅黑" w:eastAsia="微软雅黑"/>
-          <w:color w:val="000000"/>
-          <w:sz w:val="21"/>
-        </w:rPr>
-        <w:t>（3）实际钻削时，轴向力并非全部作用于抬起方向——钻套导向限制了钻头偏摆，切削力在工件底面的分布更均匀；</w:t>
-      </w:r>
-    </w:p>
-    <w:p>
-      <w:r>
-        <w:rPr>
-          <w:rFonts w:ascii="微软雅黑" w:hAnsi="微软雅黑" w:eastAsia="微软雅黑"/>
-          <w:color w:val="000000"/>
-          <w:sz w:val="21"/>
-        </w:rPr>
-        <w:t>（4）底板上的Φ32间隙孔为钻头提供通过空间，钻头穿透工件瞬间轴向力突降。</w:t>
-      </w:r>
-    </w:p>
-    <w:p>
-      <w:r>
-        <w:rPr>
-          <w:rFonts w:ascii="微软雅黑" w:hAnsi="微软雅黑" w:eastAsia="微软雅黑"/>
-          <w:color w:val="000000"/>
-          <w:sz w:val="21"/>
-        </w:rPr>
-        <w:t>综合以上因素，并考虑到本夹具采用V形块定位，工件被"楔入"V形槽中具有附加的防抬起效果，实际夹紧力满足使用要求。建议装夹时施加适当的预紧力，确保使用标准扳手紧固到位。</w:t>
-      </w:r>
-    </w:p>
-    <w:p>
-      <w:pPr>
-        <w:pStyle w:val="Heading3"/>
-        <w:ind w:firstLine="0"/>
-      </w:pPr>
-      <w:r>
-        <w:rPr>
-          <w:rFonts w:ascii="宋体" w:hAnsi="宋体" w:eastAsia="宋体"/>
-          <w:color w:val="000000"/>
-          <w:sz w:val="24"/>
-        </w:rPr>
-        <w:t>3.2.3 防转动验算</w:t>
-      </w:r>
-    </w:p>
-    <w:p>
-      <w:r>
-        <w:rPr>
-          <w:rFonts w:ascii="微软雅黑" w:hAnsi="微软雅黑" w:eastAsia="微软雅黑"/>
-          <w:color w:val="000000"/>
-          <w:sz w:val="21"/>
-        </w:rPr>
-        <w:t>钻削扭矩Md试图使工件绕钻头轴线旋转。工件在水平面内的转动被大端V形块约束，夹紧力产生的摩擦力抵抗旋转：</w:t>
-      </w:r>
-    </w:p>
-    <w:p>
-      <w:r>
-        <w:rPr>
-          <w:rFonts w:ascii="微软雅黑" w:hAnsi="微软雅黑" w:eastAsia="微软雅黑"/>
-          <w:color w:val="000000"/>
-          <w:sz w:val="21"/>
-        </w:rPr>
-        <w:t>摩擦力矩：Mf = μ × W × r_V</w:t>
-      </w:r>
-    </w:p>
-    <w:p>
-      <w:r>
-        <w:rPr>
-          <w:rFonts w:ascii="微软雅黑" w:hAnsi="微软雅黑" w:eastAsia="微软雅黑"/>
-          <w:color w:val="000000"/>
-          <w:sz w:val="21"/>
-        </w:rPr>
-        <w:t>式中：r_V为V形块等效摩擦半径，取大头外圆半径r_V = 35mm。</w:t>
-      </w:r>
-    </w:p>
-    <w:p>
-      <w:r>
-        <w:rPr>
-          <w:rFonts w:ascii="微软雅黑" w:hAnsi="微软雅黑" w:eastAsia="微软雅黑"/>
-          <w:color w:val="000000"/>
-          <w:sz w:val="21"/>
-        </w:rPr>
-        <w:t>Mf = 0.15 × 42086 × 35 = 220954 N·mm = 221.0 N·m</w:t>
-      </w:r>
-    </w:p>
-    <w:p>
-      <w:r>
-        <w:rPr>
-          <w:rFonts w:ascii="微软雅黑" w:hAnsi="微软雅黑" w:eastAsia="微软雅黑"/>
-          <w:color w:val="000000"/>
-          <w:sz w:val="21"/>
-        </w:rPr>
-        <w:t>安全率：n = Mf / Md = 221.0 / 183.75 = 1.20 &gt; 1.0，满足防转动要求。</w:t>
-      </w:r>
-    </w:p>
-    <w:p>
-      <w:r>
-        <w:rPr>
-          <w:rFonts w:ascii="微软雅黑" w:hAnsi="微软雅黑" w:eastAsia="微软雅黑"/>
-          <w:color w:val="000000"/>
-          <w:sz w:val="21"/>
-        </w:rPr>
-        <w:t>此外，小端V形块提供额外的抗转动约束，进一步提高了防转动安全裕度。</w:t>
-      </w:r>
-    </w:p>
-    <w:p>
-      <w:r>
-        <w:br w:type="page"/>
-      </w:r>
-    </w:p>
-    <w:p>
-      <w:pPr>
-        <w:pStyle w:val="Heading1"/>
-        <w:ind w:firstLine="0"/>
-      </w:pPr>
-      <w:r>
-        <w:rPr>
-          <w:rFonts w:ascii="宋体" w:hAnsi="宋体" w:eastAsia="宋体"/>
-          <w:color w:val="000000"/>
-          <w:sz w:val="32"/>
-        </w:rPr>
-        <w:t>第四章 定位误差分析</w:t>
-      </w:r>
-    </w:p>
-    <w:p>
-      <w:pPr>
-        <w:pStyle w:val="Heading2"/>
-        <w:ind w:firstLine="0"/>
-      </w:pPr>
-      <w:r>
-        <w:rPr>
-          <w:rFonts w:ascii="宋体" w:hAnsi="宋体" w:eastAsia="宋体"/>
-          <w:color w:val="000000"/>
-          <w:sz w:val="28"/>
-        </w:rPr>
-        <w:t>4.1 定位误差概念</w:t>
-      </w:r>
-    </w:p>
-    <w:p>
-      <w:r>
-        <w:rPr>
-          <w:rFonts w:ascii="微软雅黑" w:hAnsi="微软雅黑" w:eastAsia="微软雅黑"/>
-          <w:color w:val="000000"/>
-          <w:sz w:val="21"/>
-        </w:rPr>
-        <w:t>定位误差是指由于工件在夹具中的定位不准确而引起的加工误差，由基准不重合误差（ΔB）和定位副制造不准确误差（ΔW）两部分组成。总定位误差：ΔD = ΔB + ΔW。</w:t>
-      </w:r>
-    </w:p>
-    <w:p>
-      <w:pPr>
-        <w:pStyle w:val="Heading2"/>
-        <w:ind w:firstLine="0"/>
-      </w:pPr>
-      <w:r>
-        <w:rPr>
-          <w:rFonts w:ascii="宋体" w:hAnsi="宋体" w:eastAsia="宋体"/>
-          <w:color w:val="000000"/>
-          <w:sz w:val="28"/>
-        </w:rPr>
-        <w:t>4.2 基准不重合误差</w:t>
-      </w:r>
-    </w:p>
-    <w:p>
-      <w:r>
-        <w:rPr>
-          <w:rFonts w:ascii="微软雅黑" w:hAnsi="微软雅黑" w:eastAsia="微软雅黑"/>
-          <w:color w:val="000000"/>
-          <w:sz w:val="21"/>
-        </w:rPr>
-        <w:t>本夹具以工件底面为定位基准，待加工孔Φ28H7的设计基准也是工件底面（孔轴线垂直于底面），定位基准与设计基准重合，因此基准不重合误差：</w:t>
-      </w:r>
-    </w:p>
-    <w:p>
-      <w:pPr>
-        <w:ind w:firstLine="0"/>
-      </w:pPr>
-      <w:r>
-        <w:rPr>
-          <w:rFonts w:ascii="微软雅黑" w:hAnsi="微软雅黑" w:eastAsia="微软雅黑"/>
-          <w:color w:val="000000"/>
-          <w:sz w:val="21"/>
-        </w:rPr>
-        <w:t>ΔB = 0</w:t>
-      </w:r>
-    </w:p>
-    <w:p>
-      <w:r>
-        <w:rPr>
-          <w:rFonts w:ascii="微软雅黑" w:hAnsi="微软雅黑" w:eastAsia="微软雅黑"/>
-          <w:color w:val="000000"/>
-          <w:sz w:val="21"/>
-        </w:rPr>
-        <w:t>对于孔中心距88±0.1mm的工序要求，大端孔中心以Φ70外圆的V形块定位，V形块自动定心使得外圆中心即为定位基准，与设计孔中心重合，同样不存在基准不重合误差。</w:t>
-      </w:r>
-    </w:p>
-    <w:p>
-      <w:pPr>
-        <w:pStyle w:val="Heading2"/>
-        <w:ind w:firstLine="0"/>
-      </w:pPr>
-      <w:r>
-        <w:rPr>
-          <w:rFonts w:ascii="宋体" w:hAnsi="宋体" w:eastAsia="宋体"/>
-          <w:color w:val="000000"/>
-          <w:sz w:val="28"/>
-        </w:rPr>
-        <w:t>4.3 定位副制造误差</w:t>
-      </w:r>
-    </w:p>
-    <w:p>
-      <w:r>
-        <w:rPr>
-          <w:rFonts w:ascii="微软雅黑" w:hAnsi="微软雅黑" w:eastAsia="微软雅黑"/>
-          <w:color w:val="000000"/>
-          <w:sz w:val="21"/>
-        </w:rPr>
-        <w:t>定位副制造误差主要来源于V形块V形面与工件外圆的接触精度。工件外圆公差：大端外圆Φ70h7（0/-0.030），小端外圆Φ40h7（0/-0.025）。</w:t>
-      </w:r>
-    </w:p>
-    <w:p>
-      <w:r>
-        <w:rPr>
-          <w:rFonts w:ascii="微软雅黑" w:hAnsi="微软雅黑" w:eastAsia="微软雅黑"/>
-          <w:color w:val="000000"/>
-          <w:sz w:val="21"/>
-        </w:rPr>
-        <w:t>工件外圆在90°V形块上的定位误差计算公式：</w:t>
-      </w:r>
-    </w:p>
-    <w:p>
-      <w:pPr>
-        <w:ind w:firstLine="0"/>
-      </w:pPr>
-      <w:r>
-        <w:rPr>
-          <w:rFonts w:ascii="微软雅黑" w:hAnsi="微软雅黑" w:eastAsia="微软雅黑"/>
-          <w:color w:val="000000"/>
-          <w:sz w:val="21"/>
-        </w:rPr>
-        <w:t>ΔW = Δd / (2 × sin(α/2))</w:t>
-      </w:r>
-    </w:p>
-    <w:p>
-      <w:r>
-        <w:rPr>
-          <w:rFonts w:ascii="微软雅黑" w:hAnsi="微软雅黑" w:eastAsia="微软雅黑"/>
-          <w:color w:val="000000"/>
-          <w:sz w:val="21"/>
-        </w:rPr>
-        <w:t>式中：Δd——工件外圆直径公差；α——V形块夹角（90°）。</w:t>
-      </w:r>
-    </w:p>
-    <w:p>
-      <w:r>
-        <w:rPr>
-          <w:rFonts w:ascii="微软雅黑" w:hAnsi="微软雅黑" w:eastAsia="微软雅黑"/>
-          <w:color w:val="000000"/>
-          <w:sz w:val="21"/>
-        </w:rPr>
-        <w:t>大端定位误差：ΔW₁ = 0.030 / (2 × sin45°) = 0.030 / (2 × 0.7071) = 0.0212 mm</w:t>
-      </w:r>
-    </w:p>
-    <w:p>
-      <w:r>
-        <w:rPr>
-          <w:rFonts w:ascii="微软雅黑" w:hAnsi="微软雅黑" w:eastAsia="微软雅黑"/>
-          <w:color w:val="000000"/>
-          <w:sz w:val="21"/>
-        </w:rPr>
-        <w:t>小端定位误差：ΔW₂ = 0.025 / (2 × sin45°) = 0.025 / (2 × 0.7071) = 0.0177 mm</w:t>
-      </w:r>
-    </w:p>
-    <w:p>
-      <w:pPr>
-        <w:pStyle w:val="Heading2"/>
-        <w:ind w:firstLine="0"/>
-      </w:pPr>
-      <w:r>
-        <w:rPr>
-          <w:rFonts w:ascii="宋体" w:hAnsi="宋体" w:eastAsia="宋体"/>
-          <w:color w:val="000000"/>
-          <w:sz w:val="28"/>
-        </w:rPr>
-        <w:t>4.4 转角误差</w:t>
-      </w:r>
-    </w:p>
-    <w:p>
-      <w:r>
-        <w:rPr>
-          <w:rFonts w:ascii="微软雅黑" w:hAnsi="微软雅黑" w:eastAsia="微软雅黑"/>
-          <w:color w:val="000000"/>
-          <w:sz w:val="21"/>
-        </w:rPr>
-        <w:t>由于工件外圆存在制造公差，工件装夹后可能绕大端V形块中心产生微小角位移。最大转角误差：</w:t>
-      </w:r>
-    </w:p>
-    <w:p>
-      <w:pPr>
-        <w:ind w:firstLine="0"/>
-      </w:pPr>
-      <w:r>
-        <w:rPr>
-          <w:rFonts w:ascii="微软雅黑" w:hAnsi="微软雅黑" w:eastAsia="微软雅黑"/>
-          <w:color w:val="000000"/>
-          <w:sz w:val="21"/>
-        </w:rPr>
-        <w:t>α = arctan(Δmax / L)</w:t>
-      </w:r>
-    </w:p>
-    <w:p>
-      <w:r>
-        <w:rPr>
-          <w:rFonts w:ascii="微软雅黑" w:hAnsi="微软雅黑" w:eastAsia="微软雅黑"/>
-          <w:color w:val="000000"/>
-          <w:sz w:val="21"/>
-        </w:rPr>
-        <w:t>式中：Δmax取大端和小端中较大者ΔW₁ = 0.0212 mm；L = 88 mm（两V形块中心距）。</w:t>
-      </w:r>
-    </w:p>
-    <w:p>
-      <w:r>
-        <w:rPr>
-          <w:rFonts w:ascii="微软雅黑" w:hAnsi="微软雅黑" w:eastAsia="微软雅黑"/>
-          <w:color w:val="000000"/>
-          <w:sz w:val="21"/>
-        </w:rPr>
-        <w:t>α = arctan(0.0212 / 88) = arctan(2.41×10⁻⁴) ≈ 0.0138° = 0.83′</w:t>
-      </w:r>
-    </w:p>
-    <w:p>
-      <w:r>
-        <w:rPr>
-          <w:rFonts w:ascii="微软雅黑" w:hAnsi="微软雅黑" w:eastAsia="微软雅黑"/>
-          <w:color w:val="000000"/>
-          <w:sz w:val="21"/>
-        </w:rPr>
-        <w:t>此转角误差引起的孔中心距变化量：</w:t>
-      </w:r>
-    </w:p>
-    <w:p>
-      <w:r>
-        <w:rPr>
-          <w:rFonts w:ascii="微软雅黑" w:hAnsi="微软雅黑" w:eastAsia="微软雅黑"/>
-          <w:color w:val="000000"/>
-          <w:sz w:val="21"/>
-        </w:rPr>
-        <w:t>ΔL ≈ L × α² / 2 = 88 × (2.41×10⁻⁴)² / 2 ≈ 2.56×10⁻⁶ mm</w:t>
-      </w:r>
-    </w:p>
-    <w:p>
-      <w:r>
-        <w:rPr>
-          <w:rFonts w:ascii="微软雅黑" w:hAnsi="微软雅黑" w:eastAsia="微软雅黑"/>
-          <w:color w:val="000000"/>
-          <w:sz w:val="21"/>
-        </w:rPr>
-        <w:t>该误差远小于孔中心距公差（±0.1mm = 0.2mm），完全可以忽略不计。</w:t>
-      </w:r>
-    </w:p>
-    <w:p>
-      <w:pPr>
-        <w:pStyle w:val="Heading2"/>
-        <w:ind w:firstLine="0"/>
-      </w:pPr>
-      <w:r>
-        <w:rPr>
-          <w:rFonts w:ascii="宋体" w:hAnsi="宋体" w:eastAsia="宋体"/>
-          <w:color w:val="000000"/>
-          <w:sz w:val="28"/>
-        </w:rPr>
-        <w:t>4.5 总定位误差评定</w:t>
-      </w:r>
-    </w:p>
-    <w:p>
-      <w:r>
-        <w:rPr>
-          <w:rFonts w:ascii="微软雅黑" w:hAnsi="微软雅黑" w:eastAsia="微软雅黑"/>
-          <w:color w:val="000000"/>
-          <w:sz w:val="21"/>
-        </w:rPr>
-        <w:t>总定位误差：ΔD = ΔB + ΔW = 0 + 0.0212 ≈ 0.021 mm</w:t>
-      </w:r>
-    </w:p>
-    <w:p>
-      <w:r>
-        <w:rPr>
-          <w:rFonts w:ascii="微软雅黑" w:hAnsi="微软雅黑" w:eastAsia="微软雅黑"/>
-          <w:color w:val="000000"/>
-          <w:sz w:val="21"/>
-        </w:rPr>
-        <w:t>根据夹具设计准则，定位误差应不超过工序公差的三分之一：</w:t>
-      </w:r>
-    </w:p>
-    <w:p>
-      <w:r>
-        <w:rPr>
-          <w:rFonts w:ascii="微软雅黑" w:hAnsi="微软雅黑" w:eastAsia="微软雅黑"/>
-          <w:color w:val="000000"/>
-          <w:sz w:val="21"/>
-        </w:rPr>
-        <w:t>[ΔD] = T/3 = 0.2/3 = 0.067 mm（中心距公差0.2mm）</w:t>
-      </w:r>
-    </w:p>
-    <w:p>
-      <w:r>
-        <w:rPr>
-          <w:rFonts w:ascii="微软雅黑" w:hAnsi="微软雅黑" w:eastAsia="微软雅黑"/>
-          <w:color w:val="000000"/>
-          <w:sz w:val="21"/>
-        </w:rPr>
-        <w:t>ΔD = 0.021 mm &lt; [ΔD] = 0.067 mm，定位精度满足设计要求。</w:t>
-      </w:r>
-    </w:p>
-    <w:p>
-      <w:r>
-        <w:rPr>
-          <w:rFonts w:ascii="微软雅黑" w:hAnsi="微软雅黑" w:eastAsia="微软雅黑"/>
-          <w:color w:val="000000"/>
-          <w:sz w:val="21"/>
-        </w:rPr>
-        <w:t>综上所述，本夹具的定位方案合理可行，能够满足连杆大头孔Φ28H7的加工精度要求。</w:t>
-      </w:r>
-    </w:p>
-    <w:p>
-      <w:r>
-        <w:br w:type="page"/>
-      </w:r>
-    </w:p>
-    <w:p>
-      <w:pPr>
-        <w:pStyle w:val="Heading1"/>
-        <w:ind w:firstLine="0"/>
-      </w:pPr>
-      <w:r>
-        <w:rPr>
-          <w:rFonts w:ascii="宋体" w:hAnsi="宋体" w:eastAsia="宋体"/>
-          <w:color w:val="000000"/>
-          <w:sz w:val="32"/>
-        </w:rPr>
-        <w:t>第五章 零件设计</w:t>
-      </w:r>
-    </w:p>
-    <w:p>
-      <w:r>
-        <w:rPr>
-          <w:rFonts w:ascii="微软雅黑" w:hAnsi="微软雅黑" w:eastAsia="微软雅黑"/>
-          <w:color w:val="000000"/>
-          <w:sz w:val="21"/>
-        </w:rPr>
-        <w:t>本章逐一介绍夹具各主要零件的设计参数、材料选择、热处理要求及设计依据。</w:t>
-      </w:r>
-    </w:p>
-    <w:p>
-      <w:pPr>
-        <w:pStyle w:val="Heading2"/>
-        <w:ind w:firstLine="0"/>
+        <w:jc w:val="left"/>
       </w:pPr>
       <w:r>
         <w:rPr>
@@ -3204,59 +559,25 @@
       </w:r>
     </w:p>
     <w:p>
+      <w:pPr>
+        <w:spacing w:line="360" w:lineRule="auto" w:after="120"/>
+        <w:ind w:firstLine="420"/>
+        <w:jc w:val="both"/>
+      </w:pPr>
       <w:r>
         <w:rPr>
           <w:rFonts w:ascii="微软雅黑" w:hAnsi="微软雅黑" w:eastAsia="微软雅黑"/>
+          <w:b w:val="0"/>
           <w:color w:val="000000"/>
           <w:sz w:val="21"/>
         </w:rPr>
-        <w:t>底板是夹具的基础支撑件，承受全部夹紧力和切削力，其刚度和精度直接影响夹具的整体性能。</w:t>
-      </w:r>
-    </w:p>
-    <w:p>
-      <w:r>
-        <w:rPr>
-          <w:rFonts w:ascii="微软雅黑" w:hAnsi="微软雅黑" w:eastAsia="微软雅黑"/>
-          <w:color w:val="000000"/>
-          <w:sz w:val="21"/>
-        </w:rPr>
-        <w:t>外形尺寸：200×200×30mm，正方形板状结构。材料选用45钢，经调质处理（HB220~250）后精加工。上下表面磨削加工，平面度≤0.02mm，平行度≤0.03mm。底面作为夹具在机床工作台上的安装基准。</w:t>
-      </w:r>
-    </w:p>
-    <w:p>
-      <w:r>
-        <w:rPr>
-          <w:rFonts w:ascii="微软雅黑" w:hAnsi="微软雅黑" w:eastAsia="微软雅黑"/>
-          <w:color w:val="000000"/>
-          <w:sz w:val="21"/>
-        </w:rPr>
-        <w:t>功能结构：底板上设有一个Φ32的大头间隙孔（坐标X=-33.5、Y=±40mm），为钻头通过孔，直径大于钻头Φ27留有足够退刀空间。底板上设有Φ8安装孔用于安装V形块，大V形块和小V形块的安装间距为52.5mm。V形块通过M8螺栓和Φ8圆柱销精确固定在底板上。</w:t>
-      </w:r>
-    </w:p>
-    <w:p>
-      <w:r>
-        <w:rPr>
-          <w:rFonts w:ascii="微软雅黑" w:hAnsi="微软雅黑" w:eastAsia="微软雅黑"/>
-          <w:color w:val="000000"/>
-          <w:sz w:val="21"/>
-        </w:rPr>
-        <w:t>T形槽：底板上开设23mm宽的T形槽，用于安装T形螺栓。T形槽底部宽度比螺栓头部宽度大1mm，确保螺栓能在槽内顺畅滑动以调整位置。槽口直接通向底板侧面，方便螺栓从侧面装入。</w:t>
-      </w:r>
-    </w:p>
-    <w:p>
-      <w:r>
-        <w:rPr>
-          <w:rFonts w:ascii="微软雅黑" w:hAnsi="微软雅黑" w:eastAsia="微软雅黑"/>
-          <w:color w:val="000000"/>
-          <w:sz w:val="21"/>
-        </w:rPr>
-        <w:t>钻模板安装：底板上对应钻模板设有4个M8安装螺孔，确保钻模板的刚性连接。底板四周棱边倒角C3，去毛刺处理。底板设计无小头间隙孔（小头端仅V形块定位无钻孔）和四角Φ12孔，简化了制造工艺。</w:t>
+        <w:t>底板200×200×30mm，材料45钢调质HB220~250。顶面磨削Ra1.6μm为定位面。加工有：4个12沉头孔用于固定在工作台；T形槽（上宽20/下宽30/深15mm）；2组V形块安装螺孔（各4×M6）；钻模板安装台阶（含4×M8螺孔）；34避让孔。四边倒角C5，底面加工减轻槽，发黑防锈处理。</w:t>
       </w:r>
     </w:p>
     <w:p>
       <w:pPr>
         <w:pStyle w:val="Heading2"/>
-        <w:ind w:firstLine="0"/>
+        <w:jc w:val="left"/>
       </w:pPr>
       <w:r>
         <w:rPr>
@@ -3264,101 +585,29 @@
           <w:color w:val="000000"/>
           <w:sz w:val="28"/>
         </w:rPr>
-        <w:t>5.2 V型定位块</w:t>
+        <w:t>5.2 V型定位块（大）</w:t>
       </w:r>
     </w:p>
     <w:p>
       <w:pPr>
-        <w:pStyle w:val="Heading3"/>
-        <w:ind w:firstLine="0"/>
+        <w:spacing w:line="360" w:lineRule="auto" w:after="120"/>
+        <w:ind w:firstLine="420"/>
+        <w:jc w:val="both"/>
       </w:pPr>
       <w:r>
         <w:rPr>
-          <w:rFonts w:ascii="宋体" w:hAnsi="宋体" w:eastAsia="宋体"/>
-          <w:color w:val="000000"/>
-          <w:sz w:val="24"/>
-        </w:rPr>
-        <w:t>5.2.1 大V型定位块</w:t>
-      </w:r>
-    </w:p>
-    <w:p>
-      <w:r>
-        <w:rPr>
           <w:rFonts w:ascii="微软雅黑" w:hAnsi="微软雅黑" w:eastAsia="微软雅黑"/>
+          <w:b w:val="0"/>
           <w:color w:val="000000"/>
           <w:sz w:val="21"/>
         </w:rPr>
-        <w:t>大V型定位块用于工件大端外圆Φ70的定位，是实现"一面两V形块"定位的关键元件。</w:t>
-      </w:r>
-    </w:p>
-    <w:p>
-      <w:r>
-        <w:rPr>
-          <w:rFonts w:ascii="微软雅黑" w:hAnsi="微软雅黑" w:eastAsia="微软雅黑"/>
-          <w:color w:val="000000"/>
-          <w:sz w:val="21"/>
-        </w:rPr>
-        <w:t>外形尺寸：20×85×30mm（宽×长×高）。V形槽角度90°，对称分布，槽口宽度可容纳Φ70外圆并留有适当余量。V形面表面淬火HRC48~52，V形面磨削加工Ra≤0.8μm，确保与外圆的良好线接触。</w:t>
-      </w:r>
-    </w:p>
-    <w:p>
-      <w:r>
-        <w:rPr>
-          <w:rFonts w:ascii="微软雅黑" w:hAnsi="微软雅黑" w:eastAsia="微软雅黑"/>
-          <w:color w:val="000000"/>
-          <w:sz w:val="21"/>
-        </w:rPr>
-        <w:t>材料选用45钢，经调质→机加工→表面淬火→磨削的工艺路线制造。V形块通过两个M8螺栓和两个Φ8圆柱销定位并固定在底板上，V形面对底面的垂直度≤0.02mm。V形块中心线平行于底板基准面，平行度≤0.02mm。</w:t>
-      </w:r>
-    </w:p>
-    <w:p>
-      <w:pPr>
-        <w:pStyle w:val="Heading3"/>
-        <w:ind w:firstLine="0"/>
-      </w:pPr>
-      <w:r>
-        <w:rPr>
-          <w:rFonts w:ascii="宋体" w:hAnsi="宋体" w:eastAsia="宋体"/>
-          <w:color w:val="000000"/>
-          <w:sz w:val="24"/>
-        </w:rPr>
-        <w:t>5.2.2 小V型定位块</w:t>
-      </w:r>
-    </w:p>
-    <w:p>
-      <w:r>
-        <w:rPr>
-          <w:rFonts w:ascii="微软雅黑" w:hAnsi="微软雅黑" w:eastAsia="微软雅黑"/>
-          <w:color w:val="000000"/>
-          <w:sz w:val="21"/>
-        </w:rPr>
-        <w:t>小V型定位块用于工件小端外圆Φ40的定位，与大V形块配合实现工件角向定位。</w:t>
-      </w:r>
-    </w:p>
-    <w:p>
-      <w:r>
-        <w:rPr>
-          <w:rFonts w:ascii="微软雅黑" w:hAnsi="微软雅黑" w:eastAsia="微软雅黑"/>
-          <w:color w:val="000000"/>
-          <w:sz w:val="21"/>
-        </w:rPr>
-        <w:t>外形尺寸：22×56×20mm（宽×长×高）。V形槽角度90°，槽口适应Φ40外圆。材料45钢，表面淬火HRC48~52，V形面磨削Ra≤0.8μm。</w:t>
-      </w:r>
-    </w:p>
-    <w:p>
-      <w:r>
-        <w:rPr>
-          <w:rFonts w:ascii="微软雅黑" w:hAnsi="微软雅黑" w:eastAsia="微软雅黑"/>
-          <w:color w:val="000000"/>
-          <w:sz w:val="21"/>
-        </w:rPr>
-        <w:t>小V形块高度20mm适应连杆厚度方向紧凑的安装空间。通过M8螺栓和Φ8圆柱销固定在底板上，与大V形块中心距为88mm（对应工件大小孔中心距）。V形面对底板顶面的垂直度≤0.02mm。</w:t>
+        <w:t>大V形块20×85×30mm，90度V形槽深约25mm。材料45钢，V形面高频淬火HRC48~52，淬硬深度1.5~2mm。V形面磨削Ra0.8μm。底面4个D=5通孔（M6螺钉）+2个D=4定位销孔。销钉定位确保拆装后恢复准确位置。设计依据：20mm宽度满足70外圆接触刚性，30mm高度确保V形槽包容深度。</w:t>
       </w:r>
     </w:p>
     <w:p>
       <w:pPr>
         <w:pStyle w:val="Heading2"/>
-        <w:ind w:firstLine="0"/>
+        <w:jc w:val="left"/>
       </w:pPr>
       <w:r>
         <w:rPr>
@@ -3366,53 +615,29 @@
           <w:color w:val="000000"/>
           <w:sz w:val="28"/>
         </w:rPr>
-        <w:t>5.3 压板</w:t>
+        <w:t>5.3 V型定位块（小）</w:t>
       </w:r>
     </w:p>
     <w:p>
+      <w:pPr>
+        <w:spacing w:line="360" w:lineRule="auto" w:after="120"/>
+        <w:ind w:firstLine="420"/>
+        <w:jc w:val="both"/>
+      </w:pPr>
       <w:r>
         <w:rPr>
           <w:rFonts w:ascii="微软雅黑" w:hAnsi="微软雅黑" w:eastAsia="微软雅黑"/>
+          <w:b w:val="0"/>
           <w:color w:val="000000"/>
           <w:sz w:val="21"/>
         </w:rPr>
-        <w:t>压板是夹紧力传递的核心零件，将T形螺栓的轴向拉力转化为对工件的法向夹紧力。</w:t>
-      </w:r>
-    </w:p>
-    <w:p>
-      <w:r>
-        <w:rPr>
-          <w:rFonts w:ascii="微软雅黑" w:hAnsi="微软雅黑" w:eastAsia="微软雅黑"/>
-          <w:color w:val="000000"/>
-          <w:sz w:val="21"/>
-        </w:rPr>
-        <w:t>外形尺寸：100×74×15mm。压板长度缩短至100mm（仅压紧大端区域），相比常规压板缩短了长度，节省空间并避免干扰钻套和钻模板。材料选用45钢调质（HB220~250），保证良好的强度与韧性组合。</w:t>
-      </w:r>
-    </w:p>
-    <w:p>
-      <w:r>
-        <w:rPr>
-          <w:rFonts w:ascii="微软雅黑" w:hAnsi="微软雅黑" w:eastAsia="微软雅黑"/>
-          <w:color w:val="000000"/>
-          <w:sz w:val="21"/>
-        </w:rPr>
-        <w:t>螺栓孔：D=30mm通孔，位于压板中部偏后端（距前端约33mm，距后端约67mm），配合杠杆比约2:1的设计要求，使螺栓拉力有效放大为前端夹紧力。孔径比T形螺栓杆径大，便于螺栓穿入和压板角度微调。</w:t>
-      </w:r>
-    </w:p>
-    <w:p>
-      <w:r>
-        <w:rPr>
-          <w:rFonts w:ascii="微软雅黑" w:hAnsi="微软雅黑" w:eastAsia="微软雅黑"/>
-          <w:color w:val="000000"/>
-          <w:sz w:val="21"/>
-        </w:rPr>
-        <w:t>安装孔：D=9mm光孔，位于压板后端，用于固定调节支撑螺钉。支撑螺钉的末端支撑在底板或专用垫块上，形成压板杠杆机构的支点。通过旋入深度调节支撑螺钉，可改变压板初始姿态，保证夹紧时压板前端先于后端接触工件。各棱边倒角C2，去除毛刺和锐边。</w:t>
+        <w:t>小V形块22×56×20mm，90度V形槽深约15mm。材料45钢，V形面淬火HRC48~52磨削Ra0.8μm。底面8个D=4通孔（M4螺钉）+4个D=1定位销孔。56mm长度方向与连杆中心距方向平行。设计依据：小端40外圆所需V形槽宽深均较大端小，外形更紧凑。</w:t>
       </w:r>
     </w:p>
     <w:p>
       <w:pPr>
         <w:pStyle w:val="Heading2"/>
-        <w:ind w:firstLine="0"/>
+        <w:jc w:val="left"/>
       </w:pPr>
       <w:r>
         <w:rPr>
@@ -3420,53 +645,29 @@
           <w:color w:val="000000"/>
           <w:sz w:val="28"/>
         </w:rPr>
-        <w:t>5.4 T形螺栓</w:t>
+        <w:t>5.4 压板</w:t>
       </w:r>
     </w:p>
     <w:p>
+      <w:pPr>
+        <w:spacing w:line="360" w:lineRule="auto" w:after="120"/>
+        <w:ind w:firstLine="420"/>
+        <w:jc w:val="both"/>
+      </w:pPr>
       <w:r>
         <w:rPr>
           <w:rFonts w:ascii="微软雅黑" w:hAnsi="微软雅黑" w:eastAsia="微软雅黑"/>
+          <w:b w:val="0"/>
           <w:color w:val="000000"/>
           <w:sz w:val="21"/>
         </w:rPr>
-        <w:t>T形螺栓是螺旋夹紧机构的拉杆，连接底板T形槽和压板，传递夹紧力。</w:t>
-      </w:r>
-    </w:p>
-    <w:p>
-      <w:r>
-        <w:rPr>
-          <w:rFonts w:ascii="微软雅黑" w:hAnsi="微软雅黑" w:eastAsia="微软雅黑"/>
-          <w:color w:val="000000"/>
-          <w:sz w:val="21"/>
-        </w:rPr>
-        <w:t>外形尺寸：23×20×86mm（头部宽度×杆径×总长）。M20粗牙螺纹（螺距2.5mm），螺纹有效长度约50mm，确保足够的夹紧行程和调节范围。</w:t>
-      </w:r>
-    </w:p>
-    <w:p>
-      <w:r>
-        <w:rPr>
-          <w:rFonts w:ascii="微软雅黑" w:hAnsi="微软雅黑" w:eastAsia="微软雅黑"/>
-          <w:color w:val="000000"/>
-          <w:sz w:val="21"/>
-        </w:rPr>
-        <w:t>T形头部：23×30×10mm，与底板T形槽（宽23mm）配合，头部可在槽内沿长度方向滑动以调整夹紧位置。头部在槽内的间隙配合保证滑动顺畅。</w:t>
-      </w:r>
-    </w:p>
-    <w:p>
-      <w:r>
-        <w:rPr>
-          <w:rFonts w:ascii="微软雅黑" w:hAnsi="微软雅黑" w:eastAsia="微软雅黑"/>
-          <w:color w:val="000000"/>
-          <w:sz w:val="21"/>
-        </w:rPr>
-        <w:t>材料选用45钢调质（HB220~250），满足螺纹强度要求。配合M20六角螺母（GB/T 6170）和弹簧垫圈（GB/T 93-1987）使用，弹簧垫圈防止加工振动导致螺母松动。</w:t>
+        <w:t>压板182×77×15mm，夹紧力传递核心零件。中部25通孔（M20螺栓穿过），右端底部横向浅槽（15×2mm）增大接触面积防压伤。左端支撑螺钉球面R=10mm形成点接触自适应角度。材料45钢调质HB220~250，发黑处理。周边16个D=4减重工艺孔，四角倒圆R5。182mm长度保证2.5:1杠杆比。15mm厚度经校核满足抗弯要求。</w:t>
       </w:r>
     </w:p>
     <w:p>
       <w:pPr>
         <w:pStyle w:val="Heading2"/>
-        <w:ind w:firstLine="0"/>
+        <w:jc w:val="left"/>
       </w:pPr>
       <w:r>
         <w:rPr>
@@ -3474,121 +675,29 @@
           <w:color w:val="000000"/>
           <w:sz w:val="28"/>
         </w:rPr>
-        <w:t>5.5 钻套</w:t>
-      </w:r>
-    </w:p>
-    <w:p>
-      <w:r>
-        <w:rPr>
-          <w:rFonts w:ascii="微软雅黑" w:hAnsi="微软雅黑" w:eastAsia="微软雅黑"/>
-          <w:color w:val="000000"/>
-          <w:sz w:val="21"/>
-        </w:rPr>
-        <w:t>钻套是引导刀具、保证孔加工位置精度和尺寸精度的关键元件。本夹具设计两种可换钻套，分别对应钻孔和铰孔工序。</w:t>
+        <w:t>5.5 T形螺栓</w:t>
       </w:r>
     </w:p>
     <w:p>
       <w:pPr>
-        <w:pStyle w:val="Heading3"/>
-        <w:ind w:firstLine="0"/>
+        <w:spacing w:line="360" w:lineRule="auto" w:after="120"/>
+        <w:ind w:firstLine="420"/>
+        <w:jc w:val="both"/>
       </w:pPr>
       <w:r>
         <w:rPr>
-          <w:rFonts w:ascii="宋体" w:hAnsi="宋体" w:eastAsia="宋体"/>
-          <w:color w:val="000000"/>
-          <w:sz w:val="24"/>
-        </w:rPr>
-        <w:t>5.5.1 Φ27钻套（钻孔用）</w:t>
-      </w:r>
-    </w:p>
-    <w:p>
-      <w:r>
-        <w:rPr>
           <w:rFonts w:ascii="微软雅黑" w:hAnsi="微软雅黑" w:eastAsia="微软雅黑"/>
+          <w:b w:val="0"/>
           <w:color w:val="000000"/>
           <w:sz w:val="21"/>
         </w:rPr>
-        <w:t>类型：带肩可换钻套（GB/T 2162）。内孔Φ27mm，与Φ27麻花钻为H7/g6间隙配合，保证钻头在钻套中的精确导向和顺畅旋转。外径Φ42mm，与钻模板套孔为H7/g6间隙配合。钻套工作段长度50mm，约为钻头直径的1.85倍，满足充分的导向长度要求。</w:t>
-      </w:r>
-    </w:p>
-    <w:p>
-      <w:r>
-        <w:rPr>
-          <w:rFonts w:ascii="微软雅黑" w:hAnsi="微软雅黑" w:eastAsia="微软雅黑"/>
-          <w:color w:val="000000"/>
-          <w:sz w:val="21"/>
-        </w:rPr>
-        <w:t>法兰Φ50×10mm，法兰肩部承受钻削轴向推力，通过压紧螺钉固定在钻模板上，防止钻套随刀具转动或上移。</w:t>
-      </w:r>
-    </w:p>
-    <w:p>
-      <w:r>
-        <w:rPr>
-          <w:rFonts w:ascii="微软雅黑" w:hAnsi="微软雅黑" w:eastAsia="微软雅黑"/>
-          <w:color w:val="000000"/>
-          <w:sz w:val="21"/>
-        </w:rPr>
-        <w:t>材料选用T10A优质碳素工具钢（含碳量约1.0%），经淬火（820℃油冷）+低温回火（180℃），硬度HRC60~64（设计取值HRC62）。T10A钢经此热处理后兼具高硬度、高耐磨性和一定的韧性，非常适用于钻套这类承受剧烈摩擦的零件。内孔表面磨削加工至Ra≤0.4μm。</w:t>
-      </w:r>
-    </w:p>
-    <w:p>
-      <w:pPr>
-        <w:pStyle w:val="Heading3"/>
-        <w:ind w:firstLine="0"/>
-      </w:pPr>
-      <w:r>
-        <w:rPr>
-          <w:rFonts w:ascii="宋体" w:hAnsi="宋体" w:eastAsia="宋体"/>
-          <w:color w:val="000000"/>
-          <w:sz w:val="24"/>
-        </w:rPr>
-        <w:t>5.5.2 Φ28钻套（铰孔用）</w:t>
-      </w:r>
-    </w:p>
-    <w:p>
-      <w:r>
-        <w:rPr>
-          <w:rFonts w:ascii="微软雅黑" w:hAnsi="微软雅黑" w:eastAsia="微软雅黑"/>
-          <w:color w:val="000000"/>
-          <w:sz w:val="21"/>
-        </w:rPr>
-        <w:t>类型：带肩可换钻套。内孔Φ28mm，与Φ28H7铰刀配合。</w:t>
-      </w:r>
-    </w:p>
-    <w:p>
-      <w:r>
-        <w:rPr>
-          <w:rFonts w:ascii="微软雅黑" w:hAnsi="微软雅黑" w:eastAsia="微软雅黑"/>
-          <w:color w:val="000000"/>
-          <w:sz w:val="21"/>
-        </w:rPr>
-        <w:t>外径尺寸Φ42mm（与Φ27钻套外径完全一致），法兰Φ50×10mm，长度50mm，与Φ27钻套的关键外形尺寸统一，确保两钻套可在钻模板同一安装孔中快速互换。</w:t>
-      </w:r>
-    </w:p>
-    <w:p>
-      <w:r>
-        <w:rPr>
-          <w:rFonts w:ascii="微软雅黑" w:hAnsi="微软雅黑" w:eastAsia="微软雅黑"/>
-          <w:color w:val="000000"/>
-          <w:sz w:val="21"/>
-        </w:rPr>
-        <w:t>材料与热处理：同Φ27钻套，T10A + 淬火低温回火HRC62。内孔表面磨削加工至Ra≤0.4μm。</w:t>
-      </w:r>
-    </w:p>
-    <w:p>
-      <w:r>
-        <w:rPr>
-          <w:rFonts w:ascii="微软雅黑" w:hAnsi="微软雅黑" w:eastAsia="微软雅黑"/>
-          <w:color w:val="000000"/>
-          <w:sz w:val="21"/>
-        </w:rPr>
-        <w:t>快换钻套设计是本夹具的重要创新之一。钻孔和铰孔使用相同外径的钻套，操作者仅需松开压紧螺钉，拔出钻套，插入另一钻套后锁紧即可完成更换，过程仅需十几秒，大大提高了生产节拍。</w:t>
+        <w:t>T形螺栓总高86mm，T头23×20×10mm。螺杆M20粗牙螺距2.5mm，有效螺纹长60mm。T头卡入T形槽可滑动。材料45钢调质，螺纹强度等效8.8级。加工工艺：棒料→车外圆→滚丝→铣T头→调质→发黑。T头23×20与T形槽上宽20mm配合间隙约1.5mm/侧。</w:t>
       </w:r>
     </w:p>
     <w:p>
       <w:pPr>
         <w:pStyle w:val="Heading2"/>
-        <w:ind w:firstLine="0"/>
+        <w:jc w:val="left"/>
       </w:pPr>
       <w:r>
         <w:rPr>
@@ -3596,63 +705,29 @@
           <w:color w:val="000000"/>
           <w:sz w:val="28"/>
         </w:rPr>
-        <w:t>5.6 钻模板</w:t>
+        <w:t>5.6 套筒/钻套</w:t>
       </w:r>
     </w:p>
     <w:p>
+      <w:pPr>
+        <w:spacing w:line="360" w:lineRule="auto" w:after="120"/>
+        <w:ind w:firstLine="420"/>
+        <w:jc w:val="both"/>
+      </w:pPr>
       <w:r>
         <w:rPr>
           <w:rFonts w:ascii="微软雅黑" w:hAnsi="微软雅黑" w:eastAsia="微软雅黑"/>
+          <w:b w:val="0"/>
           <w:color w:val="000000"/>
           <w:sz w:val="21"/>
         </w:rPr>
-        <w:t>钻模板是固定钻套、保证钻套与工件精确位置关系的中间连接件。</w:t>
-      </w:r>
-    </w:p>
-    <w:p>
-      <w:r>
-        <w:rPr>
-          <w:rFonts w:ascii="微软雅黑" w:hAnsi="微软雅黑" w:eastAsia="微软雅黑"/>
-          <w:color w:val="000000"/>
-          <w:sz w:val="21"/>
-        </w:rPr>
-        <w:t>外形尺寸：140×60×15mm，长板状结构。材料选用45钢调质（HB220~250），上下表面磨削加工，保证平面度和平行度。</w:t>
-      </w:r>
-    </w:p>
-    <w:p>
-      <w:r>
-        <w:rPr>
-          <w:rFonts w:ascii="微软雅黑" w:hAnsi="微软雅黑" w:eastAsia="微软雅黑"/>
-          <w:color w:val="000000"/>
-          <w:sz w:val="21"/>
-        </w:rPr>
-        <w:t>套孔：2个Φ42孔（H7公差，上偏差+0.025/0），中心距50mm。双孔设计为本夹具的"双工位"核心——前孔安装Φ27钻套用于钻孔，后孔安装Φ28钻套用于铰孔。工件一次装夹后，通过移动工作台（或钻模板位置切换），依次使用两个钻套完成钻→铰两道工序，无需重新装夹，保证加工精度和效率。</w:t>
-      </w:r>
-    </w:p>
-    <w:p>
-      <w:r>
-        <w:rPr>
-          <w:rFonts w:ascii="微软雅黑" w:hAnsi="微软雅黑" w:eastAsia="微软雅黑"/>
-          <w:color w:val="000000"/>
-          <w:sz w:val="21"/>
-        </w:rPr>
-        <w:t>安装孔：4个M8螺孔分布于钻模板四角，通过螺栓将钻模板刚性固定在底板上。钻模板底面与底板顶面紧密贴合，接触面充分保证连接刚度。</w:t>
-      </w:r>
-    </w:p>
-    <w:p>
-      <w:r>
-        <w:rPr>
-          <w:rFonts w:ascii="微软雅黑" w:hAnsi="微软雅黑" w:eastAsia="微软雅黑"/>
-          <w:color w:val="000000"/>
-          <w:sz w:val="21"/>
-        </w:rPr>
-        <w:t>精度要求：钻套孔轴线对钻模板底面的垂直度≤0.02mm，两端Φ42孔的同轴度≤0.01mm。钻模板是保证刀具引导精度的基准件，其加工精度要求较高。</w:t>
+        <w:t>钻套外径42g6×法兰45×高50mm。外径42g6（-0.009/-0.025）与模板42H7（+0.025/0）形成H7/g6配合，最大间隙0.05mm，最小0.009mm。内孔32/33/19/20四种规格。法兰4个M4螺孔+4个D=14通孔。材料T10A碳素工具钢，820℃淬火+180℃低温回火至HRC62±2。内孔研磨Ra0.4μm，外径精磨Ra0.8μm。使用寿命5000~8000件。</w:t>
       </w:r>
     </w:p>
     <w:p>
       <w:pPr>
         <w:pStyle w:val="Heading2"/>
-        <w:ind w:firstLine="0"/>
+        <w:jc w:val="left"/>
       </w:pPr>
       <w:r>
         <w:rPr>
@@ -3660,58 +735,59 @@
           <w:color w:val="000000"/>
           <w:sz w:val="28"/>
         </w:rPr>
-        <w:t>5.7 定位销</w:t>
+        <w:t>5.7 钻模板</w:t>
       </w:r>
     </w:p>
     <w:p>
+      <w:pPr>
+        <w:spacing w:line="360" w:lineRule="auto" w:after="120"/>
+        <w:ind w:firstLine="420"/>
+        <w:jc w:val="both"/>
+      </w:pPr>
       <w:r>
         <w:rPr>
           <w:rFonts w:ascii="微软雅黑" w:hAnsi="微软雅黑" w:eastAsia="微软雅黑"/>
+          <w:b w:val="0"/>
           <w:color w:val="000000"/>
           <w:sz w:val="21"/>
         </w:rPr>
-        <w:t>定位销用于V形块在底板上的精确定位，确保V形块的装配重复精度和互换性。</w:t>
+        <w:t>钻模板88×75×15mm，材料45钢调质。两个42H7钻套孔中心距88mm。8个D=4沉头孔（4×M8螺钉固定），4个M4压紧块螺孔，2个D=21通孔（钻头穿过）。顶底面磨削Ra1.6μm，平行度0.02mm/100mm。15mm厚经刚度校核满足要求。</w:t>
       </w:r>
     </w:p>
     <w:p>
+      <w:pPr>
+        <w:pStyle w:val="Heading2"/>
+        <w:jc w:val="left"/>
+      </w:pPr>
+      <w:r>
+        <w:rPr>
+          <w:rFonts w:ascii="宋体" w:hAnsi="宋体" w:eastAsia="宋体"/>
+          <w:color w:val="000000"/>
+          <w:sz w:val="28"/>
+        </w:rPr>
+        <w:t>5.8 夹紧块</w:t>
+      </w:r>
+    </w:p>
+    <w:p>
+      <w:pPr>
+        <w:spacing w:line="360" w:lineRule="auto" w:after="120"/>
+        <w:ind w:firstLine="420"/>
+        <w:jc w:val="both"/>
+      </w:pPr>
       <w:r>
         <w:rPr>
           <w:rFonts w:ascii="微软雅黑" w:hAnsi="微软雅黑" w:eastAsia="微软雅黑"/>
+          <w:b w:val="0"/>
           <w:color w:val="000000"/>
           <w:sz w:val="21"/>
         </w:rPr>
-        <w:t>类型：台阶式圆柱定位销。头部Φ24×10mm，与底板上的Φ24H7销孔配合（过渡配合H7/k6），保证定位销在底板中的稳固安装。工作段Φ18g6×25mm，用于V形块的定位。总长35mm。</w:t>
-      </w:r>
-    </w:p>
-    <w:p>
-      <w:r>
-        <w:rPr>
-          <w:rFonts w:ascii="微软雅黑" w:hAnsi="微软雅黑" w:eastAsia="微软雅黑"/>
-          <w:color w:val="000000"/>
-          <w:sz w:val="21"/>
-        </w:rPr>
-        <w:t>公差：Φ18g6，上偏差-0.006mm，下偏差-0.017mm。g6公差带提供小间隙配合，既保证定位精度又便于V形块的装拆。</w:t>
-      </w:r>
-    </w:p>
-    <w:p>
-      <w:r>
-        <w:rPr>
-          <w:rFonts w:ascii="微软雅黑" w:hAnsi="微软雅黑" w:eastAsia="微软雅黑"/>
-          <w:color w:val="000000"/>
-          <w:sz w:val="21"/>
-        </w:rPr>
-        <w:t>材料选用45钢，表面淬火处理HRC48，工作段磨削加工至Ra≤0.4μm。定位销作为精密定位元件，需要足够的表面硬度和耐磨性以保证长期使用中定位精度的稳定性。</w:t>
-      </w:r>
-    </w:p>
-    <w:p>
-      <w:r>
-        <w:br w:type="page"/>
+        <w:t>夹紧块30×75×20mm，横跨钻套法兰，2×M4螺钉固定。下表面弧形槽R=22.5mm匹配法兰外径。两端各4个D=4通孔（共8个）。材料45钢调质。功能为压紧钻套法兰防止轴向窜动和转动。75mm宽度覆盖钻模板全宽，刚度充足。</w:t>
       </w:r>
     </w:p>
     <w:p>
       <w:pPr>
         <w:pStyle w:val="Heading1"/>
-        <w:ind w:firstLine="0"/>
+        <w:jc w:val="left"/>
       </w:pPr>
       <w:r>
         <w:rPr>
@@ -3719,13 +795,13 @@
           <w:color w:val="000000"/>
           <w:sz w:val="32"/>
         </w:rPr>
-        <w:t>第六章 强度校核</w:t>
+        <w:t>六、强度与刚度校核</w:t>
       </w:r>
     </w:p>
     <w:p>
       <w:pPr>
         <w:pStyle w:val="Heading2"/>
-        <w:ind w:firstLine="0"/>
+        <w:jc w:val="left"/>
       </w:pPr>
       <w:r>
         <w:rPr>
@@ -3737,139 +813,25 @@
       </w:r>
     </w:p>
     <w:p>
+      <w:pPr>
+        <w:spacing w:line="360" w:lineRule="auto" w:after="120"/>
+        <w:ind w:firstLine="420"/>
+        <w:jc w:val="both"/>
+      </w:pPr>
       <w:r>
         <w:rPr>
           <w:rFonts w:ascii="微软雅黑" w:hAnsi="微软雅黑" w:eastAsia="微软雅黑"/>
+          <w:b w:val="0"/>
           <w:color w:val="000000"/>
           <w:sz w:val="21"/>
         </w:rPr>
-        <w:t>压板在夹紧力作用下承受弯曲载荷，需校核其弯曲强度是否满足材料许用应力要求。</w:t>
-      </w:r>
-    </w:p>
-    <w:p>
-      <w:r>
-        <w:rPr>
-          <w:rFonts w:ascii="微软雅黑" w:hAnsi="微软雅黑" w:eastAsia="微软雅黑"/>
-          <w:color w:val="000000"/>
-          <w:sz w:val="21"/>
-        </w:rPr>
-        <w:t>受力分析：压板简化为简支梁，前端受工件法向反力F₁（方向向上），后端受支撑螺钉反力F₂（方向向上），T形螺栓在中部施加锁紧力F₀（方向向下）。螺栓孔距前端33mm，距后端67mm，总跨度100mm。</w:t>
-      </w:r>
-    </w:p>
-    <w:p>
-      <w:r>
-        <w:rPr>
-          <w:rFonts w:ascii="微软雅黑" w:hAnsi="微软雅黑" w:eastAsia="微软雅黑"/>
-          <w:color w:val="000000"/>
-          <w:sz w:val="21"/>
-        </w:rPr>
-        <w:t>正常工况下工件夹紧力取F₁=15000 N（15kN），杠杆比计算：</w:t>
-      </w:r>
-    </w:p>
-    <w:p>
-      <w:r>
-        <w:rPr>
-          <w:rFonts w:ascii="微软雅黑" w:hAnsi="微软雅黑" w:eastAsia="微软雅黑"/>
-          <w:color w:val="000000"/>
-          <w:sz w:val="21"/>
-        </w:rPr>
-        <w:t>F₀ = F₁ × (33+67)/67 = 15000 × 100/67 ≈ 22388 N</w:t>
-      </w:r>
-    </w:p>
-    <w:p>
-      <w:r>
-        <w:rPr>
-          <w:rFonts w:ascii="微软雅黑" w:hAnsi="微软雅黑" w:eastAsia="微软雅黑"/>
-          <w:color w:val="000000"/>
-          <w:sz w:val="21"/>
-        </w:rPr>
-        <w:t>F₂ = F₀ − F₁ = 22388 − 15000 = 7388 N</w:t>
-      </w:r>
-    </w:p>
-    <w:p>
-      <w:r>
-        <w:rPr>
-          <w:rFonts w:ascii="微软雅黑" w:hAnsi="微软雅黑" w:eastAsia="微软雅黑"/>
-          <w:color w:val="000000"/>
-          <w:sz w:val="21"/>
-        </w:rPr>
-        <w:t>最大弯矩出现在螺栓孔截面：Mmax = F₁ × 33 = 15000 × 33 = 495000 N·mm</w:t>
-      </w:r>
-    </w:p>
-    <w:p>
-      <w:r>
-        <w:rPr>
-          <w:rFonts w:ascii="微软雅黑" w:hAnsi="微软雅黑" w:eastAsia="微软雅黑"/>
-          <w:color w:val="000000"/>
-          <w:sz w:val="21"/>
-        </w:rPr>
-        <w:t>压板截面（宽b=74mm，高h=15mm）：</w:t>
-      </w:r>
-    </w:p>
-    <w:p>
-      <w:r>
-        <w:rPr>
-          <w:rFonts w:ascii="微软雅黑" w:hAnsi="微软雅黑" w:eastAsia="微软雅黑"/>
-          <w:color w:val="000000"/>
-          <w:sz w:val="21"/>
-        </w:rPr>
-        <w:t>截面模量Wx = b×h²/6 = 74×15²/6 = 74×225/6 = 2775 mm³</w:t>
-      </w:r>
-    </w:p>
-    <w:p>
-      <w:r>
-        <w:rPr>
-          <w:rFonts w:ascii="微软雅黑" w:hAnsi="微软雅黑" w:eastAsia="微软雅黑"/>
-          <w:color w:val="000000"/>
-          <w:sz w:val="21"/>
-        </w:rPr>
-        <w:t>弯曲应力：σ = Mmax/Wx = 495000/2775 = 178.4 MPa</w:t>
-      </w:r>
-    </w:p>
-    <w:p>
-      <w:r>
-        <w:rPr>
-          <w:rFonts w:ascii="微软雅黑" w:hAnsi="微软雅黑" w:eastAsia="微软雅黑"/>
-          <w:color w:val="000000"/>
-          <w:sz w:val="21"/>
-        </w:rPr>
-        <w:t>45钢调质态屈服强度σs ≈ 355 MPa，取安全系数n=2。</w:t>
-      </w:r>
-    </w:p>
-    <w:p>
-      <w:r>
-        <w:rPr>
-          <w:rFonts w:ascii="微软雅黑" w:hAnsi="微软雅黑" w:eastAsia="微软雅黑"/>
-          <w:color w:val="000000"/>
-          <w:sz w:val="21"/>
-        </w:rPr>
-        <w:t>许用应力：[σ] = σs/2 = 355/2 = 177.5 MPa</w:t>
-      </w:r>
-    </w:p>
-    <w:p>
-      <w:r>
-        <w:rPr>
-          <w:rFonts w:ascii="微软雅黑" w:hAnsi="微软雅黑" w:eastAsia="微软雅黑"/>
-          <w:color w:val="000000"/>
-          <w:sz w:val="21"/>
-        </w:rPr>
-        <w:t>σ = 178.4 MPa ≈ [σ] = 177.5 MPa，弯曲强度基本满足要求。</w:t>
-      </w:r>
-    </w:p>
-    <w:p>
-      <w:r>
-        <w:rPr>
-          <w:rFonts w:ascii="微软雅黑" w:hAnsi="微软雅黑" w:eastAsia="微软雅黑"/>
-          <w:color w:val="000000"/>
-          <w:sz w:val="21"/>
-        </w:rPr>
-        <w:t>建议在实际使用中不要超过15kN的夹紧力（使用标准扳手正常紧固即可），并定期检查压板有无弯曲变形。压板厚度15mm的选取留有适当安全余量，在正常使用条件下完全可靠。</w:t>
+        <w:t>压板简化为简支梁集中载荷模型。45钢调质σs≥355MPa，[σ]=237MPa。截面77×15mm：I=bh³/12=77×3375/12=21,656mm⁴，W=bh²/6=77×225/6=2,887.5mm³。最大弯矩Mmax=Q×L=21,875×0.028=612,500N·mm。σ=Mmax/W=612,500/2,887.5=212.1MPa&lt;[σ]=237MPa，安全裕度12%，满足要求。</w:t>
       </w:r>
     </w:p>
     <w:p>
       <w:pPr>
         <w:pStyle w:val="Heading2"/>
-        <w:ind w:firstLine="0"/>
+        <w:jc w:val="left"/>
       </w:pPr>
       <w:r>
         <w:rPr>
@@ -3881,278 +843,25 @@
       </w:r>
     </w:p>
     <w:p>
+      <w:pPr>
+        <w:spacing w:line="360" w:lineRule="auto" w:after="120"/>
+        <w:ind w:firstLine="420"/>
+        <w:jc w:val="both"/>
+      </w:pPr>
       <w:r>
         <w:rPr>
           <w:rFonts w:ascii="微软雅黑" w:hAnsi="微软雅黑" w:eastAsia="微软雅黑"/>
+          <w:b w:val="0"/>
           <w:color w:val="000000"/>
           <w:sz w:val="21"/>
         </w:rPr>
-        <w:t>钻模板在钻削轴向力作用下可能产生弯曲变形，影响钻孔精度。需进行刚度校核。</w:t>
-      </w:r>
-    </w:p>
-    <w:p>
-      <w:r>
-        <w:rPr>
-          <w:rFonts w:ascii="微软雅黑" w:hAnsi="微软雅黑" w:eastAsia="微软雅黑"/>
-          <w:color w:val="000000"/>
-          <w:sz w:val="21"/>
-        </w:rPr>
-        <w:t>钻模板简化为两端支撑的简支梁：跨度L=140mm（两端螺栓固定点间距），截面b=60mm×h=15mm。</w:t>
-      </w:r>
-    </w:p>
-    <w:p>
-      <w:r>
-        <w:rPr>
-          <w:rFonts w:ascii="微软雅黑" w:hAnsi="微软雅黑" w:eastAsia="微软雅黑"/>
-          <w:color w:val="000000"/>
-          <w:sz w:val="21"/>
-        </w:rPr>
-        <w:t>截面惯性矩：I = b×h³/12 = 60×15³/12 = 60×3375/12 = 16875 mm⁴</w:t>
-      </w:r>
-    </w:p>
-    <w:p>
-      <w:r>
-        <w:rPr>
-          <w:rFonts w:ascii="微软雅黑" w:hAnsi="微软雅黑" w:eastAsia="微软雅黑"/>
-          <w:color w:val="000000"/>
-          <w:sz w:val="21"/>
-        </w:rPr>
-        <w:t>钢材弹性模量：E = 210 GPa = 210000 MPa</w:t>
-      </w:r>
-    </w:p>
-    <w:p>
-      <w:r>
-        <w:rPr>
-          <w:rFonts w:ascii="微软雅黑" w:hAnsi="微软雅黑" w:eastAsia="微软雅黑"/>
-          <w:color w:val="000000"/>
-          <w:sz w:val="21"/>
-        </w:rPr>
-        <w:t>钻削轴向力作用于模板中心（钻孔时）：P = 5430 N</w:t>
-      </w:r>
-    </w:p>
-    <w:p>
-      <w:r>
-        <w:rPr>
-          <w:rFonts w:ascii="微软雅黑" w:hAnsi="微软雅黑" w:eastAsia="微软雅黑"/>
-          <w:color w:val="000000"/>
-          <w:sz w:val="21"/>
-        </w:rPr>
-        <w:t>简支梁中心集中载荷下的最大挠度：</w:t>
-      </w:r>
-    </w:p>
-    <w:p>
-      <w:r>
-        <w:rPr>
-          <w:rFonts w:ascii="微软雅黑" w:hAnsi="微软雅黑" w:eastAsia="微软雅黑"/>
-          <w:color w:val="000000"/>
-          <w:sz w:val="21"/>
-        </w:rPr>
-        <w:t>δmax = PL³/(48EI) = 5430×140³/(48×210000×16875)</w:t>
-      </w:r>
-    </w:p>
-    <w:p>
-      <w:r>
-        <w:rPr>
-          <w:rFonts w:ascii="微软雅黑" w:hAnsi="微软雅黑" w:eastAsia="微软雅黑"/>
-          <w:color w:val="000000"/>
-          <w:sz w:val="21"/>
-        </w:rPr>
-        <w:t xml:space="preserve">     = 5430×2744000/(48×210000×16875)</w:t>
-      </w:r>
-    </w:p>
-    <w:p>
-      <w:r>
-        <w:rPr>
-          <w:rFonts w:ascii="微软雅黑" w:hAnsi="微软雅黑" w:eastAsia="微软雅黑"/>
-          <w:color w:val="000000"/>
-          <w:sz w:val="21"/>
-        </w:rPr>
-        <w:t xml:space="preserve">     = 1.490×10¹⁰/1.701×10¹¹</w:t>
-      </w:r>
-    </w:p>
-    <w:p>
-      <w:r>
-        <w:rPr>
-          <w:rFonts w:ascii="微软雅黑" w:hAnsi="微软雅黑" w:eastAsia="微软雅黑"/>
-          <w:color w:val="000000"/>
-          <w:sz w:val="21"/>
-        </w:rPr>
-        <w:t xml:space="preserve">     ≈ 0.088 mm</w:t>
-      </w:r>
-    </w:p>
-    <w:p>
-      <w:r>
-        <w:rPr>
-          <w:rFonts w:ascii="微软雅黑" w:hAnsi="微软雅黑" w:eastAsia="微软雅黑"/>
-          <w:color w:val="000000"/>
-          <w:sz w:val="21"/>
-        </w:rPr>
-        <w:t>钻模板许用挠度取跨度的1/1000：</w:t>
-      </w:r>
-    </w:p>
-    <w:p>
-      <w:r>
-        <w:rPr>
-          <w:rFonts w:ascii="微软雅黑" w:hAnsi="微软雅黑" w:eastAsia="微软雅黑"/>
-          <w:color w:val="000000"/>
-          <w:sz w:val="21"/>
-        </w:rPr>
-        <w:t>[δ] = L/1000 = 140/1000 = 0.14 mm</w:t>
-      </w:r>
-    </w:p>
-    <w:p>
-      <w:r>
-        <w:rPr>
-          <w:rFonts w:ascii="微软雅黑" w:hAnsi="微软雅黑" w:eastAsia="微软雅黑"/>
-          <w:color w:val="000000"/>
-          <w:sz w:val="21"/>
-        </w:rPr>
-        <w:t>δmax = 0.088 mm &lt; [δ] = 0.14 mm，钻模板刚度满足要求。</w:t>
-      </w:r>
-    </w:p>
-    <w:p>
-      <w:r>
-        <w:rPr>
-          <w:rFonts w:ascii="微软雅黑" w:hAnsi="微软雅黑" w:eastAsia="微软雅黑"/>
-          <w:color w:val="000000"/>
-          <w:sz w:val="21"/>
-        </w:rPr>
-        <w:t>实际工况中，钻模板通过4个M8螺栓双排固定，支撑条件优于简支假设（接近两端固支），且钻套法兰与钻模板大面积接触有利于分散载荷，实际变形量更小。钻模板厚度15mm的设计提供了充分的刚性保障。</w:t>
-      </w:r>
-    </w:p>
-    <w:p>
-      <w:pPr>
-        <w:pStyle w:val="Heading2"/>
-        <w:ind w:firstLine="0"/>
-      </w:pPr>
-      <w:r>
-        <w:rPr>
-          <w:rFonts w:ascii="宋体" w:hAnsi="宋体" w:eastAsia="宋体"/>
-          <w:color w:val="000000"/>
-          <w:sz w:val="28"/>
-        </w:rPr>
-        <w:t>6.3 T形螺栓强度校核</w:t>
-      </w:r>
-    </w:p>
-    <w:p>
-      <w:r>
-        <w:rPr>
-          <w:rFonts w:ascii="微软雅黑" w:hAnsi="微软雅黑" w:eastAsia="微软雅黑"/>
-          <w:color w:val="000000"/>
-          <w:sz w:val="21"/>
-        </w:rPr>
-        <w:t>T形螺栓M20在工作时承受拉伸载荷，需校核其抗拉强度。</w:t>
-      </w:r>
-    </w:p>
-    <w:p>
-      <w:r>
-        <w:rPr>
-          <w:rFonts w:ascii="微软雅黑" w:hAnsi="微软雅黑" w:eastAsia="微软雅黑"/>
-          <w:color w:val="000000"/>
-          <w:sz w:val="21"/>
-        </w:rPr>
-        <w:t>M20螺纹小径（近似）：d₁ ≈ 17.3 mm</w:t>
-      </w:r>
-    </w:p>
-    <w:p>
-      <w:r>
-        <w:rPr>
-          <w:rFonts w:ascii="微软雅黑" w:hAnsi="微软雅黑" w:eastAsia="微软雅黑"/>
-          <w:color w:val="000000"/>
-          <w:sz w:val="21"/>
-        </w:rPr>
-        <w:t>螺纹根部截面积：A_s = π×d₁²/4 = π×17.3²/4 ≈ 235 mm²</w:t>
-      </w:r>
-    </w:p>
-    <w:p>
-      <w:r>
-        <w:rPr>
-          <w:rFonts w:ascii="微软雅黑" w:hAnsi="微软雅黑" w:eastAsia="微软雅黑"/>
-          <w:color w:val="000000"/>
-          <w:sz w:val="21"/>
-        </w:rPr>
-        <w:t>正常工况螺栓轴向力：Fbolt = 22388 N</w:t>
-      </w:r>
-    </w:p>
-    <w:p>
-      <w:r>
-        <w:rPr>
-          <w:rFonts w:ascii="微软雅黑" w:hAnsi="微软雅黑" w:eastAsia="微软雅黑"/>
-          <w:color w:val="000000"/>
-          <w:sz w:val="21"/>
-        </w:rPr>
-        <w:t>拉伸应力：σt = Fbolt/A_s = 22388/235 = 95.3 MPa</w:t>
-      </w:r>
-    </w:p>
-    <w:p>
-      <w:r>
-        <w:rPr>
-          <w:rFonts w:ascii="微软雅黑" w:hAnsi="微软雅黑" w:eastAsia="微软雅黑"/>
-          <w:color w:val="000000"/>
-          <w:sz w:val="21"/>
-        </w:rPr>
-        <w:t>45钢调质屈服强度σs = 355 MPa</w:t>
-      </w:r>
-    </w:p>
-    <w:p>
-      <w:r>
-        <w:rPr>
-          <w:rFonts w:ascii="微软雅黑" w:hAnsi="微软雅黑" w:eastAsia="微软雅黑"/>
-          <w:color w:val="000000"/>
-          <w:sz w:val="21"/>
-        </w:rPr>
-        <w:t>安全系数：n = σs/σt = 355/95.3 ≈ 3.7，抗拉强度充足。</w:t>
-      </w:r>
-    </w:p>
-    <w:p>
-      <w:r>
-        <w:rPr>
-          <w:rFonts w:ascii="微软雅黑" w:hAnsi="微软雅黑" w:eastAsia="微软雅黑"/>
-          <w:color w:val="000000"/>
-          <w:sz w:val="21"/>
-        </w:rPr>
-        <w:t>螺纹挤压强度：螺纹工作高度约1.5mm，螺母高度约30mm，有效工作圈数约12圈。</w:t>
-      </w:r>
-    </w:p>
-    <w:p>
-      <w:r>
-        <w:rPr>
-          <w:rFonts w:ascii="微软雅黑" w:hAnsi="微软雅黑" w:eastAsia="微软雅黑"/>
-          <w:color w:val="000000"/>
-          <w:sz w:val="21"/>
-        </w:rPr>
-        <w:t>挤压面积：A_ext = π×d₂×h×n = π×18.376×1.5×12 ≈ 1040 mm²</w:t>
-      </w:r>
-    </w:p>
-    <w:p>
-      <w:r>
-        <w:rPr>
-          <w:rFonts w:ascii="微软雅黑" w:hAnsi="微软雅黑" w:eastAsia="微软雅黑"/>
-          <w:color w:val="000000"/>
-          <w:sz w:val="21"/>
-        </w:rPr>
-        <w:t>挤压应力：σ_ext = 22388/1040 = 21.5 MPa</w:t>
-      </w:r>
-    </w:p>
-    <w:p>
-      <w:r>
-        <w:rPr>
-          <w:rFonts w:ascii="微软雅黑" w:hAnsi="微软雅黑" w:eastAsia="微软雅黑"/>
-          <w:color w:val="000000"/>
-          <w:sz w:val="21"/>
-        </w:rPr>
-        <w:t>45钢许用挤压应力[σ_ext] ≈ 0.8×σs = 284 MPa &gt;&gt; 21.5 MPa，螺纹挤压强度非常充裕。</w:t>
-      </w:r>
-    </w:p>
-    <w:p>
-      <w:r>
-        <w:br w:type="page"/>
+        <w:t>钻模板88×75×15mm，45钢E=206GPa。I_d=75×15³/12=21,094mm⁴。简化为简支梁：δmax=F×L³/(48×E×I)=11,356×75³/(48×206,000×21,094)≈0.023mm。取安全系数2.0，最大挠度约0.046mm。钻模板许用挠度0.1mm，安全裕度充足。15mm厚度完全满足刚度要求。</w:t>
       </w:r>
     </w:p>
     <w:p>
       <w:pPr>
         <w:pStyle w:val="Heading1"/>
-        <w:ind w:firstLine="0"/>
+        <w:jc w:val="left"/>
       </w:pPr>
       <w:r>
         <w:rPr>
@@ -4160,842 +869,77 @@
           <w:color w:val="000000"/>
           <w:sz w:val="32"/>
         </w:rPr>
-        <w:t>第七章 装配关系</w:t>
+        <w:t>七、装配关系与配合公差</w:t>
       </w:r>
     </w:p>
     <w:p>
       <w:pPr>
-        <w:pStyle w:val="Heading2"/>
-        <w:ind w:firstLine="0"/>
+        <w:spacing w:line="360" w:lineRule="auto" w:after="120"/>
+        <w:ind w:firstLine="420"/>
+        <w:jc w:val="both"/>
       </w:pPr>
       <w:r>
         <w:rPr>
-          <w:rFonts w:ascii="宋体" w:hAnsi="宋体" w:eastAsia="宋体"/>
-          <w:color w:val="000000"/>
-          <w:sz w:val="28"/>
-        </w:rPr>
-        <w:t>7.1 装配顺序</w:t>
-      </w:r>
-    </w:p>
-    <w:p>
-      <w:r>
-        <w:rPr>
           <w:rFonts w:ascii="微软雅黑" w:hAnsi="微软雅黑" w:eastAsia="微软雅黑"/>
+          <w:b w:val="0"/>
           <w:color w:val="000000"/>
           <w:sz w:val="21"/>
         </w:rPr>
-        <w:t>本夹具的装配应按以下顺序进行，以保证各零件之间的相互位置精度和装配质量：</w:t>
-      </w:r>
-    </w:p>
-    <w:p>
-      <w:r>
-        <w:rPr>
-          <w:rFonts w:ascii="微软雅黑" w:hAnsi="微软雅黑" w:eastAsia="微软雅黑"/>
-          <w:color w:val="000000"/>
-          <w:sz w:val="21"/>
-        </w:rPr>
-        <w:t>步骤一：将底板置于装配平台上，确认底面清洁平整，以底面为基准。检查底板顶面平面度（≤0.02mm）和底面与顶面的平行度（≤0.03mm）。</w:t>
-      </w:r>
-    </w:p>
-    <w:p>
-      <w:r>
-        <w:rPr>
-          <w:rFonts w:ascii="微软雅黑" w:hAnsi="微软雅黑" w:eastAsia="微软雅黑"/>
-          <w:color w:val="000000"/>
-          <w:sz w:val="21"/>
-        </w:rPr>
-        <w:t>步骤二：安装大V型定位块。将大V形块通过两个M8螺栓初步固定在底板上，插入两个Φ8圆柱销进行精确定位。使用百分表检查V形面对底板顶面的垂直度（≤0.02mm）。调整到位后拧紧螺栓。</w:t>
-      </w:r>
-    </w:p>
-    <w:p>
-      <w:r>
-        <w:rPr>
-          <w:rFonts w:ascii="微软雅黑" w:hAnsi="微软雅黑" w:eastAsia="微软雅黑"/>
-          <w:color w:val="000000"/>
-          <w:sz w:val="21"/>
-        </w:rPr>
-        <w:t>步骤三：安装小V型定位块。用M8螺栓和Φ8圆柱销固定小V形块于底板上。测量大V形块与小V形块之间的中心距（88±0.02mm），同时检查两V形块中心连线与底板基准面的平行度（≤0.03mm）。使用标准试棒或工件样件进行接触检验，确保V形面与工件外圆良好贴合。</w:t>
-      </w:r>
-    </w:p>
-    <w:p>
-      <w:r>
-        <w:rPr>
-          <w:rFonts w:ascii="微软雅黑" w:hAnsi="微软雅黑" w:eastAsia="微软雅黑"/>
-          <w:color w:val="000000"/>
-          <w:sz w:val="21"/>
-        </w:rPr>
-        <w:t>步骤四：安装定位销。将Φ18g6定位销压入底板对应的Φ24H7孔中，检查配合牢固性和销的垂直度。</w:t>
-      </w:r>
-    </w:p>
-    <w:p>
-      <w:r>
-        <w:rPr>
-          <w:rFonts w:ascii="微软雅黑" w:hAnsi="微软雅黑" w:eastAsia="微软雅黑"/>
-          <w:color w:val="000000"/>
-          <w:sz w:val="21"/>
-        </w:rPr>
-        <w:t>步骤五：安装钻模板。将钻模板置于底板上方对应位置，穿入4个M8螺栓但暂不拧紧。用专用对中工具（或试件+钻头模拟）检查钻套孔中心与工件待加工孔中心的对中情况（位置度≤0.05mm），确认对中后对角交叉拧紧螺栓。</w:t>
-      </w:r>
-    </w:p>
-    <w:p>
-      <w:r>
-        <w:rPr>
-          <w:rFonts w:ascii="微软雅黑" w:hAnsi="微软雅黑" w:eastAsia="微软雅黑"/>
-          <w:color w:val="000000"/>
-          <w:sz w:val="21"/>
-        </w:rPr>
-        <w:t>步骤六：装入钻套。先将Φ27钻套装入钻模板对应安装孔，用压紧螺钉固定法兰。检查钻套内孔与V形块定位的工件孔中心线的同轴度。按需装入Φ28钻套。</w:t>
-      </w:r>
-    </w:p>
-    <w:p>
-      <w:r>
-        <w:rPr>
-          <w:rFonts w:ascii="微软雅黑" w:hAnsi="微软雅黑" w:eastAsia="微软雅黑"/>
-          <w:color w:val="000000"/>
-          <w:sz w:val="21"/>
-        </w:rPr>
-        <w:t>步骤七：安装T形螺栓。将T形螺栓的T形头部从底板侧面滑入T形槽中，调整至与压板对应的位置。</w:t>
-      </w:r>
-    </w:p>
-    <w:p>
-      <w:r>
-        <w:rPr>
-          <w:rFonts w:ascii="微软雅黑" w:hAnsi="微软雅黑" w:eastAsia="微软雅黑"/>
-          <w:color w:val="000000"/>
-          <w:sz w:val="21"/>
-        </w:rPr>
-        <w:t>步骤八：安装压板。将压板的Φ30孔套入T形螺栓螺杆，压板前端置于大端区域上方。安装调节支撑螺钉于压板后端螺纹孔中，旋至适当高度使压板大致水平。套入弹簧垫圈和M20六角螺母，完成夹紧机构的装配。</w:t>
-      </w:r>
-    </w:p>
-    <w:p>
-      <w:r>
-        <w:rPr>
-          <w:rFonts w:ascii="微软雅黑" w:hAnsi="微软雅黑" w:eastAsia="微软雅黑"/>
-          <w:color w:val="000000"/>
-          <w:sz w:val="21"/>
-        </w:rPr>
-        <w:t>步骤九：总检。用标准试件进行全尺寸检验：孔径、中心距、垂直度等关键指标。检验合格后夹具方可投入使用。</w:t>
+        <w:t>本夹具装配遵循由下至上、先基准后附件原则。第一步：底板安装——4颗M12螺栓固定在工作台上，百分表校正顶面与主轴垂直度（允差0.03mm/100mm），必要时加垫片。第二步：V形块安装——先以2个4圆柱销精确定位（H7/m6过渡配合），再M6螺钉拧紧。用标准芯棒检测两V形块公共轴线，确保中心距88±0.02mm。</w:t>
       </w:r>
     </w:p>
     <w:p>
       <w:pPr>
-        <w:pStyle w:val="Heading2"/>
-        <w:ind w:firstLine="0"/>
+        <w:spacing w:line="360" w:lineRule="auto" w:after="120"/>
+        <w:ind w:firstLine="420"/>
+        <w:jc w:val="both"/>
       </w:pPr>
       <w:r>
         <w:rPr>
-          <w:rFonts w:ascii="宋体" w:hAnsi="宋体" w:eastAsia="宋体"/>
+          <w:rFonts w:ascii="微软雅黑" w:hAnsi="微软雅黑" w:eastAsia="微软雅黑"/>
+          <w:b w:val="0"/>
           <w:color w:val="000000"/>
-          <w:sz w:val="28"/>
+          <w:sz w:val="21"/>
         </w:rPr>
-        <w:t>7.2 配合公差汇总</w:t>
+        <w:t>第三步：钻模板安装——放于底板台阶上，4颗M8螺钉预紧。百分表检测模板顶面与底板平行度（允差0.02mm/100mm），合格后终紧。42标准检验棒插入钻套孔检测垂直度。第四步：钻套安装——按工序选对应钻套，42g6外径对准42H7孔轻推装入。夹紧块横跨法兰，2颗M4螺钉固定防窜。</w:t>
       </w:r>
     </w:p>
     <w:p>
+      <w:pPr>
+        <w:spacing w:line="360" w:lineRule="auto" w:after="120"/>
+        <w:ind w:firstLine="420"/>
+        <w:jc w:val="both"/>
+      </w:pPr>
       <w:r>
         <w:rPr>
           <w:rFonts w:ascii="微软雅黑" w:hAnsi="微软雅黑" w:eastAsia="微软雅黑"/>
+          <w:b w:val="0"/>
           <w:color w:val="000000"/>
           <w:sz w:val="21"/>
         </w:rPr>
-        <w:t>本夹具采用基孔制配合，主要配合公差如下表：</w:t>
+        <w:t>第五步：工件装夹——连杆底面朝下，大端70外圆靠紧大V形块、小端40外圆靠紧小V形块。T形螺栓头部卡入T形槽，螺杆穿过压板25孔，压板右端压工件大端上表面。调整支撑螺钉使压板水平。拧紧M20螺母施加约87.5N·m扭矩（对应250N手力）。</w:t>
       </w:r>
     </w:p>
-    <w:tbl>
-      <w:tblPr>
-        <w:tblStyle w:val="TableGrid"/>
-        <w:tblW w:type="auto" w:w="0"/>
-        <w:tblLook w:firstColumn="1" w:firstRow="1" w:lastColumn="0" w:lastRow="0" w:noHBand="0" w:noVBand="1" w:val="04A0"/>
-      </w:tblPr>
-      <w:tblGrid>
-        <w:gridCol w:w="1439"/>
-        <w:gridCol w:w="1439"/>
-        <w:gridCol w:w="1439"/>
-        <w:gridCol w:w="1439"/>
-        <w:gridCol w:w="1439"/>
-        <w:gridCol w:w="1439"/>
-      </w:tblGrid>
-      <w:tr>
-        <w:tc>
-          <w:tcPr>
-            <w:tcW w:type="dxa" w:w="1439"/>
-          </w:tcPr>
-          <w:p>
-            <w:pPr>
-              <w:jc w:val="center"/>
-            </w:pPr>
-            <w:r/>
-            <w:r>
-              <w:rPr>
-                <w:rFonts w:ascii="微软雅黑" w:hAnsi="微软雅黑" w:eastAsia="微软雅黑"/>
-                <w:b/>
-                <w:color w:val="000000"/>
-                <w:sz w:val="21"/>
-              </w:rPr>
-              <w:t>配合部位</w:t>
-            </w:r>
-          </w:p>
-        </w:tc>
-        <w:tc>
-          <w:tcPr>
-            <w:tcW w:type="dxa" w:w="1439"/>
-          </w:tcPr>
-          <w:p>
-            <w:pPr>
-              <w:jc w:val="center"/>
-            </w:pPr>
-            <w:r/>
-            <w:r>
-              <w:rPr>
-                <w:rFonts w:ascii="微软雅黑" w:hAnsi="微软雅黑" w:eastAsia="微软雅黑"/>
-                <w:b/>
-                <w:color w:val="000000"/>
-                <w:sz w:val="21"/>
-              </w:rPr>
-              <w:t>配合代号</w:t>
-            </w:r>
-          </w:p>
-        </w:tc>
-        <w:tc>
-          <w:tcPr>
-            <w:tcW w:type="dxa" w:w="1439"/>
-          </w:tcPr>
-          <w:p>
-            <w:pPr>
-              <w:jc w:val="center"/>
-            </w:pPr>
-            <w:r/>
-            <w:r>
-              <w:rPr>
-                <w:rFonts w:ascii="微软雅黑" w:hAnsi="微软雅黑" w:eastAsia="微软雅黑"/>
-                <w:b/>
-                <w:color w:val="000000"/>
-                <w:sz w:val="21"/>
-              </w:rPr>
-              <w:t>孔公差</w:t>
-            </w:r>
-          </w:p>
-        </w:tc>
-        <w:tc>
-          <w:tcPr>
-            <w:tcW w:type="dxa" w:w="1439"/>
-          </w:tcPr>
-          <w:p>
-            <w:pPr>
-              <w:jc w:val="center"/>
-            </w:pPr>
-            <w:r/>
-            <w:r>
-              <w:rPr>
-                <w:rFonts w:ascii="微软雅黑" w:hAnsi="微软雅黑" w:eastAsia="微软雅黑"/>
-                <w:b/>
-                <w:color w:val="000000"/>
-                <w:sz w:val="21"/>
-              </w:rPr>
-              <w:t>轴公差</w:t>
-            </w:r>
-          </w:p>
-        </w:tc>
-        <w:tc>
-          <w:tcPr>
-            <w:tcW w:type="dxa" w:w="1439"/>
-          </w:tcPr>
-          <w:p>
-            <w:pPr>
-              <w:jc w:val="center"/>
-            </w:pPr>
-            <w:r/>
-            <w:r>
-              <w:rPr>
-                <w:rFonts w:ascii="微软雅黑" w:hAnsi="微软雅黑" w:eastAsia="微软雅黑"/>
-                <w:b/>
-                <w:color w:val="000000"/>
-                <w:sz w:val="21"/>
-              </w:rPr>
-              <w:t>类型</w:t>
-            </w:r>
-          </w:p>
-        </w:tc>
-        <w:tc>
-          <w:tcPr>
-            <w:tcW w:type="dxa" w:w="1439"/>
-          </w:tcPr>
-          <w:p>
-            <w:pPr>
-              <w:jc w:val="center"/>
-            </w:pPr>
-            <w:r/>
-            <w:r>
-              <w:rPr>
-                <w:rFonts w:ascii="微软雅黑" w:hAnsi="微软雅黑" w:eastAsia="微软雅黑"/>
-                <w:b/>
-                <w:color w:val="000000"/>
-                <w:sz w:val="21"/>
-              </w:rPr>
-              <w:t>说明</w:t>
-            </w:r>
-          </w:p>
-        </w:tc>
-      </w:tr>
-      <w:tr>
-        <w:tc>
-          <w:tcPr>
-            <w:tcW w:type="dxa" w:w="1439"/>
-          </w:tcPr>
-          <w:p>
-            <w:pPr>
-              <w:jc w:val="center"/>
-            </w:pPr>
-            <w:r/>
-            <w:r>
-              <w:rPr>
-                <w:rFonts w:ascii="微软雅黑" w:hAnsi="微软雅黑" w:eastAsia="微软雅黑"/>
-                <w:color w:val="000000"/>
-                <w:sz w:val="21"/>
-              </w:rPr>
-              <w:t>钻套外圆—钻模板套孔</w:t>
-            </w:r>
-          </w:p>
-        </w:tc>
-        <w:tc>
-          <w:tcPr>
-            <w:tcW w:type="dxa" w:w="1439"/>
-          </w:tcPr>
-          <w:p>
-            <w:pPr>
-              <w:jc w:val="center"/>
-            </w:pPr>
-            <w:r/>
-            <w:r>
-              <w:rPr>
-                <w:rFonts w:ascii="微软雅黑" w:hAnsi="微软雅黑" w:eastAsia="微软雅黑"/>
-                <w:color w:val="000000"/>
-                <w:sz w:val="21"/>
-              </w:rPr>
-              <w:t>Φ42H7/g6</w:t>
-            </w:r>
-          </w:p>
-        </w:tc>
-        <w:tc>
-          <w:tcPr>
-            <w:tcW w:type="dxa" w:w="1439"/>
-          </w:tcPr>
-          <w:p>
-            <w:pPr>
-              <w:jc w:val="center"/>
-            </w:pPr>
-            <w:r/>
-            <w:r>
-              <w:rPr>
-                <w:rFonts w:ascii="微软雅黑" w:hAnsi="微软雅黑" w:eastAsia="微软雅黑"/>
-                <w:color w:val="000000"/>
-                <w:sz w:val="21"/>
-              </w:rPr>
-              <w:t>H7(+0.025/0)</w:t>
-            </w:r>
-          </w:p>
-        </w:tc>
-        <w:tc>
-          <w:tcPr>
-            <w:tcW w:type="dxa" w:w="1439"/>
-          </w:tcPr>
-          <w:p>
-            <w:pPr>
-              <w:jc w:val="center"/>
-            </w:pPr>
-            <w:r/>
-            <w:r>
-              <w:rPr>
-                <w:rFonts w:ascii="微软雅黑" w:hAnsi="微软雅黑" w:eastAsia="微软雅黑"/>
-                <w:color w:val="000000"/>
-                <w:sz w:val="21"/>
-              </w:rPr>
-              <w:t>g6(-0.009/-0.025)</w:t>
-            </w:r>
-          </w:p>
-        </w:tc>
-        <w:tc>
-          <w:tcPr>
-            <w:tcW w:type="dxa" w:w="1439"/>
-          </w:tcPr>
-          <w:p>
-            <w:pPr>
-              <w:jc w:val="center"/>
-            </w:pPr>
-            <w:r/>
-            <w:r>
-              <w:rPr>
-                <w:rFonts w:ascii="微软雅黑" w:hAnsi="微软雅黑" w:eastAsia="微软雅黑"/>
-                <w:color w:val="000000"/>
-                <w:sz w:val="21"/>
-              </w:rPr>
-              <w:t>间隙</w:t>
-            </w:r>
-          </w:p>
-        </w:tc>
-        <w:tc>
-          <w:tcPr>
-            <w:tcW w:type="dxa" w:w="1439"/>
-          </w:tcPr>
-          <w:p>
-            <w:pPr>
-              <w:jc w:val="center"/>
-            </w:pPr>
-            <w:r/>
-            <w:r>
-              <w:rPr>
-                <w:rFonts w:ascii="微软雅黑" w:hAnsi="微软雅黑" w:eastAsia="微软雅黑"/>
-                <w:color w:val="000000"/>
-                <w:sz w:val="21"/>
-              </w:rPr>
-              <w:t>快换钻套</w:t>
-            </w:r>
-          </w:p>
-        </w:tc>
-      </w:tr>
-      <w:tr>
-        <w:tc>
-          <w:tcPr>
-            <w:tcW w:type="dxa" w:w="1439"/>
-          </w:tcPr>
-          <w:p>
-            <w:pPr>
-              <w:jc w:val="center"/>
-            </w:pPr>
-            <w:r/>
-            <w:r>
-              <w:rPr>
-                <w:rFonts w:ascii="微软雅黑" w:hAnsi="微软雅黑" w:eastAsia="微软雅黑"/>
-                <w:color w:val="000000"/>
-                <w:sz w:val="21"/>
-              </w:rPr>
-              <w:t>定位销头部—底板销孔</w:t>
-            </w:r>
-          </w:p>
-        </w:tc>
-        <w:tc>
-          <w:tcPr>
-            <w:tcW w:type="dxa" w:w="1439"/>
-          </w:tcPr>
-          <w:p>
-            <w:pPr>
-              <w:jc w:val="center"/>
-            </w:pPr>
-            <w:r/>
-            <w:r>
-              <w:rPr>
-                <w:rFonts w:ascii="微软雅黑" w:hAnsi="微软雅黑" w:eastAsia="微软雅黑"/>
-                <w:color w:val="000000"/>
-                <w:sz w:val="21"/>
-              </w:rPr>
-              <w:t>Φ24H7/k6</w:t>
-            </w:r>
-          </w:p>
-        </w:tc>
-        <w:tc>
-          <w:tcPr>
-            <w:tcW w:type="dxa" w:w="1439"/>
-          </w:tcPr>
-          <w:p>
-            <w:pPr>
-              <w:jc w:val="center"/>
-            </w:pPr>
-            <w:r/>
-            <w:r>
-              <w:rPr>
-                <w:rFonts w:ascii="微软雅黑" w:hAnsi="微软雅黑" w:eastAsia="微软雅黑"/>
-                <w:color w:val="000000"/>
-                <w:sz w:val="21"/>
-              </w:rPr>
-              <w:t>H7(+0.021/0)</w:t>
-            </w:r>
-          </w:p>
-        </w:tc>
-        <w:tc>
-          <w:tcPr>
-            <w:tcW w:type="dxa" w:w="1439"/>
-          </w:tcPr>
-          <w:p>
-            <w:pPr>
-              <w:jc w:val="center"/>
-            </w:pPr>
-            <w:r/>
-            <w:r>
-              <w:rPr>
-                <w:rFonts w:ascii="微软雅黑" w:hAnsi="微软雅黑" w:eastAsia="微软雅黑"/>
-                <w:color w:val="000000"/>
-                <w:sz w:val="21"/>
-              </w:rPr>
-              <w:t>k6(+0.015/+0.002)</w:t>
-            </w:r>
-          </w:p>
-        </w:tc>
-        <w:tc>
-          <w:tcPr>
-            <w:tcW w:type="dxa" w:w="1439"/>
-          </w:tcPr>
-          <w:p>
-            <w:pPr>
-              <w:jc w:val="center"/>
-            </w:pPr>
-            <w:r/>
-            <w:r>
-              <w:rPr>
-                <w:rFonts w:ascii="微软雅黑" w:hAnsi="微软雅黑" w:eastAsia="微软雅黑"/>
-                <w:color w:val="000000"/>
-                <w:sz w:val="21"/>
-              </w:rPr>
-              <w:t>过渡</w:t>
-            </w:r>
-          </w:p>
-        </w:tc>
-        <w:tc>
-          <w:tcPr>
-            <w:tcW w:type="dxa" w:w="1439"/>
-          </w:tcPr>
-          <w:p>
-            <w:pPr>
-              <w:jc w:val="center"/>
-            </w:pPr>
-            <w:r/>
-            <w:r>
-              <w:rPr>
-                <w:rFonts w:ascii="微软雅黑" w:hAnsi="微软雅黑" w:eastAsia="微软雅黑"/>
-                <w:color w:val="000000"/>
-                <w:sz w:val="21"/>
-              </w:rPr>
-              <w:t>精确定位</w:t>
-            </w:r>
-          </w:p>
-        </w:tc>
-      </w:tr>
-      <w:tr>
-        <w:tc>
-          <w:tcPr>
-            <w:tcW w:type="dxa" w:w="1439"/>
-          </w:tcPr>
-          <w:p>
-            <w:pPr>
-              <w:jc w:val="center"/>
-            </w:pPr>
-            <w:r/>
-            <w:r>
-              <w:rPr>
-                <w:rFonts w:ascii="微软雅黑" w:hAnsi="微软雅黑" w:eastAsia="微软雅黑"/>
-                <w:color w:val="000000"/>
-                <w:sz w:val="21"/>
-              </w:rPr>
-              <w:t>V形块安装孔—螺栓</w:t>
-            </w:r>
-          </w:p>
-        </w:tc>
-        <w:tc>
-          <w:tcPr>
-            <w:tcW w:type="dxa" w:w="1439"/>
-          </w:tcPr>
-          <w:p>
-            <w:pPr>
-              <w:jc w:val="center"/>
-            </w:pPr>
-            <w:r/>
-            <w:r>
-              <w:rPr>
-                <w:rFonts w:ascii="微软雅黑" w:hAnsi="微软雅黑" w:eastAsia="微软雅黑"/>
-                <w:color w:val="000000"/>
-                <w:sz w:val="21"/>
-              </w:rPr>
-              <w:t>Φ8H8/f7</w:t>
-            </w:r>
-          </w:p>
-        </w:tc>
-        <w:tc>
-          <w:tcPr>
-            <w:tcW w:type="dxa" w:w="1439"/>
-          </w:tcPr>
-          <w:p>
-            <w:pPr>
-              <w:jc w:val="center"/>
-            </w:pPr>
-            <w:r/>
-            <w:r>
-              <w:rPr>
-                <w:rFonts w:ascii="微软雅黑" w:hAnsi="微软雅黑" w:eastAsia="微软雅黑"/>
-                <w:color w:val="000000"/>
-                <w:sz w:val="21"/>
-              </w:rPr>
-              <w:t>H8(+0.022/0)</w:t>
-            </w:r>
-          </w:p>
-        </w:tc>
-        <w:tc>
-          <w:tcPr>
-            <w:tcW w:type="dxa" w:w="1439"/>
-          </w:tcPr>
-          <w:p>
-            <w:pPr>
-              <w:jc w:val="center"/>
-            </w:pPr>
-            <w:r/>
-            <w:r>
-              <w:rPr>
-                <w:rFonts w:ascii="微软雅黑" w:hAnsi="微软雅黑" w:eastAsia="微软雅黑"/>
-                <w:color w:val="000000"/>
-                <w:sz w:val="21"/>
-              </w:rPr>
-              <w:t>f7(-0.013/-0.028)</w:t>
-            </w:r>
-          </w:p>
-        </w:tc>
-        <w:tc>
-          <w:tcPr>
-            <w:tcW w:type="dxa" w:w="1439"/>
-          </w:tcPr>
-          <w:p>
-            <w:pPr>
-              <w:jc w:val="center"/>
-            </w:pPr>
-            <w:r/>
-            <w:r>
-              <w:rPr>
-                <w:rFonts w:ascii="微软雅黑" w:hAnsi="微软雅黑" w:eastAsia="微软雅黑"/>
-                <w:color w:val="000000"/>
-                <w:sz w:val="21"/>
-              </w:rPr>
-              <w:t>间隙</w:t>
-            </w:r>
-          </w:p>
-        </w:tc>
-        <w:tc>
-          <w:tcPr>
-            <w:tcW w:type="dxa" w:w="1439"/>
-          </w:tcPr>
-          <w:p>
-            <w:pPr>
-              <w:jc w:val="center"/>
-            </w:pPr>
-            <w:r/>
-            <w:r>
-              <w:rPr>
-                <w:rFonts w:ascii="微软雅黑" w:hAnsi="微软雅黑" w:eastAsia="微软雅黑"/>
-                <w:color w:val="000000"/>
-                <w:sz w:val="21"/>
-              </w:rPr>
-              <w:t>紧固连接</w:t>
-            </w:r>
-          </w:p>
-        </w:tc>
-      </w:tr>
-      <w:tr>
-        <w:tc>
-          <w:tcPr>
-            <w:tcW w:type="dxa" w:w="1439"/>
-          </w:tcPr>
-          <w:p>
-            <w:pPr>
-              <w:jc w:val="center"/>
-            </w:pPr>
-            <w:r/>
-            <w:r>
-              <w:rPr>
-                <w:rFonts w:ascii="微软雅黑" w:hAnsi="微软雅黑" w:eastAsia="微软雅黑"/>
-                <w:color w:val="000000"/>
-                <w:sz w:val="21"/>
-              </w:rPr>
-              <w:t>压板螺栓孔—T形螺栓杆</w:t>
-            </w:r>
-          </w:p>
-        </w:tc>
-        <w:tc>
-          <w:tcPr>
-            <w:tcW w:type="dxa" w:w="1439"/>
-          </w:tcPr>
-          <w:p>
-            <w:pPr>
-              <w:jc w:val="center"/>
-            </w:pPr>
-            <w:r/>
-            <w:r>
-              <w:rPr>
-                <w:rFonts w:ascii="微软雅黑" w:hAnsi="微软雅黑" w:eastAsia="微软雅黑"/>
-                <w:color w:val="000000"/>
-                <w:sz w:val="21"/>
-              </w:rPr>
-              <w:t>Φ30H11/d9</w:t>
-            </w:r>
-          </w:p>
-        </w:tc>
-        <w:tc>
-          <w:tcPr>
-            <w:tcW w:type="dxa" w:w="1439"/>
-          </w:tcPr>
-          <w:p>
-            <w:pPr>
-              <w:jc w:val="center"/>
-            </w:pPr>
-            <w:r/>
-            <w:r>
-              <w:rPr>
-                <w:rFonts w:ascii="微软雅黑" w:hAnsi="微软雅黑" w:eastAsia="微软雅黑"/>
-                <w:color w:val="000000"/>
-                <w:sz w:val="21"/>
-              </w:rPr>
-              <w:t>H11(+0.13/0)</w:t>
-            </w:r>
-          </w:p>
-        </w:tc>
-        <w:tc>
-          <w:tcPr>
-            <w:tcW w:type="dxa" w:w="1439"/>
-          </w:tcPr>
-          <w:p>
-            <w:pPr>
-              <w:jc w:val="center"/>
-            </w:pPr>
-            <w:r/>
-            <w:r>
-              <w:rPr>
-                <w:rFonts w:ascii="微软雅黑" w:hAnsi="微软雅黑" w:eastAsia="微软雅黑"/>
-                <w:color w:val="000000"/>
-                <w:sz w:val="21"/>
-              </w:rPr>
-              <w:t>d9(-0.065/-0.117)</w:t>
-            </w:r>
-          </w:p>
-        </w:tc>
-        <w:tc>
-          <w:tcPr>
-            <w:tcW w:type="dxa" w:w="1439"/>
-          </w:tcPr>
-          <w:p>
-            <w:pPr>
-              <w:jc w:val="center"/>
-            </w:pPr>
-            <w:r/>
-            <w:r>
-              <w:rPr>
-                <w:rFonts w:ascii="微软雅黑" w:hAnsi="微软雅黑" w:eastAsia="微软雅黑"/>
-                <w:color w:val="000000"/>
-                <w:sz w:val="21"/>
-              </w:rPr>
-              <w:t>大间隙</w:t>
-            </w:r>
-          </w:p>
-        </w:tc>
-        <w:tc>
-          <w:tcPr>
-            <w:tcW w:type="dxa" w:w="1439"/>
-          </w:tcPr>
-          <w:p>
-            <w:pPr>
-              <w:jc w:val="center"/>
-            </w:pPr>
-            <w:r/>
-            <w:r>
-              <w:rPr>
-                <w:rFonts w:ascii="微软雅黑" w:hAnsi="微软雅黑" w:eastAsia="微软雅黑"/>
-                <w:color w:val="000000"/>
-                <w:sz w:val="21"/>
-              </w:rPr>
-              <w:t>便于穿入</w:t>
-            </w:r>
-          </w:p>
-        </w:tc>
-      </w:tr>
-    </w:tbl>
-    <w:p/>
     <w:p>
       <w:pPr>
-        <w:pStyle w:val="Heading2"/>
-        <w:ind w:firstLine="0"/>
+        <w:spacing w:line="360" w:lineRule="auto" w:after="120"/>
+        <w:ind w:firstLine="420"/>
+        <w:jc w:val="both"/>
       </w:pPr>
       <w:r>
         <w:rPr>
-          <w:rFonts w:ascii="宋体" w:hAnsi="宋体" w:eastAsia="宋体"/>
-          <w:color w:val="000000"/>
-          <w:sz w:val="28"/>
-        </w:rPr>
-        <w:t>7.3 装配精度要求</w:t>
-      </w:r>
-    </w:p>
-    <w:p>
-      <w:r>
-        <w:rPr>
           <w:rFonts w:ascii="微软雅黑" w:hAnsi="微软雅黑" w:eastAsia="微软雅黑"/>
+          <w:b w:val="0"/>
           <w:color w:val="000000"/>
           <w:sz w:val="21"/>
         </w:rPr>
-        <w:t>为保证夹具的加工精度，装配后应满足以下精度指标：</w:t>
-      </w:r>
-    </w:p>
-    <w:p>
-      <w:r>
-        <w:rPr>
-          <w:rFonts w:ascii="微软雅黑" w:hAnsi="微软雅黑" w:eastAsia="微软雅黑"/>
-          <w:color w:val="000000"/>
-          <w:sz w:val="21"/>
-        </w:rPr>
-        <w:t>（1）大V形块V形面对底板顶面的垂直度：≤0.02mm；</w:t>
-      </w:r>
-    </w:p>
-    <w:p>
-      <w:r>
-        <w:rPr>
-          <w:rFonts w:ascii="微软雅黑" w:hAnsi="微软雅黑" w:eastAsia="微软雅黑"/>
-          <w:color w:val="000000"/>
-          <w:sz w:val="21"/>
-        </w:rPr>
-        <w:t>（2）两V形块中心连线对底板基准面的平行度：≤0.03mm；</w:t>
-      </w:r>
-    </w:p>
-    <w:p>
-      <w:r>
-        <w:rPr>
-          <w:rFonts w:ascii="微软雅黑" w:hAnsi="微软雅黑" w:eastAsia="微软雅黑"/>
-          <w:color w:val="000000"/>
-          <w:sz w:val="21"/>
-        </w:rPr>
-        <w:t>（3）钻套孔轴线对底板顶面的垂直度：≤0.02mm；</w:t>
-      </w:r>
-    </w:p>
-    <w:p>
-      <w:r>
-        <w:rPr>
-          <w:rFonts w:ascii="微软雅黑" w:hAnsi="微软雅黑" w:eastAsia="微软雅黑"/>
-          <w:color w:val="000000"/>
-          <w:sz w:val="21"/>
-        </w:rPr>
-        <w:t>（4）钻套孔中心与设计孔中心的位置度：≤0.05mm；</w:t>
-      </w:r>
-    </w:p>
-    <w:p>
-      <w:r>
-        <w:rPr>
-          <w:rFonts w:ascii="微软雅黑" w:hAnsi="微软雅黑" w:eastAsia="微软雅黑"/>
-          <w:color w:val="000000"/>
-          <w:sz w:val="21"/>
-        </w:rPr>
-        <w:t>（5）底板顶面的平面度：≤0.02mm；</w:t>
-      </w:r>
-    </w:p>
-    <w:p>
-      <w:r>
-        <w:rPr>
-          <w:rFonts w:ascii="微软雅黑" w:hAnsi="微软雅黑" w:eastAsia="微软雅黑"/>
-          <w:color w:val="000000"/>
-          <w:sz w:val="21"/>
-        </w:rPr>
-        <w:t>（6）钻模板顶面对底板顶面的平行度：≤0.03mm。</w:t>
-      </w:r>
-    </w:p>
-    <w:p>
-      <w:r>
-        <w:br w:type="page"/>
+        <w:t>关键配合面：底板顶面与工件底面面接触，平面度0.02mm；V形块V形面与工件外圆线接触，V形面HRC48~52磨削Ra0.8μm；钻套外径42g6与钻模板42H7孔H7/g6间隙配合（最小0.009/最大0.05mm）；钻套内孔与刀具H7/g6或H7/h6配合；V形块定位销与底板销孔H7/m6过渡配合，确保拆装重复定位精度。</w:t>
       </w:r>
     </w:p>
     <w:p>
       <w:pPr>
         <w:pStyle w:val="Heading1"/>
-        <w:ind w:firstLine="0"/>
+        <w:jc w:val="left"/>
       </w:pPr>
       <w:r>
         <w:rPr>
@@ -5003,216 +947,61 @@
           <w:color w:val="000000"/>
           <w:sz w:val="32"/>
         </w:rPr>
-        <w:t>第八章 操作说明</w:t>
-      </w:r>
-    </w:p>
-    <w:p>
-      <w:r>
-        <w:rPr>
-          <w:rFonts w:ascii="微软雅黑" w:hAnsi="微软雅黑" w:eastAsia="微软雅黑"/>
-          <w:color w:val="000000"/>
-          <w:sz w:val="21"/>
-        </w:rPr>
-        <w:t>本夹具在Z525立式钻床上使用，以下为详细操作步骤和注意事项。</w:t>
+        <w:t>八、操作说明</w:t>
       </w:r>
     </w:p>
     <w:p>
       <w:pPr>
-        <w:pStyle w:val="Heading2"/>
-        <w:ind w:firstLine="0"/>
+        <w:spacing w:line="360" w:lineRule="auto" w:after="120"/>
+        <w:ind w:firstLine="420"/>
+        <w:jc w:val="both"/>
       </w:pPr>
       <w:r>
         <w:rPr>
-          <w:rFonts w:ascii="宋体" w:hAnsi="宋体" w:eastAsia="宋体"/>
-          <w:color w:val="000000"/>
-          <w:sz w:val="28"/>
-        </w:rPr>
-        <w:t>8.1 装夹操作步骤</w:t>
-      </w:r>
-    </w:p>
-    <w:p>
-      <w:r>
-        <w:rPr>
           <w:rFonts w:ascii="微软雅黑" w:hAnsi="微软雅黑" w:eastAsia="微软雅黑"/>
+          <w:b w:val="0"/>
           <w:color w:val="000000"/>
           <w:sz w:val="21"/>
         </w:rPr>
-        <w:t>步骤1——准备工作：检查夹具各部件是否完好，确认V形块V形面无磕碰损伤，钻套内孔无划伤并涂有润滑油。将夹具体（底板）用压板或T形槽螺栓固定在Z525钻床工作台上，确保夹具刚性固定。</w:t>
-      </w:r>
-    </w:p>
-    <w:p>
-      <w:r>
-        <w:rPr>
-          <w:rFonts w:ascii="微软雅黑" w:hAnsi="微软雅黑" w:eastAsia="微软雅黑"/>
-          <w:color w:val="000000"/>
-          <w:sz w:val="21"/>
-        </w:rPr>
-        <w:t>步骤2——选择钻套：根据当前工序，确认钻模板上安装的钻套——钻孔工序装Φ27钻套，铰孔工序装Φ28钻套。双工位操作时两个钻套可同时安装在不同套孔中。</w:t>
-      </w:r>
-    </w:p>
-    <w:p>
-      <w:r>
-        <w:rPr>
-          <w:rFonts w:ascii="微软雅黑" w:hAnsi="微软雅黑" w:eastAsia="微软雅黑"/>
-          <w:color w:val="000000"/>
-          <w:sz w:val="21"/>
-        </w:rPr>
-        <w:t>步骤3——放置工件：将连杆工件底面平放在底板顶面上，双手持工件，先使大端外圆Φ70与大V形块的V形面贴合，再使小端外圆Φ40与小V形块的V形面贴合。轻压工件确保底面和V形面完全接触，无缝隙。</w:t>
-      </w:r>
-    </w:p>
-    <w:p>
-      <w:r>
-        <w:rPr>
-          <w:rFonts w:ascii="微软雅黑" w:hAnsi="微软雅黑" w:eastAsia="微软雅黑"/>
-          <w:color w:val="000000"/>
-          <w:sz w:val="21"/>
-        </w:rPr>
-        <w:t>步骤4——夹紧工件：将压板前端移至工件大端顶面，调节后端支撑螺钉使压板基本水平。用开口扳手或梅花扳手旋紧M20六角螺母，通过压板将夹紧力均匀施加到工件大端上。夹紧力适中——以标准扳手正常手力紧固即可，不可使用加长杆过度施力以免工件变形或夹具损坏。弹簧垫圈被压平即表示已达到正常预紧力。</w:t>
-      </w:r>
-    </w:p>
-    <w:p>
-      <w:r>
-        <w:rPr>
-          <w:rFonts w:ascii="微软雅黑" w:hAnsi="微软雅黑" w:eastAsia="微软雅黑"/>
-          <w:color w:val="000000"/>
-          <w:sz w:val="21"/>
-        </w:rPr>
-        <w:t>步骤5——检查装夹：用手轻轻推拉工件，确认工件在夹具中稳固不松动。目视检查压板前端与工件接触良好，底面贴合紧密。</w:t>
-      </w:r>
-    </w:p>
-    <w:p>
-      <w:r>
-        <w:rPr>
-          <w:rFonts w:ascii="微软雅黑" w:hAnsi="微软雅黑" w:eastAsia="微软雅黑"/>
-          <w:color w:val="000000"/>
-          <w:sz w:val="21"/>
-        </w:rPr>
-        <w:t>步骤6——钻孔加工：启动Z525钻床，选择适当转速（推荐n=236~315 r/min，切速约20m/min）和进给量（f=0.3~0.4 mm/r）。使用Φ27麻花钻通过钻套引导钻孔。加工过程中充分使用乳化液进行冷却和润滑。钻头接近钻通时应减缓进给速度，避免钻头卡住或折断。</w:t>
-      </w:r>
-    </w:p>
-    <w:p>
-      <w:r>
-        <w:rPr>
-          <w:rFonts w:ascii="微软雅黑" w:hAnsi="微软雅黑" w:eastAsia="微软雅黑"/>
-          <w:color w:val="000000"/>
-          <w:sz w:val="21"/>
-        </w:rPr>
-        <w:t>步骤7——更换钻套并铰孔：钻孔完成后，退出钻头。松开钻套压紧螺钉，取出Φ27钻套，装入Φ28钻套并锁紧。更换Φ28H7机用铰刀，调整转速（推荐n=100~150 r/min）和进给量（f=0.2~0.3 mm/r），进行铰孔加工。铰孔时进给应均匀平稳，不得中途停止或逆转，以保证孔壁表面质量。铰完后退出铰刀。</w:t>
-      </w:r>
-    </w:p>
-    <w:p>
-      <w:r>
-        <w:rPr>
-          <w:rFonts w:ascii="微软雅黑" w:hAnsi="微软雅黑" w:eastAsia="微软雅黑"/>
-          <w:color w:val="000000"/>
-          <w:sz w:val="21"/>
-        </w:rPr>
-        <w:t>步骤8——取下工件：用扳手旋松M20螺母，移开压板，取出加工完毕的工件。注意工件刚加工完可能温度较高，需适当冷却后检测。</w:t>
-      </w:r>
-    </w:p>
-    <w:p>
-      <w:r>
-        <w:rPr>
-          <w:rFonts w:ascii="微软雅黑" w:hAnsi="微软雅黑" w:eastAsia="微软雅黑"/>
-          <w:color w:val="000000"/>
-          <w:sz w:val="21"/>
-        </w:rPr>
-        <w:t>步骤9——检验：用内径千分表（或气动量仪）测量Φ28H7孔径，用专用检具检测孔中心距88±0.1mm和孔轴线对底面的垂直度≤0.03mm。合格后转入下一工序。</w:t>
+        <w:t>本夹具操作流程分六个步骤，操作者应事先熟悉各零件名称和功能。步骤一：检查夹具状态——确认底板牢固固定、螺钉无松动，钻模板与主轴垂直度正常，钻套规格匹配工序，钻套内孔无切屑堵塞或拉伤痕。步骤二：放置工件——双手持连杆底面朝下，大端70靠紧大V形块V形面，小端40靠紧小V形块V形面，轻按使底面与底板完全贴合，目视检查无间隙。</w:t>
       </w:r>
     </w:p>
     <w:p>
       <w:pPr>
-        <w:pStyle w:val="Heading2"/>
-        <w:ind w:firstLine="0"/>
+        <w:spacing w:line="360" w:lineRule="auto" w:after="120"/>
+        <w:ind w:firstLine="420"/>
+        <w:jc w:val="both"/>
       </w:pPr>
       <w:r>
         <w:rPr>
-          <w:rFonts w:ascii="宋体" w:hAnsi="宋体" w:eastAsia="宋体"/>
+          <w:rFonts w:ascii="微软雅黑" w:hAnsi="微软雅黑" w:eastAsia="微软雅黑"/>
+          <w:b w:val="0"/>
           <w:color w:val="000000"/>
-          <w:sz w:val="28"/>
+          <w:sz w:val="21"/>
         </w:rPr>
-        <w:t>8.2 操作注意事项</w:t>
+        <w:t>步骤三：安装压板——T形螺栓从侧面滑入T形槽移至工件上方。压板25孔穿过螺杆，右端底面接触工件大端上表面，左端下方放支撑螺钉，调整支撑螺钉使压板基本水平（倾斜不超过3度）。步骤四：夹紧工件——依次套入弹簧垫圈和M20螺母。用350mm扳手顺时针拧紧，施加约250N手力（单手稳定施力），拧至手力明显增大且压板紧压工件后再拧约1/4圈。注意过紧可能压伤工件或使工件变形。</w:t>
       </w:r>
     </w:p>
     <w:p>
+      <w:pPr>
+        <w:spacing w:line="360" w:lineRule="auto" w:after="120"/>
+        <w:ind w:firstLine="420"/>
+        <w:jc w:val="both"/>
+      </w:pPr>
       <w:r>
         <w:rPr>
           <w:rFonts w:ascii="微软雅黑" w:hAnsi="微软雅黑" w:eastAsia="微软雅黑"/>
+          <w:b w:val="0"/>
           <w:color w:val="000000"/>
           <w:sz w:val="21"/>
         </w:rPr>
-        <w:t>（1）装夹前必须清洁工件定位面和夹具V形块、底板顶面，确保无切屑、油污等异物残留。残留异物不仅影响定位精度，还可能划伤定位面。</w:t>
-      </w:r>
-    </w:p>
-    <w:p>
-      <w:r>
-        <w:rPr>
-          <w:rFonts w:ascii="微软雅黑" w:hAnsi="微软雅黑" w:eastAsia="微软雅黑"/>
-          <w:color w:val="000000"/>
-          <w:sz w:val="21"/>
-        </w:rPr>
-        <w:t>（2）夹紧时应使用标准开口扳手或梅花扳手（建议扳手长度250mm），不宜使用活动扳手（易打滑损伤螺母）。过度夹紧会导致工件塑性变形、V形块压痕等不良后果。</w:t>
-      </w:r>
-    </w:p>
-    <w:p>
-      <w:r>
-        <w:rPr>
-          <w:rFonts w:ascii="微软雅黑" w:hAnsi="微软雅黑" w:eastAsia="微软雅黑"/>
-          <w:color w:val="000000"/>
-          <w:sz w:val="21"/>
-        </w:rPr>
-        <w:t>（3）钻孔和铰孔过程必须使用切削液（推荐乳化液，浓度5%~8%）充分冷却和润滑。良好的润滑可显著延长钻头、铰刀和钻套的使用寿命，改善加工表面质量。</w:t>
-      </w:r>
-    </w:p>
-    <w:p>
-      <w:r>
-        <w:rPr>
-          <w:rFonts w:ascii="微软雅黑" w:hAnsi="微软雅黑" w:eastAsia="微软雅黑"/>
-          <w:color w:val="000000"/>
-          <w:sz w:val="21"/>
-        </w:rPr>
-        <w:t>（4）钻套属于易损件，应定期检查内孔磨损情况。当内孔直径超差或内表面出现明显划痕时应及时更换。建议每加工500~800件后检查一次钻套内孔精度。</w:t>
-      </w:r>
-    </w:p>
-    <w:p>
-      <w:r>
-        <w:rPr>
-          <w:rFonts w:ascii="微软雅黑" w:hAnsi="微软雅黑" w:eastAsia="微软雅黑"/>
-          <w:color w:val="000000"/>
-          <w:sz w:val="21"/>
-        </w:rPr>
-        <w:t>（5）操作过程中注意安全防护，佩戴防护眼镜和工作服。长发应盘起，不得戴手套操作旋转机床。</w:t>
-      </w:r>
-    </w:p>
-    <w:p>
-      <w:r>
-        <w:rPr>
-          <w:rFonts w:ascii="微软雅黑" w:hAnsi="微软雅黑" w:eastAsia="微软雅黑"/>
-          <w:color w:val="000000"/>
-          <w:sz w:val="21"/>
-        </w:rPr>
-        <w:t>（6）加工完毕应及时清理夹具上的切屑和冷却液，保持夹具清洁。各滑动和转动部位定期加注润滑油。</w:t>
-      </w:r>
-    </w:p>
-    <w:p>
-      <w:r>
-        <w:rPr>
-          <w:rFonts w:ascii="微软雅黑" w:hAnsi="微软雅黑" w:eastAsia="微软雅黑"/>
-          <w:color w:val="000000"/>
-          <w:sz w:val="21"/>
-        </w:rPr>
-        <w:t>（7）夹具长期不用时应涂防锈油，V形块V形面和钻套内孔等重点部位用油纸包裹保护，存放于干燥通风处。</w:t>
-      </w:r>
-    </w:p>
-    <w:p>
-      <w:r>
-        <w:br w:type="page"/>
+        <w:t>步骤五：加工操作——启动Z525立钻，选合适转速（钻32用200r/min，铰33用100r/min，钻19用315r/min，铰20用160r/min）和进给量（钻孔0.4mm/r，铰孔0.3mm/r）。先手动进给使刀具进入钻套引导，后切换机动进给。加工中观察切屑形态和排屑情况，适时用切削液冷却。通孔钻通时减缓进给防钻头折断。步骤六：拆卸工件——主轴退回上端停机，扳手逆时针松M20螺母2~3圈，取下弹簧垫圈，压板沿螺栓滑出，取出T形螺栓。双手取下工件放成品托盘。用压缩空气清理夹具定位面和钻套内孔切屑。若需更换钻套（钻切换铰），松开夹紧块M4螺钉，取出当前钻套装入下一工序钻套，重新拧紧。整个装夹加工拆卸周期约2~3分钟/件，满足中批量效率要求。</w:t>
       </w:r>
     </w:p>
     <w:p>
       <w:pPr>
         <w:pStyle w:val="Heading1"/>
-        <w:ind w:firstLine="0"/>
+        <w:jc w:val="left"/>
       </w:pPr>
       <w:r>
         <w:rPr>
@@ -5220,91 +1009,14 @@
           <w:color w:val="000000"/>
           <w:sz w:val="32"/>
         </w:rPr>
-        <w:t>第九章 设计总结</w:t>
-      </w:r>
-    </w:p>
-    <w:p>
-      <w:r>
-        <w:rPr>
-          <w:rFonts w:ascii="微软雅黑" w:hAnsi="微软雅黑" w:eastAsia="微软雅黑"/>
-          <w:color w:val="000000"/>
-          <w:sz w:val="21"/>
-        </w:rPr>
-        <w:t>本设计针对连杆大头孔Φ28H7的钻—铰加工工序，设计了一套专用钻床夹具。夹具采用"一面两V形块"的定位方案，辅助以螺旋压板夹紧机构和可换钻套引导装置。主要设计成果如下：</w:t>
-      </w:r>
-    </w:p>
-    <w:p>
-      <w:r>
-        <w:rPr>
-          <w:rFonts w:ascii="微软雅黑" w:hAnsi="微软雅黑" w:eastAsia="微软雅黑"/>
-          <w:color w:val="000000"/>
-          <w:sz w:val="21"/>
-        </w:rPr>
-        <w:t>（1）定位方案：以工件底面为主定位基准，大端和小端外圆分别以V形块定位，实现六自由度完全约束。定位误差经计算仅为0.021mm，远小于工序公差要求。</w:t>
-      </w:r>
-    </w:p>
-    <w:p>
-      <w:r>
-        <w:rPr>
-          <w:rFonts w:ascii="微软雅黑" w:hAnsi="微软雅黑" w:eastAsia="微软雅黑"/>
-          <w:color w:val="000000"/>
-          <w:sz w:val="21"/>
-        </w:rPr>
-        <w:t>（2）夹紧方案：采用螺旋压板夹紧，经受力计算和强度校核，夹紧力满足防抬起和防转动要求。压板弯曲强度、T形螺栓拉伸强度均在设计安全范围内。</w:t>
-      </w:r>
-    </w:p>
-    <w:p>
-      <w:r>
-        <w:rPr>
-          <w:rFonts w:ascii="微软雅黑" w:hAnsi="微软雅黑" w:eastAsia="微软雅黑"/>
-          <w:color w:val="000000"/>
-          <w:sz w:val="21"/>
-        </w:rPr>
-        <w:t>（3）引导方案：设计Φ27和Φ28两种可换钻套（快换结构），配合双工位钻模板，实现一次装夹完成钻孔和铰孔，提高了加工效率。钻套材料T10A淬火HRC62保证了耐磨性。</w:t>
-      </w:r>
-    </w:p>
-    <w:p>
-      <w:r>
-        <w:rPr>
-          <w:rFonts w:ascii="微软雅黑" w:hAnsi="微软雅黑" w:eastAsia="微软雅黑"/>
-          <w:color w:val="000000"/>
-          <w:sz w:val="21"/>
-        </w:rPr>
-        <w:t>（4）结构设计：各零件材料选择合理、热处理工艺恰当、尺寸参数经过计算校核。装配关系清晰，配合公差按基孔制设计，精度满足使用要求。</w:t>
-      </w:r>
-    </w:p>
-    <w:p>
-      <w:r>
-        <w:rPr>
-          <w:rFonts w:ascii="微软雅黑" w:hAnsi="微软雅黑" w:eastAsia="微软雅黑"/>
-          <w:color w:val="000000"/>
-          <w:sz w:val="21"/>
-        </w:rPr>
-        <w:t>综上所述，本夹具设计合理可行，能够满足连杆大头孔Φ28H7的中批量生产加工要求。</w:t>
-      </w:r>
-    </w:p>
-    <w:p>
-      <w:r>
-        <w:br w:type="page"/>
+        <w:t>九、参考文献</w:t>
       </w:r>
     </w:p>
     <w:p>
       <w:pPr>
-        <w:pStyle w:val="Heading1"/>
-        <w:ind w:firstLine="0"/>
-      </w:pPr>
-      <w:r>
-        <w:rPr>
-          <w:rFonts w:ascii="宋体" w:hAnsi="宋体" w:eastAsia="宋体"/>
-          <w:color w:val="000000"/>
-          <w:sz w:val="32"/>
-        </w:rPr>
-        <w:t>参考文献</w:t>
-      </w:r>
-    </w:p>
-    <w:p>
-      <w:pPr>
-        <w:ind w:firstLine="0"/>
+        <w:spacing w:line="360" w:lineRule="auto" w:after="60"/>
+        <w:ind w:firstLine="420"/>
+        <w:jc w:val="both"/>
       </w:pPr>
       <w:r>
         <w:rPr>
@@ -5312,150 +1024,7 @@
           <w:color w:val="000000"/>
           <w:sz w:val="21"/>
         </w:rPr>
-        <w:t>[1] 王先逵. 机械制造工艺学（第3版）[M]. 北京: 机械工业出版社, 2013.</w:t>
-      </w:r>
-    </w:p>
-    <w:p>
-      <w:pPr>
-        <w:ind w:firstLine="0"/>
-      </w:pPr>
-      <w:r>
-        <w:rPr>
-          <w:rFonts w:ascii="微软雅黑" w:hAnsi="微软雅黑" w:eastAsia="微软雅黑"/>
-          <w:color w:val="000000"/>
-          <w:sz w:val="21"/>
-        </w:rPr>
-        <w:t>[2] 张世昌, 李旦, 高航. 机械制造技术基础（第3版）[M]. 北京: 高等教育出版社, 2014.</w:t>
-      </w:r>
-    </w:p>
-    <w:p>
-      <w:pPr>
-        <w:ind w:firstLine="0"/>
-      </w:pPr>
-      <w:r>
-        <w:rPr>
-          <w:rFonts w:ascii="微软雅黑" w:hAnsi="微软雅黑" w:eastAsia="微软雅黑"/>
-          <w:color w:val="000000"/>
-          <w:sz w:val="21"/>
-        </w:rPr>
-        <w:t>[3] 朱耀祥, 浦林祥. 现代夹具设计手册[M]. 北京: 机械工业出版社, 2010.</w:t>
-      </w:r>
-    </w:p>
-    <w:p>
-      <w:pPr>
-        <w:ind w:firstLine="0"/>
-      </w:pPr>
-      <w:r>
-        <w:rPr>
-          <w:rFonts w:ascii="微软雅黑" w:hAnsi="微软雅黑" w:eastAsia="微软雅黑"/>
-          <w:color w:val="000000"/>
-          <w:sz w:val="21"/>
-        </w:rPr>
-        <w:t>[4] 吴拓. 机床夹具设计（第3版）[M]. 北京: 机械工业出版社, 2017.</w:t>
-      </w:r>
-    </w:p>
-    <w:p>
-      <w:pPr>
-        <w:ind w:firstLine="0"/>
-      </w:pPr>
-      <w:r>
-        <w:rPr>
-          <w:rFonts w:ascii="微软雅黑" w:hAnsi="微软雅黑" w:eastAsia="微软雅黑"/>
-          <w:color w:val="000000"/>
-          <w:sz w:val="21"/>
-        </w:rPr>
-        <w:t>[5] 王启平. 机床夹具设计（第2版）[M]. 哈尔滨: 哈尔滨工业大学出版社, 2005.</w:t>
-      </w:r>
-    </w:p>
-    <w:p>
-      <w:pPr>
-        <w:ind w:firstLine="0"/>
-      </w:pPr>
-      <w:r>
-        <w:rPr>
-          <w:rFonts w:ascii="微软雅黑" w:hAnsi="微软雅黑" w:eastAsia="微软雅黑"/>
-          <w:color w:val="000000"/>
-          <w:sz w:val="21"/>
-        </w:rPr>
-        <w:t>[6] 陈宏钧. 实用机械加工工艺手册（第4版）[M]. 北京: 机械工业出版社, 2016.</w:t>
-      </w:r>
-    </w:p>
-    <w:p>
-      <w:pPr>
-        <w:ind w:firstLine="0"/>
-      </w:pPr>
-      <w:r>
-        <w:rPr>
-          <w:rFonts w:ascii="微软雅黑" w:hAnsi="微软雅黑" w:eastAsia="微软雅黑"/>
-          <w:color w:val="000000"/>
-          <w:sz w:val="21"/>
-        </w:rPr>
-        <w:t>[7] 成大先. 机械设计手册（第6版）[M]. 北京: 化学工业出版社, 2016.</w:t>
-      </w:r>
-    </w:p>
-    <w:p>
-      <w:pPr>
-        <w:ind w:firstLine="0"/>
-      </w:pPr>
-      <w:r>
-        <w:rPr>
-          <w:rFonts w:ascii="微软雅黑" w:hAnsi="微软雅黑" w:eastAsia="微软雅黑"/>
-          <w:color w:val="000000"/>
-          <w:sz w:val="21"/>
-        </w:rPr>
-        <w:t>[8] 艾兴, 肖诗纲. 切削用量简明手册（第3版）[M]. 北京: 机械工业出版社, 2004.</w:t>
-      </w:r>
-    </w:p>
-    <w:p>
-      <w:pPr>
-        <w:ind w:firstLine="0"/>
-      </w:pPr>
-      <w:r>
-        <w:rPr>
-          <w:rFonts w:ascii="微软雅黑" w:hAnsi="微软雅黑" w:eastAsia="微软雅黑"/>
-          <w:color w:val="000000"/>
-          <w:sz w:val="21"/>
-        </w:rPr>
-        <w:t>[9] 庞玉华. 金属切削加工技术[M]. 北京: 机械工业出版社, 2015.</w:t>
-      </w:r>
-    </w:p>
-    <w:p>
-      <w:pPr>
-        <w:ind w:firstLine="0"/>
-      </w:pPr>
-      <w:r>
-        <w:rPr>
-          <w:rFonts w:ascii="微软雅黑" w:hAnsi="微软雅黑" w:eastAsia="微软雅黑"/>
-          <w:color w:val="000000"/>
-          <w:sz w:val="21"/>
-        </w:rPr>
-        <w:t>[10] GB/T 2162-2013, 机床夹具零件及部件 钻套[S].</w:t>
-      </w:r>
-    </w:p>
-    <w:p>
-      <w:pPr>
-        <w:ind w:firstLine="0"/>
-      </w:pPr>
-      <w:r>
-        <w:rPr>
-          <w:rFonts w:ascii="微软雅黑" w:hAnsi="微软雅黑" w:eastAsia="微软雅黑"/>
-          <w:color w:val="000000"/>
-          <w:sz w:val="21"/>
-        </w:rPr>
-        <w:t>[11] GB/T 2148~2155-2013, 机床夹具零件及部件[S].</w:t>
-      </w:r>
-    </w:p>
-    <w:p>
-      <w:pPr>
-        <w:ind w:firstLine="0"/>
-      </w:pPr>
-      <w:r>
-        <w:rPr>
-          <w:rFonts w:ascii="微软雅黑" w:hAnsi="微软雅黑" w:eastAsia="微软雅黑"/>
-          <w:color w:val="000000"/>
-          <w:sz w:val="21"/>
-        </w:rPr>
-        <w:t>[12] 李益民. 机械制造工艺设计简明手册[M]. 北京: 机械工业出版社, 2012.</w:t>
+        <w:t>[1] 王先逵. 机械制造工艺学（第3版）[M]. 机械工业出版社, 2013.[2] 吴拓. 机床夹具设计（第3版）[M]. 机械工业出版社, 2017.[3] 朱耀祥, 浦林祥. 现代夹具设计手册[M]. 机械工业出版社, 2010.[4] 成大先. 机械设计手册（第6版）[M]. 化学工业出版社, 2016.[5] 孙桓, 陈作模. 机械原理（第8版）[M]. 高等教育出版社, 2013.[6] 濮良贵, 纪名刚. 机械设计（第9版）[M]. 高等教育出版社, 2013.[7] 艾兴, 肖诗纲. 切削用量简明手册（第3版）[M]. 机械工业出版社, 2013.[8] 陈宏钧. 实用机械加工工艺手册（第4版）[M]. 机械工业出版社, 2016.[9] GB/T 2148~2269-2013 机床夹具零件及部件[S]. 中国标准出版社, 2014.[10] 李益民. 机械制造工艺设计简明手册[M]. 机械工业出版社, 2013.</w:t>
       </w:r>
     </w:p>
     <w:sectPr>
@@ -5833,10 +1402,10 @@
     <w:rsid w:val="00FC693F"/>
     <w:pPr>
       <w:spacing w:line="360" w:lineRule="auto"/>
-      <w:ind w:firstLine="440"/>
     </w:pPr>
     <w:rPr>
       <w:rFonts w:ascii="微软雅黑" w:hAnsi="微软雅黑" w:eastAsia="微软雅黑"/>
+      <w:color w:val="000000"/>
       <w:sz w:val="21"/>
     </w:rPr>
   </w:style>

--- a/设计说明书.docx
+++ b/设计说明书.docx
@@ -2,12 +2,36 @@
 <file path=word/document.xml><?xml version="1.0" encoding="utf-8"?>
 <w:document xmlns:wpc="http://schemas.microsoft.com/office/word/2010/wordprocessingCanvas" xmlns:mo="http://schemas.microsoft.com/office/mac/office/2008/main" xmlns:mc="http://schemas.openxmlformats.org/markup-compatibility/2006" xmlns:mv="urn:schemas-microsoft-com:mac:vml" xmlns:o="urn:schemas-microsoft-com:office:office" xmlns:r="http://schemas.openxmlformats.org/officeDocument/2006/relationships" xmlns:m="http://schemas.openxmlformats.org/officeDocument/2006/math" xmlns:v="urn:schemas-microsoft-com:vml" xmlns:wp14="http://schemas.microsoft.com/office/word/2010/wordprocessingDrawing" xmlns:wp="http://schemas.openxmlformats.org/drawingml/2006/wordprocessingDrawing" xmlns:w10="urn:schemas-microsoft-com:office:word" xmlns:w="http://schemas.openxmlformats.org/wordprocessingml/2006/main" xmlns:w14="http://schemas.microsoft.com/office/word/2010/wordml" xmlns:wpg="http://schemas.microsoft.com/office/word/2010/wordprocessingGroup" xmlns:wpi="http://schemas.microsoft.com/office/word/2010/wordprocessingInk" xmlns:wne="http://schemas.microsoft.com/office/word/2006/wordml" xmlns:wps="http://schemas.microsoft.com/office/word/2010/wordprocessingShape" mc:Ignorable="w14 wp14">
   <w:body>
-    <w:p/>
-    <w:p/>
-    <w:p/>
-    <w:p/>
-    <w:p/>
-    <w:p/>
+    <w:p>
+      <w:pPr>
+        <w:spacing w:line="360" w:lineRule="auto"/>
+      </w:pPr>
+    </w:p>
+    <w:p>
+      <w:pPr>
+        <w:spacing w:line="360" w:lineRule="auto"/>
+      </w:pPr>
+    </w:p>
+    <w:p>
+      <w:pPr>
+        <w:spacing w:line="360" w:lineRule="auto"/>
+      </w:pPr>
+    </w:p>
+    <w:p>
+      <w:pPr>
+        <w:spacing w:line="360" w:lineRule="auto"/>
+      </w:pPr>
+    </w:p>
+    <w:p>
+      <w:pPr>
+        <w:spacing w:line="360" w:lineRule="auto"/>
+      </w:pPr>
+    </w:p>
+    <w:p>
+      <w:pPr>
+        <w:spacing w:line="360" w:lineRule="auto"/>
+      </w:pPr>
+    </w:p>
     <w:p>
       <w:pPr>
         <w:jc w:val="center"/>
@@ -17,9 +41,23 @@
           <w:rFonts w:ascii="宋体" w:hAnsi="宋体" w:eastAsia="宋体"/>
           <w:b/>
           <w:color w:val="000000"/>
-          <w:sz w:val="52"/>
+          <w:sz w:val="44"/>
         </w:rPr>
         <w:t>连杆钻孔夹具设计说明书</w:t>
+      </w:r>
+    </w:p>
+    <w:p>
+      <w:pPr>
+        <w:jc w:val="center"/>
+      </w:pPr>
+      <w:r>
+        <w:rPr>
+          <w:rFonts w:ascii="宋体" w:hAnsi="宋体" w:eastAsia="宋体"/>
+          <w:b/>
+          <w:color w:val="000000"/>
+          <w:sz w:val="32"/>
+        </w:rPr>
+        <w:t>广东理工学院</w:t>
       </w:r>
     </w:p>
     <w:p/>
@@ -30,11 +68,12 @@
       </w:pPr>
       <w:r>
         <w:rPr>
-          <w:rFonts w:ascii="宋体" w:hAnsi="宋体" w:eastAsia="宋体"/>
-          <w:color w:val="000000"/>
-          <w:sz w:val="32"/>
-        </w:rPr>
-        <w:t>学    校：广东理工学院</w:t>
+          <w:rFonts w:ascii="微软雅黑" w:hAnsi="微软雅黑" w:eastAsia="微软雅黑"/>
+          <w:b w:val="0"/>
+          <w:color w:val="000000"/>
+          <w:sz w:val="24"/>
+        </w:rPr>
+        <w:t>姓    名：刘汉卿</w:t>
       </w:r>
     </w:p>
     <w:p>
@@ -43,11 +82,12 @@
       </w:pPr>
       <w:r>
         <w:rPr>
-          <w:rFonts w:ascii="宋体" w:hAnsi="宋体" w:eastAsia="宋体"/>
-          <w:color w:val="000000"/>
-          <w:sz w:val="32"/>
-        </w:rPr>
-        <w:t>专    业：机械设计制造及其自动化</w:t>
+          <w:rFonts w:ascii="微软雅黑" w:hAnsi="微软雅黑" w:eastAsia="微软雅黑"/>
+          <w:b w:val="0"/>
+          <w:color w:val="000000"/>
+          <w:sz w:val="24"/>
+        </w:rPr>
+        <w:t>学    号：2312411010505</w:t>
       </w:r>
     </w:p>
     <w:p>
@@ -56,11 +96,12 @@
       </w:pPr>
       <w:r>
         <w:rPr>
-          <w:rFonts w:ascii="宋体" w:hAnsi="宋体" w:eastAsia="宋体"/>
-          <w:color w:val="000000"/>
-          <w:sz w:val="32"/>
-        </w:rPr>
-        <w:t>姓    名：刘汉卿</w:t>
+          <w:rFonts w:ascii="微软雅黑" w:hAnsi="微软雅黑" w:eastAsia="微软雅黑"/>
+          <w:b w:val="0"/>
+          <w:color w:val="000000"/>
+          <w:sz w:val="24"/>
+        </w:rPr>
+        <w:t>班    级：2023级机械设计制造及其自动化</w:t>
       </w:r>
     </w:p>
     <w:p>
@@ -69,11 +110,12 @@
       </w:pPr>
       <w:r>
         <w:rPr>
-          <w:rFonts w:ascii="宋体" w:hAnsi="宋体" w:eastAsia="宋体"/>
-          <w:color w:val="000000"/>
-          <w:sz w:val="32"/>
-        </w:rPr>
-        <w:t>学    号：2312411010505</w:t>
+          <w:rFonts w:ascii="微软雅黑" w:hAnsi="微软雅黑" w:eastAsia="微软雅黑"/>
+          <w:b w:val="0"/>
+          <w:color w:val="000000"/>
+          <w:sz w:val="24"/>
+        </w:rPr>
+        <w:t>专    业：机械设计制造及其自动化</w:t>
       </w:r>
     </w:p>
     <w:p>
@@ -82,9 +124,10 @@
       </w:pPr>
       <w:r>
         <w:rPr>
-          <w:rFonts w:ascii="宋体" w:hAnsi="宋体" w:eastAsia="宋体"/>
-          <w:color w:val="000000"/>
-          <w:sz w:val="32"/>
+          <w:rFonts w:ascii="微软雅黑" w:hAnsi="微软雅黑" w:eastAsia="微软雅黑"/>
+          <w:b w:val="0"/>
+          <w:color w:val="000000"/>
+          <w:sz w:val="24"/>
         </w:rPr>
         <w:t>日    期：2026年6月</w:t>
       </w:r>
@@ -96,23 +139,23 @@
     </w:p>
     <w:p>
       <w:pPr>
-        <w:pStyle w:val="Heading1"/>
-        <w:jc w:val="left"/>
+        <w:spacing w:before="240" w:after="120" w:line="360" w:lineRule="auto"/>
+        <w:jc w:val="center"/>
       </w:pPr>
       <w:r>
         <w:rPr>
           <w:rFonts w:ascii="宋体" w:hAnsi="宋体" w:eastAsia="宋体"/>
-          <w:color w:val="000000"/>
-          <w:sz w:val="32"/>
-        </w:rPr>
-        <w:t>一、设计任务书</w:t>
+          <w:b/>
+          <w:color w:val="000000"/>
+          <w:sz w:val="36"/>
+        </w:rPr>
+        <w:t>第1章  设计任务书</w:t>
       </w:r>
     </w:p>
     <w:p>
       <w:pPr>
-        <w:spacing w:line="360" w:lineRule="auto" w:after="120"/>
+        <w:spacing w:after="120" w:line="360" w:lineRule="auto"/>
         <w:ind w:firstLine="420"/>
-        <w:jc w:val="both"/>
       </w:pPr>
       <w:r>
         <w:rPr>
@@ -121,14 +164,13 @@
           <w:color w:val="000000"/>
           <w:sz w:val="21"/>
         </w:rPr>
-        <w:t>本设计任务为连杆钻孔夹具设计。连杆是内燃机中的关键传动零件，其大、小头孔的位置精度直接影响发动机的装配质量和工作性能。工件材料为45钢调质处理，硬度HB220~250。工件轮廓尺寸为143×70×20mm，大端外圆直径70mm，小端外圆直径40mm，两圆中心距88mm。大头孔33H7须经钻孔（32底孔）和铰孔（33H7精加工）两道工序完成；小头孔20H7同样需钻19底孔后铰至20H7。</w:t>
+        <w:t>1.1  加工对象</w:t>
       </w:r>
     </w:p>
     <w:p>
       <w:pPr>
-        <w:spacing w:line="360" w:lineRule="auto" w:after="120"/>
+        <w:spacing w:after="120" w:line="360" w:lineRule="auto"/>
         <w:ind w:firstLine="420"/>
-        <w:jc w:val="both"/>
       </w:pPr>
       <w:r>
         <w:rPr>
@@ -137,14 +179,13 @@
           <w:color w:val="000000"/>
           <w:sz w:val="21"/>
         </w:rPr>
-        <w:t>机床选用Z525立式钻床，主电机功率2.8kW，主轴转速范围97~1360r/min共9级变速，机动进给量范围0.1~0.81mm/r，主轴端部为莫氏3号锥孔。工作台尺寸500×375mm，T形槽宽度14mm。</w:t>
+        <w:t>被加工零件为连杆，材料为45钢调质处理，硬度HB220～250。连杆外形尺寸约143×70×20mm。主要结构特征：大端外圆Φ70mm、内孔Φ33H7；小端外圆Φ40mm、内孔Φ20H7；两孔中心距88mm。连杆是内燃机、压缩机等往复机械的关键传动件，工作时承受交变载荷，对两孔的孔径精度（IT7级）、孔距精度（±0.05mm）和两孔轴线平行度均有严格要求。</w:t>
       </w:r>
     </w:p>
     <w:p>
       <w:pPr>
-        <w:spacing w:line="360" w:lineRule="auto" w:after="120"/>
+        <w:spacing w:after="120" w:line="360" w:lineRule="auto"/>
         <w:ind w:firstLine="420"/>
-        <w:jc w:val="both"/>
       </w:pPr>
       <w:r>
         <w:rPr>
@@ -153,42 +194,43 @@
           <w:color w:val="000000"/>
           <w:sz w:val="21"/>
         </w:rPr>
-        <w:t>生产类型为中批量，年产量5000~10000件。夹具需在经济性和效率之间取得平衡。设计内容含总体方案、定位夹紧方案、切削力计算、定位误差分析、零件设计、强度校核、装配关系及操作说明。</w:t>
+        <w:t>1.2  生产类型</w:t>
       </w:r>
     </w:p>
     <w:p>
       <w:pPr>
-        <w:pStyle w:val="Heading1"/>
-        <w:jc w:val="left"/>
-      </w:pPr>
-      <w:r>
-        <w:rPr>
-          <w:rFonts w:ascii="宋体" w:hAnsi="宋体" w:eastAsia="宋体"/>
-          <w:color w:val="000000"/>
-          <w:sz w:val="32"/>
-        </w:rPr>
-        <w:t>二、总体方案设计</w:t>
+        <w:spacing w:after="120" w:line="360" w:lineRule="auto"/>
+        <w:ind w:firstLine="420"/>
+      </w:pPr>
+      <w:r>
+        <w:rPr>
+          <w:rFonts w:ascii="微软雅黑" w:hAnsi="微软雅黑" w:eastAsia="微软雅黑"/>
+          <w:b w:val="0"/>
+          <w:color w:val="000000"/>
+          <w:sz w:val="21"/>
+        </w:rPr>
+        <w:t>批量：5000～10000件/批，属中批量生产。生产组织方式为流水线批量生产，工件在工序间用输送带传递，夹具需考虑快速装夹和可靠定位。</w:t>
       </w:r>
     </w:p>
     <w:p>
       <w:pPr>
-        <w:pStyle w:val="Heading2"/>
-        <w:jc w:val="left"/>
-      </w:pPr>
-      <w:r>
-        <w:rPr>
-          <w:rFonts w:ascii="宋体" w:hAnsi="宋体" w:eastAsia="宋体"/>
-          <w:color w:val="000000"/>
-          <w:sz w:val="28"/>
-        </w:rPr>
-        <w:t>2.1 定位方案——六点定位分析</w:t>
+        <w:spacing w:after="120" w:line="360" w:lineRule="auto"/>
+        <w:ind w:firstLine="420"/>
+      </w:pPr>
+      <w:r>
+        <w:rPr>
+          <w:rFonts w:ascii="微软雅黑" w:hAnsi="微软雅黑" w:eastAsia="微软雅黑"/>
+          <w:b w:val="0"/>
+          <w:color w:val="000000"/>
+          <w:sz w:val="21"/>
+        </w:rPr>
+        <w:t>1.3  加工机床</w:t>
       </w:r>
     </w:p>
     <w:p>
       <w:pPr>
-        <w:spacing w:line="360" w:lineRule="auto" w:after="120"/>
+        <w:spacing w:after="120" w:line="360" w:lineRule="auto"/>
         <w:ind w:firstLine="420"/>
-        <w:jc w:val="both"/>
       </w:pPr>
       <w:r>
         <w:rPr>
@@ -197,14 +239,376 @@
           <w:color w:val="000000"/>
           <w:sz w:val="21"/>
         </w:rPr>
-        <w:t>根据夹具设计原则，工件须限制全部六个自由度。本设计采用一面两V形块的经典定位方案。第一定位基准为工件底面，限制Z轴移动及绕X、Y轴转动共三个自由度。工件底面经铣削加工，平面度0.02mm，底板顶面精加工至Ra1.6μm。</w:t>
+        <w:t>选用Z525型立式钻床，主要参数如下表：</w:t>
+      </w:r>
+    </w:p>
+    <w:tbl>
+      <w:tblPr>
+        <w:tblStyle w:val="TableGrid"/>
+        <w:tblW w:type="auto" w:w="0"/>
+        <w:tblLook w:firstColumn="1" w:firstRow="1" w:lastColumn="0" w:lastRow="0" w:noHBand="0" w:noVBand="1" w:val="04A0"/>
+      </w:tblPr>
+      <w:tblGrid>
+        <w:gridCol w:w="4317"/>
+        <w:gridCol w:w="4317"/>
+      </w:tblGrid>
+      <w:tr>
+        <w:tc>
+          <w:tcPr>
+            <w:tcW w:type="dxa" w:w="4317"/>
+          </w:tcPr>
+          <w:p>
+            <w:pPr>
+              <w:jc w:val="center"/>
+            </w:pPr>
+            <w:r/>
+            <w:r>
+              <w:rPr>
+                <w:rFonts w:ascii="微软雅黑" w:hAnsi="微软雅黑" w:eastAsia="微软雅黑"/>
+                <w:b/>
+                <w:color w:val="000000"/>
+                <w:sz w:val="20"/>
+              </w:rPr>
+              <w:t>参数项目</w:t>
+            </w:r>
+          </w:p>
+        </w:tc>
+        <w:tc>
+          <w:tcPr>
+            <w:tcW w:type="dxa" w:w="4317"/>
+          </w:tcPr>
+          <w:p>
+            <w:pPr>
+              <w:jc w:val="center"/>
+            </w:pPr>
+            <w:r/>
+            <w:r>
+              <w:rPr>
+                <w:rFonts w:ascii="微软雅黑" w:hAnsi="微软雅黑" w:eastAsia="微软雅黑"/>
+                <w:b/>
+                <w:color w:val="000000"/>
+                <w:sz w:val="20"/>
+              </w:rPr>
+              <w:t>规格</w:t>
+            </w:r>
+          </w:p>
+        </w:tc>
+      </w:tr>
+      <w:tr>
+        <w:tc>
+          <w:tcPr>
+            <w:tcW w:type="dxa" w:w="4317"/>
+          </w:tcPr>
+          <w:p>
+            <w:pPr>
+              <w:jc w:val="center"/>
+            </w:pPr>
+            <w:r/>
+            <w:r>
+              <w:rPr>
+                <w:rFonts w:ascii="微软雅黑" w:hAnsi="微软雅黑" w:eastAsia="微软雅黑"/>
+                <w:b w:val="0"/>
+                <w:color w:val="000000"/>
+                <w:sz w:val="20"/>
+              </w:rPr>
+              <w:t>最大钻孔直径</w:t>
+            </w:r>
+          </w:p>
+        </w:tc>
+        <w:tc>
+          <w:tcPr>
+            <w:tcW w:type="dxa" w:w="4317"/>
+          </w:tcPr>
+          <w:p>
+            <w:pPr>
+              <w:jc w:val="center"/>
+            </w:pPr>
+            <w:r/>
+            <w:r>
+              <w:rPr>
+                <w:rFonts w:ascii="微软雅黑" w:hAnsi="微软雅黑" w:eastAsia="微软雅黑"/>
+                <w:b w:val="0"/>
+                <w:color w:val="000000"/>
+                <w:sz w:val="20"/>
+              </w:rPr>
+              <w:t>Φ25mm</w:t>
+            </w:r>
+          </w:p>
+        </w:tc>
+      </w:tr>
+      <w:tr>
+        <w:tc>
+          <w:tcPr>
+            <w:tcW w:type="dxa" w:w="4317"/>
+          </w:tcPr>
+          <w:p>
+            <w:pPr>
+              <w:jc w:val="center"/>
+            </w:pPr>
+            <w:r/>
+            <w:r>
+              <w:rPr>
+                <w:rFonts w:ascii="微软雅黑" w:hAnsi="微软雅黑" w:eastAsia="微软雅黑"/>
+                <w:b w:val="0"/>
+                <w:color w:val="000000"/>
+                <w:sz w:val="20"/>
+              </w:rPr>
+              <w:t>主轴功率</w:t>
+            </w:r>
+          </w:p>
+        </w:tc>
+        <w:tc>
+          <w:tcPr>
+            <w:tcW w:type="dxa" w:w="4317"/>
+          </w:tcPr>
+          <w:p>
+            <w:pPr>
+              <w:jc w:val="center"/>
+            </w:pPr>
+            <w:r/>
+            <w:r>
+              <w:rPr>
+                <w:rFonts w:ascii="微软雅黑" w:hAnsi="微软雅黑" w:eastAsia="微软雅黑"/>
+                <w:b w:val="0"/>
+                <w:color w:val="000000"/>
+                <w:sz w:val="20"/>
+              </w:rPr>
+              <w:t>2.8kW</w:t>
+            </w:r>
+          </w:p>
+        </w:tc>
+      </w:tr>
+      <w:tr>
+        <w:tc>
+          <w:tcPr>
+            <w:tcW w:type="dxa" w:w="4317"/>
+          </w:tcPr>
+          <w:p>
+            <w:pPr>
+              <w:jc w:val="center"/>
+            </w:pPr>
+            <w:r/>
+            <w:r>
+              <w:rPr>
+                <w:rFonts w:ascii="微软雅黑" w:hAnsi="微软雅黑" w:eastAsia="微软雅黑"/>
+                <w:b w:val="0"/>
+                <w:color w:val="000000"/>
+                <w:sz w:val="20"/>
+              </w:rPr>
+              <w:t>主轴转速范围</w:t>
+            </w:r>
+          </w:p>
+        </w:tc>
+        <w:tc>
+          <w:tcPr>
+            <w:tcW w:type="dxa" w:w="4317"/>
+          </w:tcPr>
+          <w:p>
+            <w:pPr>
+              <w:jc w:val="center"/>
+            </w:pPr>
+            <w:r/>
+            <w:r>
+              <w:rPr>
+                <w:rFonts w:ascii="微软雅黑" w:hAnsi="微软雅黑" w:eastAsia="微软雅黑"/>
+                <w:b w:val="0"/>
+                <w:color w:val="000000"/>
+                <w:sz w:val="20"/>
+              </w:rPr>
+              <w:t>97～1360 r/min（9级）</w:t>
+            </w:r>
+          </w:p>
+        </w:tc>
+      </w:tr>
+      <w:tr>
+        <w:tc>
+          <w:tcPr>
+            <w:tcW w:type="dxa" w:w="4317"/>
+          </w:tcPr>
+          <w:p>
+            <w:pPr>
+              <w:jc w:val="center"/>
+            </w:pPr>
+            <w:r/>
+            <w:r>
+              <w:rPr>
+                <w:rFonts w:ascii="微软雅黑" w:hAnsi="微软雅黑" w:eastAsia="微软雅黑"/>
+                <w:b w:val="0"/>
+                <w:color w:val="000000"/>
+                <w:sz w:val="20"/>
+              </w:rPr>
+              <w:t>进给量范围</w:t>
+            </w:r>
+          </w:p>
+        </w:tc>
+        <w:tc>
+          <w:tcPr>
+            <w:tcW w:type="dxa" w:w="4317"/>
+          </w:tcPr>
+          <w:p>
+            <w:pPr>
+              <w:jc w:val="center"/>
+            </w:pPr>
+            <w:r/>
+            <w:r>
+              <w:rPr>
+                <w:rFonts w:ascii="微软雅黑" w:hAnsi="微软雅黑" w:eastAsia="微软雅黑"/>
+                <w:b w:val="0"/>
+                <w:color w:val="000000"/>
+                <w:sz w:val="20"/>
+              </w:rPr>
+              <w:t>0.1～0.81 mm/r</w:t>
+            </w:r>
+          </w:p>
+        </w:tc>
+      </w:tr>
+      <w:tr>
+        <w:tc>
+          <w:tcPr>
+            <w:tcW w:type="dxa" w:w="4317"/>
+          </w:tcPr>
+          <w:p>
+            <w:pPr>
+              <w:jc w:val="center"/>
+            </w:pPr>
+            <w:r/>
+            <w:r>
+              <w:rPr>
+                <w:rFonts w:ascii="微软雅黑" w:hAnsi="微软雅黑" w:eastAsia="微软雅黑"/>
+                <w:b w:val="0"/>
+                <w:color w:val="000000"/>
+                <w:sz w:val="20"/>
+              </w:rPr>
+              <w:t>主轴锥孔</w:t>
+            </w:r>
+          </w:p>
+        </w:tc>
+        <w:tc>
+          <w:tcPr>
+            <w:tcW w:type="dxa" w:w="4317"/>
+          </w:tcPr>
+          <w:p>
+            <w:pPr>
+              <w:jc w:val="center"/>
+            </w:pPr>
+            <w:r/>
+            <w:r>
+              <w:rPr>
+                <w:rFonts w:ascii="微软雅黑" w:hAnsi="微软雅黑" w:eastAsia="微软雅黑"/>
+                <w:b w:val="0"/>
+                <w:color w:val="000000"/>
+                <w:sz w:val="20"/>
+              </w:rPr>
+              <w:t>莫氏3号</w:t>
+            </w:r>
+          </w:p>
+        </w:tc>
+      </w:tr>
+      <w:tr>
+        <w:tc>
+          <w:tcPr>
+            <w:tcW w:type="dxa" w:w="4317"/>
+          </w:tcPr>
+          <w:p>
+            <w:pPr>
+              <w:jc w:val="center"/>
+            </w:pPr>
+            <w:r/>
+            <w:r>
+              <w:rPr>
+                <w:rFonts w:ascii="微软雅黑" w:hAnsi="微软雅黑" w:eastAsia="微软雅黑"/>
+                <w:b w:val="0"/>
+                <w:color w:val="000000"/>
+                <w:sz w:val="20"/>
+              </w:rPr>
+              <w:t>工作台尺寸</w:t>
+            </w:r>
+          </w:p>
+        </w:tc>
+        <w:tc>
+          <w:tcPr>
+            <w:tcW w:type="dxa" w:w="4317"/>
+          </w:tcPr>
+          <w:p>
+            <w:pPr>
+              <w:jc w:val="center"/>
+            </w:pPr>
+            <w:r/>
+            <w:r>
+              <w:rPr>
+                <w:rFonts w:ascii="微软雅黑" w:hAnsi="微软雅黑" w:eastAsia="微软雅黑"/>
+                <w:b w:val="0"/>
+                <w:color w:val="000000"/>
+                <w:sz w:val="20"/>
+              </w:rPr>
+              <w:t>500×375mm</w:t>
+            </w:r>
+          </w:p>
+        </w:tc>
+      </w:tr>
+      <w:tr>
+        <w:tc>
+          <w:tcPr>
+            <w:tcW w:type="dxa" w:w="4317"/>
+          </w:tcPr>
+          <w:p>
+            <w:pPr>
+              <w:jc w:val="center"/>
+            </w:pPr>
+            <w:r/>
+            <w:r>
+              <w:rPr>
+                <w:rFonts w:ascii="微软雅黑" w:hAnsi="微软雅黑" w:eastAsia="微软雅黑"/>
+                <w:b w:val="0"/>
+                <w:color w:val="000000"/>
+                <w:sz w:val="20"/>
+              </w:rPr>
+              <w:t>主轴端至工作台距离</w:t>
+            </w:r>
+          </w:p>
+        </w:tc>
+        <w:tc>
+          <w:tcPr>
+            <w:tcW w:type="dxa" w:w="4317"/>
+          </w:tcPr>
+          <w:p>
+            <w:pPr>
+              <w:jc w:val="center"/>
+            </w:pPr>
+            <w:r/>
+            <w:r>
+              <w:rPr>
+                <w:rFonts w:ascii="微软雅黑" w:hAnsi="微软雅黑" w:eastAsia="微软雅黑"/>
+                <w:b w:val="0"/>
+                <w:color w:val="000000"/>
+                <w:sz w:val="20"/>
+              </w:rPr>
+              <w:t>0～700mm</w:t>
+            </w:r>
+          </w:p>
+        </w:tc>
+      </w:tr>
+    </w:tbl>
+    <w:p/>
+    <w:p>
+      <w:pPr>
+        <w:spacing w:after="120" w:line="360" w:lineRule="auto"/>
+        <w:ind w:firstLine="420"/>
+      </w:pPr>
+      <w:r>
+        <w:rPr>
+          <w:rFonts w:ascii="微软雅黑" w:hAnsi="微软雅黑" w:eastAsia="微软雅黑"/>
+          <w:b w:val="0"/>
+          <w:color w:val="000000"/>
+          <w:sz w:val="21"/>
+        </w:rPr>
+        <w:t>1.4  加工内容</w:t>
       </w:r>
     </w:p>
     <w:p>
       <w:pPr>
-        <w:spacing w:line="360" w:lineRule="auto" w:after="120"/>
+        <w:spacing w:after="120" w:line="360" w:lineRule="auto"/>
         <w:ind w:firstLine="420"/>
-        <w:jc w:val="both"/>
       </w:pPr>
       <w:r>
         <w:rPr>
@@ -213,14 +617,43 @@
           <w:color w:val="000000"/>
           <w:sz w:val="21"/>
         </w:rPr>
-        <w:t>第二定位基准为大端70外圆柱面，大V形块（90度V形槽）利用自动定心特性限制X、Y轴移动两个自由度。V形块夹角取90度是定心精度与力学性能的最佳折衷。大V形块尺寸20×85×30mm，V形面淬火HRC48~52后磨削至Ra0.8μm。</w:t>
+        <w:t>本夹具用于连杆钻孔工序，加工内容包括：（1）钻Φ25孔（底孔）→ 扩至Φ32 → 铰Φ33H7（大孔）；（2）钻Φ19孔（底孔）→ 铰Φ20H7（小孔）。两孔一次装夹完成加工，以保证孔距精度。钻孔时切削力大，是夹具设计的主要载荷工况。</w:t>
       </w:r>
     </w:p>
     <w:p>
       <w:pPr>
-        <w:spacing w:line="360" w:lineRule="auto" w:after="120"/>
+        <w:spacing w:before="240" w:after="120" w:line="360" w:lineRule="auto"/>
+        <w:jc w:val="center"/>
+      </w:pPr>
+      <w:r>
+        <w:rPr>
+          <w:rFonts w:ascii="宋体" w:hAnsi="宋体" w:eastAsia="宋体"/>
+          <w:b/>
+          <w:color w:val="000000"/>
+          <w:sz w:val="36"/>
+        </w:rPr>
+        <w:t>第2章  总体方案设计</w:t>
+      </w:r>
+    </w:p>
+    <w:p>
+      <w:pPr>
+        <w:spacing w:before="240" w:after="120" w:line="360" w:lineRule="auto"/>
+        <w:jc w:val="left"/>
+      </w:pPr>
+      <w:r>
+        <w:rPr>
+          <w:rFonts w:ascii="宋体" w:hAnsi="宋体" w:eastAsia="宋体"/>
+          <w:b/>
+          <w:color w:val="000000"/>
+          <w:sz w:val="28"/>
+        </w:rPr>
+        <w:t>2.1  定位方案</w:t>
+      </w:r>
+    </w:p>
+    <w:p>
+      <w:pPr>
+        <w:spacing w:after="120" w:line="360" w:lineRule="auto"/>
         <w:ind w:firstLine="420"/>
-        <w:jc w:val="both"/>
       </w:pPr>
       <w:r>
         <w:rPr>
@@ -229,28 +662,28 @@
           <w:color w:val="000000"/>
           <w:sz w:val="21"/>
         </w:rPr>
-        <w:t>第三定位基准为小端40外圆柱面，小V形块限制绕Z轴转动最后一個自由度。小V形块尺寸22×56×20mm。定位方案核心优势为基准重合——定位基准与设计基准均为外圆柱面轴线，基准不重合误差为0。</w:t>
+        <w:t>夹具设计的首要任务是确定合理的定位方案。连杆属非回转体零件，需要限制其在空间中的六个自由度，以保证钻孔加工中两孔相对于工件基准的正确位置。</w:t>
       </w:r>
     </w:p>
     <w:p>
       <w:pPr>
-        <w:pStyle w:val="Heading2"/>
-        <w:jc w:val="left"/>
-      </w:pPr>
-      <w:r>
-        <w:rPr>
-          <w:rFonts w:ascii="宋体" w:hAnsi="宋体" w:eastAsia="宋体"/>
-          <w:color w:val="000000"/>
-          <w:sz w:val="28"/>
-        </w:rPr>
-        <w:t>2.2 夹紧方案论证</w:t>
+        <w:spacing w:after="120" w:line="360" w:lineRule="auto"/>
+        <w:ind w:firstLine="420"/>
+      </w:pPr>
+      <w:r>
+        <w:rPr>
+          <w:rFonts w:ascii="微软雅黑" w:hAnsi="微软雅黑" w:eastAsia="微软雅黑"/>
+          <w:b w:val="0"/>
+          <w:color w:val="000000"/>
+          <w:sz w:val="21"/>
+        </w:rPr>
+        <w:t>2.1.1  自由度分析与定位元件选择</w:t>
       </w:r>
     </w:p>
     <w:p>
       <w:pPr>
-        <w:spacing w:line="360" w:lineRule="auto" w:after="120"/>
+        <w:spacing w:after="120" w:line="360" w:lineRule="auto"/>
         <w:ind w:firstLine="420"/>
-        <w:jc w:val="both"/>
       </w:pPr>
       <w:r>
         <w:rPr>
@@ -259,28 +692,631 @@
           <w:color w:val="000000"/>
           <w:sz w:val="21"/>
         </w:rPr>
-        <w:t>夹紧方案需综合考虑加工力特性、批量、经济性。钻削32孔工况：轴向力约11.4kN、扭矩约166.5N·m、存在周期性冲击。对比三种方案：螺旋压板夹紧（采用）——M20 T形螺栓通过杠杆（比2.5:1）放大夹紧力可达50kN以上，螺旋自锁可靠，结构简单成本低。偏心夹紧（不采用）——夹紧力仅3~5kN不足，自锁性差易松脱。气动夹紧（不采用）——需气源和控制系统，中批量不经济。最终选定螺旋压板夹紧，加装弹簧垫圈双重防松。</w:t>
+        <w:t>各自由度限制方案如下表所示：</w:t>
+      </w:r>
+    </w:p>
+    <w:tbl>
+      <w:tblPr>
+        <w:tblStyle w:val="TableGrid"/>
+        <w:tblW w:type="auto" w:w="0"/>
+        <w:tblLook w:firstColumn="1" w:firstRow="1" w:lastColumn="0" w:lastRow="0" w:noHBand="0" w:noVBand="1" w:val="04A0"/>
+      </w:tblPr>
+      <w:tblGrid>
+        <w:gridCol w:w="2158"/>
+        <w:gridCol w:w="2158"/>
+        <w:gridCol w:w="2158"/>
+        <w:gridCol w:w="2158"/>
+      </w:tblGrid>
+      <w:tr>
+        <w:tc>
+          <w:tcPr>
+            <w:tcW w:type="dxa" w:w="2158"/>
+          </w:tcPr>
+          <w:p>
+            <w:pPr>
+              <w:jc w:val="center"/>
+            </w:pPr>
+            <w:r/>
+            <w:r>
+              <w:rPr>
+                <w:rFonts w:ascii="微软雅黑" w:hAnsi="微软雅黑" w:eastAsia="微软雅黑"/>
+                <w:b/>
+                <w:color w:val="000000"/>
+                <w:sz w:val="20"/>
+              </w:rPr>
+              <w:t>自由度</w:t>
+            </w:r>
+          </w:p>
+        </w:tc>
+        <w:tc>
+          <w:tcPr>
+            <w:tcW w:type="dxa" w:w="2158"/>
+          </w:tcPr>
+          <w:p>
+            <w:pPr>
+              <w:jc w:val="center"/>
+            </w:pPr>
+            <w:r/>
+            <w:r>
+              <w:rPr>
+                <w:rFonts w:ascii="微软雅黑" w:hAnsi="微软雅黑" w:eastAsia="微软雅黑"/>
+                <w:b/>
+                <w:color w:val="000000"/>
+                <w:sz w:val="20"/>
+              </w:rPr>
+              <w:t>限制方式</w:t>
+            </w:r>
+          </w:p>
+        </w:tc>
+        <w:tc>
+          <w:tcPr>
+            <w:tcW w:type="dxa" w:w="2158"/>
+          </w:tcPr>
+          <w:p>
+            <w:pPr>
+              <w:jc w:val="center"/>
+            </w:pPr>
+            <w:r/>
+            <w:r>
+              <w:rPr>
+                <w:rFonts w:ascii="微软雅黑" w:hAnsi="微软雅黑" w:eastAsia="微软雅黑"/>
+                <w:b/>
+                <w:color w:val="000000"/>
+                <w:sz w:val="20"/>
+              </w:rPr>
+              <w:t>定位元件</w:t>
+            </w:r>
+          </w:p>
+        </w:tc>
+        <w:tc>
+          <w:tcPr>
+            <w:tcW w:type="dxa" w:w="2158"/>
+          </w:tcPr>
+          <w:p>
+            <w:pPr>
+              <w:jc w:val="center"/>
+            </w:pPr>
+            <w:r/>
+            <w:r>
+              <w:rPr>
+                <w:rFonts w:ascii="微软雅黑" w:hAnsi="微软雅黑" w:eastAsia="微软雅黑"/>
+                <w:b/>
+                <w:color w:val="000000"/>
+                <w:sz w:val="20"/>
+              </w:rPr>
+              <w:t>说明</w:t>
+            </w:r>
+          </w:p>
+        </w:tc>
+      </w:tr>
+      <w:tr>
+        <w:tc>
+          <w:tcPr>
+            <w:tcW w:type="dxa" w:w="2158"/>
+          </w:tcPr>
+          <w:p>
+            <w:pPr>
+              <w:jc w:val="center"/>
+            </w:pPr>
+            <w:r/>
+            <w:r>
+              <w:rPr>
+                <w:rFonts w:ascii="微软雅黑" w:hAnsi="微软雅黑" w:eastAsia="微软雅黑"/>
+                <w:b w:val="0"/>
+                <w:color w:val="000000"/>
+                <w:sz w:val="20"/>
+              </w:rPr>
+              <w:t>Z移</w:t>
+            </w:r>
+          </w:p>
+        </w:tc>
+        <w:tc>
+          <w:tcPr>
+            <w:tcW w:type="dxa" w:w="2158"/>
+          </w:tcPr>
+          <w:p>
+            <w:pPr>
+              <w:jc w:val="center"/>
+            </w:pPr>
+            <w:r/>
+            <w:r>
+              <w:rPr>
+                <w:rFonts w:ascii="微软雅黑" w:hAnsi="微软雅黑" w:eastAsia="微软雅黑"/>
+                <w:b w:val="0"/>
+                <w:color w:val="000000"/>
+                <w:sz w:val="20"/>
+              </w:rPr>
+              <w:t>底面平面</w:t>
+            </w:r>
+          </w:p>
+        </w:tc>
+        <w:tc>
+          <w:tcPr>
+            <w:tcW w:type="dxa" w:w="2158"/>
+          </w:tcPr>
+          <w:p>
+            <w:pPr>
+              <w:jc w:val="center"/>
+            </w:pPr>
+            <w:r/>
+            <w:r>
+              <w:rPr>
+                <w:rFonts w:ascii="微软雅黑" w:hAnsi="微软雅黑" w:eastAsia="微软雅黑"/>
+                <w:b w:val="0"/>
+                <w:color w:val="000000"/>
+                <w:sz w:val="20"/>
+              </w:rPr>
+              <w:t>底板上平面</w:t>
+            </w:r>
+          </w:p>
+        </w:tc>
+        <w:tc>
+          <w:tcPr>
+            <w:tcW w:type="dxa" w:w="2158"/>
+          </w:tcPr>
+          <w:p>
+            <w:pPr>
+              <w:jc w:val="center"/>
+            </w:pPr>
+            <w:r/>
+            <w:r>
+              <w:rPr>
+                <w:rFonts w:ascii="微软雅黑" w:hAnsi="微软雅黑" w:eastAsia="微软雅黑"/>
+                <w:b w:val="0"/>
+                <w:color w:val="000000"/>
+                <w:sz w:val="20"/>
+              </w:rPr>
+              <w:t>限制Z向移动（底面3点支撑）</w:t>
+            </w:r>
+          </w:p>
+        </w:tc>
+      </w:tr>
+      <w:tr>
+        <w:tc>
+          <w:tcPr>
+            <w:tcW w:type="dxa" w:w="2158"/>
+          </w:tcPr>
+          <w:p>
+            <w:pPr>
+              <w:jc w:val="center"/>
+            </w:pPr>
+            <w:r/>
+            <w:r>
+              <w:rPr>
+                <w:rFonts w:ascii="微软雅黑" w:hAnsi="微软雅黑" w:eastAsia="微软雅黑"/>
+                <w:b w:val="0"/>
+                <w:color w:val="000000"/>
+                <w:sz w:val="20"/>
+              </w:rPr>
+              <w:t>X转</w:t>
+            </w:r>
+          </w:p>
+        </w:tc>
+        <w:tc>
+          <w:tcPr>
+            <w:tcW w:type="dxa" w:w="2158"/>
+          </w:tcPr>
+          <w:p>
+            <w:pPr>
+              <w:jc w:val="center"/>
+            </w:pPr>
+            <w:r/>
+            <w:r>
+              <w:rPr>
+                <w:rFonts w:ascii="微软雅黑" w:hAnsi="微软雅黑" w:eastAsia="微软雅黑"/>
+                <w:b w:val="0"/>
+                <w:color w:val="000000"/>
+                <w:sz w:val="20"/>
+              </w:rPr>
+              <w:t>底面平面</w:t>
+            </w:r>
+          </w:p>
+        </w:tc>
+        <w:tc>
+          <w:tcPr>
+            <w:tcW w:type="dxa" w:w="2158"/>
+          </w:tcPr>
+          <w:p>
+            <w:pPr>
+              <w:jc w:val="center"/>
+            </w:pPr>
+            <w:r/>
+            <w:r>
+              <w:rPr>
+                <w:rFonts w:ascii="微软雅黑" w:hAnsi="微软雅黑" w:eastAsia="微软雅黑"/>
+                <w:b w:val="0"/>
+                <w:color w:val="000000"/>
+                <w:sz w:val="20"/>
+              </w:rPr>
+              <w:t>底板上平面</w:t>
+            </w:r>
+          </w:p>
+        </w:tc>
+        <w:tc>
+          <w:tcPr>
+            <w:tcW w:type="dxa" w:w="2158"/>
+          </w:tcPr>
+          <w:p>
+            <w:pPr>
+              <w:jc w:val="center"/>
+            </w:pPr>
+            <w:r/>
+            <w:r>
+              <w:rPr>
+                <w:rFonts w:ascii="微软雅黑" w:hAnsi="微软雅黑" w:eastAsia="微软雅黑"/>
+                <w:b w:val="0"/>
+                <w:color w:val="000000"/>
+                <w:sz w:val="20"/>
+              </w:rPr>
+              <w:t>限制绕X轴转动</w:t>
+            </w:r>
+          </w:p>
+        </w:tc>
+      </w:tr>
+      <w:tr>
+        <w:tc>
+          <w:tcPr>
+            <w:tcW w:type="dxa" w:w="2158"/>
+          </w:tcPr>
+          <w:p>
+            <w:pPr>
+              <w:jc w:val="center"/>
+            </w:pPr>
+            <w:r/>
+            <w:r>
+              <w:rPr>
+                <w:rFonts w:ascii="微软雅黑" w:hAnsi="微软雅黑" w:eastAsia="微软雅黑"/>
+                <w:b w:val="0"/>
+                <w:color w:val="000000"/>
+                <w:sz w:val="20"/>
+              </w:rPr>
+              <w:t>Y转</w:t>
+            </w:r>
+          </w:p>
+        </w:tc>
+        <w:tc>
+          <w:tcPr>
+            <w:tcW w:type="dxa" w:w="2158"/>
+          </w:tcPr>
+          <w:p>
+            <w:pPr>
+              <w:jc w:val="center"/>
+            </w:pPr>
+            <w:r/>
+            <w:r>
+              <w:rPr>
+                <w:rFonts w:ascii="微软雅黑" w:hAnsi="微软雅黑" w:eastAsia="微软雅黑"/>
+                <w:b w:val="0"/>
+                <w:color w:val="000000"/>
+                <w:sz w:val="20"/>
+              </w:rPr>
+              <w:t>底面平面</w:t>
+            </w:r>
+          </w:p>
+        </w:tc>
+        <w:tc>
+          <w:tcPr>
+            <w:tcW w:type="dxa" w:w="2158"/>
+          </w:tcPr>
+          <w:p>
+            <w:pPr>
+              <w:jc w:val="center"/>
+            </w:pPr>
+            <w:r/>
+            <w:r>
+              <w:rPr>
+                <w:rFonts w:ascii="微软雅黑" w:hAnsi="微软雅黑" w:eastAsia="微软雅黑"/>
+                <w:b w:val="0"/>
+                <w:color w:val="000000"/>
+                <w:sz w:val="20"/>
+              </w:rPr>
+              <w:t>底板上平面</w:t>
+            </w:r>
+          </w:p>
+        </w:tc>
+        <w:tc>
+          <w:tcPr>
+            <w:tcW w:type="dxa" w:w="2158"/>
+          </w:tcPr>
+          <w:p>
+            <w:pPr>
+              <w:jc w:val="center"/>
+            </w:pPr>
+            <w:r/>
+            <w:r>
+              <w:rPr>
+                <w:rFonts w:ascii="微软雅黑" w:hAnsi="微软雅黑" w:eastAsia="微软雅黑"/>
+                <w:b w:val="0"/>
+                <w:color w:val="000000"/>
+                <w:sz w:val="20"/>
+              </w:rPr>
+              <w:t>限制绕Y轴转动</w:t>
+            </w:r>
+          </w:p>
+        </w:tc>
+      </w:tr>
+      <w:tr>
+        <w:tc>
+          <w:tcPr>
+            <w:tcW w:type="dxa" w:w="2158"/>
+          </w:tcPr>
+          <w:p>
+            <w:pPr>
+              <w:jc w:val="center"/>
+            </w:pPr>
+            <w:r/>
+            <w:r>
+              <w:rPr>
+                <w:rFonts w:ascii="微软雅黑" w:hAnsi="微软雅黑" w:eastAsia="微软雅黑"/>
+                <w:b w:val="0"/>
+                <w:color w:val="000000"/>
+                <w:sz w:val="20"/>
+              </w:rPr>
+              <w:t>X移</w:t>
+            </w:r>
+          </w:p>
+        </w:tc>
+        <w:tc>
+          <w:tcPr>
+            <w:tcW w:type="dxa" w:w="2158"/>
+          </w:tcPr>
+          <w:p>
+            <w:pPr>
+              <w:jc w:val="center"/>
+            </w:pPr>
+            <w:r/>
+            <w:r>
+              <w:rPr>
+                <w:rFonts w:ascii="微软雅黑" w:hAnsi="微软雅黑" w:eastAsia="微软雅黑"/>
+                <w:b w:val="0"/>
+                <w:color w:val="000000"/>
+                <w:sz w:val="20"/>
+              </w:rPr>
+              <w:t>Φ70外圆V形块</w:t>
+            </w:r>
+          </w:p>
+        </w:tc>
+        <w:tc>
+          <w:tcPr>
+            <w:tcW w:type="dxa" w:w="2158"/>
+          </w:tcPr>
+          <w:p>
+            <w:pPr>
+              <w:jc w:val="center"/>
+            </w:pPr>
+            <w:r/>
+            <w:r>
+              <w:rPr>
+                <w:rFonts w:ascii="微软雅黑" w:hAnsi="微软雅黑" w:eastAsia="微软雅黑"/>
+                <w:b w:val="0"/>
+                <w:color w:val="000000"/>
+                <w:sz w:val="20"/>
+              </w:rPr>
+              <w:t>大V形定位块</w:t>
+            </w:r>
+          </w:p>
+        </w:tc>
+        <w:tc>
+          <w:tcPr>
+            <w:tcW w:type="dxa" w:w="2158"/>
+          </w:tcPr>
+          <w:p>
+            <w:pPr>
+              <w:jc w:val="center"/>
+            </w:pPr>
+            <w:r/>
+            <w:r>
+              <w:rPr>
+                <w:rFonts w:ascii="微软雅黑" w:hAnsi="微软雅黑" w:eastAsia="微软雅黑"/>
+                <w:b w:val="0"/>
+                <w:color w:val="000000"/>
+                <w:sz w:val="20"/>
+              </w:rPr>
+              <w:t>V形槽自动对中，限制X向移动</w:t>
+            </w:r>
+          </w:p>
+        </w:tc>
+      </w:tr>
+      <w:tr>
+        <w:tc>
+          <w:tcPr>
+            <w:tcW w:type="dxa" w:w="2158"/>
+          </w:tcPr>
+          <w:p>
+            <w:pPr>
+              <w:jc w:val="center"/>
+            </w:pPr>
+            <w:r/>
+            <w:r>
+              <w:rPr>
+                <w:rFonts w:ascii="微软雅黑" w:hAnsi="微软雅黑" w:eastAsia="微软雅黑"/>
+                <w:b w:val="0"/>
+                <w:color w:val="000000"/>
+                <w:sz w:val="20"/>
+              </w:rPr>
+              <w:t>Y移</w:t>
+            </w:r>
+          </w:p>
+        </w:tc>
+        <w:tc>
+          <w:tcPr>
+            <w:tcW w:type="dxa" w:w="2158"/>
+          </w:tcPr>
+          <w:p>
+            <w:pPr>
+              <w:jc w:val="center"/>
+            </w:pPr>
+            <w:r/>
+            <w:r>
+              <w:rPr>
+                <w:rFonts w:ascii="微软雅黑" w:hAnsi="微软雅黑" w:eastAsia="微软雅黑"/>
+                <w:b w:val="0"/>
+                <w:color w:val="000000"/>
+                <w:sz w:val="20"/>
+              </w:rPr>
+              <w:t>Φ70外圆V形块</w:t>
+            </w:r>
+          </w:p>
+        </w:tc>
+        <w:tc>
+          <w:tcPr>
+            <w:tcW w:type="dxa" w:w="2158"/>
+          </w:tcPr>
+          <w:p>
+            <w:pPr>
+              <w:jc w:val="center"/>
+            </w:pPr>
+            <w:r/>
+            <w:r>
+              <w:rPr>
+                <w:rFonts w:ascii="微软雅黑" w:hAnsi="微软雅黑" w:eastAsia="微软雅黑"/>
+                <w:b w:val="0"/>
+                <w:color w:val="000000"/>
+                <w:sz w:val="20"/>
+              </w:rPr>
+              <w:t>大V形定位块</w:t>
+            </w:r>
+          </w:p>
+        </w:tc>
+        <w:tc>
+          <w:tcPr>
+            <w:tcW w:type="dxa" w:w="2158"/>
+          </w:tcPr>
+          <w:p>
+            <w:pPr>
+              <w:jc w:val="center"/>
+            </w:pPr>
+            <w:r/>
+            <w:r>
+              <w:rPr>
+                <w:rFonts w:ascii="微软雅黑" w:hAnsi="微软雅黑" w:eastAsia="微软雅黑"/>
+                <w:b w:val="0"/>
+                <w:color w:val="000000"/>
+                <w:sz w:val="20"/>
+              </w:rPr>
+              <w:t>V形槽自动对中，限制Y向移动</w:t>
+            </w:r>
+          </w:p>
+        </w:tc>
+      </w:tr>
+      <w:tr>
+        <w:tc>
+          <w:tcPr>
+            <w:tcW w:type="dxa" w:w="2158"/>
+          </w:tcPr>
+          <w:p>
+            <w:pPr>
+              <w:jc w:val="center"/>
+            </w:pPr>
+            <w:r/>
+            <w:r>
+              <w:rPr>
+                <w:rFonts w:ascii="微软雅黑" w:hAnsi="微软雅黑" w:eastAsia="微软雅黑"/>
+                <w:b w:val="0"/>
+                <w:color w:val="000000"/>
+                <w:sz w:val="20"/>
+              </w:rPr>
+              <w:t>Z转</w:t>
+            </w:r>
+          </w:p>
+        </w:tc>
+        <w:tc>
+          <w:tcPr>
+            <w:tcW w:type="dxa" w:w="2158"/>
+          </w:tcPr>
+          <w:p>
+            <w:pPr>
+              <w:jc w:val="center"/>
+            </w:pPr>
+            <w:r/>
+            <w:r>
+              <w:rPr>
+                <w:rFonts w:ascii="微软雅黑" w:hAnsi="微软雅黑" w:eastAsia="微软雅黑"/>
+                <w:b w:val="0"/>
+                <w:color w:val="000000"/>
+                <w:sz w:val="20"/>
+              </w:rPr>
+              <w:t>Φ40外圆V形块</w:t>
+            </w:r>
+          </w:p>
+        </w:tc>
+        <w:tc>
+          <w:tcPr>
+            <w:tcW w:type="dxa" w:w="2158"/>
+          </w:tcPr>
+          <w:p>
+            <w:pPr>
+              <w:jc w:val="center"/>
+            </w:pPr>
+            <w:r/>
+            <w:r>
+              <w:rPr>
+                <w:rFonts w:ascii="微软雅黑" w:hAnsi="微软雅黑" w:eastAsia="微软雅黑"/>
+                <w:b w:val="0"/>
+                <w:color w:val="000000"/>
+                <w:sz w:val="20"/>
+              </w:rPr>
+              <w:t>小V形定位块</w:t>
+            </w:r>
+          </w:p>
+        </w:tc>
+        <w:tc>
+          <w:tcPr>
+            <w:tcW w:type="dxa" w:w="2158"/>
+          </w:tcPr>
+          <w:p>
+            <w:pPr>
+              <w:jc w:val="center"/>
+            </w:pPr>
+            <w:r/>
+            <w:r>
+              <w:rPr>
+                <w:rFonts w:ascii="微软雅黑" w:hAnsi="微软雅黑" w:eastAsia="微软雅黑"/>
+                <w:b w:val="0"/>
+                <w:color w:val="000000"/>
+                <w:sz w:val="20"/>
+              </w:rPr>
+              <w:t>第二V形块角向定位，限制绕Z转动</w:t>
+            </w:r>
+          </w:p>
+        </w:tc>
+      </w:tr>
+    </w:tbl>
+    <w:p/>
+    <w:p>
+      <w:pPr>
+        <w:spacing w:after="120" w:line="360" w:lineRule="auto"/>
+        <w:ind w:firstLine="420"/>
+      </w:pPr>
+      <w:r>
+        <w:rPr>
+          <w:rFonts w:ascii="微软雅黑" w:hAnsi="微软雅黑" w:eastAsia="微软雅黑"/>
+          <w:b w:val="0"/>
+          <w:color w:val="000000"/>
+          <w:sz w:val="21"/>
+        </w:rPr>
+        <w:t>（1）底面平面定位（限制Z移、X转、Y转）。工件底面置于底板上平面上，形成平面副，限制Z方向移动和绕X、Y轴的转动共三个自由度。底板上面经磨削加工，平面度≤0.01mm，表面粗糙度Ra1.6μm，确保与工件底面可靠接触。工件底面在上一工序已加工至Ra3.2μm，两者接触面积大、定位稳定。</w:t>
       </w:r>
     </w:p>
     <w:p>
       <w:pPr>
-        <w:pStyle w:val="Heading2"/>
-        <w:jc w:val="left"/>
-      </w:pPr>
-      <w:r>
-        <w:rPr>
-          <w:rFonts w:ascii="宋体" w:hAnsi="宋体" w:eastAsia="宋体"/>
-          <w:color w:val="000000"/>
-          <w:sz w:val="28"/>
-        </w:rPr>
-        <w:t>2.3 刀具引导方案</w:t>
+        <w:spacing w:after="120" w:line="360" w:lineRule="auto"/>
+        <w:ind w:firstLine="420"/>
+      </w:pPr>
+      <w:r>
+        <w:rPr>
+          <w:rFonts w:ascii="微软雅黑" w:hAnsi="微软雅黑" w:eastAsia="微软雅黑"/>
+          <w:b w:val="0"/>
+          <w:color w:val="000000"/>
+          <w:sz w:val="21"/>
+        </w:rPr>
+        <w:t>（2）大V形定位块定位（限制X移、Y移）。大端Φ70外圆置于90°V形槽中，利用V形块自动对中原理限制X和Y方向的移动。V形块槽角取90°（α=90°），这是最常用的标准角度。当工件外圆直径因公差而变化时，圆心在V形槽角平分线方向移动，定位误差公式为ΔY=ΔD/(2×sin45°)=ΔD/1.414。选择90°槽角兼顾了对中精度和结构强度。</w:t>
       </w:r>
     </w:p>
     <w:p>
       <w:pPr>
-        <w:spacing w:line="360" w:lineRule="auto" w:after="120"/>
+        <w:spacing w:after="120" w:line="360" w:lineRule="auto"/>
         <w:ind w:firstLine="420"/>
-        <w:jc w:val="both"/>
       </w:pPr>
       <w:r>
         <w:rPr>
@@ -289,42 +1325,43 @@
           <w:color w:val="000000"/>
           <w:sz w:val="21"/>
         </w:rPr>
-        <w:t>采用可换钻套+固定钻模板的双层引导方案。钻模板88×75×15mm，材料45钢调质，4个M8螺钉固定。模板上两个42H7精密孔中心距88mm。钻套外径42g6与模板42H7孔形成H7/g6间隙配合。钻套材料T10A淬火HRC62，内孔规格：32/33（大孔钻/铰）、19/20（小孔钻/铰）。夹紧块30×75×20mm压紧钻套法兰防转。钻套下端距工件表面12~15mm确保排屑。</w:t>
+        <w:t>（3）小V形定位块定位（限制Z转）。小端Φ40外圆置于第二个90°V形槽中，与大V形块共同构成"两V形"定位方案，限制绕Z轴的转动自由度。由于已有限制X、Y移动的约束，此处小V形块只承担限制转动的功能。此即"一面两销"中"第二销"的等效方案，用以角向定位。</w:t>
       </w:r>
     </w:p>
     <w:p>
       <w:pPr>
-        <w:pStyle w:val="Heading1"/>
-        <w:jc w:val="left"/>
-      </w:pPr>
-      <w:r>
-        <w:rPr>
-          <w:rFonts w:ascii="宋体" w:hAnsi="宋体" w:eastAsia="宋体"/>
-          <w:color w:val="000000"/>
-          <w:sz w:val="32"/>
-        </w:rPr>
-        <w:t>三、切削力与夹紧力计算</w:t>
+        <w:spacing w:after="120" w:line="360" w:lineRule="auto"/>
+        <w:ind w:firstLine="420"/>
+      </w:pPr>
+      <w:r>
+        <w:rPr>
+          <w:rFonts w:ascii="微软雅黑" w:hAnsi="微软雅黑" w:eastAsia="微软雅黑"/>
+          <w:b w:val="0"/>
+          <w:color w:val="000000"/>
+          <w:sz w:val="21"/>
+        </w:rPr>
+        <w:t>（4）过定位分析。本方案中底面平面限制3个自由度，大V形块限制2个自由度，小V形块限制1个自由度，合计6个自由度，不存在过定位。V形块定位圆柱面的优点在于能够自动补偿外圆直径误差，不会因两个V形块同时定位而产生干涉。大V形块约束X、Y方向的移动，小V形块仅约束Z旋转，功能分工明确，属完全合理的定位方案。</w:t>
       </w:r>
     </w:p>
     <w:p>
       <w:pPr>
-        <w:pStyle w:val="Heading2"/>
+        <w:spacing w:before="240" w:after="120" w:line="360" w:lineRule="auto"/>
         <w:jc w:val="left"/>
       </w:pPr>
       <w:r>
         <w:rPr>
           <w:rFonts w:ascii="宋体" w:hAnsi="宋体" w:eastAsia="宋体"/>
+          <w:b/>
           <w:color w:val="000000"/>
           <w:sz w:val="28"/>
         </w:rPr>
-        <w:t>3.1 钻削力与扭矩</w:t>
+        <w:t>2.2  夹紧方案</w:t>
       </w:r>
     </w:p>
     <w:p>
       <w:pPr>
-        <w:spacing w:line="360" w:lineRule="auto" w:after="120"/>
+        <w:spacing w:after="120" w:line="360" w:lineRule="auto"/>
         <w:ind w:firstLine="420"/>
-        <w:jc w:val="both"/>
       </w:pPr>
       <w:r>
         <w:rPr>
@@ -333,28 +1370,795 @@
           <w:color w:val="000000"/>
           <w:sz w:val="21"/>
         </w:rPr>
-        <w:t>以钻32底孔为最大负荷计算。工件45钢调质HB220~250，钻头W18Cr4V高速钢，D=32mm，f=0.40mm/r，v≈22m/min。按机床夹具设计手册经验公式：钻削轴向力F=9.81×Cf×d^Zf×f^Yf×Kf，式中Cf=68.7，Zf=1.0，Yf=0.7，Kf=1.0。计算得F=9.81×68.7×32×0.4^0.7≈11,356N。钻削扭矩M=9.81×Cm×d^Zm×f^Ym×Km，Cm=34.5，Zm=2.0，Ym=0.8。M=9.81×34.5×1024×0.4^0.8≈166,540N·mm=166.5N·m。</w:t>
+        <w:t>夹紧方案的选择需综合考虑夹紧力大小、可靠性、操作便捷性、制造成本和安全性等因素。以下对三种可行方案进行对比分析：</w:t>
+      </w:r>
+    </w:p>
+    <w:tbl>
+      <w:tblPr>
+        <w:tblStyle w:val="TableGrid"/>
+        <w:tblW w:type="auto" w:w="0"/>
+        <w:tblLook w:firstColumn="1" w:firstRow="1" w:lastColumn="0" w:lastRow="0" w:noHBand="0" w:noVBand="1" w:val="04A0"/>
+      </w:tblPr>
+      <w:tblGrid>
+        <w:gridCol w:w="2158"/>
+        <w:gridCol w:w="2158"/>
+        <w:gridCol w:w="2158"/>
+        <w:gridCol w:w="2158"/>
+      </w:tblGrid>
+      <w:tr>
+        <w:tc>
+          <w:tcPr>
+            <w:tcW w:type="dxa" w:w="2158"/>
+          </w:tcPr>
+          <w:p>
+            <w:pPr>
+              <w:jc w:val="center"/>
+            </w:pPr>
+            <w:r/>
+            <w:r>
+              <w:rPr>
+                <w:rFonts w:ascii="微软雅黑" w:hAnsi="微软雅黑" w:eastAsia="微软雅黑"/>
+                <w:b/>
+                <w:color w:val="000000"/>
+                <w:sz w:val="20"/>
+              </w:rPr>
+              <w:t>对比项目</w:t>
+            </w:r>
+          </w:p>
+        </w:tc>
+        <w:tc>
+          <w:tcPr>
+            <w:tcW w:type="dxa" w:w="2158"/>
+          </w:tcPr>
+          <w:p>
+            <w:pPr>
+              <w:jc w:val="center"/>
+            </w:pPr>
+            <w:r/>
+            <w:r>
+              <w:rPr>
+                <w:rFonts w:ascii="微软雅黑" w:hAnsi="微软雅黑" w:eastAsia="微软雅黑"/>
+                <w:b/>
+                <w:color w:val="000000"/>
+                <w:sz w:val="20"/>
+              </w:rPr>
+              <w:t>方案A：螺旋压板夹紧</w:t>
+            </w:r>
+          </w:p>
+        </w:tc>
+        <w:tc>
+          <w:tcPr>
+            <w:tcW w:type="dxa" w:w="2158"/>
+          </w:tcPr>
+          <w:p>
+            <w:pPr>
+              <w:jc w:val="center"/>
+            </w:pPr>
+            <w:r/>
+            <w:r>
+              <w:rPr>
+                <w:rFonts w:ascii="微软雅黑" w:hAnsi="微软雅黑" w:eastAsia="微软雅黑"/>
+                <w:b/>
+                <w:color w:val="000000"/>
+                <w:sz w:val="20"/>
+              </w:rPr>
+              <w:t>方案B：偏心夹紧</w:t>
+            </w:r>
+          </w:p>
+        </w:tc>
+        <w:tc>
+          <w:tcPr>
+            <w:tcW w:type="dxa" w:w="2158"/>
+          </w:tcPr>
+          <w:p>
+            <w:pPr>
+              <w:jc w:val="center"/>
+            </w:pPr>
+            <w:r/>
+            <w:r>
+              <w:rPr>
+                <w:rFonts w:ascii="微软雅黑" w:hAnsi="微软雅黑" w:eastAsia="微软雅黑"/>
+                <w:b/>
+                <w:color w:val="000000"/>
+                <w:sz w:val="20"/>
+              </w:rPr>
+              <w:t>方案C：气动/液压夹紧</w:t>
+            </w:r>
+          </w:p>
+        </w:tc>
+      </w:tr>
+      <w:tr>
+        <w:tc>
+          <w:tcPr>
+            <w:tcW w:type="dxa" w:w="2158"/>
+          </w:tcPr>
+          <w:p>
+            <w:pPr>
+              <w:jc w:val="center"/>
+            </w:pPr>
+            <w:r/>
+            <w:r>
+              <w:rPr>
+                <w:rFonts w:ascii="微软雅黑" w:hAnsi="微软雅黑" w:eastAsia="微软雅黑"/>
+                <w:b w:val="0"/>
+                <w:color w:val="000000"/>
+                <w:sz w:val="20"/>
+              </w:rPr>
+              <w:t>结构复杂性</w:t>
+            </w:r>
+          </w:p>
+        </w:tc>
+        <w:tc>
+          <w:tcPr>
+            <w:tcW w:type="dxa" w:w="2158"/>
+          </w:tcPr>
+          <w:p>
+            <w:pPr>
+              <w:jc w:val="center"/>
+            </w:pPr>
+            <w:r/>
+            <w:r>
+              <w:rPr>
+                <w:rFonts w:ascii="微软雅黑" w:hAnsi="微软雅黑" w:eastAsia="微软雅黑"/>
+                <w:b w:val="0"/>
+                <w:color w:val="000000"/>
+                <w:sz w:val="20"/>
+              </w:rPr>
+              <w:t>简单，零件少</w:t>
+            </w:r>
+          </w:p>
+        </w:tc>
+        <w:tc>
+          <w:tcPr>
+            <w:tcW w:type="dxa" w:w="2158"/>
+          </w:tcPr>
+          <w:p>
+            <w:pPr>
+              <w:jc w:val="center"/>
+            </w:pPr>
+            <w:r/>
+            <w:r>
+              <w:rPr>
+                <w:rFonts w:ascii="微软雅黑" w:hAnsi="微软雅黑" w:eastAsia="微软雅黑"/>
+                <w:b w:val="0"/>
+                <w:color w:val="000000"/>
+                <w:sz w:val="20"/>
+              </w:rPr>
+              <w:t>中等，需偏心轮</w:t>
+            </w:r>
+          </w:p>
+        </w:tc>
+        <w:tc>
+          <w:tcPr>
+            <w:tcW w:type="dxa" w:w="2158"/>
+          </w:tcPr>
+          <w:p>
+            <w:pPr>
+              <w:jc w:val="center"/>
+            </w:pPr>
+            <w:r/>
+            <w:r>
+              <w:rPr>
+                <w:rFonts w:ascii="微软雅黑" w:hAnsi="微软雅黑" w:eastAsia="微软雅黑"/>
+                <w:b w:val="0"/>
+                <w:color w:val="000000"/>
+                <w:sz w:val="20"/>
+              </w:rPr>
+              <w:t>复杂，需气/液源和管路</w:t>
+            </w:r>
+          </w:p>
+        </w:tc>
+      </w:tr>
+      <w:tr>
+        <w:tc>
+          <w:tcPr>
+            <w:tcW w:type="dxa" w:w="2158"/>
+          </w:tcPr>
+          <w:p>
+            <w:pPr>
+              <w:jc w:val="center"/>
+            </w:pPr>
+            <w:r/>
+            <w:r>
+              <w:rPr>
+                <w:rFonts w:ascii="微软雅黑" w:hAnsi="微软雅黑" w:eastAsia="微软雅黑"/>
+                <w:b w:val="0"/>
+                <w:color w:val="000000"/>
+                <w:sz w:val="20"/>
+              </w:rPr>
+              <w:t>制造成本</w:t>
+            </w:r>
+          </w:p>
+        </w:tc>
+        <w:tc>
+          <w:tcPr>
+            <w:tcW w:type="dxa" w:w="2158"/>
+          </w:tcPr>
+          <w:p>
+            <w:pPr>
+              <w:jc w:val="center"/>
+            </w:pPr>
+            <w:r/>
+            <w:r>
+              <w:rPr>
+                <w:rFonts w:ascii="微软雅黑" w:hAnsi="微软雅黑" w:eastAsia="微软雅黑"/>
+                <w:b w:val="0"/>
+                <w:color w:val="000000"/>
+                <w:sz w:val="20"/>
+              </w:rPr>
+              <w:t>低</w:t>
+            </w:r>
+          </w:p>
+        </w:tc>
+        <w:tc>
+          <w:tcPr>
+            <w:tcW w:type="dxa" w:w="2158"/>
+          </w:tcPr>
+          <w:p>
+            <w:pPr>
+              <w:jc w:val="center"/>
+            </w:pPr>
+            <w:r/>
+            <w:r>
+              <w:rPr>
+                <w:rFonts w:ascii="微软雅黑" w:hAnsi="微软雅黑" w:eastAsia="微软雅黑"/>
+                <w:b w:val="0"/>
+                <w:color w:val="000000"/>
+                <w:sz w:val="20"/>
+              </w:rPr>
+              <w:t>中等</w:t>
+            </w:r>
+          </w:p>
+        </w:tc>
+        <w:tc>
+          <w:tcPr>
+            <w:tcW w:type="dxa" w:w="2158"/>
+          </w:tcPr>
+          <w:p>
+            <w:pPr>
+              <w:jc w:val="center"/>
+            </w:pPr>
+            <w:r/>
+            <w:r>
+              <w:rPr>
+                <w:rFonts w:ascii="微软雅黑" w:hAnsi="微软雅黑" w:eastAsia="微软雅黑"/>
+                <w:b w:val="0"/>
+                <w:color w:val="000000"/>
+                <w:sz w:val="20"/>
+              </w:rPr>
+              <w:t>高</w:t>
+            </w:r>
+          </w:p>
+        </w:tc>
+      </w:tr>
+      <w:tr>
+        <w:tc>
+          <w:tcPr>
+            <w:tcW w:type="dxa" w:w="2158"/>
+          </w:tcPr>
+          <w:p>
+            <w:pPr>
+              <w:jc w:val="center"/>
+            </w:pPr>
+            <w:r/>
+            <w:r>
+              <w:rPr>
+                <w:rFonts w:ascii="微软雅黑" w:hAnsi="微软雅黑" w:eastAsia="微软雅黑"/>
+                <w:b w:val="0"/>
+                <w:color w:val="000000"/>
+                <w:sz w:val="20"/>
+              </w:rPr>
+              <w:t>自锁性</w:t>
+            </w:r>
+          </w:p>
+        </w:tc>
+        <w:tc>
+          <w:tcPr>
+            <w:tcW w:type="dxa" w:w="2158"/>
+          </w:tcPr>
+          <w:p>
+            <w:pPr>
+              <w:jc w:val="center"/>
+            </w:pPr>
+            <w:r/>
+            <w:r>
+              <w:rPr>
+                <w:rFonts w:ascii="微软雅黑" w:hAnsi="微软雅黑" w:eastAsia="微软雅黑"/>
+                <w:b w:val="0"/>
+                <w:color w:val="000000"/>
+                <w:sz w:val="20"/>
+              </w:rPr>
+              <w:t>优（螺纹自锁）</w:t>
+            </w:r>
+          </w:p>
+        </w:tc>
+        <w:tc>
+          <w:tcPr>
+            <w:tcW w:type="dxa" w:w="2158"/>
+          </w:tcPr>
+          <w:p>
+            <w:pPr>
+              <w:jc w:val="center"/>
+            </w:pPr>
+            <w:r/>
+            <w:r>
+              <w:rPr>
+                <w:rFonts w:ascii="微软雅黑" w:hAnsi="微软雅黑" w:eastAsia="微软雅黑"/>
+                <w:b w:val="0"/>
+                <w:color w:val="000000"/>
+                <w:sz w:val="20"/>
+              </w:rPr>
+              <w:t>一般（摩擦自锁角有限）</w:t>
+            </w:r>
+          </w:p>
+        </w:tc>
+        <w:tc>
+          <w:tcPr>
+            <w:tcW w:type="dxa" w:w="2158"/>
+          </w:tcPr>
+          <w:p>
+            <w:pPr>
+              <w:jc w:val="center"/>
+            </w:pPr>
+            <w:r/>
+            <w:r>
+              <w:rPr>
+                <w:rFonts w:ascii="微软雅黑" w:hAnsi="微软雅黑" w:eastAsia="微软雅黑"/>
+                <w:b w:val="0"/>
+                <w:color w:val="000000"/>
+                <w:sz w:val="20"/>
+              </w:rPr>
+              <w:t>需持续供压或另设锁紧</w:t>
+            </w:r>
+          </w:p>
+        </w:tc>
+      </w:tr>
+      <w:tr>
+        <w:tc>
+          <w:tcPr>
+            <w:tcW w:type="dxa" w:w="2158"/>
+          </w:tcPr>
+          <w:p>
+            <w:pPr>
+              <w:jc w:val="center"/>
+            </w:pPr>
+            <w:r/>
+            <w:r>
+              <w:rPr>
+                <w:rFonts w:ascii="微软雅黑" w:hAnsi="微软雅黑" w:eastAsia="微软雅黑"/>
+                <w:b w:val="0"/>
+                <w:color w:val="000000"/>
+                <w:sz w:val="20"/>
+              </w:rPr>
+              <w:t>夹紧力大小</w:t>
+            </w:r>
+          </w:p>
+        </w:tc>
+        <w:tc>
+          <w:tcPr>
+            <w:tcW w:type="dxa" w:w="2158"/>
+          </w:tcPr>
+          <w:p>
+            <w:pPr>
+              <w:jc w:val="center"/>
+            </w:pPr>
+            <w:r/>
+            <w:r>
+              <w:rPr>
+                <w:rFonts w:ascii="微软雅黑" w:hAnsi="微软雅黑" w:eastAsia="微软雅黑"/>
+                <w:b w:val="0"/>
+                <w:color w:val="000000"/>
+                <w:sz w:val="20"/>
+              </w:rPr>
+              <w:t>大（可产生数万牛）</w:t>
+            </w:r>
+          </w:p>
+        </w:tc>
+        <w:tc>
+          <w:tcPr>
+            <w:tcW w:type="dxa" w:w="2158"/>
+          </w:tcPr>
+          <w:p>
+            <w:pPr>
+              <w:jc w:val="center"/>
+            </w:pPr>
+            <w:r/>
+            <w:r>
+              <w:rPr>
+                <w:rFonts w:ascii="微软雅黑" w:hAnsi="微软雅黑" w:eastAsia="微软雅黑"/>
+                <w:b w:val="0"/>
+                <w:color w:val="000000"/>
+                <w:sz w:val="20"/>
+              </w:rPr>
+              <w:t>中等</w:t>
+            </w:r>
+          </w:p>
+        </w:tc>
+        <w:tc>
+          <w:tcPr>
+            <w:tcW w:type="dxa" w:w="2158"/>
+          </w:tcPr>
+          <w:p>
+            <w:pPr>
+              <w:jc w:val="center"/>
+            </w:pPr>
+            <w:r/>
+            <w:r>
+              <w:rPr>
+                <w:rFonts w:ascii="微软雅黑" w:hAnsi="微软雅黑" w:eastAsia="微软雅黑"/>
+                <w:b w:val="0"/>
+                <w:color w:val="000000"/>
+                <w:sz w:val="20"/>
+              </w:rPr>
+              <w:t>大</w:t>
+            </w:r>
+          </w:p>
+        </w:tc>
+      </w:tr>
+      <w:tr>
+        <w:tc>
+          <w:tcPr>
+            <w:tcW w:type="dxa" w:w="2158"/>
+          </w:tcPr>
+          <w:p>
+            <w:pPr>
+              <w:jc w:val="center"/>
+            </w:pPr>
+            <w:r/>
+            <w:r>
+              <w:rPr>
+                <w:rFonts w:ascii="微软雅黑" w:hAnsi="微软雅黑" w:eastAsia="微软雅黑"/>
+                <w:b w:val="0"/>
+                <w:color w:val="000000"/>
+                <w:sz w:val="20"/>
+              </w:rPr>
+              <w:t>操作速度</w:t>
+            </w:r>
+          </w:p>
+        </w:tc>
+        <w:tc>
+          <w:tcPr>
+            <w:tcW w:type="dxa" w:w="2158"/>
+          </w:tcPr>
+          <w:p>
+            <w:pPr>
+              <w:jc w:val="center"/>
+            </w:pPr>
+            <w:r/>
+            <w:r>
+              <w:rPr>
+                <w:rFonts w:ascii="微软雅黑" w:hAnsi="微软雅黑" w:eastAsia="微软雅黑"/>
+                <w:b w:val="0"/>
+                <w:color w:val="000000"/>
+                <w:sz w:val="20"/>
+              </w:rPr>
+              <w:t>中等（手动拧紧）</w:t>
+            </w:r>
+          </w:p>
+        </w:tc>
+        <w:tc>
+          <w:tcPr>
+            <w:tcW w:type="dxa" w:w="2158"/>
+          </w:tcPr>
+          <w:p>
+            <w:pPr>
+              <w:jc w:val="center"/>
+            </w:pPr>
+            <w:r/>
+            <w:r>
+              <w:rPr>
+                <w:rFonts w:ascii="微软雅黑" w:hAnsi="微软雅黑" w:eastAsia="微软雅黑"/>
+                <w:b w:val="0"/>
+                <w:color w:val="000000"/>
+                <w:sz w:val="20"/>
+              </w:rPr>
+              <w:t>快（偏心快速夹紧）</w:t>
+            </w:r>
+          </w:p>
+        </w:tc>
+        <w:tc>
+          <w:tcPr>
+            <w:tcW w:type="dxa" w:w="2158"/>
+          </w:tcPr>
+          <w:p>
+            <w:pPr>
+              <w:jc w:val="center"/>
+            </w:pPr>
+            <w:r/>
+            <w:r>
+              <w:rPr>
+                <w:rFonts w:ascii="微软雅黑" w:hAnsi="微软雅黑" w:eastAsia="微软雅黑"/>
+                <w:b w:val="0"/>
+                <w:color w:val="000000"/>
+                <w:sz w:val="20"/>
+              </w:rPr>
+              <w:t>快</w:t>
+            </w:r>
+          </w:p>
+        </w:tc>
+      </w:tr>
+      <w:tr>
+        <w:tc>
+          <w:tcPr>
+            <w:tcW w:type="dxa" w:w="2158"/>
+          </w:tcPr>
+          <w:p>
+            <w:pPr>
+              <w:jc w:val="center"/>
+            </w:pPr>
+            <w:r/>
+            <w:r>
+              <w:rPr>
+                <w:rFonts w:ascii="微软雅黑" w:hAnsi="微软雅黑" w:eastAsia="微软雅黑"/>
+                <w:b w:val="0"/>
+                <w:color w:val="000000"/>
+                <w:sz w:val="20"/>
+              </w:rPr>
+              <w:t>适用批量</w:t>
+            </w:r>
+          </w:p>
+        </w:tc>
+        <w:tc>
+          <w:tcPr>
+            <w:tcW w:type="dxa" w:w="2158"/>
+          </w:tcPr>
+          <w:p>
+            <w:pPr>
+              <w:jc w:val="center"/>
+            </w:pPr>
+            <w:r/>
+            <w:r>
+              <w:rPr>
+                <w:rFonts w:ascii="微软雅黑" w:hAnsi="微软雅黑" w:eastAsia="微软雅黑"/>
+                <w:b w:val="0"/>
+                <w:color w:val="000000"/>
+                <w:sz w:val="20"/>
+              </w:rPr>
+              <w:t>中小批量</w:t>
+            </w:r>
+          </w:p>
+        </w:tc>
+        <w:tc>
+          <w:tcPr>
+            <w:tcW w:type="dxa" w:w="2158"/>
+          </w:tcPr>
+          <w:p>
+            <w:pPr>
+              <w:jc w:val="center"/>
+            </w:pPr>
+            <w:r/>
+            <w:r>
+              <w:rPr>
+                <w:rFonts w:ascii="微软雅黑" w:hAnsi="微软雅黑" w:eastAsia="微软雅黑"/>
+                <w:b w:val="0"/>
+                <w:color w:val="000000"/>
+                <w:sz w:val="20"/>
+              </w:rPr>
+              <w:t>大批量</w:t>
+            </w:r>
+          </w:p>
+        </w:tc>
+        <w:tc>
+          <w:tcPr>
+            <w:tcW w:type="dxa" w:w="2158"/>
+          </w:tcPr>
+          <w:p>
+            <w:pPr>
+              <w:jc w:val="center"/>
+            </w:pPr>
+            <w:r/>
+            <w:r>
+              <w:rPr>
+                <w:rFonts w:ascii="微软雅黑" w:hAnsi="微软雅黑" w:eastAsia="微软雅黑"/>
+                <w:b w:val="0"/>
+                <w:color w:val="000000"/>
+                <w:sz w:val="20"/>
+              </w:rPr>
+              <w:t>大批量</w:t>
+            </w:r>
+          </w:p>
+        </w:tc>
+      </w:tr>
+      <w:tr>
+        <w:tc>
+          <w:tcPr>
+            <w:tcW w:type="dxa" w:w="2158"/>
+          </w:tcPr>
+          <w:p>
+            <w:pPr>
+              <w:jc w:val="center"/>
+            </w:pPr>
+            <w:r/>
+            <w:r>
+              <w:rPr>
+                <w:rFonts w:ascii="微软雅黑" w:hAnsi="微软雅黑" w:eastAsia="微软雅黑"/>
+                <w:b w:val="0"/>
+                <w:color w:val="000000"/>
+                <w:sz w:val="20"/>
+              </w:rPr>
+              <w:t>安全性</w:t>
+            </w:r>
+          </w:p>
+        </w:tc>
+        <w:tc>
+          <w:tcPr>
+            <w:tcW w:type="dxa" w:w="2158"/>
+          </w:tcPr>
+          <w:p>
+            <w:pPr>
+              <w:jc w:val="center"/>
+            </w:pPr>
+            <w:r/>
+            <w:r>
+              <w:rPr>
+                <w:rFonts w:ascii="微软雅黑" w:hAnsi="微软雅黑" w:eastAsia="微软雅黑"/>
+                <w:b w:val="0"/>
+                <w:color w:val="000000"/>
+                <w:sz w:val="20"/>
+              </w:rPr>
+              <w:t>高（自锁可靠）</w:t>
+            </w:r>
+          </w:p>
+        </w:tc>
+        <w:tc>
+          <w:tcPr>
+            <w:tcW w:type="dxa" w:w="2158"/>
+          </w:tcPr>
+          <w:p>
+            <w:pPr>
+              <w:jc w:val="center"/>
+            </w:pPr>
+            <w:r/>
+            <w:r>
+              <w:rPr>
+                <w:rFonts w:ascii="微软雅黑" w:hAnsi="微软雅黑" w:eastAsia="微软雅黑"/>
+                <w:b w:val="0"/>
+                <w:color w:val="000000"/>
+                <w:sz w:val="20"/>
+              </w:rPr>
+              <w:t>振动下可能松脱</w:t>
+            </w:r>
+          </w:p>
+        </w:tc>
+        <w:tc>
+          <w:tcPr>
+            <w:tcW w:type="dxa" w:w="2158"/>
+          </w:tcPr>
+          <w:p>
+            <w:pPr>
+              <w:jc w:val="center"/>
+            </w:pPr>
+            <w:r/>
+            <w:r>
+              <w:rPr>
+                <w:rFonts w:ascii="微软雅黑" w:hAnsi="微软雅黑" w:eastAsia="微软雅黑"/>
+                <w:b w:val="0"/>
+                <w:color w:val="000000"/>
+                <w:sz w:val="20"/>
+              </w:rPr>
+              <w:t>需防断气/断液</w:t>
+            </w:r>
+          </w:p>
+        </w:tc>
+      </w:tr>
+      <w:tr>
+        <w:tc>
+          <w:tcPr>
+            <w:tcW w:type="dxa" w:w="2158"/>
+          </w:tcPr>
+          <w:p>
+            <w:pPr>
+              <w:jc w:val="center"/>
+            </w:pPr>
+            <w:r/>
+            <w:r>
+              <w:rPr>
+                <w:rFonts w:ascii="微软雅黑" w:hAnsi="微软雅黑" w:eastAsia="微软雅黑"/>
+                <w:b w:val="0"/>
+                <w:color w:val="000000"/>
+                <w:sz w:val="20"/>
+              </w:rPr>
+              <w:t>结论</w:t>
+            </w:r>
+          </w:p>
+        </w:tc>
+        <w:tc>
+          <w:tcPr>
+            <w:tcW w:type="dxa" w:w="2158"/>
+          </w:tcPr>
+          <w:p>
+            <w:pPr>
+              <w:jc w:val="center"/>
+            </w:pPr>
+            <w:r/>
+            <w:r>
+              <w:rPr>
+                <w:rFonts w:ascii="微软雅黑" w:hAnsi="微软雅黑" w:eastAsia="微软雅黑"/>
+                <w:b w:val="0"/>
+                <w:color w:val="000000"/>
+                <w:sz w:val="20"/>
+              </w:rPr>
+              <w:t>√ 推荐采用</w:t>
+            </w:r>
+          </w:p>
+        </w:tc>
+        <w:tc>
+          <w:tcPr>
+            <w:tcW w:type="dxa" w:w="2158"/>
+          </w:tcPr>
+          <w:p>
+            <w:pPr>
+              <w:jc w:val="center"/>
+            </w:pPr>
+            <w:r/>
+            <w:r>
+              <w:rPr>
+                <w:rFonts w:ascii="微软雅黑" w:hAnsi="微软雅黑" w:eastAsia="微软雅黑"/>
+                <w:b w:val="0"/>
+                <w:color w:val="000000"/>
+                <w:sz w:val="20"/>
+              </w:rPr>
+              <w:t>× 不适合钻削工况</w:t>
+            </w:r>
+          </w:p>
+        </w:tc>
+        <w:tc>
+          <w:tcPr>
+            <w:tcW w:type="dxa" w:w="2158"/>
+          </w:tcPr>
+          <w:p>
+            <w:pPr>
+              <w:jc w:val="center"/>
+            </w:pPr>
+            <w:r/>
+            <w:r>
+              <w:rPr>
+                <w:rFonts w:ascii="微软雅黑" w:hAnsi="微软雅黑" w:eastAsia="微软雅黑"/>
+                <w:b w:val="0"/>
+                <w:color w:val="000000"/>
+                <w:sz w:val="20"/>
+              </w:rPr>
+              <w:t>× 成本过高</w:t>
+            </w:r>
+          </w:p>
+        </w:tc>
+      </w:tr>
+    </w:tbl>
+    <w:p/>
+    <w:p>
+      <w:pPr>
+        <w:spacing w:after="120" w:line="360" w:lineRule="auto"/>
+        <w:ind w:firstLine="420"/>
+      </w:pPr>
+      <w:r>
+        <w:rPr>
+          <w:rFonts w:ascii="微软雅黑" w:hAnsi="微软雅黑" w:eastAsia="微软雅黑"/>
+          <w:b w:val="0"/>
+          <w:color w:val="000000"/>
+          <w:sz w:val="21"/>
+        </w:rPr>
+        <w:t>经综合比较，选择方案A——螺旋压板夹紧机构。主要原因如下：</w:t>
       </w:r>
     </w:p>
     <w:p>
       <w:pPr>
-        <w:pStyle w:val="Heading2"/>
-        <w:jc w:val="left"/>
-      </w:pPr>
-      <w:r>
-        <w:rPr>
-          <w:rFonts w:ascii="宋体" w:hAnsi="宋体" w:eastAsia="宋体"/>
-          <w:color w:val="000000"/>
-          <w:sz w:val="28"/>
-        </w:rPr>
-        <w:t>3.2 安全系数与设计载荷</w:t>
+        <w:spacing w:after="120" w:line="360" w:lineRule="auto"/>
+        <w:ind w:firstLine="420"/>
+      </w:pPr>
+      <w:r>
+        <w:rPr>
+          <w:rFonts w:ascii="微软雅黑" w:hAnsi="微软雅黑" w:eastAsia="微软雅黑"/>
+          <w:b w:val="0"/>
+          <w:color w:val="000000"/>
+          <w:sz w:val="21"/>
+        </w:rPr>
+        <w:t>（1）自锁性能优异。螺旋机构满足自锁条件：螺纹升角λ &lt; 当量摩擦角φᵥ。本设计选用M20普通螺纹，螺距P=2.5mm，中径d₂=18.376mm，螺纹升角λ=arctan(P/πd₂)=arctan(2.5/(π×18.376))≈2.48°。钢-钢摩擦系数μ=0.15，当量摩擦角φᵥ=arctan(μ/cosβ)，β为牙型半角30°，φᵥ=arctan(0.15/cos30°)≈9.83°。显然λ=2.5° &lt;&lt; φᵥ=9.83°，满足自锁条件，夹紧后不会因振动而松脱。</w:t>
       </w:r>
     </w:p>
     <w:p>
       <w:pPr>
-        <w:spacing w:line="360" w:lineRule="auto" w:after="120"/>
+        <w:spacing w:after="120" w:line="360" w:lineRule="auto"/>
         <w:ind w:firstLine="420"/>
-        <w:jc w:val="both"/>
       </w:pPr>
       <w:r>
         <w:rPr>
@@ -363,28 +2167,28 @@
           <w:color w:val="000000"/>
           <w:sz w:val="21"/>
         </w:rPr>
-        <w:t>安全系数K=K0×K1×K2×K3：基本安全系数K0=1.5，加工系数K1=1.2（钻削断续切削），刀具钝化系数K2=1.3，夹紧稳定性系数K3=1.0。K=1.5×1.2×1.3×1.0≈2.34，圆整取K=2.5。设计轴向力Fd=2.5×11,356=28,390N，设计扭矩Md=2.5×166.5=416.3N·m。</w:t>
+        <w:t>（2）夹紧力足够。两根M20螺栓手动拧紧（扳手力250N，扳手长350mm）可产生约43750N的总夹紧力，满足防转条件要求的Fcl≥42539N。</w:t>
       </w:r>
     </w:p>
     <w:p>
       <w:pPr>
-        <w:pStyle w:val="Heading2"/>
-        <w:jc w:val="left"/>
-      </w:pPr>
-      <w:r>
-        <w:rPr>
-          <w:rFonts w:ascii="宋体" w:hAnsi="宋体" w:eastAsia="宋体"/>
-          <w:color w:val="000000"/>
-          <w:sz w:val="28"/>
-        </w:rPr>
-        <w:t>3.3 夹紧力计算</w:t>
+        <w:spacing w:after="120" w:line="360" w:lineRule="auto"/>
+        <w:ind w:firstLine="420"/>
+      </w:pPr>
+      <w:r>
+        <w:rPr>
+          <w:rFonts w:ascii="微软雅黑" w:hAnsi="微软雅黑" w:eastAsia="微软雅黑"/>
+          <w:b w:val="0"/>
+          <w:color w:val="000000"/>
+          <w:sz w:val="21"/>
+        </w:rPr>
+        <w:t>（3）结构简单、制造方便，成本低廉，适合中批量生产。</w:t>
       </w:r>
     </w:p>
     <w:p>
       <w:pPr>
-        <w:spacing w:line="360" w:lineRule="auto" w:after="120"/>
+        <w:spacing w:after="120" w:line="360" w:lineRule="auto"/>
         <w:ind w:firstLine="420"/>
-        <w:jc w:val="both"/>
       </w:pPr>
       <w:r>
         <w:rPr>
@@ -393,28 +2197,28 @@
           <w:color w:val="000000"/>
           <w:sz w:val="21"/>
         </w:rPr>
-        <w:t>操作者手力Fh=250N，扳手有效长度L=350mm，螺母扭矩Tw=250×0.35=87.5N·m。M20螺栓轴向力Q=Tw/(0.2×d)=87.5/(0.2×0.02)=21,875N。压板杠杆比L1/L2=70/28=2.5:1，夹紧力Fcl=21,875×2.5=54,688N。</w:t>
+        <w:t>（4）手动操作不需要额外动力源，可灵活布置于生产线任意工位。</w:t>
       </w:r>
     </w:p>
     <w:p>
       <w:pPr>
-        <w:pStyle w:val="Heading2"/>
+        <w:spacing w:before="240" w:after="120" w:line="360" w:lineRule="auto"/>
         <w:jc w:val="left"/>
       </w:pPr>
       <w:r>
         <w:rPr>
           <w:rFonts w:ascii="宋体" w:hAnsi="宋体" w:eastAsia="宋体"/>
+          <w:b/>
           <w:color w:val="000000"/>
           <w:sz w:val="28"/>
         </w:rPr>
-        <w:t>3.4 防抬起与防转动校核</w:t>
+        <w:t>2.3  引导方案</w:t>
       </w:r>
     </w:p>
     <w:p>
       <w:pPr>
-        <w:spacing w:line="360" w:lineRule="auto" w:after="120"/>
+        <w:spacing w:after="120" w:line="360" w:lineRule="auto"/>
         <w:ind w:firstLine="420"/>
-        <w:jc w:val="both"/>
       </w:pPr>
       <w:r>
         <w:rPr>
@@ -423,42 +2227,43 @@
           <w:color w:val="000000"/>
           <w:sz w:val="21"/>
         </w:rPr>
-        <w:t>防抬起校核：Fcl=54,688N &gt; Fd=28,390N，安全裕度1.93倍，满足要求。防转动校核：V形块法向力Nv=Fcl/(2×sin45°)=38,676N，V形块摩擦力Ff_v=2×0.2×38,676=15,470N，底面摩擦Ff_b=0.2×54,688=10,938N，总摩擦力Ff=26,408N。取等效半径r=40mm，抗转扭矩Mr=26,408×0.04=1,056N·m &gt; Md=416N·m，安全裕度2.54倍，满足要求。</w:t>
+        <w:t>钻床夹具中，钻套用于引导刀具、保证孔的位置精度，同时提高钻头的刚性。本设计选用可换钻套，理由如下：</w:t>
       </w:r>
     </w:p>
     <w:p>
       <w:pPr>
-        <w:pStyle w:val="Heading1"/>
-        <w:jc w:val="left"/>
-      </w:pPr>
-      <w:r>
-        <w:rPr>
-          <w:rFonts w:ascii="宋体" w:hAnsi="宋体" w:eastAsia="宋体"/>
-          <w:color w:val="000000"/>
-          <w:sz w:val="32"/>
-        </w:rPr>
-        <w:t>四、定位误差分析</w:t>
+        <w:spacing w:after="120" w:line="360" w:lineRule="auto"/>
+        <w:ind w:firstLine="420"/>
+      </w:pPr>
+      <w:r>
+        <w:rPr>
+          <w:rFonts w:ascii="微软雅黑" w:hAnsi="微软雅黑" w:eastAsia="微软雅黑"/>
+          <w:b w:val="0"/>
+          <w:color w:val="000000"/>
+          <w:sz w:val="21"/>
+        </w:rPr>
+        <w:t>（1）中批量生产（5000～10000件），钻套会因频繁引导钻头而磨损，可换钻套磨损后便于更换，无需拆修钻模板。</w:t>
       </w:r>
     </w:p>
     <w:p>
       <w:pPr>
-        <w:pStyle w:val="Heading2"/>
-        <w:jc w:val="left"/>
-      </w:pPr>
-      <w:r>
-        <w:rPr>
-          <w:rFonts w:ascii="宋体" w:hAnsi="宋体" w:eastAsia="宋体"/>
-          <w:color w:val="000000"/>
-          <w:sz w:val="28"/>
-        </w:rPr>
-        <w:t>4.1 基准不重合误差</w:t>
+        <w:spacing w:after="120" w:line="360" w:lineRule="auto"/>
+        <w:ind w:firstLine="420"/>
+      </w:pPr>
+      <w:r>
+        <w:rPr>
+          <w:rFonts w:ascii="微软雅黑" w:hAnsi="微软雅黑" w:eastAsia="微软雅黑"/>
+          <w:b w:val="0"/>
+          <w:color w:val="000000"/>
+          <w:sz w:val="21"/>
+        </w:rPr>
+        <w:t>（2）材料选用T10A工具钢，淬火回火至HRC60～64，耐磨性优异。</w:t>
       </w:r>
     </w:p>
     <w:p>
       <w:pPr>
-        <w:spacing w:line="360" w:lineRule="auto" w:after="120"/>
+        <w:spacing w:after="120" w:line="360" w:lineRule="auto"/>
         <w:ind w:firstLine="420"/>
-        <w:jc w:val="both"/>
       </w:pPr>
       <w:r>
         <w:rPr>
@@ -467,28 +2272,43 @@
           <w:color w:val="000000"/>
           <w:sz w:val="21"/>
         </w:rPr>
-        <w:t>定位基准与设计基准均为外圆柱面轴线，基准完全重合，基准不重合误差ΔB=0。</w:t>
+        <w:t>（3）钻套外圆与钻模板孔的配合选用Φ42 H7/g6，属小间隙配合（间隙0.009～0.050mm），既能保证钻套定位精度，又便于拆卸更换。钻套内孔精度为H7，与铰刀导柱的配合为H7/g6。</w:t>
       </w:r>
     </w:p>
     <w:p>
       <w:pPr>
-        <w:pStyle w:val="Heading2"/>
-        <w:jc w:val="left"/>
-      </w:pPr>
-      <w:r>
-        <w:rPr>
-          <w:rFonts w:ascii="宋体" w:hAnsi="宋体" w:eastAsia="宋体"/>
-          <w:color w:val="000000"/>
-          <w:sz w:val="28"/>
-        </w:rPr>
-        <w:t>4.2 定位副制造误差</w:t>
+        <w:spacing w:after="120" w:line="360" w:lineRule="auto"/>
+        <w:ind w:firstLine="420"/>
+      </w:pPr>
+      <w:r>
+        <w:rPr>
+          <w:rFonts w:ascii="微软雅黑" w:hAnsi="微软雅黑" w:eastAsia="微软雅黑"/>
+          <w:b w:val="0"/>
+          <w:color w:val="000000"/>
+          <w:sz w:val="21"/>
+        </w:rPr>
+        <w:t>（4）钻模板采用固定式，通过夹紧块和M4螺钉连接到底板上，结构可靠、定位稳定。钻模板与底板之间装有定位键，保证钻模板与定位元件之间的位置精度。</w:t>
       </w:r>
     </w:p>
     <w:p>
       <w:pPr>
-        <w:spacing w:line="360" w:lineRule="auto" w:after="120"/>
+        <w:spacing w:before="240" w:after="120" w:line="360" w:lineRule="auto"/>
+        <w:jc w:val="center"/>
+      </w:pPr>
+      <w:r>
+        <w:rPr>
+          <w:rFonts w:ascii="宋体" w:hAnsi="宋体" w:eastAsia="宋体"/>
+          <w:b/>
+          <w:color w:val="000000"/>
+          <w:sz w:val="36"/>
+        </w:rPr>
+        <w:t>第3章  切削力与夹紧力计算</w:t>
+      </w:r>
+    </w:p>
+    <w:p>
+      <w:pPr>
+        <w:spacing w:after="120" w:line="360" w:lineRule="auto"/>
         <w:ind w:firstLine="420"/>
-        <w:jc w:val="both"/>
       </w:pPr>
       <w:r>
         <w:rPr>
@@ -497,28 +2317,28 @@
           <w:color w:val="000000"/>
           <w:sz w:val="21"/>
         </w:rPr>
-        <w:t>90度V形块定位时，工件外圆尺寸变化量δD引起的中心位移Δ=δD/(2×sin45°)。大端70外圆IT7公差δD1=0.03mm，ΔW1=0.03/1.414=0.021mm。小端40外圆IT7公差δD2=0.025mm，ΔW2=0.025/1.414=0.018mm。总定位误差ΔD=ΔB+ΔW=0+0.021=0.021mm。中心距公差88±0.05mm（公差带0.1mm），1/3原则要求≤0.033mm，ΔD=0.021&lt;0.033满足。</w:t>
+        <w:t>切削力和夹紧力的计算是夹具设计的核心依据。本设计以钻孔Φ32mm（大孔底孔）工况作为最恶劣工况进行校核，因为此时切削量最大，轴向力和扭矩最大。</w:t>
       </w:r>
     </w:p>
     <w:p>
       <w:pPr>
-        <w:pStyle w:val="Heading2"/>
+        <w:spacing w:before="240" w:after="120" w:line="360" w:lineRule="auto"/>
         <w:jc w:val="left"/>
       </w:pPr>
       <w:r>
         <w:rPr>
           <w:rFonts w:ascii="宋体" w:hAnsi="宋体" w:eastAsia="宋体"/>
+          <w:b/>
           <w:color w:val="000000"/>
           <w:sz w:val="28"/>
         </w:rPr>
-        <w:t>4.3 转角误差</w:t>
+        <w:t>3.1  钻孔轴向切削力计算</w:t>
       </w:r>
     </w:p>
     <w:p>
       <w:pPr>
-        <w:spacing w:line="360" w:lineRule="auto" w:after="120"/>
+        <w:spacing w:after="120" w:line="360" w:lineRule="auto"/>
         <w:ind w:firstLine="420"/>
-        <w:jc w:val="both"/>
       </w:pPr>
       <w:r>
         <w:rPr>
@@ -527,42 +2347,91 @@
           <w:color w:val="000000"/>
           <w:sz w:val="21"/>
         </w:rPr>
-        <w:t>最不利转角误差Δα=arctan((0.021+0.018)/88)=arctan(0.00044)≈0.025°≈1.5分。转角在大孔处的附加位置误差约9.2×10^-6mm，可忽略。</w:t>
+        <w:t>根据《机床夹具设计手册》第48页，高速钢麻花钻钻削45钢时的轴向切削力经验公式为：</w:t>
       </w:r>
     </w:p>
     <w:p>
       <w:pPr>
-        <w:pStyle w:val="Heading1"/>
-        <w:jc w:val="left"/>
-      </w:pPr>
-      <w:r>
-        <w:rPr>
-          <w:rFonts w:ascii="宋体" w:hAnsi="宋体" w:eastAsia="宋体"/>
-          <w:color w:val="000000"/>
-          <w:sz w:val="32"/>
-        </w:rPr>
-        <w:t>五、主要零件设计</w:t>
+        <w:spacing w:after="160" w:before="80" w:line="360" w:lineRule="auto"/>
+        <w:jc w:val="center"/>
+      </w:pPr>
+      <w:r>
+        <w:rPr>
+          <w:rFonts w:ascii="微软雅黑" w:hAnsi="微软雅黑" w:eastAsia="微软雅黑"/>
+          <w:b w:val="0"/>
+          <w:color w:val="000000"/>
+          <w:sz w:val="21"/>
+        </w:rPr>
+        <w:t>P = 419 × D × f</w:t>
+      </w:r>
+      <w:r>
+        <w:rPr>
+          <w:rFonts w:ascii="微软雅黑" w:hAnsi="微软雅黑" w:eastAsia="微软雅黑"/>
+          <w:b w:val="0"/>
+          <w:color w:val="000000"/>
+          <w:sz w:val="21"/>
+          <w:vertAlign w:val="superscript"/>
+        </w:rPr>
+        <w:t>⁰</w:t>
+      </w:r>
+      <w:r>
+        <w:rPr>
+          <w:rFonts w:ascii="微软雅黑" w:hAnsi="微软雅黑" w:eastAsia="微软雅黑"/>
+          <w:b w:val="0"/>
+          <w:color w:val="000000"/>
+          <w:sz w:val="21"/>
+        </w:rPr>
+        <w:t>·</w:t>
+      </w:r>
+      <w:r>
+        <w:rPr>
+          <w:rFonts w:ascii="微软雅黑" w:hAnsi="微软雅黑" w:eastAsia="微软雅黑"/>
+          <w:b w:val="0"/>
+          <w:color w:val="000000"/>
+          <w:sz w:val="21"/>
+          <w:vertAlign w:val="superscript"/>
+        </w:rPr>
+        <w:t>⁸</w:t>
+      </w:r>
+      <w:r>
+        <w:rPr>
+          <w:rFonts w:ascii="微软雅黑" w:hAnsi="微软雅黑" w:eastAsia="微软雅黑"/>
+          <w:b w:val="0"/>
+          <w:color w:val="000000"/>
+          <w:sz w:val="21"/>
+        </w:rPr>
+        <w:t xml:space="preserve"> × K</w:t>
+      </w:r>
+      <w:r>
+        <w:rPr>
+          <w:rFonts w:ascii="微软雅黑" w:hAnsi="微软雅黑" w:eastAsia="微软雅黑"/>
+          <w:b w:val="0"/>
+          <w:color w:val="000000"/>
+          <w:sz w:val="21"/>
+          <w:vertAlign w:val="subscript"/>
+        </w:rPr>
+        <w:t>p</w:t>
       </w:r>
     </w:p>
     <w:p>
       <w:pPr>
-        <w:pStyle w:val="Heading2"/>
-        <w:jc w:val="left"/>
-      </w:pPr>
-      <w:r>
-        <w:rPr>
-          <w:rFonts w:ascii="宋体" w:hAnsi="宋体" w:eastAsia="宋体"/>
-          <w:color w:val="000000"/>
-          <w:sz w:val="28"/>
-        </w:rPr>
-        <w:t>5.1 底板</w:t>
+        <w:spacing w:after="120" w:line="360" w:lineRule="auto"/>
+        <w:ind w:firstLine="420"/>
+      </w:pPr>
+      <w:r>
+        <w:rPr>
+          <w:rFonts w:ascii="微软雅黑" w:hAnsi="微软雅黑" w:eastAsia="微软雅黑"/>
+          <w:b w:val="0"/>
+          <w:color w:val="000000"/>
+          <w:sz w:val="21"/>
+        </w:rPr>
+        <w:t>式中：P为轴向切削力（N）；D为钻头直径（mm）；f为进给量（mm/r）；Kp为修正系数。</w:t>
       </w:r>
     </w:p>
     <w:p>
       <w:pPr>
-        <w:spacing w:line="360" w:lineRule="auto" w:after="120"/>
+        <w:spacing w:after="120" w:line="360" w:lineRule="auto"/>
         <w:ind w:firstLine="420"/>
-        <w:jc w:val="both"/>
       </w:pPr>
       <w:r>
         <w:rPr>
@@ -571,28 +2440,115 @@
           <w:color w:val="000000"/>
           <w:sz w:val="21"/>
         </w:rPr>
-        <w:t>底板200×200×30mm，材料45钢调质HB220~250。顶面磨削Ra1.6μm为定位面。加工有：4个12沉头孔用于固定在工作台；T形槽（上宽20/下宽30/深15mm）；2组V形块安装螺孔（各4×M6）；钻模板安装台阶（含4×M8螺孔）；34避让孔。四边倒角C5，底面加工减轻槽，发黑防锈处理。</w:t>
+        <w:t>（1）确定修正系数Kp。Kp = Kmp（工件材料修正系数），Kmp = (HB/190)^n。对于钻削加工，指数n=0.6。工件材料为45钢调质，取HB=220。</w:t>
       </w:r>
     </w:p>
     <w:p>
       <w:pPr>
-        <w:pStyle w:val="Heading2"/>
-        <w:jc w:val="left"/>
-      </w:pPr>
-      <w:r>
-        <w:rPr>
-          <w:rFonts w:ascii="宋体" w:hAnsi="宋体" w:eastAsia="宋体"/>
-          <w:color w:val="000000"/>
-          <w:sz w:val="28"/>
-        </w:rPr>
-        <w:t>5.2 V型定位块（大）</w:t>
+        <w:spacing w:after="160" w:before="80" w:line="360" w:lineRule="auto"/>
+        <w:jc w:val="center"/>
+      </w:pPr>
+      <w:r>
+        <w:rPr>
+          <w:rFonts w:ascii="微软雅黑" w:hAnsi="微软雅黑" w:eastAsia="微软雅黑"/>
+          <w:b w:val="0"/>
+          <w:color w:val="000000"/>
+          <w:sz w:val="21"/>
+          <w:vertAlign w:val="subscript"/>
+        </w:rPr>
+        <w:t>K</w:t>
+      </w:r>
+      <w:r>
+        <w:rPr>
+          <w:rFonts w:ascii="微软雅黑" w:hAnsi="微软雅黑" w:eastAsia="微软雅黑"/>
+          <w:b w:val="0"/>
+          <w:color w:val="000000"/>
+          <w:sz w:val="21"/>
+          <w:vertAlign w:val="subscript"/>
+        </w:rPr>
+        <w:t>mp</w:t>
+      </w:r>
+      <w:r>
+        <w:rPr>
+          <w:rFonts w:ascii="微软雅黑" w:hAnsi="微软雅黑" w:eastAsia="微软雅黑"/>
+          <w:b w:val="0"/>
+          <w:color w:val="000000"/>
+          <w:sz w:val="21"/>
+        </w:rPr>
+        <w:t xml:space="preserve"> = (220/190)</w:t>
+      </w:r>
+      <w:r>
+        <w:rPr>
+          <w:rFonts w:ascii="微软雅黑" w:hAnsi="微软雅黑" w:eastAsia="微软雅黑"/>
+          <w:b w:val="0"/>
+          <w:color w:val="000000"/>
+          <w:sz w:val="21"/>
+          <w:vertAlign w:val="superscript"/>
+        </w:rPr>
+        <w:t>⁰</w:t>
+      </w:r>
+      <w:r>
+        <w:rPr>
+          <w:rFonts w:ascii="微软雅黑" w:hAnsi="微软雅黑" w:eastAsia="微软雅黑"/>
+          <w:b w:val="0"/>
+          <w:color w:val="000000"/>
+          <w:sz w:val="21"/>
+        </w:rPr>
+        <w:t>·</w:t>
+      </w:r>
+      <w:r>
+        <w:rPr>
+          <w:rFonts w:ascii="微软雅黑" w:hAnsi="微软雅黑" w:eastAsia="微软雅黑"/>
+          <w:b w:val="0"/>
+          <w:color w:val="000000"/>
+          <w:sz w:val="21"/>
+          <w:vertAlign w:val="superscript"/>
+        </w:rPr>
+        <w:t>⁶</w:t>
+      </w:r>
+      <w:r>
+        <w:rPr>
+          <w:rFonts w:ascii="微软雅黑" w:hAnsi="微软雅黑" w:eastAsia="微软雅黑"/>
+          <w:b w:val="0"/>
+          <w:color w:val="000000"/>
+          <w:sz w:val="21"/>
+        </w:rPr>
+        <w:t xml:space="preserve"> = 1.1579</w:t>
+      </w:r>
+      <w:r>
+        <w:rPr>
+          <w:rFonts w:ascii="微软雅黑" w:hAnsi="微软雅黑" w:eastAsia="微软雅黑"/>
+          <w:b w:val="0"/>
+          <w:color w:val="000000"/>
+          <w:sz w:val="21"/>
+          <w:vertAlign w:val="superscript"/>
+        </w:rPr>
+        <w:t>⁰</w:t>
+      </w:r>
+      <w:r>
+        <w:rPr>
+          <w:rFonts w:ascii="微软雅黑" w:hAnsi="微软雅黑" w:eastAsia="微软雅黑"/>
+          <w:b w:val="0"/>
+          <w:color w:val="000000"/>
+          <w:sz w:val="21"/>
+        </w:rPr>
+        <w:t>·</w:t>
+      </w:r>
+      <w:r>
+        <w:rPr>
+          <w:rFonts w:ascii="微软雅黑" w:hAnsi="微软雅黑" w:eastAsia="微软雅黑"/>
+          <w:b w:val="0"/>
+          <w:color w:val="000000"/>
+          <w:sz w:val="21"/>
+          <w:vertAlign w:val="superscript"/>
+        </w:rPr>
+        <w:t>⁶</w:t>
       </w:r>
     </w:p>
     <w:p>
       <w:pPr>
-        <w:spacing w:line="360" w:lineRule="auto" w:after="120"/>
+        <w:spacing w:after="120" w:line="360" w:lineRule="auto"/>
         <w:ind w:firstLine="420"/>
-        <w:jc w:val="both"/>
       </w:pPr>
       <w:r>
         <w:rPr>
@@ -601,28 +2557,66 @@
           <w:color w:val="000000"/>
           <w:sz w:val="21"/>
         </w:rPr>
-        <w:t>大V形块20×85×30mm，90度V形槽深约25mm。材料45钢，V形面高频淬火HRC48~52，淬硬深度1.5~2mm。V形面磨削Ra0.8μm。底面4个D=5通孔（M6螺钉）+2个D=4定位销孔。销钉定位确保拆装后恢复准确位置。设计依据：20mm宽度满足70外圆接触刚性，30mm高度确保V形槽包容深度。</w:t>
+        <w:t>取自然对数计算：ln(1.1579)=0.1466；0.6×0.1466=0.08796；e⁰·⁰⁸⁷⁹⁶≈1.0919。</w:t>
       </w:r>
     </w:p>
     <w:p>
       <w:pPr>
-        <w:pStyle w:val="Heading2"/>
-        <w:jc w:val="left"/>
-      </w:pPr>
-      <w:r>
-        <w:rPr>
-          <w:rFonts w:ascii="宋体" w:hAnsi="宋体" w:eastAsia="宋体"/>
-          <w:color w:val="000000"/>
-          <w:sz w:val="28"/>
-        </w:rPr>
-        <w:t>5.3 V型定位块（小）</w:t>
+        <w:spacing w:after="160" w:before="80" w:line="360" w:lineRule="auto"/>
+        <w:jc w:val="center"/>
+      </w:pPr>
+      <w:r>
+        <w:rPr>
+          <w:rFonts w:ascii="微软雅黑" w:hAnsi="微软雅黑" w:eastAsia="微软雅黑"/>
+          <w:b w:val="0"/>
+          <w:color w:val="000000"/>
+          <w:sz w:val="21"/>
+        </w:rPr>
+        <w:t>故 K</w:t>
+      </w:r>
+      <w:r>
+        <w:rPr>
+          <w:rFonts w:ascii="微软雅黑" w:hAnsi="微软雅黑" w:eastAsia="微软雅黑"/>
+          <w:b w:val="0"/>
+          <w:color w:val="000000"/>
+          <w:sz w:val="21"/>
+          <w:vertAlign w:val="subscript"/>
+        </w:rPr>
+        <w:t>p</w:t>
+      </w:r>
+      <w:r>
+        <w:rPr>
+          <w:rFonts w:ascii="微软雅黑" w:hAnsi="微软雅黑" w:eastAsia="微软雅黑"/>
+          <w:b w:val="0"/>
+          <w:color w:val="000000"/>
+          <w:sz w:val="21"/>
+        </w:rPr>
+        <w:t xml:space="preserve"> = K</w:t>
+      </w:r>
+      <w:r>
+        <w:rPr>
+          <w:rFonts w:ascii="微软雅黑" w:hAnsi="微软雅黑" w:eastAsia="微软雅黑"/>
+          <w:b w:val="0"/>
+          <w:color w:val="000000"/>
+          <w:sz w:val="21"/>
+          <w:vertAlign w:val="subscript"/>
+        </w:rPr>
+        <w:t>mp</w:t>
+      </w:r>
+      <w:r>
+        <w:rPr>
+          <w:rFonts w:ascii="微软雅黑" w:hAnsi="微软雅黑" w:eastAsia="微软雅黑"/>
+          <w:b w:val="0"/>
+          <w:color w:val="000000"/>
+          <w:sz w:val="21"/>
+        </w:rPr>
+        <w:t xml:space="preserve"> ≈ 1.09</w:t>
       </w:r>
     </w:p>
     <w:p>
       <w:pPr>
-        <w:spacing w:line="360" w:lineRule="auto" w:after="120"/>
+        <w:spacing w:after="120" w:line="360" w:lineRule="auto"/>
         <w:ind w:firstLine="420"/>
-        <w:jc w:val="both"/>
       </w:pPr>
       <w:r>
         <w:rPr>
@@ -631,28 +2625,28 @@
           <w:color w:val="000000"/>
           <w:sz w:val="21"/>
         </w:rPr>
-        <w:t>小V形块22×56×20mm，90度V形槽深约15mm。材料45钢，V形面淬火HRC48~52磨削Ra0.8μm。底面8个D=4通孔（M4螺钉）+4个D=1定位销孔。56mm长度方向与连杆中心距方向平行。设计依据：小端40外圆所需V形槽宽深均较大端小，外形更紧凑。</w:t>
+        <w:t>（2）确定进给量f。根据Z525钻床进给量范围及钻头直径Φ32mm，参照切削用量手册推荐值，选取进给量f=0.40 mm/r。</w:t>
       </w:r>
     </w:p>
     <w:p>
       <w:pPr>
-        <w:pStyle w:val="Heading2"/>
-        <w:jc w:val="left"/>
-      </w:pPr>
-      <w:r>
-        <w:rPr>
-          <w:rFonts w:ascii="宋体" w:hAnsi="宋体" w:eastAsia="宋体"/>
-          <w:color w:val="000000"/>
-          <w:sz w:val="28"/>
-        </w:rPr>
-        <w:t>5.4 压板</w:t>
+        <w:spacing w:after="120" w:line="360" w:lineRule="auto"/>
+        <w:ind w:firstLine="420"/>
+      </w:pPr>
+      <w:r>
+        <w:rPr>
+          <w:rFonts w:ascii="微软雅黑" w:hAnsi="微软雅黑" w:eastAsia="微软雅黑"/>
+          <w:b w:val="0"/>
+          <w:color w:val="000000"/>
+          <w:sz w:val="21"/>
+        </w:rPr>
+        <w:t>（3）计算f⁰·⁸。ln(f)=ln(0.40)=−0.9163；0.8×(−0.9163)=−0.7330；e⁻⁰·⁷³³⁰≈0.4804。</w:t>
       </w:r>
     </w:p>
     <w:p>
       <w:pPr>
-        <w:spacing w:line="360" w:lineRule="auto" w:after="120"/>
-        <w:ind w:firstLine="420"/>
-        <w:jc w:val="both"/>
+        <w:spacing w:after="160" w:before="80" w:line="360" w:lineRule="auto"/>
+        <w:jc w:val="center"/>
       </w:pPr>
       <w:r>
         <w:rPr>
@@ -661,28 +2655,104 @@
           <w:color w:val="000000"/>
           <w:sz w:val="21"/>
         </w:rPr>
-        <w:t>压板182×77×15mm，夹紧力传递核心零件。中部25通孔（M20螺栓穿过），右端底部横向浅槽（15×2mm）增大接触面积防压伤。左端支撑螺钉球面R=10mm形成点接触自适应角度。材料45钢调质HB220~250，发黑处理。周边16个D=4减重工艺孔，四角倒圆R5。182mm长度保证2.5:1杠杆比。15mm厚度经校核满足抗弯要求。</w:t>
+        <w:t>f</w:t>
+      </w:r>
+      <w:r>
+        <w:rPr>
+          <w:rFonts w:ascii="微软雅黑" w:hAnsi="微软雅黑" w:eastAsia="微软雅黑"/>
+          <w:b w:val="0"/>
+          <w:color w:val="000000"/>
+          <w:sz w:val="21"/>
+          <w:vertAlign w:val="superscript"/>
+        </w:rPr>
+        <w:t>⁰</w:t>
+      </w:r>
+      <w:r>
+        <w:rPr>
+          <w:rFonts w:ascii="微软雅黑" w:hAnsi="微软雅黑" w:eastAsia="微软雅黑"/>
+          <w:b w:val="0"/>
+          <w:color w:val="000000"/>
+          <w:sz w:val="21"/>
+        </w:rPr>
+        <w:t>·</w:t>
+      </w:r>
+      <w:r>
+        <w:rPr>
+          <w:rFonts w:ascii="微软雅黑" w:hAnsi="微软雅黑" w:eastAsia="微软雅黑"/>
+          <w:b w:val="0"/>
+          <w:color w:val="000000"/>
+          <w:sz w:val="21"/>
+          <w:vertAlign w:val="superscript"/>
+        </w:rPr>
+        <w:t>⁸</w:t>
+      </w:r>
+      <w:r>
+        <w:rPr>
+          <w:rFonts w:ascii="微软雅黑" w:hAnsi="微软雅黑" w:eastAsia="微软雅黑"/>
+          <w:b w:val="0"/>
+          <w:color w:val="000000"/>
+          <w:sz w:val="21"/>
+        </w:rPr>
+        <w:t xml:space="preserve"> = 0.40</w:t>
+      </w:r>
+      <w:r>
+        <w:rPr>
+          <w:rFonts w:ascii="微软雅黑" w:hAnsi="微软雅黑" w:eastAsia="微软雅黑"/>
+          <w:b w:val="0"/>
+          <w:color w:val="000000"/>
+          <w:sz w:val="21"/>
+          <w:vertAlign w:val="superscript"/>
+        </w:rPr>
+        <w:t>⁰</w:t>
+      </w:r>
+      <w:r>
+        <w:rPr>
+          <w:rFonts w:ascii="微软雅黑" w:hAnsi="微软雅黑" w:eastAsia="微软雅黑"/>
+          <w:b w:val="0"/>
+          <w:color w:val="000000"/>
+          <w:sz w:val="21"/>
+        </w:rPr>
+        <w:t>·</w:t>
+      </w:r>
+      <w:r>
+        <w:rPr>
+          <w:rFonts w:ascii="微软雅黑" w:hAnsi="微软雅黑" w:eastAsia="微软雅黑"/>
+          <w:b w:val="0"/>
+          <w:color w:val="000000"/>
+          <w:sz w:val="21"/>
+          <w:vertAlign w:val="superscript"/>
+        </w:rPr>
+        <w:t>⁸</w:t>
+      </w:r>
+      <w:r>
+        <w:rPr>
+          <w:rFonts w:ascii="微软雅黑" w:hAnsi="微软雅黑" w:eastAsia="微软雅黑"/>
+          <w:b w:val="0"/>
+          <w:color w:val="000000"/>
+          <w:sz w:val="21"/>
+        </w:rPr>
+        <w:t xml:space="preserve"> ≈ 0.480</w:t>
       </w:r>
     </w:p>
     <w:p>
       <w:pPr>
-        <w:pStyle w:val="Heading2"/>
-        <w:jc w:val="left"/>
-      </w:pPr>
-      <w:r>
-        <w:rPr>
-          <w:rFonts w:ascii="宋体" w:hAnsi="宋体" w:eastAsia="宋体"/>
-          <w:color w:val="000000"/>
-          <w:sz w:val="28"/>
-        </w:rPr>
-        <w:t>5.5 T形螺栓</w:t>
+        <w:spacing w:after="120" w:line="360" w:lineRule="auto"/>
+        <w:ind w:firstLine="420"/>
+      </w:pPr>
+      <w:r>
+        <w:rPr>
+          <w:rFonts w:ascii="微软雅黑" w:hAnsi="微软雅黑" w:eastAsia="微软雅黑"/>
+          <w:b w:val="0"/>
+          <w:color w:val="000000"/>
+          <w:sz w:val="21"/>
+        </w:rPr>
+        <w:t>（4）代入公式计算轴向力P：</w:t>
       </w:r>
     </w:p>
     <w:p>
       <w:pPr>
-        <w:spacing w:line="360" w:lineRule="auto" w:after="120"/>
-        <w:ind w:firstLine="420"/>
-        <w:jc w:val="both"/>
+        <w:spacing w:after="160" w:before="80" w:line="360" w:lineRule="auto"/>
+        <w:jc w:val="center"/>
       </w:pPr>
       <w:r>
         <w:rPr>
@@ -691,28 +2761,43 @@
           <w:color w:val="000000"/>
           <w:sz w:val="21"/>
         </w:rPr>
-        <w:t>T形螺栓总高86mm，T头23×20×10mm。螺杆M20粗牙螺距2.5mm，有效螺纹长60mm。T头卡入T形槽可滑动。材料45钢调质，螺纹强度等效8.8级。加工工艺：棒料→车外圆→滚丝→铣T头→调质→发黑。T头23×20与T形槽上宽20mm配合间隙约1.5mm/侧。</w:t>
+        <w:t>P = 419 × 32 × 0.480 × 1.09</w:t>
       </w:r>
     </w:p>
     <w:p>
       <w:pPr>
-        <w:pStyle w:val="Heading2"/>
-        <w:jc w:val="left"/>
-      </w:pPr>
-      <w:r>
-        <w:rPr>
-          <w:rFonts w:ascii="宋体" w:hAnsi="宋体" w:eastAsia="宋体"/>
-          <w:color w:val="000000"/>
-          <w:sz w:val="28"/>
-        </w:rPr>
-        <w:t>5.6 套筒/钻套</w:t>
+        <w:spacing w:after="120" w:line="360" w:lineRule="auto"/>
+        <w:ind w:firstLine="420"/>
+      </w:pPr>
+      <w:r>
+        <w:rPr>
+          <w:rFonts w:ascii="微软雅黑" w:hAnsi="微软雅黑" w:eastAsia="微软雅黑"/>
+          <w:b w:val="0"/>
+          <w:color w:val="000000"/>
+          <w:sz w:val="21"/>
+        </w:rPr>
+        <w:t>分步计算：419×32=13408；13408×0.480=6435.8；6435.8×1.09=7015.1。</w:t>
       </w:r>
     </w:p>
     <w:p>
       <w:pPr>
-        <w:spacing w:line="360" w:lineRule="auto" w:after="120"/>
+        <w:spacing w:after="160" w:before="80" w:line="360" w:lineRule="auto"/>
+        <w:jc w:val="center"/>
+      </w:pPr>
+      <w:r>
+        <w:rPr>
+          <w:rFonts w:ascii="微软雅黑" w:hAnsi="微软雅黑" w:eastAsia="微软雅黑"/>
+          <w:b/>
+          <w:color w:val="000000"/>
+          <w:sz w:val="21"/>
+        </w:rPr>
+        <w:t>P ≈ 7015 N</w:t>
+      </w:r>
+    </w:p>
+    <w:p>
+      <w:pPr>
+        <w:spacing w:after="120" w:line="360" w:lineRule="auto"/>
         <w:ind w:firstLine="420"/>
-        <w:jc w:val="both"/>
       </w:pPr>
       <w:r>
         <w:rPr>
@@ -721,28 +2806,28 @@
           <w:color w:val="000000"/>
           <w:sz w:val="21"/>
         </w:rPr>
-        <w:t>钻套外径42g6×法兰45×高50mm。外径42g6（-0.009/-0.025）与模板42H7（+0.025/0）形成H7/g6配合，最大间隙0.05mm，最小0.009mm。内孔32/33/19/20四种规格。法兰4个M4螺孔+4个D=14通孔。材料T10A碳素工具钢，820℃淬火+180℃低温回火至HRC62±2。内孔研磨Ra0.4μm，外径精磨Ra0.8μm。使用寿命5000~8000件。</w:t>
+        <w:t>即高速钢钻头钻削45钢Φ32孔时，所需克服的轴向力约为7015N。此力沿钻头轴向向上，是产生工件抬起趋势的主要载荷。</w:t>
       </w:r>
     </w:p>
     <w:p>
       <w:pPr>
-        <w:pStyle w:val="Heading2"/>
+        <w:spacing w:before="240" w:after="120" w:line="360" w:lineRule="auto"/>
         <w:jc w:val="left"/>
       </w:pPr>
       <w:r>
         <w:rPr>
           <w:rFonts w:ascii="宋体" w:hAnsi="宋体" w:eastAsia="宋体"/>
+          <w:b/>
           <w:color w:val="000000"/>
           <w:sz w:val="28"/>
         </w:rPr>
-        <w:t>5.7 钻模板</w:t>
+        <w:t>3.2  钻孔扭矩计算</w:t>
       </w:r>
     </w:p>
     <w:p>
       <w:pPr>
-        <w:spacing w:line="360" w:lineRule="auto" w:after="120"/>
+        <w:spacing w:after="120" w:line="360" w:lineRule="auto"/>
         <w:ind w:firstLine="420"/>
-        <w:jc w:val="both"/>
       </w:pPr>
       <w:r>
         <w:rPr>
@@ -751,28 +2836,95 @@
           <w:color w:val="000000"/>
           <w:sz w:val="21"/>
         </w:rPr>
-        <w:t>钻模板88×75×15mm，材料45钢调质。两个42H7钻套孔中心距88mm。8个D=4沉头孔（4×M8螺钉固定），4个M4压紧块螺孔，2个D=21通孔（钻头穿过）。顶底面磨削Ra1.6μm，平行度0.02mm/100mm。15mm厚经刚度校核满足要求。</w:t>
+        <w:t>根据同一手册，钻削扭矩的经验公式为：</w:t>
       </w:r>
     </w:p>
     <w:p>
       <w:pPr>
-        <w:pStyle w:val="Heading2"/>
-        <w:jc w:val="left"/>
-      </w:pPr>
-      <w:r>
-        <w:rPr>
-          <w:rFonts w:ascii="宋体" w:hAnsi="宋体" w:eastAsia="宋体"/>
-          <w:color w:val="000000"/>
-          <w:sz w:val="28"/>
-        </w:rPr>
-        <w:t>5.8 夹紧块</w:t>
+        <w:spacing w:after="160" w:before="80" w:line="360" w:lineRule="auto"/>
+        <w:jc w:val="center"/>
+      </w:pPr>
+      <w:r>
+        <w:rPr>
+          <w:rFonts w:ascii="微软雅黑" w:hAnsi="微软雅黑" w:eastAsia="微软雅黑"/>
+          <w:b w:val="0"/>
+          <w:color w:val="000000"/>
+          <w:sz w:val="21"/>
+        </w:rPr>
+        <w:t>M = 210 × D</w:t>
+      </w:r>
+      <w:r>
+        <w:rPr>
+          <w:rFonts w:ascii="微软雅黑" w:hAnsi="微软雅黑" w:eastAsia="微软雅黑"/>
+          <w:b w:val="0"/>
+          <w:color w:val="000000"/>
+          <w:sz w:val="21"/>
+          <w:vertAlign w:val="superscript"/>
+        </w:rPr>
+        <w:t>²</w:t>
+      </w:r>
+      <w:r>
+        <w:rPr>
+          <w:rFonts w:ascii="微软雅黑" w:hAnsi="微软雅黑" w:eastAsia="微软雅黑"/>
+          <w:b w:val="0"/>
+          <w:color w:val="000000"/>
+          <w:sz w:val="21"/>
+        </w:rPr>
+        <w:t xml:space="preserve"> × f</w:t>
+      </w:r>
+      <w:r>
+        <w:rPr>
+          <w:rFonts w:ascii="微软雅黑" w:hAnsi="微软雅黑" w:eastAsia="微软雅黑"/>
+          <w:b w:val="0"/>
+          <w:color w:val="000000"/>
+          <w:sz w:val="21"/>
+          <w:vertAlign w:val="superscript"/>
+        </w:rPr>
+        <w:t>⁰</w:t>
+      </w:r>
+      <w:r>
+        <w:rPr>
+          <w:rFonts w:ascii="微软雅黑" w:hAnsi="微软雅黑" w:eastAsia="微软雅黑"/>
+          <w:b w:val="0"/>
+          <w:color w:val="000000"/>
+          <w:sz w:val="21"/>
+        </w:rPr>
+        <w:t>·</w:t>
+      </w:r>
+      <w:r>
+        <w:rPr>
+          <w:rFonts w:ascii="微软雅黑" w:hAnsi="微软雅黑" w:eastAsia="微软雅黑"/>
+          <w:b w:val="0"/>
+          <w:color w:val="000000"/>
+          <w:sz w:val="21"/>
+          <w:vertAlign w:val="superscript"/>
+        </w:rPr>
+        <w:t>⁸</w:t>
+      </w:r>
+      <w:r>
+        <w:rPr>
+          <w:rFonts w:ascii="微软雅黑" w:hAnsi="微软雅黑" w:eastAsia="微软雅黑"/>
+          <w:b w:val="0"/>
+          <w:color w:val="000000"/>
+          <w:sz w:val="21"/>
+        </w:rPr>
+        <w:t xml:space="preserve"> × K</w:t>
+      </w:r>
+      <w:r>
+        <w:rPr>
+          <w:rFonts w:ascii="微软雅黑" w:hAnsi="微软雅黑" w:eastAsia="微软雅黑"/>
+          <w:b w:val="0"/>
+          <w:color w:val="000000"/>
+          <w:sz w:val="21"/>
+          <w:vertAlign w:val="subscript"/>
+        </w:rPr>
+        <w:t>p</w:t>
       </w:r>
     </w:p>
     <w:p>
       <w:pPr>
-        <w:spacing w:line="360" w:lineRule="auto" w:after="120"/>
+        <w:spacing w:after="120" w:line="360" w:lineRule="auto"/>
         <w:ind w:firstLine="420"/>
-        <w:jc w:val="both"/>
       </w:pPr>
       <w:r>
         <w:rPr>
@@ -781,42 +2933,77 @@
           <w:color w:val="000000"/>
           <w:sz w:val="21"/>
         </w:rPr>
-        <w:t>夹紧块30×75×20mm，横跨钻套法兰，2×M4螺钉固定。下表面弧形槽R=22.5mm匹配法兰外径。两端各4个D=4通孔（共8个）。材料45钢调质。功能为压紧钻套法兰防止轴向窜动和转动。75mm宽度覆盖钻模板全宽，刚度充足。</w:t>
+        <w:t>代入已知值：D=32mm，f⁰·⁸=0.480，Kp=1.09。</w:t>
       </w:r>
     </w:p>
     <w:p>
       <w:pPr>
-        <w:pStyle w:val="Heading1"/>
-        <w:jc w:val="left"/>
-      </w:pPr>
-      <w:r>
-        <w:rPr>
-          <w:rFonts w:ascii="宋体" w:hAnsi="宋体" w:eastAsia="宋体"/>
-          <w:color w:val="000000"/>
-          <w:sz w:val="32"/>
-        </w:rPr>
-        <w:t>六、强度与刚度校核</w:t>
+        <w:spacing w:after="160" w:before="80" w:line="360" w:lineRule="auto"/>
+        <w:jc w:val="center"/>
+      </w:pPr>
+      <w:r>
+        <w:rPr>
+          <w:rFonts w:ascii="微软雅黑" w:hAnsi="微软雅黑" w:eastAsia="微软雅黑"/>
+          <w:b w:val="0"/>
+          <w:color w:val="000000"/>
+          <w:sz w:val="21"/>
+        </w:rPr>
+        <w:t>M = 210 × 32</w:t>
+      </w:r>
+      <w:r>
+        <w:rPr>
+          <w:rFonts w:ascii="微软雅黑" w:hAnsi="微软雅黑" w:eastAsia="微软雅黑"/>
+          <w:b w:val="0"/>
+          <w:color w:val="000000"/>
+          <w:sz w:val="21"/>
+          <w:vertAlign w:val="superscript"/>
+        </w:rPr>
+        <w:t>²</w:t>
+      </w:r>
+      <w:r>
+        <w:rPr>
+          <w:rFonts w:ascii="微软雅黑" w:hAnsi="微软雅黑" w:eastAsia="微软雅黑"/>
+          <w:b w:val="0"/>
+          <w:color w:val="000000"/>
+          <w:sz w:val="21"/>
+        </w:rPr>
+        <w:t xml:space="preserve"> × 0.480 × 1.09</w:t>
       </w:r>
     </w:p>
     <w:p>
       <w:pPr>
-        <w:pStyle w:val="Heading2"/>
-        <w:jc w:val="left"/>
-      </w:pPr>
-      <w:r>
-        <w:rPr>
-          <w:rFonts w:ascii="宋体" w:hAnsi="宋体" w:eastAsia="宋体"/>
-          <w:color w:val="000000"/>
-          <w:sz w:val="28"/>
-        </w:rPr>
-        <w:t>6.1 压板弯曲强度校核</w:t>
+        <w:spacing w:after="120" w:line="360" w:lineRule="auto"/>
+        <w:ind w:firstLine="420"/>
+      </w:pPr>
+      <w:r>
+        <w:rPr>
+          <w:rFonts w:ascii="微软雅黑" w:hAnsi="微软雅黑" w:eastAsia="微软雅黑"/>
+          <w:b w:val="0"/>
+          <w:color w:val="000000"/>
+          <w:sz w:val="21"/>
+        </w:rPr>
+        <w:t>D²=32²=1024。分步计算：210×1024=215040；215040×0.480=103219；103219×1.09=112509。</w:t>
       </w:r>
     </w:p>
     <w:p>
       <w:pPr>
-        <w:spacing w:line="360" w:lineRule="auto" w:after="120"/>
+        <w:spacing w:after="160" w:before="80" w:line="360" w:lineRule="auto"/>
+        <w:jc w:val="center"/>
+      </w:pPr>
+      <w:r>
+        <w:rPr>
+          <w:rFonts w:ascii="微软雅黑" w:hAnsi="微软雅黑" w:eastAsia="微软雅黑"/>
+          <w:b/>
+          <w:color w:val="000000"/>
+          <w:sz w:val="21"/>
+        </w:rPr>
+        <w:t>M ≈ 112509 N·mm = 112.5 N·m</w:t>
+      </w:r>
+    </w:p>
+    <w:p>
+      <w:pPr>
+        <w:spacing w:after="120" w:line="360" w:lineRule="auto"/>
         <w:ind w:firstLine="420"/>
-        <w:jc w:val="both"/>
       </w:pPr>
       <w:r>
         <w:rPr>
@@ -825,28 +3012,28 @@
           <w:color w:val="000000"/>
           <w:sz w:val="21"/>
         </w:rPr>
-        <w:t>压板简化为简支梁集中载荷模型。45钢调质σs≥355MPa，[σ]=237MPa。截面77×15mm：I=bh³/12=77×3375/12=21,656mm⁴，W=bh²/6=77×225/6=2,887.5mm³。最大弯矩Mmax=Q×L=21,875×0.028=612,500N·mm。σ=Mmax/W=612,500/2,887.5=212.1MPa&lt;[σ]=237MPa，安全裕度12%，满足要求。</w:t>
+        <w:t>此扭矩使工件有绕钻头轴线旋转的趋势，是夹具防转设计的核心载荷。</w:t>
       </w:r>
     </w:p>
     <w:p>
       <w:pPr>
-        <w:pStyle w:val="Heading2"/>
+        <w:spacing w:before="240" w:after="120" w:line="360" w:lineRule="auto"/>
         <w:jc w:val="left"/>
       </w:pPr>
       <w:r>
         <w:rPr>
           <w:rFonts w:ascii="宋体" w:hAnsi="宋体" w:eastAsia="宋体"/>
+          <w:b/>
           <w:color w:val="000000"/>
           <w:sz w:val="28"/>
         </w:rPr>
-        <w:t>6.2 钻模板刚度校核</w:t>
+        <w:t>3.3  安全系数K的确定</w:t>
       </w:r>
     </w:p>
     <w:p>
       <w:pPr>
-        <w:spacing w:line="360" w:lineRule="auto" w:after="120"/>
+        <w:spacing w:after="120" w:line="360" w:lineRule="auto"/>
         <w:ind w:firstLine="420"/>
-        <w:jc w:val="both"/>
       </w:pPr>
       <w:r>
         <w:rPr>
@@ -855,28 +3042,114 @@
           <w:color w:val="000000"/>
           <w:sz w:val="21"/>
         </w:rPr>
-        <w:t>钻模板88×75×15mm，45钢E=206GPa。I_d=75×15³/12=21,094mm⁴。简化为简支梁：δmax=F×L³/(48×E×I)=11,356×75³/(48×206,000×21,094)≈0.023mm。取安全系数2.0，最大挠度约0.046mm。钻模板许用挠度0.1mm，安全裕度充足。15mm厚度完全满足刚度要求。</w:t>
+        <w:t>为确保夹紧可靠，引入安全系数K，按《机床夹具设计手册》推荐公式：</w:t>
       </w:r>
     </w:p>
     <w:p>
       <w:pPr>
-        <w:pStyle w:val="Heading1"/>
-        <w:jc w:val="left"/>
-      </w:pPr>
-      <w:r>
-        <w:rPr>
-          <w:rFonts w:ascii="宋体" w:hAnsi="宋体" w:eastAsia="宋体"/>
-          <w:color w:val="000000"/>
-          <w:sz w:val="32"/>
-        </w:rPr>
-        <w:t>七、装配关系与配合公差</w:t>
+        <w:spacing w:after="160" w:before="80" w:line="360" w:lineRule="auto"/>
+        <w:jc w:val="center"/>
+      </w:pPr>
+      <w:r>
+        <w:rPr>
+          <w:rFonts w:ascii="微软雅黑" w:hAnsi="微软雅黑" w:eastAsia="微软雅黑"/>
+          <w:b w:val="0"/>
+          <w:color w:val="000000"/>
+          <w:sz w:val="21"/>
+        </w:rPr>
+        <w:t>K = K</w:t>
+      </w:r>
+      <w:r>
+        <w:rPr>
+          <w:rFonts w:ascii="微软雅黑" w:hAnsi="微软雅黑" w:eastAsia="微软雅黑"/>
+          <w:b w:val="0"/>
+          <w:color w:val="000000"/>
+          <w:sz w:val="21"/>
+          <w:vertAlign w:val="subscript"/>
+        </w:rPr>
+        <w:t>₀</w:t>
+      </w:r>
+      <w:r>
+        <w:rPr>
+          <w:rFonts w:ascii="微软雅黑" w:hAnsi="微软雅黑" w:eastAsia="微软雅黑"/>
+          <w:b w:val="0"/>
+          <w:color w:val="000000"/>
+          <w:sz w:val="21"/>
+        </w:rPr>
+        <w:t xml:space="preserve"> × K</w:t>
+      </w:r>
+      <w:r>
+        <w:rPr>
+          <w:rFonts w:ascii="微软雅黑" w:hAnsi="微软雅黑" w:eastAsia="微软雅黑"/>
+          <w:b w:val="0"/>
+          <w:color w:val="000000"/>
+          <w:sz w:val="21"/>
+          <w:vertAlign w:val="subscript"/>
+        </w:rPr>
+        <w:t>₁</w:t>
+      </w:r>
+      <w:r>
+        <w:rPr>
+          <w:rFonts w:ascii="微软雅黑" w:hAnsi="微软雅黑" w:eastAsia="微软雅黑"/>
+          <w:b w:val="0"/>
+          <w:color w:val="000000"/>
+          <w:sz w:val="21"/>
+        </w:rPr>
+        <w:t xml:space="preserve"> × K</w:t>
+      </w:r>
+      <w:r>
+        <w:rPr>
+          <w:rFonts w:ascii="微软雅黑" w:hAnsi="微软雅黑" w:eastAsia="微软雅黑"/>
+          <w:b w:val="0"/>
+          <w:color w:val="000000"/>
+          <w:sz w:val="21"/>
+          <w:vertAlign w:val="subscript"/>
+        </w:rPr>
+        <w:t>₂</w:t>
+      </w:r>
+      <w:r>
+        <w:rPr>
+          <w:rFonts w:ascii="微软雅黑" w:hAnsi="微软雅黑" w:eastAsia="微软雅黑"/>
+          <w:b w:val="0"/>
+          <w:color w:val="000000"/>
+          <w:sz w:val="21"/>
+        </w:rPr>
+        <w:t xml:space="preserve"> × K</w:t>
+      </w:r>
+      <w:r>
+        <w:rPr>
+          <w:rFonts w:ascii="微软雅黑" w:hAnsi="微软雅黑" w:eastAsia="微软雅黑"/>
+          <w:b w:val="0"/>
+          <w:color w:val="000000"/>
+          <w:sz w:val="21"/>
+          <w:vertAlign w:val="subscript"/>
+        </w:rPr>
+        <w:t>₃</w:t>
+      </w:r>
+      <w:r>
+        <w:rPr>
+          <w:rFonts w:ascii="微软雅黑" w:hAnsi="微软雅黑" w:eastAsia="微软雅黑"/>
+          <w:b w:val="0"/>
+          <w:color w:val="000000"/>
+          <w:sz w:val="21"/>
+        </w:rPr>
+        <w:t xml:space="preserve"> × K</w:t>
+      </w:r>
+      <w:r>
+        <w:rPr>
+          <w:rFonts w:ascii="微软雅黑" w:hAnsi="微软雅黑" w:eastAsia="微软雅黑"/>
+          <w:b w:val="0"/>
+          <w:color w:val="000000"/>
+          <w:sz w:val="21"/>
+          <w:vertAlign w:val="subscript"/>
+        </w:rPr>
+        <w:t>₄</w:t>
       </w:r>
     </w:p>
     <w:p>
       <w:pPr>
-        <w:spacing w:line="360" w:lineRule="auto" w:after="120"/>
+        <w:spacing w:after="120" w:line="360" w:lineRule="auto"/>
         <w:ind w:firstLine="420"/>
-        <w:jc w:val="both"/>
       </w:pPr>
       <w:r>
         <w:rPr>
@@ -885,14 +3158,549 @@
           <w:color w:val="000000"/>
           <w:sz w:val="21"/>
         </w:rPr>
-        <w:t>本夹具装配遵循由下至上、先基准后附件原则。第一步：底板安装——4颗M12螺栓固定在工作台上，百分表校正顶面与主轴垂直度（允差0.03mm/100mm），必要时加垫片。第二步：V形块安装——先以2个4圆柱销精确定位（H7/m6过渡配合），再M6螺钉拧紧。用标准芯棒检测两V形块公共轴线，确保中心距88±0.02mm。</w:t>
+        <w:t>各系数取值及依据如下表：</w:t>
+      </w:r>
+    </w:p>
+    <w:tbl>
+      <w:tblPr>
+        <w:tblStyle w:val="TableGrid"/>
+        <w:tblW w:type="auto" w:w="0"/>
+        <w:tblLook w:firstColumn="1" w:firstRow="1" w:lastColumn="0" w:lastRow="0" w:noHBand="0" w:noVBand="1" w:val="04A0"/>
+      </w:tblPr>
+      <w:tblGrid>
+        <w:gridCol w:w="2158"/>
+        <w:gridCol w:w="2158"/>
+        <w:gridCol w:w="2158"/>
+        <w:gridCol w:w="2158"/>
+      </w:tblGrid>
+      <w:tr>
+        <w:tc>
+          <w:tcPr>
+            <w:tcW w:type="dxa" w:w="2158"/>
+          </w:tcPr>
+          <w:p>
+            <w:pPr>
+              <w:jc w:val="center"/>
+            </w:pPr>
+            <w:r/>
+            <w:r>
+              <w:rPr>
+                <w:rFonts w:ascii="微软雅黑" w:hAnsi="微软雅黑" w:eastAsia="微软雅黑"/>
+                <w:b/>
+                <w:color w:val="000000"/>
+                <w:sz w:val="20"/>
+              </w:rPr>
+              <w:t>系数</w:t>
+            </w:r>
+          </w:p>
+        </w:tc>
+        <w:tc>
+          <w:tcPr>
+            <w:tcW w:type="dxa" w:w="2158"/>
+          </w:tcPr>
+          <w:p>
+            <w:pPr>
+              <w:jc w:val="center"/>
+            </w:pPr>
+            <w:r/>
+            <w:r>
+              <w:rPr>
+                <w:rFonts w:ascii="微软雅黑" w:hAnsi="微软雅黑" w:eastAsia="微软雅黑"/>
+                <w:b/>
+                <w:color w:val="000000"/>
+                <w:sz w:val="20"/>
+              </w:rPr>
+              <w:t>含义</w:t>
+            </w:r>
+          </w:p>
+        </w:tc>
+        <w:tc>
+          <w:tcPr>
+            <w:tcW w:type="dxa" w:w="2158"/>
+          </w:tcPr>
+          <w:p>
+            <w:pPr>
+              <w:jc w:val="center"/>
+            </w:pPr>
+            <w:r/>
+            <w:r>
+              <w:rPr>
+                <w:rFonts w:ascii="微软雅黑" w:hAnsi="微软雅黑" w:eastAsia="微软雅黑"/>
+                <w:b/>
+                <w:color w:val="000000"/>
+                <w:sz w:val="20"/>
+              </w:rPr>
+              <w:t>取值</w:t>
+            </w:r>
+          </w:p>
+        </w:tc>
+        <w:tc>
+          <w:tcPr>
+            <w:tcW w:type="dxa" w:w="2158"/>
+          </w:tcPr>
+          <w:p>
+            <w:pPr>
+              <w:jc w:val="center"/>
+            </w:pPr>
+            <w:r/>
+            <w:r>
+              <w:rPr>
+                <w:rFonts w:ascii="微软雅黑" w:hAnsi="微软雅黑" w:eastAsia="微软雅黑"/>
+                <w:b/>
+                <w:color w:val="000000"/>
+                <w:sz w:val="20"/>
+              </w:rPr>
+              <w:t>依据</w:t>
+            </w:r>
+          </w:p>
+        </w:tc>
+      </w:tr>
+      <w:tr>
+        <w:tc>
+          <w:tcPr>
+            <w:tcW w:type="dxa" w:w="2158"/>
+          </w:tcPr>
+          <w:p>
+            <w:pPr>
+              <w:jc w:val="center"/>
+            </w:pPr>
+            <w:r/>
+            <w:r>
+              <w:rPr>
+                <w:rFonts w:ascii="微软雅黑" w:hAnsi="微软雅黑" w:eastAsia="微软雅黑"/>
+                <w:b w:val="0"/>
+                <w:color w:val="000000"/>
+                <w:sz w:val="20"/>
+              </w:rPr>
+              <w:t>K₀</w:t>
+            </w:r>
+          </w:p>
+        </w:tc>
+        <w:tc>
+          <w:tcPr>
+            <w:tcW w:type="dxa" w:w="2158"/>
+          </w:tcPr>
+          <w:p>
+            <w:pPr>
+              <w:jc w:val="center"/>
+            </w:pPr>
+            <w:r/>
+            <w:r>
+              <w:rPr>
+                <w:rFonts w:ascii="微软雅黑" w:hAnsi="微软雅黑" w:eastAsia="微软雅黑"/>
+                <w:b w:val="0"/>
+                <w:color w:val="000000"/>
+                <w:sz w:val="20"/>
+              </w:rPr>
+              <w:t>基本安全系数</w:t>
+            </w:r>
+          </w:p>
+        </w:tc>
+        <w:tc>
+          <w:tcPr>
+            <w:tcW w:type="dxa" w:w="2158"/>
+          </w:tcPr>
+          <w:p>
+            <w:pPr>
+              <w:jc w:val="center"/>
+            </w:pPr>
+            <w:r/>
+            <w:r>
+              <w:rPr>
+                <w:rFonts w:ascii="微软雅黑" w:hAnsi="微软雅黑" w:eastAsia="微软雅黑"/>
+                <w:b w:val="0"/>
+                <w:color w:val="000000"/>
+                <w:sz w:val="20"/>
+              </w:rPr>
+              <w:t>1.5</w:t>
+            </w:r>
+          </w:p>
+        </w:tc>
+        <w:tc>
+          <w:tcPr>
+            <w:tcW w:type="dxa" w:w="2158"/>
+          </w:tcPr>
+          <w:p>
+            <w:pPr>
+              <w:jc w:val="center"/>
+            </w:pPr>
+            <w:r/>
+            <w:r>
+              <w:rPr>
+                <w:rFonts w:ascii="微软雅黑" w:hAnsi="微软雅黑" w:eastAsia="微软雅黑"/>
+                <w:b w:val="0"/>
+                <w:color w:val="000000"/>
+                <w:sz w:val="20"/>
+              </w:rPr>
+              <w:t>加工力估算存在不确定性，按手册取1.5</w:t>
+            </w:r>
+          </w:p>
+        </w:tc>
+      </w:tr>
+      <w:tr>
+        <w:tc>
+          <w:tcPr>
+            <w:tcW w:type="dxa" w:w="2158"/>
+          </w:tcPr>
+          <w:p>
+            <w:pPr>
+              <w:jc w:val="center"/>
+            </w:pPr>
+            <w:r/>
+            <w:r>
+              <w:rPr>
+                <w:rFonts w:ascii="微软雅黑" w:hAnsi="微软雅黑" w:eastAsia="微软雅黑"/>
+                <w:b w:val="0"/>
+                <w:color w:val="000000"/>
+                <w:sz w:val="20"/>
+              </w:rPr>
+              <w:t>K₁</w:t>
+            </w:r>
+          </w:p>
+        </w:tc>
+        <w:tc>
+          <w:tcPr>
+            <w:tcW w:type="dxa" w:w="2158"/>
+          </w:tcPr>
+          <w:p>
+            <w:pPr>
+              <w:jc w:val="center"/>
+            </w:pPr>
+            <w:r/>
+            <w:r>
+              <w:rPr>
+                <w:rFonts w:ascii="微软雅黑" w:hAnsi="微软雅黑" w:eastAsia="微软雅黑"/>
+                <w:b w:val="0"/>
+                <w:color w:val="000000"/>
+                <w:sz w:val="20"/>
+              </w:rPr>
+              <w:t>加工精度系数</w:t>
+            </w:r>
+          </w:p>
+        </w:tc>
+        <w:tc>
+          <w:tcPr>
+            <w:tcW w:type="dxa" w:w="2158"/>
+          </w:tcPr>
+          <w:p>
+            <w:pPr>
+              <w:jc w:val="center"/>
+            </w:pPr>
+            <w:r/>
+            <w:r>
+              <w:rPr>
+                <w:rFonts w:ascii="微软雅黑" w:hAnsi="微软雅黑" w:eastAsia="微软雅黑"/>
+                <w:b w:val="0"/>
+                <w:color w:val="000000"/>
+                <w:sz w:val="20"/>
+              </w:rPr>
+              <w:t>1.2</w:t>
+            </w:r>
+          </w:p>
+        </w:tc>
+        <w:tc>
+          <w:tcPr>
+            <w:tcW w:type="dxa" w:w="2158"/>
+          </w:tcPr>
+          <w:p>
+            <w:pPr>
+              <w:jc w:val="center"/>
+            </w:pPr>
+            <w:r/>
+            <w:r>
+              <w:rPr>
+                <w:rFonts w:ascii="微软雅黑" w:hAnsi="微软雅黑" w:eastAsia="微软雅黑"/>
+                <w:b w:val="0"/>
+                <w:color w:val="000000"/>
+                <w:sz w:val="20"/>
+              </w:rPr>
+              <w:t>孔距公差±0.05mm要求较高，粗加工取1.2</w:t>
+            </w:r>
+          </w:p>
+        </w:tc>
+      </w:tr>
+      <w:tr>
+        <w:tc>
+          <w:tcPr>
+            <w:tcW w:type="dxa" w:w="2158"/>
+          </w:tcPr>
+          <w:p>
+            <w:pPr>
+              <w:jc w:val="center"/>
+            </w:pPr>
+            <w:r/>
+            <w:r>
+              <w:rPr>
+                <w:rFonts w:ascii="微软雅黑" w:hAnsi="微软雅黑" w:eastAsia="微软雅黑"/>
+                <w:b w:val="0"/>
+                <w:color w:val="000000"/>
+                <w:sz w:val="20"/>
+              </w:rPr>
+              <w:t>K₂</w:t>
+            </w:r>
+          </w:p>
+        </w:tc>
+        <w:tc>
+          <w:tcPr>
+            <w:tcW w:type="dxa" w:w="2158"/>
+          </w:tcPr>
+          <w:p>
+            <w:pPr>
+              <w:jc w:val="center"/>
+            </w:pPr>
+            <w:r/>
+            <w:r>
+              <w:rPr>
+                <w:rFonts w:ascii="微软雅黑" w:hAnsi="微软雅黑" w:eastAsia="微软雅黑"/>
+                <w:b w:val="0"/>
+                <w:color w:val="000000"/>
+                <w:sz w:val="20"/>
+              </w:rPr>
+              <w:t>刀具钝化系数</w:t>
+            </w:r>
+          </w:p>
+        </w:tc>
+        <w:tc>
+          <w:tcPr>
+            <w:tcW w:type="dxa" w:w="2158"/>
+          </w:tcPr>
+          <w:p>
+            <w:pPr>
+              <w:jc w:val="center"/>
+            </w:pPr>
+            <w:r/>
+            <w:r>
+              <w:rPr>
+                <w:rFonts w:ascii="微软雅黑" w:hAnsi="微软雅黑" w:eastAsia="微软雅黑"/>
+                <w:b w:val="0"/>
+                <w:color w:val="000000"/>
+                <w:sz w:val="20"/>
+              </w:rPr>
+              <w:t>1.3</w:t>
+            </w:r>
+          </w:p>
+        </w:tc>
+        <w:tc>
+          <w:tcPr>
+            <w:tcW w:type="dxa" w:w="2158"/>
+          </w:tcPr>
+          <w:p>
+            <w:pPr>
+              <w:jc w:val="center"/>
+            </w:pPr>
+            <w:r/>
+            <w:r>
+              <w:rPr>
+                <w:rFonts w:ascii="微软雅黑" w:hAnsi="微软雅黑" w:eastAsia="微软雅黑"/>
+                <w:b w:val="0"/>
+                <w:color w:val="000000"/>
+                <w:sz w:val="20"/>
+              </w:rPr>
+              <w:t>钻头磨损后切削力增大30%，手册推荐1.2～1.4</w:t>
+            </w:r>
+          </w:p>
+        </w:tc>
+      </w:tr>
+      <w:tr>
+        <w:tc>
+          <w:tcPr>
+            <w:tcW w:type="dxa" w:w="2158"/>
+          </w:tcPr>
+          <w:p>
+            <w:pPr>
+              <w:jc w:val="center"/>
+            </w:pPr>
+            <w:r/>
+            <w:r>
+              <w:rPr>
+                <w:rFonts w:ascii="微软雅黑" w:hAnsi="微软雅黑" w:eastAsia="微软雅黑"/>
+                <w:b w:val="0"/>
+                <w:color w:val="000000"/>
+                <w:sz w:val="20"/>
+              </w:rPr>
+              <w:t>K₃</w:t>
+            </w:r>
+          </w:p>
+        </w:tc>
+        <w:tc>
+          <w:tcPr>
+            <w:tcW w:type="dxa" w:w="2158"/>
+          </w:tcPr>
+          <w:p>
+            <w:pPr>
+              <w:jc w:val="center"/>
+            </w:pPr>
+            <w:r/>
+            <w:r>
+              <w:rPr>
+                <w:rFonts w:ascii="微软雅黑" w:hAnsi="微软雅黑" w:eastAsia="微软雅黑"/>
+                <w:b w:val="0"/>
+                <w:color w:val="000000"/>
+                <w:sz w:val="20"/>
+              </w:rPr>
+              <w:t>切削连续性系数</w:t>
+            </w:r>
+          </w:p>
+        </w:tc>
+        <w:tc>
+          <w:tcPr>
+            <w:tcW w:type="dxa" w:w="2158"/>
+          </w:tcPr>
+          <w:p>
+            <w:pPr>
+              <w:jc w:val="center"/>
+            </w:pPr>
+            <w:r/>
+            <w:r>
+              <w:rPr>
+                <w:rFonts w:ascii="微软雅黑" w:hAnsi="微软雅黑" w:eastAsia="微软雅黑"/>
+                <w:b w:val="0"/>
+                <w:color w:val="000000"/>
+                <w:sz w:val="20"/>
+              </w:rPr>
+              <w:t>1.0</w:t>
+            </w:r>
+          </w:p>
+        </w:tc>
+        <w:tc>
+          <w:tcPr>
+            <w:tcW w:type="dxa" w:w="2158"/>
+          </w:tcPr>
+          <w:p>
+            <w:pPr>
+              <w:jc w:val="center"/>
+            </w:pPr>
+            <w:r/>
+            <w:r>
+              <w:rPr>
+                <w:rFonts w:ascii="微软雅黑" w:hAnsi="微软雅黑" w:eastAsia="微软雅黑"/>
+                <w:b w:val="0"/>
+                <w:color w:val="000000"/>
+                <w:sz w:val="20"/>
+              </w:rPr>
+              <w:t>钻削为连续切削，无冲击</w:t>
+            </w:r>
+          </w:p>
+        </w:tc>
+      </w:tr>
+      <w:tr>
+        <w:tc>
+          <w:tcPr>
+            <w:tcW w:type="dxa" w:w="2158"/>
+          </w:tcPr>
+          <w:p>
+            <w:pPr>
+              <w:jc w:val="center"/>
+            </w:pPr>
+            <w:r/>
+            <w:r>
+              <w:rPr>
+                <w:rFonts w:ascii="微软雅黑" w:hAnsi="微软雅黑" w:eastAsia="微软雅黑"/>
+                <w:b w:val="0"/>
+                <w:color w:val="000000"/>
+                <w:sz w:val="20"/>
+              </w:rPr>
+              <w:t>K₄</w:t>
+            </w:r>
+          </w:p>
+        </w:tc>
+        <w:tc>
+          <w:tcPr>
+            <w:tcW w:type="dxa" w:w="2158"/>
+          </w:tcPr>
+          <w:p>
+            <w:pPr>
+              <w:jc w:val="center"/>
+            </w:pPr>
+            <w:r/>
+            <w:r>
+              <w:rPr>
+                <w:rFonts w:ascii="微软雅黑" w:hAnsi="微软雅黑" w:eastAsia="微软雅黑"/>
+                <w:b w:val="0"/>
+                <w:color w:val="000000"/>
+                <w:sz w:val="20"/>
+              </w:rPr>
+              <w:t>夹紧方式系数</w:t>
+            </w:r>
+          </w:p>
+        </w:tc>
+        <w:tc>
+          <w:tcPr>
+            <w:tcW w:type="dxa" w:w="2158"/>
+          </w:tcPr>
+          <w:p>
+            <w:pPr>
+              <w:jc w:val="center"/>
+            </w:pPr>
+            <w:r/>
+            <w:r>
+              <w:rPr>
+                <w:rFonts w:ascii="微软雅黑" w:hAnsi="微软雅黑" w:eastAsia="微软雅黑"/>
+                <w:b w:val="0"/>
+                <w:color w:val="000000"/>
+                <w:sz w:val="20"/>
+              </w:rPr>
+              <w:t>1.2</w:t>
+            </w:r>
+          </w:p>
+        </w:tc>
+        <w:tc>
+          <w:tcPr>
+            <w:tcW w:type="dxa" w:w="2158"/>
+          </w:tcPr>
+          <w:p>
+            <w:pPr>
+              <w:jc w:val="center"/>
+            </w:pPr>
+            <w:r/>
+            <w:r>
+              <w:rPr>
+                <w:rFonts w:ascii="微软雅黑" w:hAnsi="微软雅黑" w:eastAsia="微软雅黑"/>
+                <w:b w:val="0"/>
+                <w:color w:val="000000"/>
+                <w:sz w:val="20"/>
+              </w:rPr>
+              <w:t>手动螺旋夹紧，可靠性较气动略低</w:t>
+            </w:r>
+          </w:p>
+        </w:tc>
+      </w:tr>
+    </w:tbl>
+    <w:p/>
+    <w:p>
+      <w:pPr>
+        <w:spacing w:after="160" w:before="80" w:line="360" w:lineRule="auto"/>
+        <w:jc w:val="center"/>
+      </w:pPr>
+      <w:r>
+        <w:rPr>
+          <w:rFonts w:ascii="微软雅黑" w:hAnsi="微软雅黑" w:eastAsia="微软雅黑"/>
+          <w:b/>
+          <w:color w:val="000000"/>
+          <w:sz w:val="21"/>
+        </w:rPr>
+        <w:t>K = 1.5 × 1.2 × 1.3 × 1.0 × 1.2 = 2.808</w:t>
       </w:r>
     </w:p>
     <w:p>
       <w:pPr>
-        <w:spacing w:line="360" w:lineRule="auto" w:after="120"/>
+        <w:spacing w:before="240" w:after="120" w:line="360" w:lineRule="auto"/>
+        <w:jc w:val="left"/>
+      </w:pPr>
+      <w:r>
+        <w:rPr>
+          <w:rFonts w:ascii="宋体" w:hAnsi="宋体" w:eastAsia="宋体"/>
+          <w:b/>
+          <w:color w:val="000000"/>
+          <w:sz w:val="28"/>
+        </w:rPr>
+        <w:t>3.4  防抬起校核</w:t>
+      </w:r>
+    </w:p>
+    <w:p>
+      <w:pPr>
+        <w:spacing w:after="120" w:line="360" w:lineRule="auto"/>
         <w:ind w:firstLine="420"/>
-        <w:jc w:val="both"/>
       </w:pPr>
       <w:r>
         <w:rPr>
@@ -901,14 +3709,13 @@
           <w:color w:val="000000"/>
           <w:sz w:val="21"/>
         </w:rPr>
-        <w:t>第三步：钻模板安装——放于底板台阶上，4颗M8螺钉预紧。百分表检测模板顶面与底板平行度（允差0.02mm/100mm），合格后终紧。42标准检验棒插入钻套孔检测垂直度。第四步：钻套安装——按工序选对应钻套，42g6外径对准42H7孔轻推装入。夹紧块横跨法兰，2颗M4螺钉固定防窜。</w:t>
+        <w:t>钻孔过程中，钻头退出时产生向上的轴向力Fd=7015N，可能导致工件抬起。压板必须提供足够的向下夹紧力以对抗此抬起趋势。考虑安全系数后的设计抬起力：</w:t>
       </w:r>
     </w:p>
     <w:p>
       <w:pPr>
-        <w:spacing w:line="360" w:lineRule="auto" w:after="120"/>
-        <w:ind w:firstLine="420"/>
-        <w:jc w:val="both"/>
+        <w:spacing w:after="160" w:before="80" w:line="360" w:lineRule="auto"/>
+        <w:jc w:val="center"/>
       </w:pPr>
       <w:r>
         <w:rPr>
@@ -917,14 +3724,50 @@
           <w:color w:val="000000"/>
           <w:sz w:val="21"/>
         </w:rPr>
-        <w:t>第五步：工件装夹——连杆底面朝下，大端70外圆靠紧大V形块、小端40外圆靠紧小V形块。T形螺栓头部卡入T形槽，螺杆穿过压板25孔，压板右端压工件大端上表面。调整支撑螺钉使压板水平。拧紧M20螺母施加约87.5N·m扭矩（对应250N手力）。</w:t>
+        <w:t>F</w:t>
+      </w:r>
+      <w:r>
+        <w:rPr>
+          <w:rFonts w:ascii="微软雅黑" w:hAnsi="微软雅黑" w:eastAsia="微软雅黑"/>
+          <w:b w:val="0"/>
+          <w:color w:val="000000"/>
+          <w:sz w:val="21"/>
+        </w:rPr>
+        <w:t>设</w:t>
+      </w:r>
+      <w:r>
+        <w:rPr>
+          <w:rFonts w:ascii="微软雅黑" w:hAnsi="微软雅黑" w:eastAsia="微软雅黑"/>
+          <w:b w:val="0"/>
+          <w:color w:val="000000"/>
+          <w:sz w:val="21"/>
+        </w:rPr>
+        <w:t xml:space="preserve"> = K × F</w:t>
+      </w:r>
+      <w:r>
+        <w:rPr>
+          <w:rFonts w:ascii="微软雅黑" w:hAnsi="微软雅黑" w:eastAsia="微软雅黑"/>
+          <w:b w:val="0"/>
+          <w:color w:val="000000"/>
+          <w:sz w:val="21"/>
+          <w:vertAlign w:val="subscript"/>
+        </w:rPr>
+        <w:t>d</w:t>
+      </w:r>
+      <w:r>
+        <w:rPr>
+          <w:rFonts w:ascii="微软雅黑" w:hAnsi="微软雅黑" w:eastAsia="微软雅黑"/>
+          <w:b w:val="0"/>
+          <w:color w:val="000000"/>
+          <w:sz w:val="21"/>
+        </w:rPr>
+        <w:t xml:space="preserve"> = 2.808 × 7015 = 19699 N</w:t>
       </w:r>
     </w:p>
     <w:p>
       <w:pPr>
-        <w:spacing w:line="360" w:lineRule="auto" w:after="120"/>
+        <w:spacing w:after="120" w:line="360" w:lineRule="auto"/>
         <w:ind w:firstLine="420"/>
-        <w:jc w:val="both"/>
       </w:pPr>
       <w:r>
         <w:rPr>
@@ -933,28 +3776,47 @@
           <w:color w:val="000000"/>
           <w:sz w:val="21"/>
         </w:rPr>
-        <w:t>关键配合面：底板顶面与工件底面面接触，平面度0.02mm；V形块V形面与工件外圆线接触，V形面HRC48~52磨削Ra0.8μm；钻套外径42g6与钻模板42H7孔H7/g6间隙配合（最小0.009/最大0.05mm）；钻套内孔与刀具H7/g6或H7/h6配合；V形块定位销与底板销孔H7/m6过渡配合，确保拆装重复定位精度。</w:t>
+        <w:t>压板直接压在工件上表面，夹紧力通过压板传导至工件。因压板直接压在工件上承受轴向力（而非仅靠摩擦力），所需夹紧力直接等于设计抬起力：</w:t>
       </w:r>
     </w:p>
     <w:p>
       <w:pPr>
-        <w:pStyle w:val="Heading1"/>
-        <w:jc w:val="left"/>
-      </w:pPr>
-      <w:r>
-        <w:rPr>
-          <w:rFonts w:ascii="宋体" w:hAnsi="宋体" w:eastAsia="宋体"/>
-          <w:color w:val="000000"/>
-          <w:sz w:val="32"/>
-        </w:rPr>
-        <w:t>八、操作说明</w:t>
+        <w:spacing w:after="160" w:before="80" w:line="360" w:lineRule="auto"/>
+        <w:jc w:val="center"/>
+      </w:pPr>
+      <w:r>
+        <w:rPr>
+          <w:rFonts w:ascii="微软雅黑" w:hAnsi="微软雅黑" w:eastAsia="微软雅黑"/>
+          <w:b w:val="0"/>
+          <w:color w:val="000000"/>
+          <w:sz w:val="21"/>
+        </w:rPr>
+        <w:t>F</w:t>
+      </w:r>
+      <w:r>
+        <w:rPr>
+          <w:rFonts w:ascii="微软雅黑" w:hAnsi="微软雅黑" w:eastAsia="微软雅黑"/>
+          <w:b w:val="0"/>
+          <w:color w:val="000000"/>
+          <w:sz w:val="21"/>
+          <w:vertAlign w:val="subscript"/>
+        </w:rPr>
+        <w:t>cl</w:t>
+      </w:r>
+      <w:r>
+        <w:rPr>
+          <w:rFonts w:ascii="微软雅黑" w:hAnsi="微软雅黑" w:eastAsia="微软雅黑"/>
+          <w:b w:val="0"/>
+          <w:color w:val="000000"/>
+          <w:sz w:val="21"/>
+        </w:rPr>
+        <w:t xml:space="preserve"> ≥ 19699 N</w:t>
       </w:r>
     </w:p>
     <w:p>
       <w:pPr>
-        <w:spacing w:line="360" w:lineRule="auto" w:after="120"/>
+        <w:spacing w:after="120" w:line="360" w:lineRule="auto"/>
         <w:ind w:firstLine="420"/>
-        <w:jc w:val="both"/>
       </w:pPr>
       <w:r>
         <w:rPr>
@@ -963,14 +3825,28 @@
           <w:color w:val="000000"/>
           <w:sz w:val="21"/>
         </w:rPr>
-        <w:t>本夹具操作流程分六个步骤，操作者应事先熟悉各零件名称和功能。步骤一：检查夹具状态——确认底板牢固固定、螺钉无松动，钻模板与主轴垂直度正常，钻套规格匹配工序，钻套内孔无切屑堵塞或拉伤痕。步骤二：放置工件——双手持连杆底面朝下，大端70靠紧大V形块V形面，小端40靠紧小V形块V形面，轻按使底面与底板完全贴合，目视检查无间隙。</w:t>
+        <w:t>考虑双螺栓分担，每螺栓需要：19699/2=9850 N。</w:t>
       </w:r>
     </w:p>
     <w:p>
       <w:pPr>
-        <w:spacing w:line="360" w:lineRule="auto" w:after="120"/>
+        <w:spacing w:before="240" w:after="120" w:line="360" w:lineRule="auto"/>
+        <w:jc w:val="left"/>
+      </w:pPr>
+      <w:r>
+        <w:rPr>
+          <w:rFonts w:ascii="宋体" w:hAnsi="宋体" w:eastAsia="宋体"/>
+          <w:b/>
+          <w:color w:val="000000"/>
+          <w:sz w:val="28"/>
+        </w:rPr>
+        <w:t>3.5  防转动校核</w:t>
+      </w:r>
+    </w:p>
+    <w:p>
+      <w:pPr>
+        <w:spacing w:after="120" w:line="360" w:lineRule="auto"/>
         <w:ind w:firstLine="420"/>
-        <w:jc w:val="both"/>
       </w:pPr>
       <w:r>
         <w:rPr>
@@ -979,14 +3855,13 @@
           <w:color w:val="000000"/>
           <w:sz w:val="21"/>
         </w:rPr>
-        <w:t>步骤三：安装压板——T形螺栓从侧面滑入T形槽移至工件上方。压板25孔穿过螺杆，右端底面接触工件大端上表面，左端下方放支撑螺钉，调整支撑螺钉使压板基本水平（倾斜不超过3度）。步骤四：夹紧工件——依次套入弹簧垫圈和M20螺母。用350mm扳手顺时针拧紧，施加约250N手力（单手稳定施力），拧至手力明显增大且压板紧压工件后再拧约1/4圈。注意过紧可能压伤工件或使工件变形。</w:t>
+        <w:t>钻削扭矩M=112.5 N·m使工件有绕钻头轴线旋转的趋势。设计安全扭矩：</w:t>
       </w:r>
     </w:p>
     <w:p>
       <w:pPr>
-        <w:spacing w:line="360" w:lineRule="auto" w:after="120"/>
-        <w:ind w:firstLine="420"/>
-        <w:jc w:val="both"/>
+        <w:spacing w:after="160" w:before="80" w:line="360" w:lineRule="auto"/>
+        <w:jc w:val="center"/>
       </w:pPr>
       <w:r>
         <w:rPr>
@@ -994,37 +3869,3794 @@
           <w:b w:val="0"/>
           <w:color w:val="000000"/>
           <w:sz w:val="21"/>
-        </w:rPr>
-        <w:t>步骤五：加工操作——启动Z525立钻，选合适转速（钻32用200r/min，铰33用100r/min，钻19用315r/min，铰20用160r/min）和进给量（钻孔0.4mm/r，铰孔0.3mm/r）。先手动进给使刀具进入钻套引导，后切换机动进给。加工中观察切屑形态和排屑情况，适时用切削液冷却。通孔钻通时减缓进给防钻头折断。步骤六：拆卸工件——主轴退回上端停机，扳手逆时针松M20螺母2~3圈，取下弹簧垫圈，压板沿螺栓滑出，取出T形螺栓。双手取下工件放成品托盘。用压缩空气清理夹具定位面和钻套内孔切屑。若需更换钻套（钻切换铰），松开夹紧块M4螺钉，取出当前钻套装入下一工序钻套，重新拧紧。整个装夹加工拆卸周期约2~3分钟/件，满足中批量效率要求。</w:t>
+          <w:vertAlign w:val="subscript"/>
+        </w:rPr>
+        <w:t>M</w:t>
+      </w:r>
+      <w:r>
+        <w:rPr>
+          <w:rFonts w:ascii="微软雅黑" w:hAnsi="微软雅黑" w:eastAsia="微软雅黑"/>
+          <w:b w:val="0"/>
+          <w:color w:val="000000"/>
+          <w:sz w:val="21"/>
+          <w:vertAlign w:val="subscript"/>
+        </w:rPr>
+        <w:t>k</w:t>
+      </w:r>
+      <w:r>
+        <w:rPr>
+          <w:rFonts w:ascii="微软雅黑" w:hAnsi="微软雅黑" w:eastAsia="微软雅黑"/>
+          <w:b w:val="0"/>
+          <w:color w:val="000000"/>
+          <w:sz w:val="21"/>
+        </w:rPr>
+        <w:t xml:space="preserve"> = K × M = 2.808 × 112.5 = 315.9 N·m = 315900 N·mm</w:t>
       </w:r>
     </w:p>
     <w:p>
       <w:pPr>
-        <w:pStyle w:val="Heading1"/>
-        <w:jc w:val="left"/>
-      </w:pPr>
-      <w:r>
-        <w:rPr>
-          <w:rFonts w:ascii="宋体" w:hAnsi="宋体" w:eastAsia="宋体"/>
-          <w:color w:val="000000"/>
-          <w:sz w:val="32"/>
-        </w:rPr>
-        <w:t>九、参考文献</w:t>
+        <w:spacing w:after="120" w:line="360" w:lineRule="auto"/>
+        <w:ind w:firstLine="420"/>
+      </w:pPr>
+      <w:r>
+        <w:rPr>
+          <w:rFonts w:ascii="微软雅黑" w:hAnsi="微软雅黑" w:eastAsia="微软雅黑"/>
+          <w:b w:val="0"/>
+          <w:color w:val="000000"/>
+          <w:sz w:val="21"/>
+        </w:rPr>
+        <w:t>V形块定位防转机理：工件大端Φ70外圆置于90°V形槽中，V形块法向反力提供防转摩擦力矩。设夹紧力为Fcl，V形块90°槽角，则双侧法向力为：</w:t>
       </w:r>
     </w:p>
     <w:p>
       <w:pPr>
-        <w:spacing w:line="360" w:lineRule="auto" w:after="60"/>
+        <w:spacing w:after="160" w:before="80" w:line="360" w:lineRule="auto"/>
+        <w:jc w:val="center"/>
+      </w:pPr>
+      <w:r>
+        <w:rPr>
+          <w:rFonts w:ascii="微软雅黑" w:hAnsi="微软雅黑" w:eastAsia="微软雅黑"/>
+          <w:b w:val="0"/>
+          <w:color w:val="000000"/>
+          <w:sz w:val="21"/>
+          <w:vertAlign w:val="subscript"/>
+        </w:rPr>
+        <w:t>N</w:t>
+      </w:r>
+      <w:r>
+        <w:rPr>
+          <w:rFonts w:ascii="微软雅黑" w:hAnsi="微软雅黑" w:eastAsia="微软雅黑"/>
+          <w:b w:val="0"/>
+          <w:color w:val="000000"/>
+          <w:sz w:val="21"/>
+          <w:vertAlign w:val="subscript"/>
+        </w:rPr>
+        <w:t>v</w:t>
+      </w:r>
+      <w:r>
+        <w:rPr>
+          <w:rFonts w:ascii="微软雅黑" w:hAnsi="微软雅黑" w:eastAsia="微软雅黑"/>
+          <w:b w:val="0"/>
+          <w:color w:val="000000"/>
+          <w:sz w:val="21"/>
+        </w:rPr>
+        <w:t xml:space="preserve"> = F</w:t>
+      </w:r>
+      <w:r>
+        <w:rPr>
+          <w:rFonts w:ascii="微软雅黑" w:hAnsi="微软雅黑" w:eastAsia="微软雅黑"/>
+          <w:b w:val="0"/>
+          <w:color w:val="000000"/>
+          <w:sz w:val="21"/>
+          <w:vertAlign w:val="subscript"/>
+        </w:rPr>
+        <w:t>cl</w:t>
+      </w:r>
+      <w:r>
+        <w:rPr>
+          <w:rFonts w:ascii="微软雅黑" w:hAnsi="微软雅黑" w:eastAsia="微软雅黑"/>
+          <w:b w:val="0"/>
+          <w:color w:val="000000"/>
+          <w:sz w:val="21"/>
+        </w:rPr>
+        <w:t xml:space="preserve"> / (2 × sin45°) = F</w:t>
+      </w:r>
+      <w:r>
+        <w:rPr>
+          <w:rFonts w:ascii="微软雅黑" w:hAnsi="微软雅黑" w:eastAsia="微软雅黑"/>
+          <w:b w:val="0"/>
+          <w:color w:val="000000"/>
+          <w:sz w:val="21"/>
+          <w:vertAlign w:val="subscript"/>
+        </w:rPr>
+        <w:t>cl</w:t>
+      </w:r>
+      <w:r>
+        <w:rPr>
+          <w:rFonts w:ascii="微软雅黑" w:hAnsi="微软雅黑" w:eastAsia="微软雅黑"/>
+          <w:b w:val="0"/>
+          <w:color w:val="000000"/>
+          <w:sz w:val="21"/>
+        </w:rPr>
+        <w:t xml:space="preserve"> / 1.414</w:t>
+      </w:r>
+    </w:p>
+    <w:p>
+      <w:pPr>
+        <w:spacing w:after="120" w:line="360" w:lineRule="auto"/>
         <w:ind w:firstLine="420"/>
-        <w:jc w:val="both"/>
       </w:pPr>
       <w:r>
         <w:rPr>
           <w:rFonts w:ascii="微软雅黑" w:hAnsi="微软雅黑" w:eastAsia="微软雅黑"/>
+          <w:b w:val="0"/>
           <w:color w:val="000000"/>
           <w:sz w:val="21"/>
         </w:rPr>
-        <w:t>[1] 王先逵. 机械制造工艺学（第3版）[M]. 机械工业出版社, 2013.[2] 吴拓. 机床夹具设计（第3版）[M]. 机械工业出版社, 2017.[3] 朱耀祥, 浦林祥. 现代夹具设计手册[M]. 机械工业出版社, 2010.[4] 成大先. 机械设计手册（第6版）[M]. 化学工业出版社, 2016.[5] 孙桓, 陈作模. 机械原理（第8版）[M]. 高等教育出版社, 2013.[6] 濮良贵, 纪名刚. 机械设计（第9版）[M]. 高等教育出版社, 2013.[7] 艾兴, 肖诗纲. 切削用量简明手册（第3版）[M]. 机械工业出版社, 2013.[8] 陈宏钧. 实用机械加工工艺手册（第4版）[M]. 机械工业出版社, 2016.[9] GB/T 2148~2269-2013 机床夹具零件及部件[S]. 中国标准出版社, 2014.[10] 李益民. 机械制造工艺设计简明手册[M]. 机械工业出版社, 2013.</w:t>
+        <w:t>工件外圆半径R=35mm，V形块接触点在R处。防转力矩条件——双侧V形块摩擦力产生的摩擦力矩 ≥ 安全扭矩Mk：</w:t>
+      </w:r>
+    </w:p>
+    <w:p>
+      <w:pPr>
+        <w:spacing w:after="160" w:before="80" w:line="360" w:lineRule="auto"/>
+        <w:jc w:val="center"/>
+      </w:pPr>
+      <w:r>
+        <w:rPr>
+          <w:rFonts w:ascii="微软雅黑" w:hAnsi="微软雅黑" w:eastAsia="微软雅黑"/>
+          <w:b w:val="0"/>
+          <w:color w:val="000000"/>
+          <w:sz w:val="21"/>
+          <w:vertAlign w:val="subscript"/>
+        </w:rPr>
+        <w:t>2 × N</w:t>
+      </w:r>
+      <w:r>
+        <w:rPr>
+          <w:rFonts w:ascii="微软雅黑" w:hAnsi="微软雅黑" w:eastAsia="微软雅黑"/>
+          <w:b w:val="0"/>
+          <w:color w:val="000000"/>
+          <w:sz w:val="21"/>
+          <w:vertAlign w:val="subscript"/>
+        </w:rPr>
+        <w:t>v</w:t>
+      </w:r>
+      <w:r>
+        <w:rPr>
+          <w:rFonts w:ascii="微软雅黑" w:hAnsi="微软雅黑" w:eastAsia="微软雅黑"/>
+          <w:b w:val="0"/>
+          <w:color w:val="000000"/>
+          <w:sz w:val="21"/>
+          <w:vertAlign w:val="subscript"/>
+        </w:rPr>
+        <w:t xml:space="preserve"> × μ × R ≥ M</w:t>
+      </w:r>
+      <w:r>
+        <w:rPr>
+          <w:rFonts w:ascii="微软雅黑" w:hAnsi="微软雅黑" w:eastAsia="微软雅黑"/>
+          <w:b w:val="0"/>
+          <w:color w:val="000000"/>
+          <w:sz w:val="21"/>
+          <w:vertAlign w:val="subscript"/>
+        </w:rPr>
+        <w:t>k</w:t>
+      </w:r>
+    </w:p>
+    <w:p>
+      <w:pPr>
+        <w:spacing w:after="120" w:line="360" w:lineRule="auto"/>
+        <w:ind w:firstLine="420"/>
+      </w:pPr>
+      <w:r>
+        <w:rPr>
+          <w:rFonts w:ascii="微软雅黑" w:hAnsi="微软雅黑" w:eastAsia="微软雅黑"/>
+          <w:b w:val="0"/>
+          <w:color w:val="000000"/>
+          <w:sz w:val="21"/>
+        </w:rPr>
+        <w:t>代入：2×(Fcl/1.414)×0.15×35 ≥ 315900</w:t>
+      </w:r>
+    </w:p>
+    <w:p>
+      <w:pPr>
+        <w:spacing w:after="120" w:line="360" w:lineRule="auto"/>
+        <w:ind w:firstLine="420"/>
+      </w:pPr>
+      <w:r>
+        <w:rPr>
+          <w:rFonts w:ascii="微软雅黑" w:hAnsi="微软雅黑" w:eastAsia="微软雅黑"/>
+          <w:b w:val="0"/>
+          <w:color w:val="000000"/>
+          <w:sz w:val="21"/>
+        </w:rPr>
+        <w:t>化简：Fcl×(2×0.15×35/1.414) ≥ 315900 → Fcl×(10.5/1.414) ≥ 315900 → Fcl×7.427 ≥ 315900</w:t>
+      </w:r>
+    </w:p>
+    <w:p>
+      <w:pPr>
+        <w:spacing w:after="160" w:before="80" w:line="360" w:lineRule="auto"/>
+        <w:jc w:val="center"/>
+      </w:pPr>
+      <w:r>
+        <w:rPr>
+          <w:rFonts w:ascii="微软雅黑" w:hAnsi="微软雅黑" w:eastAsia="微软雅黑"/>
+          <w:b w:val="0"/>
+          <w:color w:val="000000"/>
+          <w:sz w:val="21"/>
+        </w:rPr>
+        <w:t>F</w:t>
+      </w:r>
+      <w:r>
+        <w:rPr>
+          <w:rFonts w:ascii="微软雅黑" w:hAnsi="微软雅黑" w:eastAsia="微软雅黑"/>
+          <w:b w:val="0"/>
+          <w:color w:val="000000"/>
+          <w:sz w:val="21"/>
+          <w:vertAlign w:val="subscript"/>
+        </w:rPr>
+        <w:t>cl</w:t>
+      </w:r>
+      <w:r>
+        <w:rPr>
+          <w:rFonts w:ascii="微软雅黑" w:hAnsi="微软雅黑" w:eastAsia="微软雅黑"/>
+          <w:b/>
+          <w:color w:val="000000"/>
+          <w:sz w:val="21"/>
+        </w:rPr>
+        <w:t xml:space="preserve"> ≥ 42539 N</w:t>
+      </w:r>
+    </w:p>
+    <w:p>
+      <w:pPr>
+        <w:spacing w:after="120" w:line="360" w:lineRule="auto"/>
+        <w:ind w:firstLine="420"/>
+      </w:pPr>
+      <w:r>
+        <w:rPr>
+          <w:rFonts w:ascii="微软雅黑" w:hAnsi="微软雅黑" w:eastAsia="微软雅黑"/>
+          <w:b w:val="0"/>
+          <w:color w:val="000000"/>
+          <w:sz w:val="21"/>
+        </w:rPr>
+        <w:t>对比防抬起所需Fcl≥19699N和防转动所需Fcl≥42539N，防转动条件更为苛刻（约2.16倍）。设计夹紧力应以防转动需求为准：Fcl ≥ 42539 N。</w:t>
+      </w:r>
+    </w:p>
+    <w:p>
+      <w:pPr>
+        <w:spacing w:before="240" w:after="120" w:line="360" w:lineRule="auto"/>
+        <w:jc w:val="left"/>
+      </w:pPr>
+      <w:r>
+        <w:rPr>
+          <w:rFonts w:ascii="宋体" w:hAnsi="宋体" w:eastAsia="宋体"/>
+          <w:b/>
+          <w:color w:val="000000"/>
+          <w:sz w:val="28"/>
+        </w:rPr>
+        <w:t>3.6  螺栓实际夹紧力计算</w:t>
+      </w:r>
+    </w:p>
+    <w:p>
+      <w:pPr>
+        <w:spacing w:after="120" w:line="360" w:lineRule="auto"/>
+        <w:ind w:firstLine="420"/>
+      </w:pPr>
+      <w:r>
+        <w:rPr>
+          <w:rFonts w:ascii="微软雅黑" w:hAnsi="微软雅黑" w:eastAsia="微软雅黑"/>
+          <w:b w:val="0"/>
+          <w:color w:val="000000"/>
+          <w:sz w:val="21"/>
+        </w:rPr>
+        <w:t>手动扳手操作参数：操作者施力Fh=250N，扳手有效长度L=350mm，螺纹规格M20。</w:t>
+      </w:r>
+    </w:p>
+    <w:p>
+      <w:pPr>
+        <w:spacing w:after="120" w:line="360" w:lineRule="auto"/>
+        <w:ind w:firstLine="420"/>
+      </w:pPr>
+      <w:r>
+        <w:rPr>
+          <w:rFonts w:ascii="微软雅黑" w:hAnsi="微软雅黑" w:eastAsia="微软雅黑"/>
+          <w:b w:val="0"/>
+          <w:color w:val="000000"/>
+          <w:sz w:val="21"/>
+        </w:rPr>
+        <w:t>作用于单根螺栓的拧紧力矩：</w:t>
+      </w:r>
+    </w:p>
+    <w:p>
+      <w:pPr>
+        <w:spacing w:after="160" w:before="80" w:line="360" w:lineRule="auto"/>
+        <w:jc w:val="center"/>
+      </w:pPr>
+      <w:r>
+        <w:rPr>
+          <w:rFonts w:ascii="微软雅黑" w:hAnsi="微软雅黑" w:eastAsia="微软雅黑"/>
+          <w:b w:val="0"/>
+          <w:color w:val="000000"/>
+          <w:sz w:val="21"/>
+          <w:vertAlign w:val="subscript"/>
+        </w:rPr>
+        <w:t>T</w:t>
+      </w:r>
+      <w:r>
+        <w:rPr>
+          <w:rFonts w:ascii="微软雅黑" w:hAnsi="微软雅黑" w:eastAsia="微软雅黑"/>
+          <w:b w:val="0"/>
+          <w:color w:val="000000"/>
+          <w:sz w:val="21"/>
+          <w:vertAlign w:val="subscript"/>
+        </w:rPr>
+        <w:t>h</w:t>
+      </w:r>
+      <w:r>
+        <w:rPr>
+          <w:rFonts w:ascii="微软雅黑" w:hAnsi="微软雅黑" w:eastAsia="微软雅黑"/>
+          <w:b w:val="0"/>
+          <w:color w:val="000000"/>
+          <w:sz w:val="21"/>
+          <w:vertAlign w:val="subscript"/>
+        </w:rPr>
+        <w:t xml:space="preserve"> = F</w:t>
+      </w:r>
+      <w:r>
+        <w:rPr>
+          <w:rFonts w:ascii="微软雅黑" w:hAnsi="微软雅黑" w:eastAsia="微软雅黑"/>
+          <w:b w:val="0"/>
+          <w:color w:val="000000"/>
+          <w:sz w:val="21"/>
+          <w:vertAlign w:val="subscript"/>
+        </w:rPr>
+        <w:t>h</w:t>
+      </w:r>
+      <w:r>
+        <w:rPr>
+          <w:rFonts w:ascii="微软雅黑" w:hAnsi="微软雅黑" w:eastAsia="微软雅黑"/>
+          <w:b w:val="0"/>
+          <w:color w:val="000000"/>
+          <w:sz w:val="21"/>
+        </w:rPr>
+        <w:t xml:space="preserve"> × L = 250 × 350 = 87500 N·mm</w:t>
+      </w:r>
+    </w:p>
+    <w:p>
+      <w:pPr>
+        <w:spacing w:after="120" w:line="360" w:lineRule="auto"/>
+        <w:ind w:firstLine="420"/>
+      </w:pPr>
+      <w:r>
+        <w:rPr>
+          <w:rFonts w:ascii="微软雅黑" w:hAnsi="微软雅黑" w:eastAsia="微软雅黑"/>
+          <w:b w:val="0"/>
+          <w:color w:val="000000"/>
+          <w:sz w:val="21"/>
+        </w:rPr>
+        <w:t>螺栓轴向力简化计算公式（考虑螺纹摩擦和端面摩擦）：Q = Th / (0.2 × d)</w:t>
+      </w:r>
+    </w:p>
+    <w:p>
+      <w:pPr>
+        <w:spacing w:after="160" w:before="80" w:line="360" w:lineRule="auto"/>
+        <w:jc w:val="center"/>
+      </w:pPr>
+      <w:r>
+        <w:rPr>
+          <w:rFonts w:ascii="微软雅黑" w:hAnsi="微软雅黑" w:eastAsia="微软雅黑"/>
+          <w:b w:val="0"/>
+          <w:color w:val="000000"/>
+          <w:sz w:val="21"/>
+        </w:rPr>
+        <w:t>Q = 87500 / (0.2 × 20) = 87500 / 4 = 21875 N</w:t>
+      </w:r>
+    </w:p>
+    <w:p>
+      <w:pPr>
+        <w:spacing w:after="120" w:line="360" w:lineRule="auto"/>
+        <w:ind w:firstLine="420"/>
+      </w:pPr>
+      <w:r>
+        <w:rPr>
+          <w:rFonts w:ascii="微软雅黑" w:hAnsi="微软雅黑" w:eastAsia="微软雅黑"/>
+          <w:b w:val="0"/>
+          <w:color w:val="000000"/>
+          <w:sz w:val="21"/>
+        </w:rPr>
+        <w:t>双螺栓总夹紧力：</w:t>
+      </w:r>
+    </w:p>
+    <w:p>
+      <w:pPr>
+        <w:spacing w:after="160" w:before="80" w:line="360" w:lineRule="auto"/>
+        <w:jc w:val="center"/>
+      </w:pPr>
+      <w:r>
+        <w:rPr>
+          <w:rFonts w:ascii="微软雅黑" w:hAnsi="微软雅黑" w:eastAsia="微软雅黑"/>
+          <w:b w:val="0"/>
+          <w:color w:val="000000"/>
+          <w:sz w:val="21"/>
+        </w:rPr>
+        <w:t>F</w:t>
+      </w:r>
+      <w:r>
+        <w:rPr>
+          <w:rFonts w:ascii="微软雅黑" w:hAnsi="微软雅黑" w:eastAsia="微软雅黑"/>
+          <w:b w:val="0"/>
+          <w:color w:val="000000"/>
+          <w:sz w:val="21"/>
+          <w:vertAlign w:val="subscript"/>
+        </w:rPr>
+        <w:t>cl</w:t>
+      </w:r>
+      <w:r>
+        <w:rPr>
+          <w:rFonts w:ascii="微软雅黑" w:hAnsi="微软雅黑" w:eastAsia="微软雅黑"/>
+          <w:b/>
+          <w:color w:val="000000"/>
+          <w:sz w:val="21"/>
+        </w:rPr>
+        <w:t xml:space="preserve"> = 2 × 21875 = 43750 N</w:t>
+      </w:r>
+    </w:p>
+    <w:p>
+      <w:pPr>
+        <w:spacing w:after="120" w:line="360" w:lineRule="auto"/>
+        <w:ind w:firstLine="420"/>
+      </w:pPr>
+      <w:r>
+        <w:rPr>
+          <w:rFonts w:ascii="微软雅黑" w:hAnsi="微软雅黑" w:eastAsia="微软雅黑"/>
+          <w:b w:val="0"/>
+          <w:color w:val="000000"/>
+          <w:sz w:val="21"/>
+        </w:rPr>
+        <w:t>比较：Fcl=43750N ≥ 所需42539N √。安全裕度：(43750−42539)/42539×100%=2.85%，满足要求。</w:t>
+      </w:r>
+    </w:p>
+    <w:p>
+      <w:pPr>
+        <w:spacing w:after="120" w:line="360" w:lineRule="auto"/>
+        <w:ind w:firstLine="420"/>
+      </w:pPr>
+      <w:r>
+        <w:rPr>
+          <w:rFonts w:ascii="微软雅黑" w:hAnsi="微软雅黑" w:eastAsia="微软雅黑"/>
+          <w:b w:val="0"/>
+          <w:color w:val="000000"/>
+          <w:sz w:val="21"/>
+        </w:rPr>
+        <w:t>结论：双M20螺栓手动拧紧（扳手250N×350mm）产生的总夹紧力43750N，大于防转动所需的42539N，安全可靠。</w:t>
+      </w:r>
+    </w:p>
+    <w:p>
+      <w:pPr>
+        <w:spacing w:before="240" w:after="120" w:line="360" w:lineRule="auto"/>
+        <w:jc w:val="center"/>
+      </w:pPr>
+      <w:r>
+        <w:rPr>
+          <w:rFonts w:ascii="宋体" w:hAnsi="宋体" w:eastAsia="宋体"/>
+          <w:b/>
+          <w:color w:val="000000"/>
+          <w:sz w:val="36"/>
+        </w:rPr>
+        <w:t>第4章  定位误差分析</w:t>
+      </w:r>
+    </w:p>
+    <w:p>
+      <w:pPr>
+        <w:spacing w:before="240" w:after="120" w:line="360" w:lineRule="auto"/>
+        <w:jc w:val="left"/>
+      </w:pPr>
+      <w:r>
+        <w:rPr>
+          <w:rFonts w:ascii="宋体" w:hAnsi="宋体" w:eastAsia="宋体"/>
+          <w:b/>
+          <w:color w:val="000000"/>
+          <w:sz w:val="28"/>
+        </w:rPr>
+        <w:t>4.1  基准不重合误差ΔB</w:t>
+      </w:r>
+    </w:p>
+    <w:p>
+      <w:pPr>
+        <w:spacing w:after="120" w:line="360" w:lineRule="auto"/>
+        <w:ind w:firstLine="420"/>
+      </w:pPr>
+      <w:r>
+        <w:rPr>
+          <w:rFonts w:ascii="微软雅黑" w:hAnsi="微软雅黑" w:eastAsia="微软雅黑"/>
+          <w:b w:val="0"/>
+          <w:color w:val="000000"/>
+          <w:sz w:val="21"/>
+        </w:rPr>
+        <w:t>基准不重合误差是指定位基准与工序基准不重合时产生的误差。本设计中：</w:t>
+      </w:r>
+    </w:p>
+    <w:p>
+      <w:pPr>
+        <w:spacing w:after="120" w:line="360" w:lineRule="auto"/>
+        <w:ind w:firstLine="420"/>
+      </w:pPr>
+      <w:r>
+        <w:rPr>
+          <w:rFonts w:ascii="微软雅黑" w:hAnsi="微软雅黑" w:eastAsia="微软雅黑"/>
+          <w:b w:val="0"/>
+          <w:color w:val="000000"/>
+          <w:sz w:val="21"/>
+        </w:rPr>
+        <w:t>大孔工序：工序基准为大孔Φ33H7的中心线，定位基准同为Φ70外圆的中心线（通过大V形块定位），两者重合，ΔB₁=0。</w:t>
+      </w:r>
+    </w:p>
+    <w:p>
+      <w:pPr>
+        <w:spacing w:after="120" w:line="360" w:lineRule="auto"/>
+        <w:ind w:firstLine="420"/>
+      </w:pPr>
+      <w:r>
+        <w:rPr>
+          <w:rFonts w:ascii="微软雅黑" w:hAnsi="微软雅黑" w:eastAsia="微软雅黑"/>
+          <w:b w:val="0"/>
+          <w:color w:val="000000"/>
+          <w:sz w:val="21"/>
+        </w:rPr>
+        <w:t>小孔工序：工序基准为小孔Φ20H7的中心线，定位基准为Φ40外圆的中心线（通过小V形块角向定位），同样重合，ΔB₂=0。</w:t>
+      </w:r>
+    </w:p>
+    <w:p>
+      <w:pPr>
+        <w:spacing w:after="120" w:line="360" w:lineRule="auto"/>
+        <w:ind w:firstLine="420"/>
+      </w:pPr>
+      <w:r>
+        <w:rPr>
+          <w:rFonts w:ascii="微软雅黑" w:hAnsi="微软雅黑" w:eastAsia="微软雅黑"/>
+          <w:b w:val="0"/>
+          <w:color w:val="000000"/>
+          <w:sz w:val="21"/>
+        </w:rPr>
+        <w:t>两孔的工序基准与定位基准均重合，这是"两V形"定位方案的优点之一——工件外圆与待加工孔为同一毛坯加工出的同心特征，基准天然一致。</w:t>
+      </w:r>
+    </w:p>
+    <w:p>
+      <w:pPr>
+        <w:spacing w:before="240" w:after="120" w:line="360" w:lineRule="auto"/>
+        <w:jc w:val="left"/>
+      </w:pPr>
+      <w:r>
+        <w:rPr>
+          <w:rFonts w:ascii="宋体" w:hAnsi="宋体" w:eastAsia="宋体"/>
+          <w:b/>
+          <w:color w:val="000000"/>
+          <w:sz w:val="28"/>
+        </w:rPr>
+        <w:t>4.2  基准位移误差ΔY</w:t>
+      </w:r>
+    </w:p>
+    <w:p>
+      <w:pPr>
+        <w:spacing w:after="120" w:line="360" w:lineRule="auto"/>
+        <w:ind w:firstLine="420"/>
+      </w:pPr>
+      <w:r>
+        <w:rPr>
+          <w:rFonts w:ascii="微软雅黑" w:hAnsi="微软雅黑" w:eastAsia="微软雅黑"/>
+          <w:b w:val="0"/>
+          <w:color w:val="000000"/>
+          <w:sz w:val="21"/>
+        </w:rPr>
+        <w:t>基准位移误差是指定位基准相对于夹具定位元件的位置变化量。对于V形块定位圆柱面，其位移误差公式为：</w:t>
+      </w:r>
+    </w:p>
+    <w:p>
+      <w:pPr>
+        <w:spacing w:after="160" w:before="80" w:line="360" w:lineRule="auto"/>
+        <w:jc w:val="center"/>
+      </w:pPr>
+      <w:r>
+        <w:rPr>
+          <w:rFonts w:ascii="微软雅黑" w:hAnsi="微软雅黑" w:eastAsia="微软雅黑"/>
+          <w:b w:val="0"/>
+          <w:color w:val="000000"/>
+          <w:sz w:val="21"/>
+        </w:rPr>
+        <w:t>ΔY = ΔD / (2 × sin(α/2))</w:t>
+      </w:r>
+    </w:p>
+    <w:p>
+      <w:pPr>
+        <w:spacing w:after="120" w:line="360" w:lineRule="auto"/>
+        <w:ind w:firstLine="420"/>
+      </w:pPr>
+      <w:r>
+        <w:rPr>
+          <w:rFonts w:ascii="微软雅黑" w:hAnsi="微软雅黑" w:eastAsia="微软雅黑"/>
+          <w:b w:val="0"/>
+          <w:color w:val="000000"/>
+          <w:sz w:val="21"/>
+        </w:rPr>
+        <w:t>式中：ΔD为工件外圆直径公差；α为V形块槽角，本设计α=90°。</w:t>
+      </w:r>
+    </w:p>
+    <w:p>
+      <w:pPr>
+        <w:spacing w:after="120" w:line="360" w:lineRule="auto"/>
+        <w:ind w:firstLine="420"/>
+      </w:pPr>
+      <w:r>
+        <w:rPr>
+          <w:rFonts w:ascii="微软雅黑" w:hAnsi="微软雅黑" w:eastAsia="微软雅黑"/>
+          <w:b w:val="0"/>
+          <w:color w:val="000000"/>
+          <w:sz w:val="21"/>
+        </w:rPr>
+        <w:t>代入α=90°，分母2×sin45°=2×0.7071=1.414：</w:t>
+      </w:r>
+    </w:p>
+    <w:p>
+      <w:pPr>
+        <w:spacing w:after="160" w:before="80" w:line="360" w:lineRule="auto"/>
+        <w:jc w:val="center"/>
+      </w:pPr>
+      <w:r>
+        <w:rPr>
+          <w:rFonts w:ascii="微软雅黑" w:hAnsi="微软雅黑" w:eastAsia="微软雅黑"/>
+          <w:b w:val="0"/>
+          <w:color w:val="000000"/>
+          <w:sz w:val="21"/>
+        </w:rPr>
+        <w:t>ΔY = ΔD / 1.414</w:t>
+      </w:r>
+    </w:p>
+    <w:p>
+      <w:pPr>
+        <w:spacing w:after="120" w:line="360" w:lineRule="auto"/>
+        <w:ind w:firstLine="420"/>
+      </w:pPr>
+      <w:r>
+        <w:rPr>
+          <w:rFonts w:ascii="微软雅黑" w:hAnsi="微软雅黑" w:eastAsia="微软雅黑"/>
+          <w:b w:val="0"/>
+          <w:color w:val="000000"/>
+          <w:sz w:val="21"/>
+        </w:rPr>
+        <w:t>（1）大端Φ70h7的基准位移误差：</w:t>
+      </w:r>
+    </w:p>
+    <w:p>
+      <w:pPr>
+        <w:spacing w:after="120" w:line="360" w:lineRule="auto"/>
+        <w:ind w:firstLine="420"/>
+      </w:pPr>
+      <w:r>
+        <w:rPr>
+          <w:rFonts w:ascii="微软雅黑" w:hAnsi="微软雅黑" w:eastAsia="微软雅黑"/>
+          <w:b w:val="0"/>
+          <w:color w:val="000000"/>
+          <w:sz w:val="21"/>
+        </w:rPr>
+        <w:t>Φ70h7的公差带：上偏差0，下偏差−0.030mm，故ΔD₁=0.030mm。</w:t>
+      </w:r>
+    </w:p>
+    <w:p>
+      <w:pPr>
+        <w:spacing w:after="160" w:before="80" w:line="360" w:lineRule="auto"/>
+        <w:jc w:val="center"/>
+      </w:pPr>
+      <w:r>
+        <w:rPr>
+          <w:rFonts w:ascii="微软雅黑" w:hAnsi="微软雅黑" w:eastAsia="微软雅黑"/>
+          <w:b w:val="0"/>
+          <w:color w:val="000000"/>
+          <w:sz w:val="21"/>
+        </w:rPr>
+        <w:t>ΔY</w:t>
+      </w:r>
+      <w:r>
+        <w:rPr>
+          <w:rFonts w:ascii="微软雅黑" w:hAnsi="微软雅黑" w:eastAsia="微软雅黑"/>
+          <w:b w:val="0"/>
+          <w:color w:val="000000"/>
+          <w:sz w:val="21"/>
+          <w:vertAlign w:val="subscript"/>
+        </w:rPr>
+        <w:t>₁</w:t>
+      </w:r>
+      <w:r>
+        <w:rPr>
+          <w:rFonts w:ascii="微软雅黑" w:hAnsi="微软雅黑" w:eastAsia="微软雅黑"/>
+          <w:b w:val="0"/>
+          <w:color w:val="000000"/>
+          <w:sz w:val="21"/>
+        </w:rPr>
+        <w:t xml:space="preserve"> = 0.030 / 1.414 = 0.0212 mm</w:t>
+      </w:r>
+    </w:p>
+    <w:p>
+      <w:pPr>
+        <w:spacing w:after="120" w:line="360" w:lineRule="auto"/>
+        <w:ind w:firstLine="420"/>
+      </w:pPr>
+      <w:r>
+        <w:rPr>
+          <w:rFonts w:ascii="微软雅黑" w:hAnsi="微软雅黑" w:eastAsia="微软雅黑"/>
+          <w:b w:val="0"/>
+          <w:color w:val="000000"/>
+          <w:sz w:val="21"/>
+        </w:rPr>
+        <w:t>（2）小端Φ40h7的基准位移误差：</w:t>
+      </w:r>
+    </w:p>
+    <w:p>
+      <w:pPr>
+        <w:spacing w:after="120" w:line="360" w:lineRule="auto"/>
+        <w:ind w:firstLine="420"/>
+      </w:pPr>
+      <w:r>
+        <w:rPr>
+          <w:rFonts w:ascii="微软雅黑" w:hAnsi="微软雅黑" w:eastAsia="微软雅黑"/>
+          <w:b w:val="0"/>
+          <w:color w:val="000000"/>
+          <w:sz w:val="21"/>
+        </w:rPr>
+        <w:t>Φ40h7的公差带：上偏差0，下偏差−0.025mm，故ΔD₂=0.025mm。</w:t>
+      </w:r>
+    </w:p>
+    <w:p>
+      <w:pPr>
+        <w:spacing w:after="160" w:before="80" w:line="360" w:lineRule="auto"/>
+        <w:jc w:val="center"/>
+      </w:pPr>
+      <w:r>
+        <w:rPr>
+          <w:rFonts w:ascii="微软雅黑" w:hAnsi="微软雅黑" w:eastAsia="微软雅黑"/>
+          <w:b w:val="0"/>
+          <w:color w:val="000000"/>
+          <w:sz w:val="21"/>
+        </w:rPr>
+        <w:t>ΔY</w:t>
+      </w:r>
+      <w:r>
+        <w:rPr>
+          <w:rFonts w:ascii="微软雅黑" w:hAnsi="微软雅黑" w:eastAsia="微软雅黑"/>
+          <w:b w:val="0"/>
+          <w:color w:val="000000"/>
+          <w:sz w:val="21"/>
+          <w:vertAlign w:val="subscript"/>
+        </w:rPr>
+        <w:t>₂</w:t>
+      </w:r>
+      <w:r>
+        <w:rPr>
+          <w:rFonts w:ascii="微软雅黑" w:hAnsi="微软雅黑" w:eastAsia="微软雅黑"/>
+          <w:b w:val="0"/>
+          <w:color w:val="000000"/>
+          <w:sz w:val="21"/>
+        </w:rPr>
+        <w:t xml:space="preserve"> = 0.025 / 1.414 = 0.0177 mm</w:t>
+      </w:r>
+    </w:p>
+    <w:p>
+      <w:pPr>
+        <w:spacing w:after="120" w:line="360" w:lineRule="auto"/>
+        <w:ind w:firstLine="420"/>
+      </w:pPr>
+      <w:r>
+        <w:rPr>
+          <w:rFonts w:ascii="微软雅黑" w:hAnsi="微软雅黑" w:eastAsia="微软雅黑"/>
+          <w:b w:val="0"/>
+          <w:color w:val="000000"/>
+          <w:sz w:val="21"/>
+        </w:rPr>
+        <w:t>分析：大端ΔY₁=0.0212mm &gt; 小端ΔY₂=0.0177mm，大端定位精度是薄弱环节。这是因为外圆直径公差较大（h7级0.030mm），直接影响定位精度。如需要更高精度的定位，可考虑提高外圆精度至h6级（公差0.019mm），此时ΔY₁=0.019/1.414=0.0134mm。</w:t>
+      </w:r>
+    </w:p>
+    <w:p>
+      <w:pPr>
+        <w:spacing w:before="240" w:after="120" w:line="360" w:lineRule="auto"/>
+        <w:jc w:val="left"/>
+      </w:pPr>
+      <w:r>
+        <w:rPr>
+          <w:rFonts w:ascii="宋体" w:hAnsi="宋体" w:eastAsia="宋体"/>
+          <w:b/>
+          <w:color w:val="000000"/>
+          <w:sz w:val="28"/>
+        </w:rPr>
+        <w:t>4.3  转角误差</w:t>
+      </w:r>
+    </w:p>
+    <w:p>
+      <w:pPr>
+        <w:spacing w:after="120" w:line="360" w:lineRule="auto"/>
+        <w:ind w:firstLine="420"/>
+      </w:pPr>
+      <w:r>
+        <w:rPr>
+          <w:rFonts w:ascii="微软雅黑" w:hAnsi="微软雅黑" w:eastAsia="微软雅黑"/>
+          <w:b w:val="0"/>
+          <w:color w:val="000000"/>
+          <w:sz w:val="21"/>
+        </w:rPr>
+        <w:t>两V形块定位时，由于两处外圆直径公差的存在，工件会产生绕Z轴的微小转角。转角误差Δα由两处位移误差之差引起：</w:t>
+      </w:r>
+    </w:p>
+    <w:p>
+      <w:pPr>
+        <w:spacing w:after="160" w:before="80" w:line="360" w:lineRule="auto"/>
+        <w:jc w:val="center"/>
+      </w:pPr>
+      <w:r>
+        <w:rPr>
+          <w:rFonts w:ascii="微软雅黑" w:hAnsi="微软雅黑" w:eastAsia="微软雅黑"/>
+          <w:b w:val="0"/>
+          <w:color w:val="000000"/>
+          <w:sz w:val="21"/>
+        </w:rPr>
+        <w:t>Δα = arctan((ΔY₁ + ΔY₂) / L)</w:t>
+      </w:r>
+    </w:p>
+    <w:p>
+      <w:pPr>
+        <w:spacing w:after="120" w:line="360" w:lineRule="auto"/>
+        <w:ind w:firstLine="420"/>
+      </w:pPr>
+      <w:r>
+        <w:rPr>
+          <w:rFonts w:ascii="微软雅黑" w:hAnsi="微软雅黑" w:eastAsia="微软雅黑"/>
+          <w:b w:val="0"/>
+          <w:color w:val="000000"/>
+          <w:sz w:val="21"/>
+        </w:rPr>
+        <w:t>式中L为两孔中心距，L=88mm。</w:t>
+      </w:r>
+    </w:p>
+    <w:p>
+      <w:pPr>
+        <w:spacing w:after="160" w:before="80" w:line="360" w:lineRule="auto"/>
+        <w:jc w:val="center"/>
+      </w:pPr>
+      <w:r>
+        <w:rPr>
+          <w:rFonts w:ascii="微软雅黑" w:hAnsi="微软雅黑" w:eastAsia="微软雅黑"/>
+          <w:b w:val="0"/>
+          <w:color w:val="000000"/>
+          <w:sz w:val="21"/>
+        </w:rPr>
+        <w:t>Δα = arctan((0.0212 + 0.0177) / 88)</w:t>
+      </w:r>
+    </w:p>
+    <w:p>
+      <w:pPr>
+        <w:spacing w:after="160" w:before="80" w:line="360" w:lineRule="auto"/>
+        <w:jc w:val="center"/>
+      </w:pPr>
+      <w:r>
+        <w:rPr>
+          <w:rFonts w:ascii="微软雅黑" w:hAnsi="微软雅黑" w:eastAsia="微软雅黑"/>
+          <w:b w:val="0"/>
+          <w:color w:val="000000"/>
+          <w:sz w:val="21"/>
+        </w:rPr>
+        <w:t>Δα = arctan(0.0389 / 88) = arctan(0.000442)</w:t>
+      </w:r>
+    </w:p>
+    <w:p>
+      <w:pPr>
+        <w:spacing w:after="120" w:line="360" w:lineRule="auto"/>
+        <w:ind w:firstLine="420"/>
+      </w:pPr>
+      <w:r>
+        <w:rPr>
+          <w:rFonts w:ascii="微软雅黑" w:hAnsi="微软雅黑" w:eastAsia="微软雅黑"/>
+          <w:b w:val="0"/>
+          <w:color w:val="000000"/>
+          <w:sz w:val="21"/>
+        </w:rPr>
+        <w:t>arctan(0.000442) ≈ 0.000442 rad（小角度近似 tanθ≈θ）。</w:t>
+      </w:r>
+    </w:p>
+    <w:p>
+      <w:pPr>
+        <w:spacing w:after="160" w:before="80" w:line="360" w:lineRule="auto"/>
+        <w:jc w:val="center"/>
+      </w:pPr>
+      <w:r>
+        <w:rPr>
+          <w:rFonts w:ascii="微软雅黑" w:hAnsi="微软雅黑" w:eastAsia="微软雅黑"/>
+          <w:b/>
+          <w:color w:val="000000"/>
+          <w:sz w:val="21"/>
+        </w:rPr>
+        <w:t>Δα ≈ 0.000442 rad = 0.0253° = 1.52′</w:t>
+      </w:r>
+    </w:p>
+    <w:p>
+      <w:pPr>
+        <w:spacing w:after="120" w:line="360" w:lineRule="auto"/>
+        <w:ind w:firstLine="420"/>
+      </w:pPr>
+      <w:r>
+        <w:rPr>
+          <w:rFonts w:ascii="微软雅黑" w:hAnsi="微软雅黑" w:eastAsia="微软雅黑"/>
+          <w:b w:val="0"/>
+          <w:color w:val="000000"/>
+          <w:sz w:val="21"/>
+        </w:rPr>
+        <w:t>在孔距88mm上的线位移误差：88 × 0.000442 ≈ 0.0389 mm。</w:t>
+      </w:r>
+    </w:p>
+    <w:p>
+      <w:pPr>
+        <w:spacing w:after="120" w:line="360" w:lineRule="auto"/>
+        <w:ind w:firstLine="420"/>
+      </w:pPr>
+      <w:r>
+        <w:rPr>
+          <w:rFonts w:ascii="微软雅黑" w:hAnsi="微软雅黑" w:eastAsia="微软雅黑"/>
+          <w:b w:val="0"/>
+          <w:color w:val="000000"/>
+          <w:sz w:val="21"/>
+        </w:rPr>
+        <w:t>孔距公差要求±0.05mm（即总公差带0.10mm），转角误差贡献0.039mm &lt; 0.05mm，基本满足要求。需要注意的是，此误差仅为定位系统贡献，还需叠加机床精度、刀具跳动等因素，总的加工误差可能略大于0.039mm，但仍在可控范围内。</w:t>
+      </w:r>
+    </w:p>
+    <w:p>
+      <w:pPr>
+        <w:spacing w:before="240" w:after="120" w:line="360" w:lineRule="auto"/>
+        <w:jc w:val="left"/>
+      </w:pPr>
+      <w:r>
+        <w:rPr>
+          <w:rFonts w:ascii="宋体" w:hAnsi="宋体" w:eastAsia="宋体"/>
+          <w:b/>
+          <w:color w:val="000000"/>
+          <w:sz w:val="28"/>
+        </w:rPr>
+        <w:t>4.4  总定位误差与精度判定</w:t>
+      </w:r>
+    </w:p>
+    <w:p>
+      <w:pPr>
+        <w:spacing w:after="120" w:line="360" w:lineRule="auto"/>
+        <w:ind w:firstLine="420"/>
+      </w:pPr>
+      <w:r>
+        <w:rPr>
+          <w:rFonts w:ascii="微软雅黑" w:hAnsi="微软雅黑" w:eastAsia="微软雅黑"/>
+          <w:b w:val="0"/>
+          <w:color w:val="000000"/>
+          <w:sz w:val="21"/>
+        </w:rPr>
+        <w:t>总定位误差由基准不重合误差和基准位移误差合成：</w:t>
+      </w:r>
+    </w:p>
+    <w:p>
+      <w:pPr>
+        <w:spacing w:after="160" w:before="80" w:line="360" w:lineRule="auto"/>
+        <w:jc w:val="center"/>
+      </w:pPr>
+      <w:r>
+        <w:rPr>
+          <w:rFonts w:ascii="微软雅黑" w:hAnsi="微软雅黑" w:eastAsia="微软雅黑"/>
+          <w:b w:val="0"/>
+          <w:color w:val="000000"/>
+          <w:sz w:val="21"/>
+        </w:rPr>
+        <w:t>Δ</w:t>
+      </w:r>
+      <w:r>
+        <w:rPr>
+          <w:rFonts w:ascii="微软雅黑" w:hAnsi="微软雅黑" w:eastAsia="微软雅黑"/>
+          <w:b w:val="0"/>
+          <w:color w:val="000000"/>
+          <w:sz w:val="21"/>
+          <w:vertAlign w:val="subscript"/>
+        </w:rPr>
+        <w:t>总</w:t>
+      </w:r>
+      <w:r>
+        <w:rPr>
+          <w:rFonts w:ascii="微软雅黑" w:hAnsi="微软雅黑" w:eastAsia="微软雅黑"/>
+          <w:b w:val="0"/>
+          <w:color w:val="000000"/>
+          <w:sz w:val="21"/>
+        </w:rPr>
+        <w:t xml:space="preserve"> = √(ΔB² + ΔY²)</w:t>
+      </w:r>
+    </w:p>
+    <w:p>
+      <w:pPr>
+        <w:spacing w:after="120" w:line="360" w:lineRule="auto"/>
+        <w:ind w:firstLine="420"/>
+      </w:pPr>
+      <w:r>
+        <w:rPr>
+          <w:rFonts w:ascii="微软雅黑" w:hAnsi="微软雅黑" w:eastAsia="微软雅黑"/>
+          <w:b w:val="0"/>
+          <w:color w:val="000000"/>
+          <w:sz w:val="21"/>
+        </w:rPr>
+        <w:t>对于大孔（以ΔY₁=0.0212mm、ΔB₁=0代入）：</w:t>
+      </w:r>
+    </w:p>
+    <w:p>
+      <w:pPr>
+        <w:spacing w:after="160" w:before="80" w:line="360" w:lineRule="auto"/>
+        <w:jc w:val="center"/>
+      </w:pPr>
+      <w:r>
+        <w:rPr>
+          <w:rFonts w:ascii="微软雅黑" w:hAnsi="微软雅黑" w:eastAsia="微软雅黑"/>
+          <w:b w:val="0"/>
+          <w:color w:val="000000"/>
+          <w:sz w:val="21"/>
+        </w:rPr>
+        <w:t>Δ</w:t>
+      </w:r>
+      <w:r>
+        <w:rPr>
+          <w:rFonts w:ascii="微软雅黑" w:hAnsi="微软雅黑" w:eastAsia="微软雅黑"/>
+          <w:b w:val="0"/>
+          <w:color w:val="000000"/>
+          <w:sz w:val="21"/>
+          <w:vertAlign w:val="subscript"/>
+        </w:rPr>
+        <w:t>总</w:t>
+      </w:r>
+      <w:r>
+        <w:rPr>
+          <w:rFonts w:ascii="微软雅黑" w:hAnsi="微软雅黑" w:eastAsia="微软雅黑"/>
+          <w:b w:val="0"/>
+          <w:color w:val="000000"/>
+          <w:sz w:val="21"/>
+        </w:rPr>
+        <w:t xml:space="preserve"> = √(0 + 0.0212²) = 0.0212 mm</w:t>
+      </w:r>
+    </w:p>
+    <w:p>
+      <w:pPr>
+        <w:spacing w:after="120" w:line="360" w:lineRule="auto"/>
+        <w:ind w:firstLine="420"/>
+      </w:pPr>
+      <w:r>
+        <w:rPr>
+          <w:rFonts w:ascii="微软雅黑" w:hAnsi="微软雅黑" w:eastAsia="微软雅黑"/>
+          <w:b w:val="0"/>
+          <w:color w:val="000000"/>
+          <w:sz w:val="21"/>
+        </w:rPr>
+        <w:t>按加工精度1/3原则，定位误差应不超过工序公差的1/3。大孔Φ33H7内孔公差为IT7=0.025mm（按Φ33查表），工序公差δ允=0.039mm（考虑了孔距等其他精度要求）。</w:t>
+      </w:r>
+    </w:p>
+    <w:p>
+      <w:pPr>
+        <w:spacing w:after="160" w:before="80" w:line="360" w:lineRule="auto"/>
+        <w:jc w:val="center"/>
+      </w:pPr>
+      <w:r>
+        <w:rPr>
+          <w:rFonts w:ascii="微软雅黑" w:hAnsi="微软雅黑" w:eastAsia="微软雅黑"/>
+          <w:b w:val="0"/>
+          <w:color w:val="000000"/>
+          <w:sz w:val="21"/>
+        </w:rPr>
+        <w:t>Δ</w:t>
+      </w:r>
+      <w:r>
+        <w:rPr>
+          <w:rFonts w:ascii="微软雅黑" w:hAnsi="微软雅黑" w:eastAsia="微软雅黑"/>
+          <w:b w:val="0"/>
+          <w:color w:val="000000"/>
+          <w:sz w:val="21"/>
+          <w:vertAlign w:val="subscript"/>
+        </w:rPr>
+        <w:t>总</w:t>
+      </w:r>
+      <w:r>
+        <w:rPr>
+          <w:rFonts w:ascii="微软雅黑" w:hAnsi="微软雅黑" w:eastAsia="微软雅黑"/>
+          <w:b w:val="0"/>
+          <w:color w:val="000000"/>
+          <w:sz w:val="21"/>
+        </w:rPr>
+        <w:t xml:space="preserve"> ≤ δ</w:t>
+      </w:r>
+      <w:r>
+        <w:rPr>
+          <w:rFonts w:ascii="微软雅黑" w:hAnsi="微软雅黑" w:eastAsia="微软雅黑"/>
+          <w:b w:val="0"/>
+          <w:color w:val="000000"/>
+          <w:sz w:val="21"/>
+          <w:vertAlign w:val="subscript"/>
+        </w:rPr>
+        <w:t>允</w:t>
+      </w:r>
+      <w:r>
+        <w:rPr>
+          <w:rFonts w:ascii="微软雅黑" w:hAnsi="微软雅黑" w:eastAsia="微软雅黑"/>
+          <w:b w:val="0"/>
+          <w:color w:val="000000"/>
+          <w:sz w:val="21"/>
+        </w:rPr>
+        <w:t xml:space="preserve"> / 3 = 0.039 / 3 = 0.013 mm</w:t>
+      </w:r>
+    </w:p>
+    <w:p>
+      <w:pPr>
+        <w:spacing w:after="120" w:line="360" w:lineRule="auto"/>
+        <w:ind w:firstLine="420"/>
+      </w:pPr>
+      <w:r>
+        <w:rPr>
+          <w:rFonts w:ascii="微软雅黑" w:hAnsi="微软雅黑" w:eastAsia="微软雅黑"/>
+          <w:b w:val="0"/>
+          <w:color w:val="000000"/>
+          <w:sz w:val="21"/>
+        </w:rPr>
+        <w:t>当前Δ总=0.0212mm &gt; 0.013mm，略超1/3原则。但这主要源于Φ70h7外圆公差较大。改进措施：①将大端外圆精度从h7提高至h6（公差0.019mm），则ΔY₁=0.019/1.414=0.0134mm，Δ总即降至0.0134mm，接近0.013mm的要求；②或采用可调V形块，通过调整V形块位置来补偿外圆直径变化。考虑到中批量生产的实际情况，h7外圆精度已能满足孔距±0.05mm的最终产品要求，暂不调整。</w:t>
+      </w:r>
+    </w:p>
+    <w:p>
+      <w:pPr>
+        <w:spacing w:before="240" w:after="120" w:line="360" w:lineRule="auto"/>
+        <w:jc w:val="center"/>
+      </w:pPr>
+      <w:r>
+        <w:rPr>
+          <w:rFonts w:ascii="宋体" w:hAnsi="宋体" w:eastAsia="宋体"/>
+          <w:b/>
+          <w:color w:val="000000"/>
+          <w:sz w:val="36"/>
+        </w:rPr>
+        <w:t>第5章  夹具零件设计</w:t>
+      </w:r>
+    </w:p>
+    <w:p>
+      <w:pPr>
+        <w:spacing w:after="120" w:line="360" w:lineRule="auto"/>
+        <w:ind w:firstLine="420"/>
+      </w:pPr>
+      <w:r>
+        <w:rPr>
+          <w:rFonts w:ascii="微软雅黑" w:hAnsi="微软雅黑" w:eastAsia="微软雅黑"/>
+          <w:b w:val="0"/>
+          <w:color w:val="000000"/>
+          <w:sz w:val="21"/>
+        </w:rPr>
+        <w:t>夹具零件设计是夹具制造的基础。各零件的材料选择、热处理工艺、尺寸精度和加工方法需综合考量功能要求、制造成本和加工可行性。以下逐件详细介绍。</w:t>
+      </w:r>
+    </w:p>
+    <w:p>
+      <w:pPr>
+        <w:spacing w:before="240" w:after="120" w:line="360" w:lineRule="auto"/>
+        <w:jc w:val="left"/>
+      </w:pPr>
+      <w:r>
+        <w:rPr>
+          <w:rFonts w:ascii="宋体" w:hAnsi="宋体" w:eastAsia="宋体"/>
+          <w:b/>
+          <w:color w:val="000000"/>
+          <w:sz w:val="28"/>
+        </w:rPr>
+        <w:t>5.1  底板</w:t>
+      </w:r>
+    </w:p>
+    <w:p>
+      <w:pPr>
+        <w:spacing w:after="120" w:line="360" w:lineRule="auto"/>
+        <w:ind w:firstLine="420"/>
+      </w:pPr>
+      <w:r>
+        <w:rPr>
+          <w:rFonts w:ascii="微软雅黑" w:hAnsi="微软雅黑" w:eastAsia="微软雅黑"/>
+          <w:b w:val="0"/>
+          <w:color w:val="000000"/>
+          <w:sz w:val="21"/>
+        </w:rPr>
+        <w:t>功能：夹具基础件，承载全部定位元件、夹紧元件和对刀引导元件，并连接到钻床工作台上。</w:t>
+      </w:r>
+    </w:p>
+    <w:p>
+      <w:pPr>
+        <w:spacing w:after="120" w:line="360" w:lineRule="auto"/>
+        <w:ind w:firstLine="420"/>
+      </w:pPr>
+      <w:r>
+        <w:rPr>
+          <w:rFonts w:ascii="微软雅黑" w:hAnsi="微软雅黑" w:eastAsia="微软雅黑"/>
+          <w:b w:val="0"/>
+          <w:color w:val="000000"/>
+          <w:sz w:val="21"/>
+        </w:rPr>
+        <w:t>材料：45钢。选用理由：45钢具有良好的综合力学性能，正火或调质后强度适中，加工性能好，成本低廉，是夹具基础件的标准选材。</w:t>
+      </w:r>
+    </w:p>
+    <w:p>
+      <w:pPr>
+        <w:spacing w:after="120" w:line="360" w:lineRule="auto"/>
+        <w:ind w:firstLine="420"/>
+      </w:pPr>
+      <w:r>
+        <w:rPr>
+          <w:rFonts w:ascii="微软雅黑" w:hAnsi="微软雅黑" w:eastAsia="微软雅黑"/>
+          <w:b w:val="0"/>
+          <w:color w:val="000000"/>
+          <w:sz w:val="21"/>
+        </w:rPr>
+        <w:t>尺寸：200×200×30mm。尺寸依据：连杆外形143×70mm，两侧各预留约28mm和约65mm用于布置V形块、压板和钻模板；高度30mm保证底板刚度，防止在夹紧力作用下变形。</w:t>
+      </w:r>
+    </w:p>
+    <w:p>
+      <w:pPr>
+        <w:spacing w:after="120" w:line="360" w:lineRule="auto"/>
+        <w:ind w:firstLine="420"/>
+      </w:pPr>
+      <w:r>
+        <w:rPr>
+          <w:rFonts w:ascii="微软雅黑" w:hAnsi="微软雅黑" w:eastAsia="微软雅黑"/>
+          <w:b w:val="0"/>
+          <w:color w:val="000000"/>
+          <w:sz w:val="21"/>
+        </w:rPr>
+        <w:t>热处理：调质处理HB220～250，获得良好的强度-韧性匹配，减少长期使用中的变形。</w:t>
+      </w:r>
+    </w:p>
+    <w:p>
+      <w:pPr>
+        <w:spacing w:after="120" w:line="360" w:lineRule="auto"/>
+        <w:ind w:firstLine="420"/>
+      </w:pPr>
+      <w:r>
+        <w:rPr>
+          <w:rFonts w:ascii="微软雅黑" w:hAnsi="微软雅黑" w:eastAsia="微软雅黑"/>
+          <w:b w:val="0"/>
+          <w:color w:val="000000"/>
+          <w:sz w:val="21"/>
+        </w:rPr>
+        <w:t>加工要求：上、下平面磨削加工，平面度≤0.01mm，表面粗糙度Ra1.6μm。上平面为定位基准面，精度直接决定夹具定位精度。底板四角加工M20螺孔用于安装T形螺栓。</w:t>
+      </w:r>
+    </w:p>
+    <w:p>
+      <w:pPr>
+        <w:spacing w:before="240" w:after="120" w:line="360" w:lineRule="auto"/>
+        <w:jc w:val="left"/>
+      </w:pPr>
+      <w:r>
+        <w:rPr>
+          <w:rFonts w:ascii="宋体" w:hAnsi="宋体" w:eastAsia="宋体"/>
+          <w:b/>
+          <w:color w:val="000000"/>
+          <w:sz w:val="28"/>
+        </w:rPr>
+        <w:t>5.2  大V形定位块</w:t>
+      </w:r>
+    </w:p>
+    <w:p>
+      <w:pPr>
+        <w:spacing w:after="120" w:line="360" w:lineRule="auto"/>
+        <w:ind w:firstLine="420"/>
+      </w:pPr>
+      <w:r>
+        <w:rPr>
+          <w:rFonts w:ascii="微软雅黑" w:hAnsi="微软雅黑" w:eastAsia="微软雅黑"/>
+          <w:b w:val="0"/>
+          <w:color w:val="000000"/>
+          <w:sz w:val="21"/>
+        </w:rPr>
+        <w:t>功能：以Φ70外圆定位，限制X和Y方向的移动。</w:t>
+      </w:r>
+    </w:p>
+    <w:p>
+      <w:pPr>
+        <w:spacing w:after="120" w:line="360" w:lineRule="auto"/>
+        <w:ind w:firstLine="420"/>
+      </w:pPr>
+      <w:r>
+        <w:rPr>
+          <w:rFonts w:ascii="微软雅黑" w:hAnsi="微软雅黑" w:eastAsia="微软雅黑"/>
+          <w:b w:val="0"/>
+          <w:color w:val="000000"/>
+          <w:sz w:val="21"/>
+        </w:rPr>
+        <w:t>材料：45钢。V形槽表面与工件外圆接触频繁，需高硬度和耐磨性。</w:t>
+      </w:r>
+    </w:p>
+    <w:p>
+      <w:pPr>
+        <w:spacing w:after="120" w:line="360" w:lineRule="auto"/>
+        <w:ind w:firstLine="420"/>
+      </w:pPr>
+      <w:r>
+        <w:rPr>
+          <w:rFonts w:ascii="微软雅黑" w:hAnsi="微软雅黑" w:eastAsia="微软雅黑"/>
+          <w:b w:val="0"/>
+          <w:color w:val="000000"/>
+          <w:sz w:val="21"/>
+        </w:rPr>
+        <w:t>尺寸：20×85×30mm。V形槽角度90°，槽深以使工件外圆与V形槽在两侧接触（约在Φ70圆的下半部45°位置两点接触）为设计目标。</w:t>
+      </w:r>
+    </w:p>
+    <w:p>
+      <w:pPr>
+        <w:spacing w:after="120" w:line="360" w:lineRule="auto"/>
+        <w:ind w:firstLine="420"/>
+      </w:pPr>
+      <w:r>
+        <w:rPr>
+          <w:rFonts w:ascii="微软雅黑" w:hAnsi="微软雅黑" w:eastAsia="微软雅黑"/>
+          <w:b w:val="0"/>
+          <w:color w:val="000000"/>
+          <w:sz w:val="21"/>
+        </w:rPr>
+        <w:t>热处理：V形槽表面高频淬火至HRC48～52，磨削至Ra0.8μm。淬火深度约1.5～2mm，保证耐磨又不致使整体过脆。</w:t>
+      </w:r>
+    </w:p>
+    <w:p>
+      <w:pPr>
+        <w:spacing w:after="120" w:line="360" w:lineRule="auto"/>
+        <w:ind w:firstLine="420"/>
+      </w:pPr>
+      <w:r>
+        <w:rPr>
+          <w:rFonts w:ascii="微软雅黑" w:hAnsi="微软雅黑" w:eastAsia="微软雅黑"/>
+          <w:b w:val="0"/>
+          <w:color w:val="000000"/>
+          <w:sz w:val="21"/>
+        </w:rPr>
+        <w:t>加工工艺：铣削→淬火→磨削V形槽。V形槽的对称度0.01mm，保证自动对中精度。</w:t>
+      </w:r>
+    </w:p>
+    <w:p>
+      <w:pPr>
+        <w:spacing w:before="240" w:after="120" w:line="360" w:lineRule="auto"/>
+        <w:jc w:val="left"/>
+      </w:pPr>
+      <w:r>
+        <w:rPr>
+          <w:rFonts w:ascii="宋体" w:hAnsi="宋体" w:eastAsia="宋体"/>
+          <w:b/>
+          <w:color w:val="000000"/>
+          <w:sz w:val="28"/>
+        </w:rPr>
+        <w:t>5.3  小V形定位块</w:t>
+      </w:r>
+    </w:p>
+    <w:p>
+      <w:pPr>
+        <w:spacing w:after="120" w:line="360" w:lineRule="auto"/>
+        <w:ind w:firstLine="420"/>
+      </w:pPr>
+      <w:r>
+        <w:rPr>
+          <w:rFonts w:ascii="微软雅黑" w:hAnsi="微软雅黑" w:eastAsia="微软雅黑"/>
+          <w:b w:val="0"/>
+          <w:color w:val="000000"/>
+          <w:sz w:val="21"/>
+        </w:rPr>
+        <w:t>功能：以Φ40外圆角向定位，限制绕Z轴转动。</w:t>
+      </w:r>
+    </w:p>
+    <w:p>
+      <w:pPr>
+        <w:spacing w:after="120" w:line="360" w:lineRule="auto"/>
+        <w:ind w:firstLine="420"/>
+      </w:pPr>
+      <w:r>
+        <w:rPr>
+          <w:rFonts w:ascii="微软雅黑" w:hAnsi="微软雅黑" w:eastAsia="微软雅黑"/>
+          <w:b w:val="0"/>
+          <w:color w:val="000000"/>
+          <w:sz w:val="21"/>
+        </w:rPr>
+        <w:t>材料：45钢，同大V形块。</w:t>
+      </w:r>
+    </w:p>
+    <w:p>
+      <w:pPr>
+        <w:spacing w:after="120" w:line="360" w:lineRule="auto"/>
+        <w:ind w:firstLine="420"/>
+      </w:pPr>
+      <w:r>
+        <w:rPr>
+          <w:rFonts w:ascii="微软雅黑" w:hAnsi="微软雅黑" w:eastAsia="微软雅黑"/>
+          <w:b w:val="0"/>
+          <w:color w:val="000000"/>
+          <w:sz w:val="21"/>
+        </w:rPr>
+        <w:t>尺寸：22×56×20mm。宽度56mm与Φ40外圆配合，V形槽角度90°。</w:t>
+      </w:r>
+    </w:p>
+    <w:p>
+      <w:pPr>
+        <w:spacing w:after="120" w:line="360" w:lineRule="auto"/>
+        <w:ind w:firstLine="420"/>
+      </w:pPr>
+      <w:r>
+        <w:rPr>
+          <w:rFonts w:ascii="微软雅黑" w:hAnsi="微软雅黑" w:eastAsia="微软雅黑"/>
+          <w:b w:val="0"/>
+          <w:color w:val="000000"/>
+          <w:sz w:val="21"/>
+        </w:rPr>
+        <w:t>热处理：V形槽表面高频淬火HRC48～52，磨削至Ra0.8μm。</w:t>
+      </w:r>
+    </w:p>
+    <w:p>
+      <w:pPr>
+        <w:spacing w:after="120" w:line="360" w:lineRule="auto"/>
+        <w:ind w:firstLine="420"/>
+      </w:pPr>
+      <w:r>
+        <w:rPr>
+          <w:rFonts w:ascii="微软雅黑" w:hAnsi="微软雅黑" w:eastAsia="微软雅黑"/>
+          <w:b w:val="0"/>
+          <w:color w:val="000000"/>
+          <w:sz w:val="21"/>
+        </w:rPr>
+        <w:t>加工工艺：同上，铣削→淬火→磨削V形槽。对称度0.01mm。</w:t>
+      </w:r>
+    </w:p>
+    <w:p>
+      <w:pPr>
+        <w:spacing w:before="240" w:after="120" w:line="360" w:lineRule="auto"/>
+        <w:jc w:val="left"/>
+      </w:pPr>
+      <w:r>
+        <w:rPr>
+          <w:rFonts w:ascii="宋体" w:hAnsi="宋体" w:eastAsia="宋体"/>
+          <w:b/>
+          <w:color w:val="000000"/>
+          <w:sz w:val="28"/>
+        </w:rPr>
+        <w:t>5.4  压板</w:t>
+      </w:r>
+    </w:p>
+    <w:p>
+      <w:pPr>
+        <w:spacing w:after="120" w:line="360" w:lineRule="auto"/>
+        <w:ind w:firstLine="420"/>
+      </w:pPr>
+      <w:r>
+        <w:rPr>
+          <w:rFonts w:ascii="微软雅黑" w:hAnsi="微软雅黑" w:eastAsia="微软雅黑"/>
+          <w:b w:val="0"/>
+          <w:color w:val="000000"/>
+          <w:sz w:val="21"/>
+        </w:rPr>
+        <w:t>功能：承受螺栓夹紧力并传递至工件上表面，实现夹紧。</w:t>
+      </w:r>
+    </w:p>
+    <w:p>
+      <w:pPr>
+        <w:spacing w:after="120" w:line="360" w:lineRule="auto"/>
+        <w:ind w:firstLine="420"/>
+      </w:pPr>
+      <w:r>
+        <w:rPr>
+          <w:rFonts w:ascii="微软雅黑" w:hAnsi="微软雅黑" w:eastAsia="微软雅黑"/>
+          <w:b w:val="0"/>
+          <w:color w:val="000000"/>
+          <w:sz w:val="21"/>
+        </w:rPr>
+        <w:t>材料：40Cr调质。选用理由：经强度校核（详见第6章），45钢厚度15mm时弯曲应力超标，改用40Cr调质后许用应力大幅提升至262MPa，满足强度要求。40Cr是常用的中碳合金调质钢，淬透性好，调质后强度高。</w:t>
+      </w:r>
+    </w:p>
+    <w:p>
+      <w:pPr>
+        <w:spacing w:after="120" w:line="360" w:lineRule="auto"/>
+        <w:ind w:firstLine="420"/>
+      </w:pPr>
+      <w:r>
+        <w:rPr>
+          <w:rFonts w:ascii="微软雅黑" w:hAnsi="微软雅黑" w:eastAsia="微软雅黑"/>
+          <w:b w:val="0"/>
+          <w:color w:val="000000"/>
+          <w:sz w:val="21"/>
+        </w:rPr>
+        <w:t>尺寸：182×77×15mm。长度182mm跨过大、小两孔区域；宽度77mm保证足够弯曲截面模量；厚度15mm由强度校核确认。两端各加工Φ25通孔用于穿入M20螺栓。</w:t>
+      </w:r>
+    </w:p>
+    <w:p>
+      <w:pPr>
+        <w:spacing w:after="120" w:line="360" w:lineRule="auto"/>
+        <w:ind w:firstLine="420"/>
+      </w:pPr>
+      <w:r>
+        <w:rPr>
+          <w:rFonts w:ascii="微软雅黑" w:hAnsi="微软雅黑" w:eastAsia="微软雅黑"/>
+          <w:b w:val="0"/>
+          <w:color w:val="000000"/>
+          <w:sz w:val="21"/>
+        </w:rPr>
+        <w:t>热处理：调质处理HRC28～32（回火索氏体），获得高强度与良好韧性的配合。</w:t>
+      </w:r>
+    </w:p>
+    <w:p>
+      <w:pPr>
+        <w:spacing w:after="120" w:line="360" w:lineRule="auto"/>
+        <w:ind w:firstLine="420"/>
+      </w:pPr>
+      <w:r>
+        <w:rPr>
+          <w:rFonts w:ascii="微软雅黑" w:hAnsi="微软雅黑" w:eastAsia="微软雅黑"/>
+          <w:b w:val="0"/>
+          <w:color w:val="000000"/>
+          <w:sz w:val="21"/>
+        </w:rPr>
+        <w:t>加工工艺：下料→锻造→调质→铣六面→钻孔Φ25×2→去毛刺。工作面磨削Ra1.6μm。</w:t>
+      </w:r>
+    </w:p>
+    <w:p>
+      <w:pPr>
+        <w:spacing w:before="240" w:after="120" w:line="360" w:lineRule="auto"/>
+        <w:jc w:val="left"/>
+      </w:pPr>
+      <w:r>
+        <w:rPr>
+          <w:rFonts w:ascii="宋体" w:hAnsi="宋体" w:eastAsia="宋体"/>
+          <w:b/>
+          <w:color w:val="000000"/>
+          <w:sz w:val="28"/>
+        </w:rPr>
+        <w:t>5.5  T形螺栓</w:t>
+      </w:r>
+    </w:p>
+    <w:p>
+      <w:pPr>
+        <w:spacing w:after="120" w:line="360" w:lineRule="auto"/>
+        <w:ind w:firstLine="420"/>
+      </w:pPr>
+      <w:r>
+        <w:rPr>
+          <w:rFonts w:ascii="微软雅黑" w:hAnsi="微软雅黑" w:eastAsia="微软雅黑"/>
+          <w:b w:val="0"/>
+          <w:color w:val="000000"/>
+          <w:sz w:val="21"/>
+        </w:rPr>
+        <w:t>功能：连接压板与底板，通过旋拧产生夹紧力。</w:t>
+      </w:r>
+    </w:p>
+    <w:p>
+      <w:pPr>
+        <w:spacing w:after="120" w:line="360" w:lineRule="auto"/>
+        <w:ind w:firstLine="420"/>
+      </w:pPr>
+      <w:r>
+        <w:rPr>
+          <w:rFonts w:ascii="微软雅黑" w:hAnsi="微软雅黑" w:eastAsia="微软雅黑"/>
+          <w:b w:val="0"/>
+          <w:color w:val="000000"/>
+          <w:sz w:val="21"/>
+        </w:rPr>
+        <w:t>材料：45钢调质。调质提高螺栓强度，防止拧紧时螺纹变形或螺栓拉长。</w:t>
+      </w:r>
+    </w:p>
+    <w:p>
+      <w:pPr>
+        <w:spacing w:after="120" w:line="360" w:lineRule="auto"/>
+        <w:ind w:firstLine="420"/>
+      </w:pPr>
+      <w:r>
+        <w:rPr>
+          <w:rFonts w:ascii="微软雅黑" w:hAnsi="微软雅黑" w:eastAsia="微软雅黑"/>
+          <w:b w:val="0"/>
+          <w:color w:val="000000"/>
+          <w:sz w:val="21"/>
+        </w:rPr>
+        <w:t>尺寸：M20×86mm。T形头部尺寸23×20×10mm，与底板T形槽匹配。螺纹段长度需保证压板能在不同工件厚度下有足够调节范围（约15～20mm调节量）。</w:t>
+      </w:r>
+    </w:p>
+    <w:p>
+      <w:pPr>
+        <w:spacing w:after="120" w:line="360" w:lineRule="auto"/>
+        <w:ind w:firstLine="420"/>
+      </w:pPr>
+      <w:r>
+        <w:rPr>
+          <w:rFonts w:ascii="微软雅黑" w:hAnsi="微软雅黑" w:eastAsia="微软雅黑"/>
+          <w:b w:val="0"/>
+          <w:color w:val="000000"/>
+          <w:sz w:val="21"/>
+        </w:rPr>
+        <w:t>热处理：调质HB220～250。螺纹部分不淬火，保持韧性防止应力集中断裂。</w:t>
+      </w:r>
+    </w:p>
+    <w:p>
+      <w:pPr>
+        <w:spacing w:after="120" w:line="360" w:lineRule="auto"/>
+        <w:ind w:firstLine="420"/>
+      </w:pPr>
+      <w:r>
+        <w:rPr>
+          <w:rFonts w:ascii="微软雅黑" w:hAnsi="微软雅黑" w:eastAsia="微软雅黑"/>
+          <w:b w:val="0"/>
+          <w:color w:val="000000"/>
+          <w:sz w:val="21"/>
+        </w:rPr>
+        <w:t>加工工艺：车削螺纹→铣T形头→调质。螺纹精度6g级。</w:t>
+      </w:r>
+    </w:p>
+    <w:p>
+      <w:pPr>
+        <w:spacing w:before="240" w:after="120" w:line="360" w:lineRule="auto"/>
+        <w:jc w:val="left"/>
+      </w:pPr>
+      <w:r>
+        <w:rPr>
+          <w:rFonts w:ascii="宋体" w:hAnsi="宋体" w:eastAsia="宋体"/>
+          <w:b/>
+          <w:color w:val="000000"/>
+          <w:sz w:val="28"/>
+        </w:rPr>
+        <w:t>5.6  可换钻套</w:t>
+      </w:r>
+    </w:p>
+    <w:p>
+      <w:pPr>
+        <w:spacing w:after="120" w:line="360" w:lineRule="auto"/>
+        <w:ind w:firstLine="420"/>
+      </w:pPr>
+      <w:r>
+        <w:rPr>
+          <w:rFonts w:ascii="微软雅黑" w:hAnsi="微软雅黑" w:eastAsia="微软雅黑"/>
+          <w:b w:val="0"/>
+          <w:color w:val="000000"/>
+          <w:sz w:val="21"/>
+        </w:rPr>
+        <w:t>功能：引导钻头和铰刀，保证加工孔的位置精度和尺寸精度。</w:t>
+      </w:r>
+    </w:p>
+    <w:p>
+      <w:pPr>
+        <w:spacing w:after="120" w:line="360" w:lineRule="auto"/>
+        <w:ind w:firstLine="420"/>
+      </w:pPr>
+      <w:r>
+        <w:rPr>
+          <w:rFonts w:ascii="微软雅黑" w:hAnsi="微软雅黑" w:eastAsia="微软雅黑"/>
+          <w:b w:val="0"/>
+          <w:color w:val="000000"/>
+          <w:sz w:val="21"/>
+        </w:rPr>
+        <w:t>材料：T10A工具钢。T10A为高碳工具钢，淬火后硬度极高（HRC60～64），耐磨性优异，是钻套的标准选材。</w:t>
+      </w:r>
+    </w:p>
+    <w:p>
+      <w:pPr>
+        <w:spacing w:after="120" w:line="360" w:lineRule="auto"/>
+        <w:ind w:firstLine="420"/>
+      </w:pPr>
+      <w:r>
+        <w:rPr>
+          <w:rFonts w:ascii="微软雅黑" w:hAnsi="微软雅黑" w:eastAsia="微软雅黑"/>
+          <w:b w:val="0"/>
+          <w:color w:val="000000"/>
+          <w:sz w:val="21"/>
+        </w:rPr>
+        <w:t>尺寸：外圆Φ42g6×50mm，内孔Φ25/Φ21（两个钻套分别用于钻孔和铰孔）。外圆与钻模板孔Φ42H7配合。钻套壁厚约8～10mm，保证足够强度和耐磨寿命。</w:t>
+      </w:r>
+    </w:p>
+    <w:p>
+      <w:pPr>
+        <w:spacing w:after="120" w:line="360" w:lineRule="auto"/>
+        <w:ind w:firstLine="420"/>
+      </w:pPr>
+      <w:r>
+        <w:rPr>
+          <w:rFonts w:ascii="微软雅黑" w:hAnsi="微软雅黑" w:eastAsia="微软雅黑"/>
+          <w:b w:val="0"/>
+          <w:color w:val="000000"/>
+          <w:sz w:val="21"/>
+        </w:rPr>
+        <w:t>热处理：整体淬火+低温回火至HRC60～64，获得最高硬度和耐磨性。</w:t>
+      </w:r>
+    </w:p>
+    <w:p>
+      <w:pPr>
+        <w:spacing w:after="120" w:line="360" w:lineRule="auto"/>
+        <w:ind w:firstLine="420"/>
+      </w:pPr>
+      <w:r>
+        <w:rPr>
+          <w:rFonts w:ascii="微软雅黑" w:hAnsi="微软雅黑" w:eastAsia="微软雅黑"/>
+          <w:b w:val="0"/>
+          <w:color w:val="000000"/>
+          <w:sz w:val="21"/>
+        </w:rPr>
+        <w:t>加工工艺：车削→钻孔→铰内孔→淬火→磨外圆→磨内孔→研磨内孔。外圆圆柱度0.003mm，内孔对外圆同轴度0.005mm。</w:t>
+      </w:r>
+    </w:p>
+    <w:p>
+      <w:pPr>
+        <w:spacing w:before="240" w:after="120" w:line="360" w:lineRule="auto"/>
+        <w:jc w:val="left"/>
+      </w:pPr>
+      <w:r>
+        <w:rPr>
+          <w:rFonts w:ascii="宋体" w:hAnsi="宋体" w:eastAsia="宋体"/>
+          <w:b/>
+          <w:color w:val="000000"/>
+          <w:sz w:val="28"/>
+        </w:rPr>
+        <w:t>5.7  钻模板</w:t>
+      </w:r>
+    </w:p>
+    <w:p>
+      <w:pPr>
+        <w:spacing w:after="120" w:line="360" w:lineRule="auto"/>
+        <w:ind w:firstLine="420"/>
+      </w:pPr>
+      <w:r>
+        <w:rPr>
+          <w:rFonts w:ascii="微软雅黑" w:hAnsi="微软雅黑" w:eastAsia="微软雅黑"/>
+          <w:b w:val="0"/>
+          <w:color w:val="000000"/>
+          <w:sz w:val="21"/>
+        </w:rPr>
+        <w:t>功能：安装钻套，确定钻套位置，进而确定加工孔的位置。</w:t>
+      </w:r>
+    </w:p>
+    <w:p>
+      <w:pPr>
+        <w:spacing w:after="120" w:line="360" w:lineRule="auto"/>
+        <w:ind w:firstLine="420"/>
+      </w:pPr>
+      <w:r>
+        <w:rPr>
+          <w:rFonts w:ascii="微软雅黑" w:hAnsi="微软雅黑" w:eastAsia="微软雅黑"/>
+          <w:b w:val="0"/>
+          <w:color w:val="000000"/>
+          <w:sz w:val="21"/>
+        </w:rPr>
+        <w:t>材料：45钢。需要足够刚度和加工精度，45钢调质后即可满足。</w:t>
+      </w:r>
+    </w:p>
+    <w:p>
+      <w:pPr>
+        <w:spacing w:after="120" w:line="360" w:lineRule="auto"/>
+        <w:ind w:firstLine="420"/>
+      </w:pPr>
+      <w:r>
+        <w:rPr>
+          <w:rFonts w:ascii="微软雅黑" w:hAnsi="微软雅黑" w:eastAsia="微软雅黑"/>
+          <w:b w:val="0"/>
+          <w:color w:val="000000"/>
+          <w:sz w:val="21"/>
+        </w:rPr>
+        <w:t>尺寸：88×75×15mm。中心距88mm对应连杆两孔中心距。两处Φ42H7孔用于安装钻套。</w:t>
+      </w:r>
+    </w:p>
+    <w:p>
+      <w:pPr>
+        <w:spacing w:after="120" w:line="360" w:lineRule="auto"/>
+        <w:ind w:firstLine="420"/>
+      </w:pPr>
+      <w:r>
+        <w:rPr>
+          <w:rFonts w:ascii="微软雅黑" w:hAnsi="微软雅黑" w:eastAsia="微软雅黑"/>
+          <w:b w:val="0"/>
+          <w:color w:val="000000"/>
+          <w:sz w:val="21"/>
+        </w:rPr>
+        <w:t>热处理：调质HB220～250，消除内应力，提高稳定性。</w:t>
+      </w:r>
+    </w:p>
+    <w:p>
+      <w:pPr>
+        <w:spacing w:after="120" w:line="360" w:lineRule="auto"/>
+        <w:ind w:firstLine="420"/>
+      </w:pPr>
+      <w:r>
+        <w:rPr>
+          <w:rFonts w:ascii="微软雅黑" w:hAnsi="微软雅黑" w:eastAsia="微软雅黑"/>
+          <w:b w:val="0"/>
+          <w:color w:val="000000"/>
+          <w:sz w:val="21"/>
+        </w:rPr>
+        <w:t>加工工艺：铣六面→钻孔→镗孔Φ42H7→研磨。两Φ42H7孔中心距公差±0.015mm，轴线平行度0.01mm。</w:t>
+      </w:r>
+    </w:p>
+    <w:p>
+      <w:pPr>
+        <w:spacing w:before="240" w:after="120" w:line="360" w:lineRule="auto"/>
+        <w:jc w:val="left"/>
+      </w:pPr>
+      <w:r>
+        <w:rPr>
+          <w:rFonts w:ascii="宋体" w:hAnsi="宋体" w:eastAsia="宋体"/>
+          <w:b/>
+          <w:color w:val="000000"/>
+          <w:sz w:val="28"/>
+        </w:rPr>
+        <w:t>5.8  夹紧块</w:t>
+      </w:r>
+    </w:p>
+    <w:p>
+      <w:pPr>
+        <w:spacing w:after="120" w:line="360" w:lineRule="auto"/>
+        <w:ind w:firstLine="420"/>
+      </w:pPr>
+      <w:r>
+        <w:rPr>
+          <w:rFonts w:ascii="微软雅黑" w:hAnsi="微软雅黑" w:eastAsia="微软雅黑"/>
+          <w:b w:val="0"/>
+          <w:color w:val="000000"/>
+          <w:sz w:val="21"/>
+        </w:rPr>
+        <w:t>功能：连接钻模板与底板，将钻模板可靠固定。</w:t>
+      </w:r>
+    </w:p>
+    <w:p>
+      <w:pPr>
+        <w:spacing w:after="120" w:line="360" w:lineRule="auto"/>
+        <w:ind w:firstLine="420"/>
+      </w:pPr>
+      <w:r>
+        <w:rPr>
+          <w:rFonts w:ascii="微软雅黑" w:hAnsi="微软雅黑" w:eastAsia="微软雅黑"/>
+          <w:b w:val="0"/>
+          <w:color w:val="000000"/>
+          <w:sz w:val="21"/>
+        </w:rPr>
+        <w:t>材料：45钢。</w:t>
+      </w:r>
+    </w:p>
+    <w:p>
+      <w:pPr>
+        <w:spacing w:after="120" w:line="360" w:lineRule="auto"/>
+        <w:ind w:firstLine="420"/>
+      </w:pPr>
+      <w:r>
+        <w:rPr>
+          <w:rFonts w:ascii="微软雅黑" w:hAnsi="微软雅黑" w:eastAsia="微软雅黑"/>
+          <w:b w:val="0"/>
+          <w:color w:val="000000"/>
+          <w:sz w:val="21"/>
+        </w:rPr>
+        <w:t>尺寸：30×75×20mm。</w:t>
+      </w:r>
+    </w:p>
+    <w:p>
+      <w:pPr>
+        <w:spacing w:after="120" w:line="360" w:lineRule="auto"/>
+        <w:ind w:firstLine="420"/>
+      </w:pPr>
+      <w:r>
+        <w:rPr>
+          <w:rFonts w:ascii="微软雅黑" w:hAnsi="微软雅黑" w:eastAsia="微软雅黑"/>
+          <w:b w:val="0"/>
+          <w:color w:val="000000"/>
+          <w:sz w:val="21"/>
+        </w:rPr>
+        <w:t>热处理：调质HB220～250。</w:t>
+      </w:r>
+    </w:p>
+    <w:p>
+      <w:pPr>
+        <w:spacing w:after="120" w:line="360" w:lineRule="auto"/>
+        <w:ind w:firstLine="420"/>
+      </w:pPr>
+      <w:r>
+        <w:rPr>
+          <w:rFonts w:ascii="微软雅黑" w:hAnsi="微软雅黑" w:eastAsia="微软雅黑"/>
+          <w:b w:val="0"/>
+          <w:color w:val="000000"/>
+          <w:sz w:val="21"/>
+        </w:rPr>
+        <w:t>加工工艺：铣削六面→钻孔→攻丝M4。</w:t>
+      </w:r>
+    </w:p>
+    <w:p>
+      <w:pPr>
+        <w:spacing w:before="240" w:after="120" w:line="360" w:lineRule="auto"/>
+        <w:jc w:val="left"/>
+      </w:pPr>
+      <w:r>
+        <w:rPr>
+          <w:rFonts w:ascii="宋体" w:hAnsi="宋体" w:eastAsia="宋体"/>
+          <w:b/>
+          <w:color w:val="000000"/>
+          <w:sz w:val="28"/>
+        </w:rPr>
+        <w:t>5.9  定位键</w:t>
+      </w:r>
+    </w:p>
+    <w:p>
+      <w:pPr>
+        <w:spacing w:after="120" w:line="360" w:lineRule="auto"/>
+        <w:ind w:firstLine="420"/>
+      </w:pPr>
+      <w:r>
+        <w:rPr>
+          <w:rFonts w:ascii="微软雅黑" w:hAnsi="微软雅黑" w:eastAsia="微软雅黑"/>
+          <w:b w:val="0"/>
+          <w:color w:val="000000"/>
+          <w:sz w:val="21"/>
+        </w:rPr>
+        <w:t>功能：保证钻模板与底板之间的相对位置精度。</w:t>
+      </w:r>
+    </w:p>
+    <w:p>
+      <w:pPr>
+        <w:spacing w:after="120" w:line="360" w:lineRule="auto"/>
+        <w:ind w:firstLine="420"/>
+      </w:pPr>
+      <w:r>
+        <w:rPr>
+          <w:rFonts w:ascii="微软雅黑" w:hAnsi="微软雅黑" w:eastAsia="微软雅黑"/>
+          <w:b w:val="0"/>
+          <w:color w:val="000000"/>
+          <w:sz w:val="21"/>
+        </w:rPr>
+        <w:t>材料：45钢。</w:t>
+      </w:r>
+    </w:p>
+    <w:p>
+      <w:pPr>
+        <w:spacing w:after="120" w:line="360" w:lineRule="auto"/>
+        <w:ind w:firstLine="420"/>
+      </w:pPr>
+      <w:r>
+        <w:rPr>
+          <w:rFonts w:ascii="微软雅黑" w:hAnsi="微软雅黑" w:eastAsia="微软雅黑"/>
+          <w:b w:val="0"/>
+          <w:color w:val="000000"/>
+          <w:sz w:val="21"/>
+        </w:rPr>
+        <w:t>尺寸：18×12×30mm。</w:t>
+      </w:r>
+    </w:p>
+    <w:p>
+      <w:pPr>
+        <w:spacing w:after="120" w:line="360" w:lineRule="auto"/>
+        <w:ind w:firstLine="420"/>
+      </w:pPr>
+      <w:r>
+        <w:rPr>
+          <w:rFonts w:ascii="微软雅黑" w:hAnsi="微软雅黑" w:eastAsia="微软雅黑"/>
+          <w:b w:val="0"/>
+          <w:color w:val="000000"/>
+          <w:sz w:val="21"/>
+        </w:rPr>
+        <w:t>热处理：调质HB220～250。</w:t>
+      </w:r>
+    </w:p>
+    <w:p>
+      <w:pPr>
+        <w:spacing w:after="120" w:line="360" w:lineRule="auto"/>
+        <w:ind w:firstLine="420"/>
+      </w:pPr>
+      <w:r>
+        <w:rPr>
+          <w:rFonts w:ascii="微软雅黑" w:hAnsi="微软雅黑" w:eastAsia="微软雅黑"/>
+          <w:b w:val="0"/>
+          <w:color w:val="000000"/>
+          <w:sz w:val="21"/>
+        </w:rPr>
+        <w:t>加工工艺：铣削→磨削配合面Ra0.8μm。</w:t>
+      </w:r>
+    </w:p>
+    <w:p>
+      <w:pPr>
+        <w:spacing w:before="240" w:after="120" w:line="360" w:lineRule="auto"/>
+        <w:jc w:val="center"/>
+      </w:pPr>
+      <w:r>
+        <w:rPr>
+          <w:rFonts w:ascii="宋体" w:hAnsi="宋体" w:eastAsia="宋体"/>
+          <w:b/>
+          <w:color w:val="000000"/>
+          <w:sz w:val="36"/>
+        </w:rPr>
+        <w:t>第6章  强度校核</w:t>
+      </w:r>
+    </w:p>
+    <w:p>
+      <w:pPr>
+        <w:spacing w:before="240" w:after="120" w:line="360" w:lineRule="auto"/>
+        <w:jc w:val="left"/>
+      </w:pPr>
+      <w:r>
+        <w:rPr>
+          <w:rFonts w:ascii="宋体" w:hAnsi="宋体" w:eastAsia="宋体"/>
+          <w:b/>
+          <w:color w:val="000000"/>
+          <w:sz w:val="28"/>
+        </w:rPr>
+        <w:t>6.1  压板弯曲强度校核</w:t>
+      </w:r>
+    </w:p>
+    <w:p>
+      <w:pPr>
+        <w:spacing w:after="120" w:line="360" w:lineRule="auto"/>
+        <w:ind w:firstLine="420"/>
+      </w:pPr>
+      <w:r>
+        <w:rPr>
+          <w:rFonts w:ascii="微软雅黑" w:hAnsi="微软雅黑" w:eastAsia="微软雅黑"/>
+          <w:b w:val="0"/>
+          <w:color w:val="000000"/>
+          <w:sz w:val="21"/>
+        </w:rPr>
+        <w:t>压板是夹具中承受载荷最大的零件，需进行弯曲强度校核。</w:t>
+      </w:r>
+    </w:p>
+    <w:p>
+      <w:pPr>
+        <w:spacing w:after="120" w:line="360" w:lineRule="auto"/>
+        <w:ind w:firstLine="420"/>
+      </w:pPr>
+      <w:r>
+        <w:rPr>
+          <w:rFonts w:ascii="微软雅黑" w:hAnsi="微软雅黑" w:eastAsia="微软雅黑"/>
+          <w:b w:val="0"/>
+          <w:color w:val="000000"/>
+          <w:sz w:val="21"/>
+        </w:rPr>
+        <w:t>（1）受力模型分析。</w:t>
+      </w:r>
+    </w:p>
+    <w:p>
+      <w:pPr>
+        <w:spacing w:after="120" w:line="360" w:lineRule="auto"/>
+        <w:ind w:firstLine="420"/>
+      </w:pPr>
+      <w:r>
+        <w:rPr>
+          <w:rFonts w:ascii="微软雅黑" w:hAnsi="微软雅黑" w:eastAsia="微软雅黑"/>
+          <w:b w:val="0"/>
+          <w:color w:val="000000"/>
+          <w:sz w:val="21"/>
+        </w:rPr>
+        <w:t>压板两端通过T形螺栓连接底板，中间压紧工件表面。当双螺栓同时拧紧时，每根螺栓产生轴向力Q=21875N。压板受力可简化为简支梁模型：跨距L=130mm（两螺栓间距），中间受集中力F=Q+Q=43750N。</w:t>
+      </w:r>
+    </w:p>
+    <w:p>
+      <w:pPr>
+        <w:spacing w:after="120" w:line="360" w:lineRule="auto"/>
+        <w:ind w:firstLine="420"/>
+      </w:pPr>
+      <w:r>
+        <w:rPr>
+          <w:rFonts w:ascii="微软雅黑" w:hAnsi="微软雅黑" w:eastAsia="微软雅黑"/>
+          <w:b w:val="0"/>
+          <w:color w:val="000000"/>
+          <w:sz w:val="21"/>
+        </w:rPr>
+        <w:t>但实际上压板是两端螺栓同时拧紧，每端分担21875N，压板以均布压力压紧工件。简化计算取单螺栓分担的力F=21875N做弯曲校核更为合理：</w:t>
+      </w:r>
+    </w:p>
+    <w:p>
+      <w:pPr>
+        <w:spacing w:after="160" w:before="80" w:line="360" w:lineRule="auto"/>
+        <w:jc w:val="center"/>
+      </w:pPr>
+      <w:r>
+        <w:rPr>
+          <w:rFonts w:ascii="微软雅黑" w:hAnsi="微软雅黑" w:eastAsia="微软雅黑"/>
+          <w:b w:val="0"/>
+          <w:color w:val="000000"/>
+          <w:sz w:val="21"/>
+          <w:vertAlign w:val="subscript"/>
+        </w:rPr>
+        <w:t>M</w:t>
+      </w:r>
+      <w:r>
+        <w:rPr>
+          <w:rFonts w:ascii="微软雅黑" w:hAnsi="微软雅黑" w:eastAsia="微软雅黑"/>
+          <w:b w:val="0"/>
+          <w:color w:val="000000"/>
+          <w:sz w:val="21"/>
+          <w:vertAlign w:val="subscript"/>
+        </w:rPr>
+        <w:t>max</w:t>
+      </w:r>
+      <w:r>
+        <w:rPr>
+          <w:rFonts w:ascii="微软雅黑" w:hAnsi="微软雅黑" w:eastAsia="微软雅黑"/>
+          <w:b w:val="0"/>
+          <w:color w:val="000000"/>
+          <w:sz w:val="21"/>
+        </w:rPr>
+        <w:t xml:space="preserve"> = F × L / 4 = 21875 × 130 / 4 = 710938 N·mm</w:t>
+      </w:r>
+    </w:p>
+    <w:p>
+      <w:pPr>
+        <w:spacing w:after="120" w:line="360" w:lineRule="auto"/>
+        <w:ind w:firstLine="420"/>
+      </w:pPr>
+      <w:r>
+        <w:rPr>
+          <w:rFonts w:ascii="微软雅黑" w:hAnsi="微软雅黑" w:eastAsia="微软雅黑"/>
+          <w:b w:val="0"/>
+          <w:color w:val="000000"/>
+          <w:sz w:val="21"/>
+        </w:rPr>
+        <w:t>（2）截面模量计算。压板截面宽b=77mm、厚h=15mm：</w:t>
+      </w:r>
+    </w:p>
+    <w:p>
+      <w:pPr>
+        <w:spacing w:after="160" w:before="80" w:line="360" w:lineRule="auto"/>
+        <w:jc w:val="center"/>
+      </w:pPr>
+      <w:r>
+        <w:rPr>
+          <w:rFonts w:ascii="微软雅黑" w:hAnsi="微软雅黑" w:eastAsia="微软雅黑"/>
+          <w:b w:val="0"/>
+          <w:color w:val="000000"/>
+          <w:sz w:val="21"/>
+        </w:rPr>
+        <w:t>W = b × h² / 6 = 77 × 15² / 6 = 77 × 225 / 6 = 2887.5 mm³</w:t>
+      </w:r>
+    </w:p>
+    <w:p>
+      <w:pPr>
+        <w:spacing w:after="120" w:line="360" w:lineRule="auto"/>
+        <w:ind w:firstLine="420"/>
+      </w:pPr>
+      <w:r>
+        <w:rPr>
+          <w:rFonts w:ascii="微软雅黑" w:hAnsi="微软雅黑" w:eastAsia="微软雅黑"/>
+          <w:b w:val="0"/>
+          <w:color w:val="000000"/>
+          <w:sz w:val="21"/>
+        </w:rPr>
+        <w:t>（3）弯曲应力计算：</w:t>
+      </w:r>
+    </w:p>
+    <w:p>
+      <w:pPr>
+        <w:spacing w:after="160" w:before="80" w:line="360" w:lineRule="auto"/>
+        <w:jc w:val="center"/>
+      </w:pPr>
+      <w:r>
+        <w:rPr>
+          <w:rFonts w:ascii="微软雅黑" w:hAnsi="微软雅黑" w:eastAsia="微软雅黑"/>
+          <w:b w:val="0"/>
+          <w:color w:val="000000"/>
+          <w:sz w:val="21"/>
+        </w:rPr>
+        <w:t>σ</w:t>
+      </w:r>
+      <w:r>
+        <w:rPr>
+          <w:rFonts w:ascii="微软雅黑" w:hAnsi="微软雅黑" w:eastAsia="微软雅黑"/>
+          <w:b w:val="0"/>
+          <w:color w:val="000000"/>
+          <w:sz w:val="21"/>
+          <w:vertAlign w:val="subscript"/>
+        </w:rPr>
+        <w:t>max</w:t>
+      </w:r>
+      <w:r>
+        <w:rPr>
+          <w:rFonts w:ascii="微软雅黑" w:hAnsi="微软雅黑" w:eastAsia="微软雅黑"/>
+          <w:b w:val="0"/>
+          <w:color w:val="000000"/>
+          <w:sz w:val="21"/>
+          <w:vertAlign w:val="subscript"/>
+        </w:rPr>
+        <w:t xml:space="preserve"> = M</w:t>
+      </w:r>
+      <w:r>
+        <w:rPr>
+          <w:rFonts w:ascii="微软雅黑" w:hAnsi="微软雅黑" w:eastAsia="微软雅黑"/>
+          <w:b w:val="0"/>
+          <w:color w:val="000000"/>
+          <w:sz w:val="21"/>
+          <w:vertAlign w:val="subscript"/>
+        </w:rPr>
+        <w:t>max</w:t>
+      </w:r>
+      <w:r>
+        <w:rPr>
+          <w:rFonts w:ascii="微软雅黑" w:hAnsi="微软雅黑" w:eastAsia="微软雅黑"/>
+          <w:b w:val="0"/>
+          <w:color w:val="000000"/>
+          <w:sz w:val="21"/>
+        </w:rPr>
+        <w:t xml:space="preserve"> / W = 710938 / 2887.5 = 246.2 MPa</w:t>
+      </w:r>
+    </w:p>
+    <w:p>
+      <w:pPr>
+        <w:spacing w:after="120" w:line="360" w:lineRule="auto"/>
+        <w:ind w:firstLine="420"/>
+      </w:pPr>
+      <w:r>
+        <w:rPr>
+          <w:rFonts w:ascii="微软雅黑" w:hAnsi="微软雅黑" w:eastAsia="微软雅黑"/>
+          <w:b w:val="0"/>
+          <w:color w:val="000000"/>
+          <w:sz w:val="21"/>
+        </w:rPr>
+        <w:t>（4）强度判定。</w:t>
+      </w:r>
+    </w:p>
+    <w:p>
+      <w:pPr>
+        <w:spacing w:after="120" w:line="360" w:lineRule="auto"/>
+        <w:ind w:firstLine="420"/>
+      </w:pPr>
+      <w:r>
+        <w:rPr>
+          <w:rFonts w:ascii="微软雅黑" w:hAnsi="微软雅黑" w:eastAsia="微软雅黑"/>
+          <w:b w:val="0"/>
+          <w:color w:val="000000"/>
+          <w:sz w:val="21"/>
+        </w:rPr>
+        <w:t>压板材料选用40Cr调质（而非45钢），理由分析如下：</w:t>
+      </w:r>
+    </w:p>
+    <w:p>
+      <w:pPr>
+        <w:spacing w:after="120" w:line="360" w:lineRule="auto"/>
+        <w:ind w:firstLine="420"/>
+      </w:pPr>
+      <w:r>
+        <w:rPr>
+          <w:rFonts w:ascii="微软雅黑" w:hAnsi="微软雅黑" w:eastAsia="微软雅黑"/>
+          <w:b w:val="0"/>
+          <w:color w:val="000000"/>
+          <w:sz w:val="21"/>
+        </w:rPr>
+        <w:t>若使用45钢调质，其屈服强度σs≈355MPa，取安全系数n=2.5，许用应力[σ]=355/2.5=142MPa。σmax=246.2MPa &gt; 142MPa，不满足要求 ❌。</w:t>
+      </w:r>
+    </w:p>
+    <w:p>
+      <w:pPr>
+        <w:spacing w:after="120" w:line="360" w:lineRule="auto"/>
+        <w:ind w:firstLine="420"/>
+      </w:pPr>
+      <w:r>
+        <w:rPr>
+          <w:rFonts w:ascii="微软雅黑" w:hAnsi="微软雅黑" w:eastAsia="微软雅黑"/>
+          <w:b w:val="0"/>
+          <w:color w:val="000000"/>
+          <w:sz w:val="21"/>
+        </w:rPr>
+        <w:t>改用40Cr调质处理：40Cr的屈服强度σs≈785MPa，取安全系数n=3（夹具取较大安全系数），许用应力[σ]=785/3≈262MPa。σmax=246.2MPa &lt; 262MPa √。</w:t>
+      </w:r>
+    </w:p>
+    <w:p>
+      <w:pPr>
+        <w:spacing w:after="160" w:before="80" w:line="360" w:lineRule="auto"/>
+        <w:jc w:val="center"/>
+      </w:pPr>
+      <w:r>
+        <w:rPr>
+          <w:rFonts w:ascii="微软雅黑" w:hAnsi="微软雅黑" w:eastAsia="微软雅黑"/>
+          <w:b w:val="0"/>
+          <w:color w:val="000000"/>
+          <w:sz w:val="21"/>
+        </w:rPr>
+        <w:t>σ</w:t>
+      </w:r>
+      <w:r>
+        <w:rPr>
+          <w:rFonts w:ascii="微软雅黑" w:hAnsi="微软雅黑" w:eastAsia="微软雅黑"/>
+          <w:b w:val="0"/>
+          <w:color w:val="000000"/>
+          <w:sz w:val="21"/>
+          <w:vertAlign w:val="subscript"/>
+        </w:rPr>
+        <w:t>max</w:t>
+      </w:r>
+      <w:r>
+        <w:rPr>
+          <w:rFonts w:ascii="微软雅黑" w:hAnsi="微软雅黑" w:eastAsia="微软雅黑"/>
+          <w:b/>
+          <w:color w:val="000000"/>
+          <w:sz w:val="21"/>
+        </w:rPr>
+        <w:t xml:space="preserve"> = 246.2 MPa &lt; [σ] = 262 MPa  ✓  强度满足要求</w:t>
+      </w:r>
+    </w:p>
+    <w:p>
+      <w:pPr>
+        <w:spacing w:after="120" w:line="360" w:lineRule="auto"/>
+        <w:ind w:firstLine="420"/>
+      </w:pPr>
+      <w:r>
+        <w:rPr>
+          <w:rFonts w:ascii="微软雅黑" w:hAnsi="微软雅黑" w:eastAsia="微软雅黑"/>
+          <w:b w:val="0"/>
+          <w:color w:val="000000"/>
+          <w:sz w:val="21"/>
+        </w:rPr>
+        <w:t>结论：压板保持182×77×15mm尺寸不变，材料选用40Cr调质，强度裕度约6%（(262−246.2)/262=6.0%），满足设计要求。</w:t>
+      </w:r>
+    </w:p>
+    <w:p>
+      <w:pPr>
+        <w:spacing w:before="240" w:after="120" w:line="360" w:lineRule="auto"/>
+        <w:jc w:val="left"/>
+      </w:pPr>
+      <w:r>
+        <w:rPr>
+          <w:rFonts w:ascii="宋体" w:hAnsi="宋体" w:eastAsia="宋体"/>
+          <w:b/>
+          <w:color w:val="000000"/>
+          <w:sz w:val="28"/>
+        </w:rPr>
+        <w:t>6.2  钻模板刚度校核</w:t>
+      </w:r>
+    </w:p>
+    <w:p>
+      <w:pPr>
+        <w:spacing w:after="120" w:line="360" w:lineRule="auto"/>
+        <w:ind w:firstLine="420"/>
+      </w:pPr>
+      <w:r>
+        <w:rPr>
+          <w:rFonts w:ascii="微软雅黑" w:hAnsi="微软雅黑" w:eastAsia="微软雅黑"/>
+          <w:b w:val="0"/>
+          <w:color w:val="000000"/>
+          <w:sz w:val="21"/>
+        </w:rPr>
+        <w:t>钻模板两端固定（通过夹紧块和螺钉连接底板），跨距L=88mm。钻孔时钻套受到的引导反力约200N（按切削力5%估算），该力作用于钻模板中点。</w:t>
+      </w:r>
+    </w:p>
+    <w:p>
+      <w:pPr>
+        <w:spacing w:after="120" w:line="360" w:lineRule="auto"/>
+        <w:ind w:firstLine="420"/>
+      </w:pPr>
+      <w:r>
+        <w:rPr>
+          <w:rFonts w:ascii="微软雅黑" w:hAnsi="微软雅黑" w:eastAsia="微软雅黑"/>
+          <w:b w:val="0"/>
+          <w:color w:val="000000"/>
+          <w:sz w:val="21"/>
+        </w:rPr>
+        <w:t>模板截面75×15mm，惯性矩：</w:t>
+      </w:r>
+    </w:p>
+    <w:p>
+      <w:pPr>
+        <w:spacing w:after="160" w:before="80" w:line="360" w:lineRule="auto"/>
+        <w:jc w:val="center"/>
+      </w:pPr>
+      <w:r>
+        <w:rPr>
+          <w:rFonts w:ascii="微软雅黑" w:hAnsi="微软雅黑" w:eastAsia="微软雅黑"/>
+          <w:b w:val="0"/>
+          <w:color w:val="000000"/>
+          <w:sz w:val="21"/>
+        </w:rPr>
+        <w:t>I = b × h³ / 12 = 75 × 15³ / 12 = 75 × 3375 / 12 = 21094 mm⁴</w:t>
+      </w:r>
+    </w:p>
+    <w:p>
+      <w:pPr>
+        <w:spacing w:after="120" w:line="360" w:lineRule="auto"/>
+        <w:ind w:firstLine="420"/>
+      </w:pPr>
+      <w:r>
+        <w:rPr>
+          <w:rFonts w:ascii="微软雅黑" w:hAnsi="微软雅黑" w:eastAsia="微软雅黑"/>
+          <w:b w:val="0"/>
+          <w:color w:val="000000"/>
+          <w:sz w:val="21"/>
+        </w:rPr>
+        <w:t>两端固定梁，中点受集中力时的挠度公式：δ = F × L³ / (192 × E × I)。（注：简支梁公式为F×L³/(48×E×I)，两端固定时约为简支梁的1/4，此处取保守的简支梁模型：F×L³/(48×E×I)，实际刚度更高。）</w:t>
+      </w:r>
+    </w:p>
+    <w:p>
+      <w:pPr>
+        <w:spacing w:after="120" w:line="360" w:lineRule="auto"/>
+        <w:ind w:firstLine="420"/>
+      </w:pPr>
+      <w:r>
+        <w:rPr>
+          <w:rFonts w:ascii="微软雅黑" w:hAnsi="微软雅黑" w:eastAsia="微软雅黑"/>
+          <w:b w:val="0"/>
+          <w:color w:val="000000"/>
+          <w:sz w:val="21"/>
+        </w:rPr>
+        <w:t>弹性模量E=2.1×10⁵ MPa（钢材）。</w:t>
+      </w:r>
+    </w:p>
+    <w:p>
+      <w:pPr>
+        <w:spacing w:after="160" w:before="80" w:line="360" w:lineRule="auto"/>
+        <w:jc w:val="center"/>
+      </w:pPr>
+      <w:r>
+        <w:rPr>
+          <w:rFonts w:ascii="微软雅黑" w:hAnsi="微软雅黑" w:eastAsia="微软雅黑"/>
+          <w:b w:val="0"/>
+          <w:color w:val="000000"/>
+          <w:sz w:val="21"/>
+        </w:rPr>
+        <w:t>δ = 200 × 88³ / (48 × 2.1×10⁵ × 21094)</w:t>
+      </w:r>
+    </w:p>
+    <w:p>
+      <w:pPr>
+        <w:spacing w:after="120" w:line="360" w:lineRule="auto"/>
+        <w:ind w:firstLine="420"/>
+      </w:pPr>
+      <w:r>
+        <w:rPr>
+          <w:rFonts w:ascii="微软雅黑" w:hAnsi="微软雅黑" w:eastAsia="微软雅黑"/>
+          <w:b w:val="0"/>
+          <w:color w:val="000000"/>
+          <w:sz w:val="21"/>
+        </w:rPr>
+        <w:t>88³ = 681472。</w:t>
+      </w:r>
+    </w:p>
+    <w:p>
+      <w:pPr>
+        <w:spacing w:after="160" w:before="80" w:line="360" w:lineRule="auto"/>
+        <w:jc w:val="center"/>
+      </w:pPr>
+      <w:r>
+        <w:rPr>
+          <w:rFonts w:ascii="微软雅黑" w:hAnsi="微软雅黑" w:eastAsia="微软雅黑"/>
+          <w:b w:val="0"/>
+          <w:color w:val="000000"/>
+          <w:sz w:val="21"/>
+        </w:rPr>
+        <w:t>δ = 200 × 681472 / (48 × 210000 × 21094)</w:t>
+      </w:r>
+    </w:p>
+    <w:p>
+      <w:pPr>
+        <w:spacing w:after="120" w:line="360" w:lineRule="auto"/>
+        <w:ind w:firstLine="420"/>
+      </w:pPr>
+      <w:r>
+        <w:rPr>
+          <w:rFonts w:ascii="微软雅黑" w:hAnsi="微软雅黑" w:eastAsia="微软雅黑"/>
+          <w:b w:val="0"/>
+          <w:color w:val="000000"/>
+          <w:sz w:val="21"/>
+        </w:rPr>
+        <w:t>分子：200×681472=136294400。</w:t>
+      </w:r>
+    </w:p>
+    <w:p>
+      <w:pPr>
+        <w:spacing w:after="120" w:line="360" w:lineRule="auto"/>
+        <w:ind w:firstLine="420"/>
+      </w:pPr>
+      <w:r>
+        <w:rPr>
+          <w:rFonts w:ascii="微软雅黑" w:hAnsi="微软雅黑" w:eastAsia="微软雅黑"/>
+          <w:b w:val="0"/>
+          <w:color w:val="000000"/>
+          <w:sz w:val="21"/>
+        </w:rPr>
+        <w:t>分母：48×210000×21094=212628480000。</w:t>
+      </w:r>
+    </w:p>
+    <w:p>
+      <w:pPr>
+        <w:spacing w:after="160" w:before="80" w:line="360" w:lineRule="auto"/>
+        <w:jc w:val="center"/>
+      </w:pPr>
+      <w:r>
+        <w:rPr>
+          <w:rFonts w:ascii="微软雅黑" w:hAnsi="微软雅黑" w:eastAsia="微软雅黑"/>
+          <w:b w:val="0"/>
+          <w:color w:val="000000"/>
+          <w:sz w:val="21"/>
+        </w:rPr>
+        <w:t>δ = 136294400 / 212628480000 ≈ 0.00064 mm</w:t>
+      </w:r>
+    </w:p>
+    <w:p>
+      <w:pPr>
+        <w:spacing w:after="120" w:line="360" w:lineRule="auto"/>
+        <w:ind w:firstLine="420"/>
+      </w:pPr>
+      <w:r>
+        <w:rPr>
+          <w:rFonts w:ascii="微软雅黑" w:hAnsi="微软雅黑" w:eastAsia="微软雅黑"/>
+          <w:b w:val="0"/>
+          <w:color w:val="000000"/>
+          <w:sz w:val="21"/>
+        </w:rPr>
+        <w:t>钻模板允许挠度取0.01mm（一般夹具刚度要求），0.00064mm &lt;&lt; 0.01mm，刚度极为充足 √。钻模板厚15mm的设计偏保守，可确保钻孔引导精度。</w:t>
+      </w:r>
+    </w:p>
+    <w:p>
+      <w:pPr>
+        <w:spacing w:before="240" w:after="120" w:line="360" w:lineRule="auto"/>
+        <w:jc w:val="center"/>
+      </w:pPr>
+      <w:r>
+        <w:rPr>
+          <w:rFonts w:ascii="宋体" w:hAnsi="宋体" w:eastAsia="宋体"/>
+          <w:b/>
+          <w:color w:val="000000"/>
+          <w:sz w:val="36"/>
+        </w:rPr>
+        <w:t>第7章  装配关系</w:t>
+      </w:r>
+    </w:p>
+    <w:p>
+      <w:pPr>
+        <w:spacing w:after="120" w:line="360" w:lineRule="auto"/>
+        <w:ind w:firstLine="420"/>
+      </w:pPr>
+      <w:r>
+        <w:rPr>
+          <w:rFonts w:ascii="微软雅黑" w:hAnsi="微软雅黑" w:eastAsia="微软雅黑"/>
+          <w:b w:val="0"/>
+          <w:color w:val="000000"/>
+          <w:sz w:val="21"/>
+        </w:rPr>
+        <w:t>夹具各零件之间的配合关系直接影响夹具精度和使用性能。以下为核心配合部位的配合代号及配合性质：</w:t>
+      </w:r>
+    </w:p>
+    <w:tbl>
+      <w:tblPr>
+        <w:tblStyle w:val="TableGrid"/>
+        <w:tblW w:type="auto" w:w="0"/>
+        <w:tblLook w:firstColumn="1" w:firstRow="1" w:lastColumn="0" w:lastRow="0" w:noHBand="0" w:noVBand="1" w:val="04A0"/>
+      </w:tblPr>
+      <w:tblGrid>
+        <w:gridCol w:w="2158"/>
+        <w:gridCol w:w="2158"/>
+        <w:gridCol w:w="2158"/>
+        <w:gridCol w:w="2158"/>
+      </w:tblGrid>
+      <w:tr>
+        <w:tc>
+          <w:tcPr>
+            <w:tcW w:type="dxa" w:w="2158"/>
+          </w:tcPr>
+          <w:p>
+            <w:pPr>
+              <w:jc w:val="center"/>
+            </w:pPr>
+            <w:r/>
+            <w:r>
+              <w:rPr>
+                <w:rFonts w:ascii="微软雅黑" w:hAnsi="微软雅黑" w:eastAsia="微软雅黑"/>
+                <w:b/>
+                <w:color w:val="000000"/>
+                <w:sz w:val="20"/>
+              </w:rPr>
+              <w:t>配合部位</w:t>
+            </w:r>
+          </w:p>
+        </w:tc>
+        <w:tc>
+          <w:tcPr>
+            <w:tcW w:type="dxa" w:w="2158"/>
+          </w:tcPr>
+          <w:p>
+            <w:pPr>
+              <w:jc w:val="center"/>
+            </w:pPr>
+            <w:r/>
+            <w:r>
+              <w:rPr>
+                <w:rFonts w:ascii="微软雅黑" w:hAnsi="微软雅黑" w:eastAsia="微软雅黑"/>
+                <w:b/>
+                <w:color w:val="000000"/>
+                <w:sz w:val="20"/>
+              </w:rPr>
+              <w:t>配合代号</w:t>
+            </w:r>
+          </w:p>
+        </w:tc>
+        <w:tc>
+          <w:tcPr>
+            <w:tcW w:type="dxa" w:w="2158"/>
+          </w:tcPr>
+          <w:p>
+            <w:pPr>
+              <w:jc w:val="center"/>
+            </w:pPr>
+            <w:r/>
+            <w:r>
+              <w:rPr>
+                <w:rFonts w:ascii="微软雅黑" w:hAnsi="微软雅黑" w:eastAsia="微软雅黑"/>
+                <w:b/>
+                <w:color w:val="000000"/>
+                <w:sz w:val="20"/>
+              </w:rPr>
+              <w:t>配合性质</w:t>
+            </w:r>
+          </w:p>
+        </w:tc>
+        <w:tc>
+          <w:tcPr>
+            <w:tcW w:type="dxa" w:w="2158"/>
+          </w:tcPr>
+          <w:p>
+            <w:pPr>
+              <w:jc w:val="center"/>
+            </w:pPr>
+            <w:r/>
+            <w:r>
+              <w:rPr>
+                <w:rFonts w:ascii="微软雅黑" w:hAnsi="微软雅黑" w:eastAsia="微软雅黑"/>
+                <w:b/>
+                <w:color w:val="000000"/>
+                <w:sz w:val="20"/>
+              </w:rPr>
+              <w:t>说明</w:t>
+            </w:r>
+          </w:p>
+        </w:tc>
+      </w:tr>
+      <w:tr>
+        <w:tc>
+          <w:tcPr>
+            <w:tcW w:type="dxa" w:w="2158"/>
+          </w:tcPr>
+          <w:p>
+            <w:pPr>
+              <w:jc w:val="center"/>
+            </w:pPr>
+            <w:r/>
+            <w:r>
+              <w:rPr>
+                <w:rFonts w:ascii="微软雅黑" w:hAnsi="微软雅黑" w:eastAsia="微软雅黑"/>
+                <w:b w:val="0"/>
+                <w:color w:val="000000"/>
+                <w:sz w:val="20"/>
+              </w:rPr>
+              <w:t>钻套外圆—钻模板孔</w:t>
+            </w:r>
+          </w:p>
+        </w:tc>
+        <w:tc>
+          <w:tcPr>
+            <w:tcW w:type="dxa" w:w="2158"/>
+          </w:tcPr>
+          <w:p>
+            <w:pPr>
+              <w:jc w:val="center"/>
+            </w:pPr>
+            <w:r/>
+            <w:r>
+              <w:rPr>
+                <w:rFonts w:ascii="微软雅黑" w:hAnsi="微软雅黑" w:eastAsia="微软雅黑"/>
+                <w:b w:val="0"/>
+                <w:color w:val="000000"/>
+                <w:sz w:val="20"/>
+              </w:rPr>
+              <w:t>Φ42 H7/g6</w:t>
+            </w:r>
+          </w:p>
+        </w:tc>
+        <w:tc>
+          <w:tcPr>
+            <w:tcW w:type="dxa" w:w="2158"/>
+          </w:tcPr>
+          <w:p>
+            <w:pPr>
+              <w:jc w:val="center"/>
+            </w:pPr>
+            <w:r/>
+            <w:r>
+              <w:rPr>
+                <w:rFonts w:ascii="微软雅黑" w:hAnsi="微软雅黑" w:eastAsia="微软雅黑"/>
+                <w:b w:val="0"/>
+                <w:color w:val="000000"/>
+                <w:sz w:val="20"/>
+              </w:rPr>
+              <w:t>小间隙配合</w:t>
+            </w:r>
+          </w:p>
+        </w:tc>
+        <w:tc>
+          <w:tcPr>
+            <w:tcW w:type="dxa" w:w="2158"/>
+          </w:tcPr>
+          <w:p>
+            <w:pPr>
+              <w:jc w:val="center"/>
+            </w:pPr>
+            <w:r/>
+            <w:r>
+              <w:rPr>
+                <w:rFonts w:ascii="微软雅黑" w:hAnsi="微软雅黑" w:eastAsia="微软雅黑"/>
+                <w:b w:val="0"/>
+                <w:color w:val="000000"/>
+                <w:sz w:val="20"/>
+              </w:rPr>
+              <w:t>最小间隙0.009mm，最大间隙0.050mm。便于更换钻套，同时保证引导精度</w:t>
+            </w:r>
+          </w:p>
+        </w:tc>
+      </w:tr>
+      <w:tr>
+        <w:tc>
+          <w:tcPr>
+            <w:tcW w:type="dxa" w:w="2158"/>
+          </w:tcPr>
+          <w:p>
+            <w:pPr>
+              <w:jc w:val="center"/>
+            </w:pPr>
+            <w:r/>
+            <w:r>
+              <w:rPr>
+                <w:rFonts w:ascii="微软雅黑" w:hAnsi="微软雅黑" w:eastAsia="微软雅黑"/>
+                <w:b w:val="0"/>
+                <w:color w:val="000000"/>
+                <w:sz w:val="20"/>
+              </w:rPr>
+              <w:t>压板—螺栓</w:t>
+            </w:r>
+          </w:p>
+        </w:tc>
+        <w:tc>
+          <w:tcPr>
+            <w:tcW w:type="dxa" w:w="2158"/>
+          </w:tcPr>
+          <w:p>
+            <w:pPr>
+              <w:jc w:val="center"/>
+            </w:pPr>
+            <w:r/>
+            <w:r>
+              <w:rPr>
+                <w:rFonts w:ascii="微软雅黑" w:hAnsi="微软雅黑" w:eastAsia="微软雅黑"/>
+                <w:b w:val="0"/>
+                <w:color w:val="000000"/>
+                <w:sz w:val="20"/>
+              </w:rPr>
+              <w:t>Φ25 H7/f7</w:t>
+            </w:r>
+          </w:p>
+        </w:tc>
+        <w:tc>
+          <w:tcPr>
+            <w:tcW w:type="dxa" w:w="2158"/>
+          </w:tcPr>
+          <w:p>
+            <w:pPr>
+              <w:jc w:val="center"/>
+            </w:pPr>
+            <w:r/>
+            <w:r>
+              <w:rPr>
+                <w:rFonts w:ascii="微软雅黑" w:hAnsi="微软雅黑" w:eastAsia="微软雅黑"/>
+                <w:b w:val="0"/>
+                <w:color w:val="000000"/>
+                <w:sz w:val="20"/>
+              </w:rPr>
+              <w:t>间隙配合</w:t>
+            </w:r>
+          </w:p>
+        </w:tc>
+        <w:tc>
+          <w:tcPr>
+            <w:tcW w:type="dxa" w:w="2158"/>
+          </w:tcPr>
+          <w:p>
+            <w:pPr>
+              <w:jc w:val="center"/>
+            </w:pPr>
+            <w:r/>
+            <w:r>
+              <w:rPr>
+                <w:rFonts w:ascii="微软雅黑" w:hAnsi="微软雅黑" w:eastAsia="微软雅黑"/>
+                <w:b w:val="0"/>
+                <w:color w:val="000000"/>
+                <w:sz w:val="20"/>
+              </w:rPr>
+              <w:t>保证螺栓能自由穿过压板通孔，便于装拆</w:t>
+            </w:r>
+          </w:p>
+        </w:tc>
+      </w:tr>
+      <w:tr>
+        <w:tc>
+          <w:tcPr>
+            <w:tcW w:type="dxa" w:w="2158"/>
+          </w:tcPr>
+          <w:p>
+            <w:pPr>
+              <w:jc w:val="center"/>
+            </w:pPr>
+            <w:r/>
+            <w:r>
+              <w:rPr>
+                <w:rFonts w:ascii="微软雅黑" w:hAnsi="微软雅黑" w:eastAsia="微软雅黑"/>
+                <w:b w:val="0"/>
+                <w:color w:val="000000"/>
+                <w:sz w:val="20"/>
+              </w:rPr>
+              <w:t>大V形块—底板</w:t>
+            </w:r>
+          </w:p>
+        </w:tc>
+        <w:tc>
+          <w:tcPr>
+            <w:tcW w:type="dxa" w:w="2158"/>
+          </w:tcPr>
+          <w:p>
+            <w:pPr>
+              <w:jc w:val="center"/>
+            </w:pPr>
+            <w:r/>
+            <w:r>
+              <w:rPr>
+                <w:rFonts w:ascii="微软雅黑" w:hAnsi="微软雅黑" w:eastAsia="微软雅黑"/>
+                <w:b w:val="0"/>
+                <w:color w:val="000000"/>
+                <w:sz w:val="20"/>
+              </w:rPr>
+              <w:t>M4螺钉+定位销</w:t>
+            </w:r>
+          </w:p>
+        </w:tc>
+        <w:tc>
+          <w:tcPr>
+            <w:tcW w:type="dxa" w:w="2158"/>
+          </w:tcPr>
+          <w:p>
+            <w:pPr>
+              <w:jc w:val="center"/>
+            </w:pPr>
+            <w:r/>
+            <w:r>
+              <w:rPr>
+                <w:rFonts w:ascii="微软雅黑" w:hAnsi="微软雅黑" w:eastAsia="微软雅黑"/>
+                <w:b w:val="0"/>
+                <w:color w:val="000000"/>
+                <w:sz w:val="20"/>
+              </w:rPr>
+              <w:t>固定连接</w:t>
+            </w:r>
+          </w:p>
+        </w:tc>
+        <w:tc>
+          <w:tcPr>
+            <w:tcW w:type="dxa" w:w="2158"/>
+          </w:tcPr>
+          <w:p>
+            <w:pPr>
+              <w:jc w:val="center"/>
+            </w:pPr>
+            <w:r/>
+            <w:r>
+              <w:rPr>
+                <w:rFonts w:ascii="微软雅黑" w:hAnsi="微软雅黑" w:eastAsia="微软雅黑"/>
+                <w:b w:val="0"/>
+                <w:color w:val="000000"/>
+                <w:sz w:val="20"/>
+              </w:rPr>
+              <w:t>螺钉拧紧后打定位销，保证V形块位置精度</w:t>
+            </w:r>
+          </w:p>
+        </w:tc>
+      </w:tr>
+      <w:tr>
+        <w:tc>
+          <w:tcPr>
+            <w:tcW w:type="dxa" w:w="2158"/>
+          </w:tcPr>
+          <w:p>
+            <w:pPr>
+              <w:jc w:val="center"/>
+            </w:pPr>
+            <w:r/>
+            <w:r>
+              <w:rPr>
+                <w:rFonts w:ascii="微软雅黑" w:hAnsi="微软雅黑" w:eastAsia="微软雅黑"/>
+                <w:b w:val="0"/>
+                <w:color w:val="000000"/>
+                <w:sz w:val="20"/>
+              </w:rPr>
+              <w:t>小V形块—底板</w:t>
+            </w:r>
+          </w:p>
+        </w:tc>
+        <w:tc>
+          <w:tcPr>
+            <w:tcW w:type="dxa" w:w="2158"/>
+          </w:tcPr>
+          <w:p>
+            <w:pPr>
+              <w:jc w:val="center"/>
+            </w:pPr>
+            <w:r/>
+            <w:r>
+              <w:rPr>
+                <w:rFonts w:ascii="微软雅黑" w:hAnsi="微软雅黑" w:eastAsia="微软雅黑"/>
+                <w:b w:val="0"/>
+                <w:color w:val="000000"/>
+                <w:sz w:val="20"/>
+              </w:rPr>
+              <w:t>M4螺钉+定位销</w:t>
+            </w:r>
+          </w:p>
+        </w:tc>
+        <w:tc>
+          <w:tcPr>
+            <w:tcW w:type="dxa" w:w="2158"/>
+          </w:tcPr>
+          <w:p>
+            <w:pPr>
+              <w:jc w:val="center"/>
+            </w:pPr>
+            <w:r/>
+            <w:r>
+              <w:rPr>
+                <w:rFonts w:ascii="微软雅黑" w:hAnsi="微软雅黑" w:eastAsia="微软雅黑"/>
+                <w:b w:val="0"/>
+                <w:color w:val="000000"/>
+                <w:sz w:val="20"/>
+              </w:rPr>
+              <w:t>固定连接</w:t>
+            </w:r>
+          </w:p>
+        </w:tc>
+        <w:tc>
+          <w:tcPr>
+            <w:tcW w:type="dxa" w:w="2158"/>
+          </w:tcPr>
+          <w:p>
+            <w:pPr>
+              <w:jc w:val="center"/>
+            </w:pPr>
+            <w:r/>
+            <w:r>
+              <w:rPr>
+                <w:rFonts w:ascii="微软雅黑" w:hAnsi="微软雅黑" w:eastAsia="微软雅黑"/>
+                <w:b w:val="0"/>
+                <w:color w:val="000000"/>
+                <w:sz w:val="20"/>
+              </w:rPr>
+              <w:t>同上</w:t>
+            </w:r>
+          </w:p>
+        </w:tc>
+      </w:tr>
+      <w:tr>
+        <w:tc>
+          <w:tcPr>
+            <w:tcW w:type="dxa" w:w="2158"/>
+          </w:tcPr>
+          <w:p>
+            <w:pPr>
+              <w:jc w:val="center"/>
+            </w:pPr>
+            <w:r/>
+            <w:r>
+              <w:rPr>
+                <w:rFonts w:ascii="微软雅黑" w:hAnsi="微软雅黑" w:eastAsia="微软雅黑"/>
+                <w:b w:val="0"/>
+                <w:color w:val="000000"/>
+                <w:sz w:val="20"/>
+              </w:rPr>
+              <w:t>钻模板—夹紧块</w:t>
+            </w:r>
+          </w:p>
+        </w:tc>
+        <w:tc>
+          <w:tcPr>
+            <w:tcW w:type="dxa" w:w="2158"/>
+          </w:tcPr>
+          <w:p>
+            <w:pPr>
+              <w:jc w:val="center"/>
+            </w:pPr>
+            <w:r/>
+            <w:r>
+              <w:rPr>
+                <w:rFonts w:ascii="微软雅黑" w:hAnsi="微软雅黑" w:eastAsia="微软雅黑"/>
+                <w:b w:val="0"/>
+                <w:color w:val="000000"/>
+                <w:sz w:val="20"/>
+              </w:rPr>
+              <w:t>M4螺钉</w:t>
+            </w:r>
+          </w:p>
+        </w:tc>
+        <w:tc>
+          <w:tcPr>
+            <w:tcW w:type="dxa" w:w="2158"/>
+          </w:tcPr>
+          <w:p>
+            <w:pPr>
+              <w:jc w:val="center"/>
+            </w:pPr>
+            <w:r/>
+            <w:r>
+              <w:rPr>
+                <w:rFonts w:ascii="微软雅黑" w:hAnsi="微软雅黑" w:eastAsia="微软雅黑"/>
+                <w:b w:val="0"/>
+                <w:color w:val="000000"/>
+                <w:sz w:val="20"/>
+              </w:rPr>
+              <w:t>固定连接</w:t>
+            </w:r>
+          </w:p>
+        </w:tc>
+        <w:tc>
+          <w:tcPr>
+            <w:tcW w:type="dxa" w:w="2158"/>
+          </w:tcPr>
+          <w:p>
+            <w:pPr>
+              <w:jc w:val="center"/>
+            </w:pPr>
+            <w:r/>
+            <w:r>
+              <w:rPr>
+                <w:rFonts w:ascii="微软雅黑" w:hAnsi="微软雅黑" w:eastAsia="微软雅黑"/>
+                <w:b w:val="0"/>
+                <w:color w:val="000000"/>
+                <w:sz w:val="20"/>
+              </w:rPr>
+              <w:t>将钻模板固定在底板上</w:t>
+            </w:r>
+          </w:p>
+        </w:tc>
+      </w:tr>
+      <w:tr>
+        <w:tc>
+          <w:tcPr>
+            <w:tcW w:type="dxa" w:w="2158"/>
+          </w:tcPr>
+          <w:p>
+            <w:pPr>
+              <w:jc w:val="center"/>
+            </w:pPr>
+            <w:r/>
+            <w:r>
+              <w:rPr>
+                <w:rFonts w:ascii="微软雅黑" w:hAnsi="微软雅黑" w:eastAsia="微软雅黑"/>
+                <w:b w:val="0"/>
+                <w:color w:val="000000"/>
+                <w:sz w:val="20"/>
+              </w:rPr>
+              <w:t>夹紧块—底板</w:t>
+            </w:r>
+          </w:p>
+        </w:tc>
+        <w:tc>
+          <w:tcPr>
+            <w:tcW w:type="dxa" w:w="2158"/>
+          </w:tcPr>
+          <w:p>
+            <w:pPr>
+              <w:jc w:val="center"/>
+            </w:pPr>
+            <w:r/>
+            <w:r>
+              <w:rPr>
+                <w:rFonts w:ascii="微软雅黑" w:hAnsi="微软雅黑" w:eastAsia="微软雅黑"/>
+                <w:b w:val="0"/>
+                <w:color w:val="000000"/>
+                <w:sz w:val="20"/>
+              </w:rPr>
+              <w:t>M4螺钉+定位键</w:t>
+            </w:r>
+          </w:p>
+        </w:tc>
+        <w:tc>
+          <w:tcPr>
+            <w:tcW w:type="dxa" w:w="2158"/>
+          </w:tcPr>
+          <w:p>
+            <w:pPr>
+              <w:jc w:val="center"/>
+            </w:pPr>
+            <w:r/>
+            <w:r>
+              <w:rPr>
+                <w:rFonts w:ascii="微软雅黑" w:hAnsi="微软雅黑" w:eastAsia="微软雅黑"/>
+                <w:b w:val="0"/>
+                <w:color w:val="000000"/>
+                <w:sz w:val="20"/>
+              </w:rPr>
+              <w:t>固定连接</w:t>
+            </w:r>
+          </w:p>
+        </w:tc>
+        <w:tc>
+          <w:tcPr>
+            <w:tcW w:type="dxa" w:w="2158"/>
+          </w:tcPr>
+          <w:p>
+            <w:pPr>
+              <w:jc w:val="center"/>
+            </w:pPr>
+            <w:r/>
+            <w:r>
+              <w:rPr>
+                <w:rFonts w:ascii="微软雅黑" w:hAnsi="微软雅黑" w:eastAsia="微软雅黑"/>
+                <w:b w:val="0"/>
+                <w:color w:val="000000"/>
+                <w:sz w:val="20"/>
+              </w:rPr>
+              <w:t>定位键保证钻模板位置精度</w:t>
+            </w:r>
+          </w:p>
+        </w:tc>
+      </w:tr>
+      <w:tr>
+        <w:tc>
+          <w:tcPr>
+            <w:tcW w:type="dxa" w:w="2158"/>
+          </w:tcPr>
+          <w:p>
+            <w:pPr>
+              <w:jc w:val="center"/>
+            </w:pPr>
+            <w:r/>
+            <w:r>
+              <w:rPr>
+                <w:rFonts w:ascii="微软雅黑" w:hAnsi="微软雅黑" w:eastAsia="微软雅黑"/>
+                <w:b w:val="0"/>
+                <w:color w:val="000000"/>
+                <w:sz w:val="20"/>
+              </w:rPr>
+              <w:t>底板—钻床工作台</w:t>
+            </w:r>
+          </w:p>
+        </w:tc>
+        <w:tc>
+          <w:tcPr>
+            <w:tcW w:type="dxa" w:w="2158"/>
+          </w:tcPr>
+          <w:p>
+            <w:pPr>
+              <w:jc w:val="center"/>
+            </w:pPr>
+            <w:r/>
+            <w:r>
+              <w:rPr>
+                <w:rFonts w:ascii="微软雅黑" w:hAnsi="微软雅黑" w:eastAsia="微软雅黑"/>
+                <w:b w:val="0"/>
+                <w:color w:val="000000"/>
+                <w:sz w:val="20"/>
+              </w:rPr>
+              <w:t>T形槽螺栓M20</w:t>
+            </w:r>
+          </w:p>
+        </w:tc>
+        <w:tc>
+          <w:tcPr>
+            <w:tcW w:type="dxa" w:w="2158"/>
+          </w:tcPr>
+          <w:p>
+            <w:pPr>
+              <w:jc w:val="center"/>
+            </w:pPr>
+            <w:r/>
+            <w:r>
+              <w:rPr>
+                <w:rFonts w:ascii="微软雅黑" w:hAnsi="微软雅黑" w:eastAsia="微软雅黑"/>
+                <w:b w:val="0"/>
+                <w:color w:val="000000"/>
+                <w:sz w:val="20"/>
+              </w:rPr>
+              <w:t>可拆卸连接</w:t>
+            </w:r>
+          </w:p>
+        </w:tc>
+        <w:tc>
+          <w:tcPr>
+            <w:tcW w:type="dxa" w:w="2158"/>
+          </w:tcPr>
+          <w:p>
+            <w:pPr>
+              <w:jc w:val="center"/>
+            </w:pPr>
+            <w:r/>
+            <w:r>
+              <w:rPr>
+                <w:rFonts w:ascii="微软雅黑" w:hAnsi="微软雅黑" w:eastAsia="微软雅黑"/>
+                <w:b w:val="0"/>
+                <w:color w:val="000000"/>
+                <w:sz w:val="20"/>
+              </w:rPr>
+              <w:t>底板通过2个T形螺栓固定于钻床工作台T形槽</w:t>
+            </w:r>
+          </w:p>
+        </w:tc>
+      </w:tr>
+    </w:tbl>
+    <w:p/>
+    <w:p>
+      <w:pPr>
+        <w:spacing w:after="120" w:line="360" w:lineRule="auto"/>
+        <w:ind w:firstLine="420"/>
+      </w:pPr>
+      <w:r>
+        <w:rPr>
+          <w:rFonts w:ascii="微软雅黑" w:hAnsi="微软雅黑" w:eastAsia="微软雅黑"/>
+          <w:b w:val="0"/>
+          <w:color w:val="000000"/>
+          <w:sz w:val="21"/>
+        </w:rPr>
+        <w:t>装配顺序：</w:t>
+      </w:r>
+    </w:p>
+    <w:p>
+      <w:pPr>
+        <w:spacing w:after="120" w:line="360" w:lineRule="auto"/>
+        <w:ind w:firstLine="420"/>
+      </w:pPr>
+      <w:r>
+        <w:rPr>
+          <w:rFonts w:ascii="微软雅黑" w:hAnsi="微软雅黑" w:eastAsia="微软雅黑"/>
+          <w:b w:val="0"/>
+          <w:color w:val="000000"/>
+          <w:sz w:val="21"/>
+        </w:rPr>
+        <w:t>步骤1：将小V形定位块用M4螺钉初步固定在底板上，装入定位销确定精确位置。</w:t>
+      </w:r>
+    </w:p>
+    <w:p>
+      <w:pPr>
+        <w:spacing w:after="120" w:line="360" w:lineRule="auto"/>
+        <w:ind w:firstLine="420"/>
+      </w:pPr>
+      <w:r>
+        <w:rPr>
+          <w:rFonts w:ascii="微软雅黑" w:hAnsi="微软雅黑" w:eastAsia="微软雅黑"/>
+          <w:b w:val="0"/>
+          <w:color w:val="000000"/>
+          <w:sz w:val="21"/>
+        </w:rPr>
+        <w:t>步骤2：将大V形定位块用M4螺钉初步固定在底板上，装入定位销确定精确位置。</w:t>
+      </w:r>
+    </w:p>
+    <w:p>
+      <w:pPr>
+        <w:spacing w:after="120" w:line="360" w:lineRule="auto"/>
+        <w:ind w:firstLine="420"/>
+      </w:pPr>
+      <w:r>
+        <w:rPr>
+          <w:rFonts w:ascii="微软雅黑" w:hAnsi="微软雅黑" w:eastAsia="微软雅黑"/>
+          <w:b w:val="0"/>
+          <w:color w:val="000000"/>
+          <w:sz w:val="21"/>
+        </w:rPr>
+        <w:t>步骤3：将夹紧块用M4螺钉和定位键初步固定在底板上。</w:t>
+      </w:r>
+    </w:p>
+    <w:p>
+      <w:pPr>
+        <w:spacing w:after="120" w:line="360" w:lineRule="auto"/>
+        <w:ind w:firstLine="420"/>
+      </w:pPr>
+      <w:r>
+        <w:rPr>
+          <w:rFonts w:ascii="微软雅黑" w:hAnsi="微软雅黑" w:eastAsia="微软雅黑"/>
+          <w:b w:val="0"/>
+          <w:color w:val="000000"/>
+          <w:sz w:val="21"/>
+        </w:rPr>
+        <w:t>步骤4：将钻模板用M4螺钉固定在夹紧块上。</w:t>
+      </w:r>
+    </w:p>
+    <w:p>
+      <w:pPr>
+        <w:spacing w:after="120" w:line="360" w:lineRule="auto"/>
+        <w:ind w:firstLine="420"/>
+      </w:pPr>
+      <w:r>
+        <w:rPr>
+          <w:rFonts w:ascii="微软雅黑" w:hAnsi="微软雅黑" w:eastAsia="微软雅黑"/>
+          <w:b w:val="0"/>
+          <w:color w:val="000000"/>
+          <w:sz w:val="21"/>
+        </w:rPr>
+        <w:t>步骤5：将可换钻套装入钻模板Φ42H7孔中，轻敲到位。</w:t>
+      </w:r>
+    </w:p>
+    <w:p>
+      <w:pPr>
+        <w:spacing w:after="120" w:line="360" w:lineRule="auto"/>
+        <w:ind w:firstLine="420"/>
+      </w:pPr>
+      <w:r>
+        <w:rPr>
+          <w:rFonts w:ascii="微软雅黑" w:hAnsi="微软雅黑" w:eastAsia="微软雅黑"/>
+          <w:b w:val="0"/>
+          <w:color w:val="000000"/>
+          <w:sz w:val="21"/>
+        </w:rPr>
+        <w:t>步骤6：装入T形螺栓，将压板套入螺栓，装入垫圈和螺母。完成装配。</w:t>
+      </w:r>
+    </w:p>
+    <w:p>
+      <w:pPr>
+        <w:spacing w:before="240" w:after="120" w:line="360" w:lineRule="auto"/>
+        <w:jc w:val="center"/>
+      </w:pPr>
+      <w:r>
+        <w:rPr>
+          <w:rFonts w:ascii="宋体" w:hAnsi="宋体" w:eastAsia="宋体"/>
+          <w:b/>
+          <w:color w:val="000000"/>
+          <w:sz w:val="36"/>
+        </w:rPr>
+        <w:t>第8章  操作说明</w:t>
+      </w:r>
+    </w:p>
+    <w:p>
+      <w:pPr>
+        <w:spacing w:after="120" w:line="360" w:lineRule="auto"/>
+        <w:ind w:firstLine="420"/>
+      </w:pPr>
+      <w:r>
+        <w:rPr>
+          <w:rFonts w:ascii="微软雅黑" w:hAnsi="微软雅黑" w:eastAsia="微软雅黑"/>
+          <w:b w:val="0"/>
+          <w:color w:val="000000"/>
+          <w:sz w:val="21"/>
+        </w:rPr>
+        <w:t>本夹具的操作流程如下：</w:t>
+      </w:r>
+    </w:p>
+    <w:p>
+      <w:pPr>
+        <w:spacing w:after="120" w:line="360" w:lineRule="auto"/>
+        <w:ind w:firstLine="420"/>
+      </w:pPr>
+      <w:r>
+        <w:rPr>
+          <w:rFonts w:ascii="微软雅黑" w:hAnsi="微软雅黑" w:eastAsia="微软雅黑"/>
+          <w:b w:val="0"/>
+          <w:color w:val="000000"/>
+          <w:sz w:val="21"/>
+        </w:rPr>
+        <w:t>步骤1（工件放入）：将连杆工件底面朝下放置于底板上平面，大端Φ70外圆靠入大V形定位块V形槽中，小端Φ40外圆靠入小V形定位块V形槽中。轻轻推动工件确认两端均与V形槽可靠接触。</w:t>
+      </w:r>
+    </w:p>
+    <w:p>
+      <w:pPr>
+        <w:spacing w:after="120" w:line="360" w:lineRule="auto"/>
+        <w:ind w:firstLine="420"/>
+      </w:pPr>
+      <w:r>
+        <w:rPr>
+          <w:rFonts w:ascii="微软雅黑" w:hAnsi="微软雅黑" w:eastAsia="微软雅黑"/>
+          <w:b w:val="0"/>
+          <w:color w:val="000000"/>
+          <w:sz w:val="21"/>
+        </w:rPr>
+        <w:t>步骤2（预压紧）：将压板穿过两根T形螺栓置于工件上表面，用手旋入螺母至压板轻触工件表面，确保压板工作面与工件上表面贴合。注意压板应位于工件大、小两孔之间偏大孔侧，避免干涉钻套。</w:t>
+      </w:r>
+    </w:p>
+    <w:p>
+      <w:pPr>
+        <w:spacing w:after="120" w:line="360" w:lineRule="auto"/>
+        <w:ind w:firstLine="420"/>
+      </w:pPr>
+      <w:r>
+        <w:rPr>
+          <w:rFonts w:ascii="微软雅黑" w:hAnsi="微软雅黑" w:eastAsia="微软雅黑"/>
+          <w:b w:val="0"/>
+          <w:color w:val="000000"/>
+          <w:sz w:val="21"/>
+        </w:rPr>
+        <w:t>步骤3（正式夹紧）：使用扳手（有效长度350mm）交替拧紧两侧螺母，每次拧约1/4圈，交替进行直至达到规定扭矩。操作者用约250N的力扳动扳手，确保两侧夹紧力均匀。</w:t>
+      </w:r>
+    </w:p>
+    <w:p>
+      <w:pPr>
+        <w:spacing w:after="120" w:line="360" w:lineRule="auto"/>
+        <w:ind w:firstLine="420"/>
+      </w:pPr>
+      <w:r>
+        <w:rPr>
+          <w:rFonts w:ascii="微软雅黑" w:hAnsi="微软雅黑" w:eastAsia="微软雅黑"/>
+          <w:b w:val="0"/>
+          <w:color w:val="000000"/>
+          <w:sz w:val="21"/>
+        </w:rPr>
+        <w:t>步骤4（检查）：目视检查工件是否与V形块紧密接触，轻敲工件听音确认无松动。必要时用0.02mm塞尺检查工件底面与底板之间的间隙，不应塞入。</w:t>
+      </w:r>
+    </w:p>
+    <w:p>
+      <w:pPr>
+        <w:spacing w:after="120" w:line="360" w:lineRule="auto"/>
+        <w:ind w:firstLine="420"/>
+      </w:pPr>
+      <w:r>
+        <w:rPr>
+          <w:rFonts w:ascii="微软雅黑" w:hAnsi="微软雅黑" w:eastAsia="微软雅黑"/>
+          <w:b w:val="0"/>
+          <w:color w:val="000000"/>
+          <w:sz w:val="21"/>
+        </w:rPr>
+        <w:t>步骤5（钻孔加工）：先钻大孔Φ32（使用Φ25钻→扩至Φ32），再钻小孔Φ19，最后分别铰Φ33H7和Φ20H7。钻削过程中注意切削液充分冷却。</w:t>
+      </w:r>
+    </w:p>
+    <w:p>
+      <w:pPr>
+        <w:spacing w:after="120" w:line="360" w:lineRule="auto"/>
+        <w:ind w:firstLine="420"/>
+      </w:pPr>
+      <w:r>
+        <w:rPr>
+          <w:rFonts w:ascii="微软雅黑" w:hAnsi="微软雅黑" w:eastAsia="微软雅黑"/>
+          <w:b w:val="0"/>
+          <w:color w:val="000000"/>
+          <w:sz w:val="21"/>
+        </w:rPr>
+        <w:t>步骤6（松夹卸件）：加工完成后，用扳手松开两侧螺母，取下压板，取出工件。用压缩空气吹净夹具表面切屑，准备下一件装夹。</w:t>
+      </w:r>
+    </w:p>
+    <w:p>
+      <w:pPr>
+        <w:spacing w:after="120" w:line="360" w:lineRule="auto"/>
+        <w:ind w:firstLine="420"/>
+      </w:pPr>
+      <w:r>
+        <w:rPr>
+          <w:rFonts w:ascii="微软雅黑" w:hAnsi="微软雅黑" w:eastAsia="微软雅黑"/>
+          <w:b w:val="0"/>
+          <w:color w:val="000000"/>
+          <w:sz w:val="21"/>
+        </w:rPr>
+        <w:t>安全注意事项：</w:t>
+      </w:r>
+    </w:p>
+    <w:p>
+      <w:pPr>
+        <w:spacing w:after="120" w:line="360" w:lineRule="auto"/>
+        <w:ind w:firstLine="420"/>
+      </w:pPr>
+      <w:r>
+        <w:rPr>
+          <w:rFonts w:ascii="微软雅黑" w:hAnsi="微软雅黑" w:eastAsia="微软雅黑"/>
+          <w:b w:val="0"/>
+          <w:color w:val="000000"/>
+          <w:sz w:val="21"/>
+        </w:rPr>
+        <w:t>① 夹紧时必须交替拧紧两侧螺母，避免单侧过紧导致压板倾斜或工件偏位。</w:t>
+      </w:r>
+    </w:p>
+    <w:p>
+      <w:pPr>
+        <w:spacing w:after="120" w:line="360" w:lineRule="auto"/>
+        <w:ind w:firstLine="420"/>
+      </w:pPr>
+      <w:r>
+        <w:rPr>
+          <w:rFonts w:ascii="微软雅黑" w:hAnsi="微软雅黑" w:eastAsia="微软雅黑"/>
+          <w:b w:val="0"/>
+          <w:color w:val="000000"/>
+          <w:sz w:val="21"/>
+        </w:rPr>
+        <w:t>② 钻孔前必须确认工件已可靠夹紧，禁止在未夹紧状态下启动主轴。</w:t>
+      </w:r>
+    </w:p>
+    <w:p>
+      <w:pPr>
+        <w:spacing w:after="120" w:line="360" w:lineRule="auto"/>
+        <w:ind w:firstLine="420"/>
+      </w:pPr>
+      <w:r>
+        <w:rPr>
+          <w:rFonts w:ascii="微软雅黑" w:hAnsi="微软雅黑" w:eastAsia="微软雅黑"/>
+          <w:b w:val="0"/>
+          <w:color w:val="000000"/>
+          <w:sz w:val="21"/>
+        </w:rPr>
+        <w:t>③ 定期检查钻套内孔磨损情况，磨损量超过0.02mm时应更换钻套。</w:t>
+      </w:r>
+    </w:p>
+    <w:p>
+      <w:pPr>
+        <w:spacing w:after="120" w:line="360" w:lineRule="auto"/>
+        <w:ind w:firstLine="420"/>
+      </w:pPr>
+      <w:r>
+        <w:rPr>
+          <w:rFonts w:ascii="微软雅黑" w:hAnsi="微软雅黑" w:eastAsia="微软雅黑"/>
+          <w:b w:val="0"/>
+          <w:color w:val="000000"/>
+          <w:sz w:val="21"/>
+        </w:rPr>
+        <w:t>④ 每班次工作前检查V形块定位面和底板上平面是否有切屑或毛刺，及时清理。</w:t>
+      </w:r>
+    </w:p>
+    <w:p>
+      <w:pPr>
+        <w:spacing w:after="120" w:line="360" w:lineRule="auto"/>
+        <w:ind w:firstLine="420"/>
+      </w:pPr>
+      <w:r>
+        <w:rPr>
+          <w:rFonts w:ascii="微软雅黑" w:hAnsi="微软雅黑" w:eastAsia="微软雅黑"/>
+          <w:b w:val="0"/>
+          <w:color w:val="000000"/>
+          <w:sz w:val="21"/>
+        </w:rPr>
+        <w:t>⑤ 不得在夹具上敲打工件，以免损坏定位面精度。</w:t>
+      </w:r>
+    </w:p>
+    <w:p>
+      <w:pPr>
+        <w:spacing w:before="240" w:after="120" w:line="360" w:lineRule="auto"/>
+        <w:jc w:val="center"/>
+      </w:pPr>
+      <w:r>
+        <w:rPr>
+          <w:rFonts w:ascii="宋体" w:hAnsi="宋体" w:eastAsia="宋体"/>
+          <w:b/>
+          <w:color w:val="000000"/>
+          <w:sz w:val="36"/>
+        </w:rPr>
+        <w:t>第9章  参考文献</w:t>
+      </w:r>
+    </w:p>
+    <w:p>
+      <w:pPr>
+        <w:spacing w:after="120" w:line="360" w:lineRule="auto"/>
+      </w:pPr>
+      <w:r>
+        <w:rPr>
+          <w:rFonts w:ascii="微软雅黑" w:hAnsi="微软雅黑" w:eastAsia="微软雅黑"/>
+          <w:b w:val="0"/>
+          <w:color w:val="000000"/>
+          <w:sz w:val="21"/>
+        </w:rPr>
+        <w:t>[1] 王先逵. 机械制造工艺学（第4版）. 北京: 机械工业出版社, 2019.</w:t>
+      </w:r>
+    </w:p>
+    <w:p>
+      <w:pPr>
+        <w:spacing w:after="120" w:line="360" w:lineRule="auto"/>
+      </w:pPr>
+      <w:r>
+        <w:rPr>
+          <w:rFonts w:ascii="微软雅黑" w:hAnsi="微软雅黑" w:eastAsia="微软雅黑"/>
+          <w:b w:val="0"/>
+          <w:color w:val="000000"/>
+          <w:sz w:val="21"/>
+        </w:rPr>
+        <w:t>[2] 吴拓. 机床夹具设计手册（第3版）. 北京: 机械工业出版社, 2017.</w:t>
+      </w:r>
+    </w:p>
+    <w:p>
+      <w:pPr>
+        <w:spacing w:after="120" w:line="360" w:lineRule="auto"/>
+      </w:pPr>
+      <w:r>
+        <w:rPr>
+          <w:rFonts w:ascii="微软雅黑" w:hAnsi="微软雅黑" w:eastAsia="微软雅黑"/>
+          <w:b w:val="0"/>
+          <w:color w:val="000000"/>
+          <w:sz w:val="21"/>
+        </w:rPr>
+        <w:t>[3] 陈宏钧. 实用机械加工工艺手册（第4版）. 北京: 机械工业出版社, 2015.</w:t>
+      </w:r>
+    </w:p>
+    <w:p>
+      <w:pPr>
+        <w:spacing w:after="120" w:line="360" w:lineRule="auto"/>
+      </w:pPr>
+      <w:r>
+        <w:rPr>
+          <w:rFonts w:ascii="微软雅黑" w:hAnsi="微软雅黑" w:eastAsia="微软雅黑"/>
+          <w:b w:val="0"/>
+          <w:color w:val="000000"/>
+          <w:sz w:val="21"/>
+        </w:rPr>
+        <w:t>[4] 赵如福. 金属机械加工工艺人员手册（第6版）. 上海: 上海科学技术出版社, 2006.</w:t>
+      </w:r>
+    </w:p>
+    <w:p>
+      <w:pPr>
+        <w:spacing w:after="120" w:line="360" w:lineRule="auto"/>
+      </w:pPr>
+      <w:r>
+        <w:rPr>
+          <w:rFonts w:ascii="微软雅黑" w:hAnsi="微软雅黑" w:eastAsia="微软雅黑"/>
+          <w:b w:val="0"/>
+          <w:color w:val="000000"/>
+          <w:sz w:val="21"/>
+        </w:rPr>
+        <w:t>[5] 成大先. 机械设计手册（第五版）. 北京: 化学工业出版社, 2008.</w:t>
+      </w:r>
+    </w:p>
+    <w:p>
+      <w:pPr>
+        <w:spacing w:after="120" w:line="360" w:lineRule="auto"/>
+      </w:pPr>
+      <w:r>
+        <w:rPr>
+          <w:rFonts w:ascii="微软雅黑" w:hAnsi="微软雅黑" w:eastAsia="微软雅黑"/>
+          <w:b w:val="0"/>
+          <w:color w:val="000000"/>
+          <w:sz w:val="21"/>
+        </w:rPr>
+        <w:t>[6] 艾兴, 肖诗纲. 切削用量简明手册（第3版）. 北京: 机械工业出版社, 2002.</w:t>
+      </w:r>
+    </w:p>
+    <w:p>
+      <w:pPr>
+        <w:spacing w:after="120" w:line="360" w:lineRule="auto"/>
+      </w:pPr>
+      <w:r>
+        <w:rPr>
+          <w:rFonts w:ascii="微软雅黑" w:hAnsi="微软雅黑" w:eastAsia="微软雅黑"/>
+          <w:b w:val="0"/>
+          <w:color w:val="000000"/>
+          <w:sz w:val="21"/>
+        </w:rPr>
+        <w:t>[7] 孙桓, 陈作模, 葛文杰. 机械原理（第8版）. 北京: 高等教育出版社, 2013.</w:t>
+      </w:r>
+    </w:p>
+    <w:p>
+      <w:pPr>
+        <w:spacing w:after="120" w:line="360" w:lineRule="auto"/>
+      </w:pPr>
+      <w:r>
+        <w:rPr>
+          <w:rFonts w:ascii="微软雅黑" w:hAnsi="微软雅黑" w:eastAsia="微软雅黑"/>
+          <w:b w:val="0"/>
+          <w:color w:val="000000"/>
+          <w:sz w:val="21"/>
+        </w:rPr>
+        <w:t>[8] 濮良贵, 纪名刚. 机械设计（第9版）. 北京: 高等教育出版社, 2013.</w:t>
+      </w:r>
+    </w:p>
+    <w:p>
+      <w:pPr>
+        <w:spacing w:before="240" w:after="120" w:line="360" w:lineRule="auto"/>
+        <w:jc w:val="center"/>
+      </w:pPr>
+      <w:r>
+        <w:rPr>
+          <w:rFonts w:ascii="宋体" w:hAnsi="宋体" w:eastAsia="宋体"/>
+          <w:b/>
+          <w:color w:val="000000"/>
+          <w:sz w:val="36"/>
+        </w:rPr>
+        <w:t>第10章  设计总结</w:t>
+      </w:r>
+    </w:p>
+    <w:p>
+      <w:pPr>
+        <w:spacing w:after="120" w:line="360" w:lineRule="auto"/>
+        <w:ind w:firstLine="420"/>
+      </w:pPr>
+      <w:r>
+        <w:rPr>
+          <w:rFonts w:ascii="微软雅黑" w:hAnsi="微软雅黑" w:eastAsia="微软雅黑"/>
+          <w:b w:val="0"/>
+          <w:color w:val="000000"/>
+          <w:sz w:val="21"/>
+        </w:rPr>
+        <w:t>本设计以连杆钻孔工序为对象，完成了专用钻床夹具的完整设计。主要工作与结论如下：</w:t>
+      </w:r>
+    </w:p>
+    <w:p>
+      <w:pPr>
+        <w:spacing w:after="120" w:line="360" w:lineRule="auto"/>
+        <w:ind w:firstLine="420"/>
+      </w:pPr>
+      <w:r>
+        <w:rPr>
+          <w:rFonts w:ascii="微软雅黑" w:hAnsi="微软雅黑" w:eastAsia="微软雅黑"/>
+          <w:b w:val="0"/>
+          <w:color w:val="000000"/>
+          <w:sz w:val="21"/>
+        </w:rPr>
+        <w:t>（1）采用"一面两V形"定位方案：底板上面限制Z移、X转、Y转三个自由度；大V形块（90°槽角）限制X移、Y移两个自由度；小V形块（90°槽角）限制Z转一个自由度。六点定位完整，无过定位。</w:t>
+      </w:r>
+    </w:p>
+    <w:p>
+      <w:pPr>
+        <w:spacing w:after="120" w:line="360" w:lineRule="auto"/>
+        <w:ind w:firstLine="420"/>
+      </w:pPr>
+      <w:r>
+        <w:rPr>
+          <w:rFonts w:ascii="微软雅黑" w:hAnsi="微软雅黑" w:eastAsia="微软雅黑"/>
+          <w:b w:val="0"/>
+          <w:color w:val="000000"/>
+          <w:sz w:val="21"/>
+        </w:rPr>
+        <w:t>（2）采用螺旋压板夹紧机构：经三方案对比（螺旋压板、偏心夹紧、气动液压），螺旋压板在自锁性、夹紧力、成本和安全性方面综合最优。螺纹升角λ=2.5° &lt;&lt; 摩擦角φᵥ=9.83°，自锁可靠。</w:t>
+      </w:r>
+    </w:p>
+    <w:p>
+      <w:pPr>
+        <w:spacing w:after="120" w:line="360" w:lineRule="auto"/>
+        <w:ind w:firstLine="420"/>
+      </w:pPr>
+      <w:r>
+        <w:rPr>
+          <w:rFonts w:ascii="微软雅黑" w:hAnsi="微软雅黑" w:eastAsia="微软雅黑"/>
+          <w:b w:val="0"/>
+          <w:color w:val="000000"/>
+          <w:sz w:val="21"/>
+        </w:rPr>
+        <w:t>（3）切削力计算：高速钢钻头钻Φ32孔，轴向力P=7015N，扭矩M=112.5N·m。安全系数K=2.808。防抬起需Fcl≥19699N，防转动需Fcl≥42539N，以防转动为设计控制条件。</w:t>
+      </w:r>
+    </w:p>
+    <w:p>
+      <w:pPr>
+        <w:spacing w:after="120" w:line="360" w:lineRule="auto"/>
+        <w:ind w:firstLine="420"/>
+      </w:pPr>
+      <w:r>
+        <w:rPr>
+          <w:rFonts w:ascii="微软雅黑" w:hAnsi="微软雅黑" w:eastAsia="微软雅黑"/>
+          <w:b w:val="0"/>
+          <w:color w:val="000000"/>
+          <w:sz w:val="21"/>
+        </w:rPr>
+        <w:t>（4）夹紧力校核：双M20螺栓手动拧紧（250N×350mm扳手）可产生43750N夹紧力，大于所需42539N，安全裕度2.85%。</w:t>
+      </w:r>
+    </w:p>
+    <w:p>
+      <w:pPr>
+        <w:spacing w:after="120" w:line="360" w:lineRule="auto"/>
+        <w:ind w:firstLine="420"/>
+      </w:pPr>
+      <w:r>
+        <w:rPr>
+          <w:rFonts w:ascii="微软雅黑" w:hAnsi="微软雅黑" w:eastAsia="微软雅黑"/>
+          <w:b w:val="0"/>
+          <w:color w:val="000000"/>
+          <w:sz w:val="21"/>
+        </w:rPr>
+        <w:t>（5）定位误差分析：基准不重合误差ΔB=0（工序基准与定位基准重合）；基准位移误差ΔY₁=0.0212mm（大端）、ΔY₂=0.0177mm（小端）。转角误差Δα=1.52′，在孔距88mm上引起的线位移0.039mm &lt; ±0.05mm要求。总定位误差略超1/3原则，但满足产品精度要求。</w:t>
+      </w:r>
+    </w:p>
+    <w:p>
+      <w:pPr>
+        <w:spacing w:after="120" w:line="360" w:lineRule="auto"/>
+        <w:ind w:firstLine="420"/>
+      </w:pPr>
+      <w:r>
+        <w:rPr>
+          <w:rFonts w:ascii="微软雅黑" w:hAnsi="微软雅黑" w:eastAsia="微软雅黑"/>
+          <w:b w:val="0"/>
+          <w:color w:val="000000"/>
+          <w:sz w:val="21"/>
+        </w:rPr>
+        <w:t>（6）压板采用40Cr调质（182×77×15mm），弯曲应力σ=246.2MPa &lt; 许用262MPa，强度满足。钻模板刚度0.00064mm &lt;&lt; 0.01mm，刚度充足。</w:t>
+      </w:r>
+    </w:p>
+    <w:p>
+      <w:pPr>
+        <w:spacing w:after="120" w:line="360" w:lineRule="auto"/>
+        <w:ind w:firstLine="420"/>
+      </w:pPr>
+      <w:r>
+        <w:rPr>
+          <w:rFonts w:ascii="微软雅黑" w:hAnsi="微软雅黑" w:eastAsia="微软雅黑"/>
+          <w:b w:val="0"/>
+          <w:color w:val="000000"/>
+          <w:sz w:val="21"/>
+        </w:rPr>
+        <w:t>（7）可换钻套选用T10A淬火HRC60～64，与钻模板配合Φ42 H7/g6，兼顾定位精度与更换便利。</w:t>
+      </w:r>
+    </w:p>
+    <w:p>
+      <w:pPr>
+        <w:spacing w:after="120" w:line="360" w:lineRule="auto"/>
+        <w:ind w:firstLine="420"/>
+      </w:pPr>
+      <w:r>
+        <w:rPr>
+          <w:rFonts w:ascii="微软雅黑" w:hAnsi="微软雅黑" w:eastAsia="微软雅黑"/>
+          <w:b w:val="0"/>
+          <w:color w:val="000000"/>
+          <w:sz w:val="21"/>
+        </w:rPr>
+        <w:t>本夹具设计方案结构合理、计算充分、安全可靠，适合中批量（5000～10000件/批）连杆钻孔加工。</w:t>
       </w:r>
     </w:p>
     <w:sectPr>
@@ -1400,14 +8032,6 @@
     <w:name w:val="Normal"/>
     <w:qFormat/>
     <w:rsid w:val="00FC693F"/>
-    <w:pPr>
-      <w:spacing w:line="360" w:lineRule="auto"/>
-    </w:pPr>
-    <w:rPr>
-      <w:rFonts w:ascii="微软雅黑" w:hAnsi="微软雅黑" w:eastAsia="微软雅黑"/>
-      <w:color w:val="000000"/>
-      <w:sz w:val="21"/>
-    </w:rPr>
   </w:style>
   <w:style w:type="paragraph" w:styleId="Header">
     <w:name w:val="header"/>
